--- a/report/report.docx
+++ b/report/report.docx
@@ -18,12 +18,21 @@
       <w:pPr>
         <w:jc w:val="center"/>
       </w:pPr>
+      <w:proofErr w:type="spellStart"/>
       <w:r>
         <w:rPr>
           <w:b/>
           <w:sz w:val="32"/>
         </w:rPr>
-        <w:t>รายงานโครงงานรายวิชา Computer Animation</w:t>
+        <w:t>รายงานโครงงานรายวิชา</w:t>
+      </w:r>
+      <w:proofErr w:type="spellEnd"/>
+      <w:r>
+        <w:rPr>
+          <w:b/>
+          <w:sz w:val="32"/>
+        </w:rPr>
+        <w:t xml:space="preserve"> Computer Animation</w:t>
       </w:r>
     </w:p>
     <w:p>
@@ -41,11 +50,19 @@
       <w:pPr>
         <w:jc w:val="center"/>
       </w:pPr>
+      <w:proofErr w:type="spellStart"/>
       <w:r>
         <w:rPr>
           <w:sz w:val="26"/>
         </w:rPr>
-        <w:t>รายวิชา: Computer Animation</w:t>
+        <w:t>รายวิชา</w:t>
+      </w:r>
+      <w:proofErr w:type="spellEnd"/>
+      <w:r>
+        <w:rPr>
+          <w:sz w:val="26"/>
+        </w:rPr>
+        <w:t>: Computer Animation</w:t>
       </w:r>
     </w:p>
     <w:p>
@@ -53,19 +70,38 @@
         <w:jc w:val="center"/>
         <w:rPr>
           <w:sz w:val="26"/>
+          <w:lang w:bidi="th-TH"/>
         </w:rPr>
       </w:pPr>
+      <w:proofErr w:type="spellStart"/>
       <w:r>
         <w:rPr>
           <w:sz w:val="26"/>
         </w:rPr>
-        <w:t xml:space="preserve">ผู้จัดทำ: </w:t>
-      </w:r>
-      <w:r>
-        <w:rPr>
+        <w:t>ผู้จัดทำ</w:t>
+      </w:r>
+      <w:proofErr w:type="spellEnd"/>
+      <w:r>
+        <w:rPr>
+          <w:sz w:val="26"/>
+        </w:rPr>
+        <w:t xml:space="preserve">: </w:t>
+      </w:r>
+    </w:p>
+    <w:p>
+      <w:pPr>
+        <w:jc w:val="center"/>
+        <w:rPr>
+          <w:rFonts w:hint="cs"/>
           <w:sz w:val="26"/>
           <w:lang w:bidi="th-TH"/>
         </w:rPr>
+      </w:pPr>
+      <w:r>
+        <w:rPr>
+          <w:sz w:val="26"/>
+          <w:lang w:bidi="th-TH"/>
+        </w:rPr>
         <w:t>T</w:t>
       </w:r>
       <w:r>
@@ -79,6 +115,94 @@
           <w:sz w:val="26"/>
         </w:rPr>
         <w:t xml:space="preserve"> Ngamsukkasemsri</w:t>
+      </w:r>
+      <w:r>
+        <w:rPr>
+          <w:rFonts w:hint="cs"/>
+          <w:sz w:val="26"/>
+          <w:cs/>
+          <w:lang w:bidi="th-TH"/>
+        </w:rPr>
+        <w:t xml:space="preserve"> </w:t>
+      </w:r>
+      <w:r>
+        <w:rPr>
+          <w:sz w:val="26"/>
+          <w:lang w:bidi="th-TH"/>
+        </w:rPr>
+        <w:t>ID:</w:t>
+      </w:r>
+      <w:r>
+        <w:rPr>
+          <w:sz w:val="26"/>
+          <w:lang w:bidi="th-TH"/>
+        </w:rPr>
+        <w:t xml:space="preserve"> </w:t>
+      </w:r>
+      <w:r>
+        <w:rPr>
+          <w:rFonts w:hint="cs"/>
+          <w:sz w:val="28"/>
+          <w:szCs w:val="28"/>
+          <w:cs/>
+          <w:lang w:bidi="th-TH"/>
+        </w:rPr>
+        <w:t>6633109021</w:t>
+      </w:r>
+    </w:p>
+    <w:p>
+      <w:pPr>
+        <w:jc w:val="center"/>
+        <w:rPr>
+          <w:rFonts w:hint="cs"/>
+          <w:lang w:bidi="th-TH"/>
+        </w:rPr>
+      </w:pPr>
+      <w:proofErr w:type="spellStart"/>
+      <w:r>
+        <w:rPr>
+          <w:sz w:val="26"/>
+        </w:rPr>
+        <w:t>Jednipat</w:t>
+      </w:r>
+      <w:proofErr w:type="spellEnd"/>
+      <w:r>
+        <w:rPr>
+          <w:sz w:val="26"/>
+        </w:rPr>
+        <w:t xml:space="preserve"> </w:t>
+      </w:r>
+      <w:proofErr w:type="spellStart"/>
+      <w:r>
+        <w:rPr>
+          <w:sz w:val="26"/>
+        </w:rPr>
+        <w:t>Porapakpenjul</w:t>
+      </w:r>
+      <w:proofErr w:type="spellEnd"/>
+      <w:r>
+        <w:rPr>
+          <w:sz w:val="26"/>
+          <w:lang w:bidi="th-TH"/>
+        </w:rPr>
+        <w:t xml:space="preserve"> ID:</w:t>
+      </w:r>
+      <w:r>
+        <w:rPr>
+          <w:sz w:val="26"/>
+          <w:lang w:bidi="th-TH"/>
+        </w:rPr>
+        <w:t xml:space="preserve"> </w:t>
+      </w:r>
+      <w:r>
+        <w:rPr>
+          <w:rFonts w:hint="cs"/>
+          <w:sz w:val="28"/>
+          <w:szCs w:val="28"/>
+          <w:cs/>
+          <w:lang w:bidi="th-TH"/>
+        </w:rPr>
+        <w:t>6630368721</w:t>
       </w:r>
     </w:p>
     <w:p>
@@ -89,72 +213,109 @@
         <w:rPr>
           <w:sz w:val="26"/>
         </w:rPr>
-        <w:t>Jednipat Porapakpenjul</w:t>
-      </w:r>
+        <w:t xml:space="preserve">GitHub Username: </w:t>
+      </w:r>
+      <w:proofErr w:type="spellStart"/>
+      <w:r>
+        <w:rPr>
+          <w:sz w:val="26"/>
+        </w:rPr>
+        <w:t>thipbadee</w:t>
+      </w:r>
+      <w:proofErr w:type="spellEnd"/>
+    </w:p>
+    <w:p>
+      <w:pPr>
+        <w:jc w:val="center"/>
+        <w:rPr>
+          <w:lang w:bidi="th-TH"/>
+        </w:rPr>
+      </w:pPr>
+      <w:proofErr w:type="spellStart"/>
+      <w:r>
+        <w:rPr>
+          <w:sz w:val="26"/>
+        </w:rPr>
+        <w:t>อาจารย์ผู้สอน</w:t>
+      </w:r>
+      <w:proofErr w:type="spellEnd"/>
+      <w:r>
+        <w:rPr>
+          <w:sz w:val="26"/>
+        </w:rPr>
+        <w:t xml:space="preserve">: </w:t>
+      </w:r>
+      <w:proofErr w:type="spellStart"/>
+      <w:r>
+        <w:rPr>
+          <w:sz w:val="26"/>
+        </w:rPr>
+        <w:t>Pizzanu</w:t>
+      </w:r>
+      <w:proofErr w:type="spellEnd"/>
+      <w:r>
+        <w:rPr>
+          <w:sz w:val="26"/>
+        </w:rPr>
+        <w:t xml:space="preserve"> </w:t>
+      </w:r>
+      <w:proofErr w:type="spellStart"/>
+      <w:r>
+        <w:rPr>
+          <w:sz w:val="26"/>
+        </w:rPr>
+        <w:t>Kanongchaiyos</w:t>
+      </w:r>
+      <w:proofErr w:type="spellEnd"/>
     </w:p>
     <w:p>
       <w:pPr>
         <w:jc w:val="center"/>
       </w:pPr>
+      <w:proofErr w:type="spellStart"/>
       <w:r>
         <w:rPr>
           <w:sz w:val="26"/>
         </w:rPr>
-        <w:t>GitHub Username: thipbadee</w:t>
-      </w:r>
-    </w:p>
-    <w:p>
-      <w:pPr>
-        <w:jc w:val="center"/>
-        <w:rPr>
-          <w:lang w:bidi="th-TH"/>
-        </w:rPr>
-      </w:pPr>
+        <w:t>ภาคการศึกษา</w:t>
+      </w:r>
+      <w:proofErr w:type="spellEnd"/>
       <w:r>
         <w:rPr>
           <w:sz w:val="26"/>
         </w:rPr>
-        <w:t xml:space="preserve">อาจารย์ผู้สอน: </w:t>
+        <w:t xml:space="preserve">: </w:t>
       </w:r>
       <w:r>
         <w:rPr>
           <w:sz w:val="26"/>
         </w:rPr>
-        <w:t>Pizzanu Kanongchaiyos</w:t>
+        <w:t>Second</w:t>
+      </w:r>
+      <w:r>
+        <w:rPr>
+          <w:sz w:val="26"/>
+        </w:rPr>
+        <w:t xml:space="preserve"> Semester, Academic Year 2568</w:t>
       </w:r>
     </w:p>
     <w:p>
       <w:pPr>
         <w:jc w:val="center"/>
       </w:pPr>
+      <w:proofErr w:type="spellStart"/>
       <w:r>
         <w:rPr>
           <w:sz w:val="26"/>
         </w:rPr>
-        <w:t xml:space="preserve">ภาคการศึกษา: </w:t>
-      </w:r>
+        <w:t>คำสำคัญ</w:t>
+      </w:r>
+      <w:proofErr w:type="spellEnd"/>
       <w:r>
         <w:rPr>
           <w:sz w:val="26"/>
         </w:rPr>
-        <w:t>Second</w:t>
-      </w:r>
-      <w:r>
-        <w:rPr>
-          <w:sz w:val="26"/>
-        </w:rPr>
-        <w:t xml:space="preserve"> Semester, Academic Year 2568</w:t>
-      </w:r>
-    </w:p>
-    <w:p>
-      <w:pPr>
-        <w:jc w:val="center"/>
-      </w:pPr>
-      <w:r>
-        <w:rPr>
-          <w:sz w:val="26"/>
-        </w:rPr>
-        <w:t>คำสำคัญ: Pose Tracking, Computer Animation, Motion Analysis, Real-time Interaction, Temporal Filtering</w:t>
+        <w:t>: Pose Tracking, Computer Animation, Motion Analysis, Real-time Interaction, Temporal Filtering</w:t>
       </w:r>
     </w:p>
     <w:p/>
@@ -167,19 +328,223 @@
           <w:i/>
           <w:sz w:val="26"/>
         </w:rPr>
-        <w:t>เอกสารฉบับนี้นำเสนอการออกแบบและประเมินผลระบบติดตามการเคลื่อนไหวของท่าออกกำลังกายแบบเรียลไทม์ โดยตีความปัญหาในกรอบของ Computer Animation ผ่านโครงกระดูกเชิงท่าทาง (pose skeleton), key poses, progress interpolation และ temporal state transitions</w:t>
+        <w:t xml:space="preserve">เอกสารฉบับนี้นำเสนอการออกแบบและประเมินผลระบบติดตามการเคลื่อนไหวของท่าออกกำลังกายแบบเรียลไทม์ </w:t>
+      </w:r>
+      <w:proofErr w:type="spellStart"/>
+      <w:r>
+        <w:rPr>
+          <w:i/>
+          <w:sz w:val="26"/>
+        </w:rPr>
+        <w:t>โดยตีความปัญหาในกรอบของ</w:t>
+      </w:r>
+      <w:proofErr w:type="spellEnd"/>
+      <w:r>
+        <w:rPr>
+          <w:i/>
+          <w:sz w:val="26"/>
+        </w:rPr>
+        <w:t xml:space="preserve"> Computer Animation </w:t>
+      </w:r>
+      <w:proofErr w:type="spellStart"/>
+      <w:r>
+        <w:rPr>
+          <w:i/>
+          <w:sz w:val="26"/>
+        </w:rPr>
+        <w:t>ผ่านโครงกระดูกเชิงท่าทาง</w:t>
+      </w:r>
+      <w:proofErr w:type="spellEnd"/>
+      <w:r>
+        <w:rPr>
+          <w:i/>
+          <w:sz w:val="26"/>
+        </w:rPr>
+        <w:t xml:space="preserve"> (pose skeleton), key poses, progress interpolation </w:t>
+      </w:r>
+      <w:proofErr w:type="spellStart"/>
+      <w:r>
+        <w:rPr>
+          <w:i/>
+          <w:sz w:val="26"/>
+        </w:rPr>
+        <w:t>และ</w:t>
+      </w:r>
+      <w:proofErr w:type="spellEnd"/>
+      <w:r>
+        <w:rPr>
+          <w:i/>
+          <w:sz w:val="26"/>
+        </w:rPr>
+        <w:t xml:space="preserve"> temporal state transitions</w:t>
       </w:r>
     </w:p>
     <w:p>
       <w:pPr>
         <w:jc w:val="center"/>
       </w:pPr>
+      <w:proofErr w:type="spellStart"/>
       <w:r>
         <w:rPr>
           <w:sz w:val="25"/>
         </w:rPr>
-        <w:t>สรุปผลเด่นที่ขนาดข้อมูล 100,000 เฟรม: วิธี proposed ลด peak memory จาก 0.609 KB เป็น 0.531 KB และลด side-switch jitter จาก 3832 เป็น 3334 ครั้ง แม้มี runtime overhead เล็กน้อยที่สเกลสูงสุด</w:t>
-      </w:r>
+        <w:t>สรุปผลเด่นที่ขนาดข้อมูล</w:t>
+      </w:r>
+      <w:proofErr w:type="spellEnd"/>
+      <w:r>
+        <w:rPr>
+          <w:sz w:val="25"/>
+        </w:rPr>
+        <w:t xml:space="preserve"> 100,000 </w:t>
+      </w:r>
+      <w:proofErr w:type="spellStart"/>
+      <w:r>
+        <w:rPr>
+          <w:sz w:val="25"/>
+        </w:rPr>
+        <w:t>เฟรม</w:t>
+      </w:r>
+      <w:proofErr w:type="spellEnd"/>
+      <w:r>
+        <w:rPr>
+          <w:sz w:val="25"/>
+        </w:rPr>
+        <w:t xml:space="preserve">: </w:t>
+      </w:r>
+      <w:proofErr w:type="spellStart"/>
+      <w:r>
+        <w:rPr>
+          <w:sz w:val="25"/>
+        </w:rPr>
+        <w:t>วิธี</w:t>
+      </w:r>
+      <w:proofErr w:type="spellEnd"/>
+      <w:r>
+        <w:rPr>
+          <w:sz w:val="25"/>
+        </w:rPr>
+        <w:t xml:space="preserve"> proposed </w:t>
+      </w:r>
+      <w:proofErr w:type="spellStart"/>
+      <w:r>
+        <w:rPr>
+          <w:sz w:val="25"/>
+        </w:rPr>
+        <w:t>ลด</w:t>
+      </w:r>
+      <w:proofErr w:type="spellEnd"/>
+      <w:r>
+        <w:rPr>
+          <w:sz w:val="25"/>
+        </w:rPr>
+        <w:t xml:space="preserve"> peak memory </w:t>
+      </w:r>
+      <w:proofErr w:type="spellStart"/>
+      <w:r>
+        <w:rPr>
+          <w:sz w:val="25"/>
+        </w:rPr>
+        <w:t>จาก</w:t>
+      </w:r>
+      <w:proofErr w:type="spellEnd"/>
+      <w:r>
+        <w:rPr>
+          <w:sz w:val="25"/>
+        </w:rPr>
+        <w:t xml:space="preserve"> 0.609 KB </w:t>
+      </w:r>
+      <w:proofErr w:type="spellStart"/>
+      <w:r>
+        <w:rPr>
+          <w:sz w:val="25"/>
+        </w:rPr>
+        <w:t>เป็น</w:t>
+      </w:r>
+      <w:proofErr w:type="spellEnd"/>
+      <w:r>
+        <w:rPr>
+          <w:sz w:val="25"/>
+        </w:rPr>
+        <w:t xml:space="preserve"> 0.531 KB </w:t>
+      </w:r>
+      <w:proofErr w:type="spellStart"/>
+      <w:r>
+        <w:rPr>
+          <w:sz w:val="25"/>
+        </w:rPr>
+        <w:t>และลด</w:t>
+      </w:r>
+      <w:proofErr w:type="spellEnd"/>
+      <w:r>
+        <w:rPr>
+          <w:sz w:val="25"/>
+        </w:rPr>
+        <w:t xml:space="preserve"> side-switch jitter </w:t>
+      </w:r>
+      <w:proofErr w:type="spellStart"/>
+      <w:r>
+        <w:rPr>
+          <w:sz w:val="25"/>
+        </w:rPr>
+        <w:t>จาก</w:t>
+      </w:r>
+      <w:proofErr w:type="spellEnd"/>
+      <w:r>
+        <w:rPr>
+          <w:sz w:val="25"/>
+        </w:rPr>
+        <w:t xml:space="preserve"> 3832 </w:t>
+      </w:r>
+      <w:proofErr w:type="spellStart"/>
+      <w:r>
+        <w:rPr>
+          <w:sz w:val="25"/>
+        </w:rPr>
+        <w:t>เป็น</w:t>
+      </w:r>
+      <w:proofErr w:type="spellEnd"/>
+      <w:r>
+        <w:rPr>
+          <w:sz w:val="25"/>
+        </w:rPr>
+        <w:t xml:space="preserve"> 3334 </w:t>
+      </w:r>
+      <w:proofErr w:type="spellStart"/>
+      <w:r>
+        <w:rPr>
+          <w:sz w:val="25"/>
+        </w:rPr>
+        <w:t>ครั้ง</w:t>
+      </w:r>
+      <w:proofErr w:type="spellEnd"/>
+      <w:r>
+        <w:rPr>
+          <w:sz w:val="25"/>
+        </w:rPr>
+        <w:t xml:space="preserve"> </w:t>
+      </w:r>
+      <w:proofErr w:type="spellStart"/>
+      <w:r>
+        <w:rPr>
+          <w:sz w:val="25"/>
+        </w:rPr>
+        <w:t>แม้มี</w:t>
+      </w:r>
+      <w:proofErr w:type="spellEnd"/>
+      <w:r>
+        <w:rPr>
+          <w:sz w:val="25"/>
+        </w:rPr>
+        <w:t xml:space="preserve"> runtime overhead </w:t>
+      </w:r>
+      <w:proofErr w:type="spellStart"/>
+      <w:r>
+        <w:rPr>
+          <w:sz w:val="25"/>
+        </w:rPr>
+        <w:t>เล็กน้อยที่สเกลสูงสุด</w:t>
+      </w:r>
+      <w:proofErr w:type="spellEnd"/>
     </w:p>
     <w:p>
       <w:pPr>
@@ -196,18 +561,423 @@
       <w:pPr>
         <w:pStyle w:val="Heading1"/>
       </w:pPr>
+      <w:proofErr w:type="spellStart"/>
       <w:r>
         <w:rPr>
           <w:rFonts w:ascii="TH Sarabun New" w:eastAsia="TH Sarabun New" w:hAnsi="TH Sarabun New"/>
         </w:rPr>
         <w:lastRenderedPageBreak/>
-        <w:t>บทคัดย่อ (Abstract)</w:t>
+        <w:t>บทคัดย่อ</w:t>
+      </w:r>
+      <w:proofErr w:type="spellEnd"/>
+      <w:r>
+        <w:rPr>
+          <w:rFonts w:ascii="TH Sarabun New" w:eastAsia="TH Sarabun New" w:hAnsi="TH Sarabun New"/>
+        </w:rPr>
+        <w:t xml:space="preserve"> (Abstract)</w:t>
       </w:r>
     </w:p>
     <w:p>
       <w:r>
-        <w:t>โครงงานนี้ศึกษาปัญหาการติดตามการเคลื่อนไหวของท่าออกกำลังกายแบบเรียลไทม์โดยใช้ภาพจากกล้องเว็บแคม และตีความปัญหาในมุมมองของ Computer Animation แทนการมองเป็นเพียงงานจำแนกภาพจากคอมพิวเตอร์วิทัศน์เท่านั้น วัตถุประสงค์หลักคือแปลงลำดับของ 2D pose landmarks ที่มีสัญญาณรบกวนให้เป็นสถานะการเคลื่อนไหวที่เสถียร เช่น count, stage, angle และ progress เพื่อใช้ทั้งในการนับ repetition และแสดงผลเชิงภาพบนระบบแบบ interactive วิธี baseline ใช้การคำนวณ elbow angle และ threshold แบบตรงไปตรงมาโดยเลือกแขนที่มองเห็นชัดกว่าในแต่ละเฟรม ส่วนวิธี proposed เพิ่ม confidence-aware side locking และ exponential temporal filtering เพื่อลดความแกว่งของการติดตาม การทดลองทำบนข้อมูลสังเคราะห์ 3 ขนาด ได้แก่ 1,000, 10,000 และ 100,000 เฟรม พร้อม pipeline สำหรับข้อมูลจริงจาก webcam ผลทดลองพบว่าวิธี proposed ยังรักษา repetition-count error เท่ากับศูนย์ในทุกสเกล และเร็วกว่า baseline ที่สเกล 1k และ 10k คิดเป็น 12.56% และ 11.37% ตามลำดับ ขณะที่ที่ 100k เฟรมมี runtime overhead เล็กน้อย ประมาณ 1.64% อย่างไรก็ตาม วิธี proposed ลด side-switch jitter จาก 3832 เหลือ 3334 ครั้ง (13.00%) และลด peak memory จาก 0.609 KB เหลือ 0.531 KB (12.82%) ที่สเกลสูงสุด แสดงให้เห็น trade-off ที่เหมาะสมระหว่างความเร็ว ความเสถียร และความสามารถในการอธิบายผล</w:t>
-      </w:r>
+        <w:t xml:space="preserve">โครงงานนี้ศึกษาปัญหาการติดตามการเคลื่อนไหวของท่าออกกำลังกายแบบเรียลไทม์โดยใช้ภาพจากกล้องเว็บแคม </w:t>
+      </w:r>
+      <w:proofErr w:type="spellStart"/>
+      <w:r>
+        <w:t>และตีความปัญหาในมุมมองของ</w:t>
+      </w:r>
+      <w:proofErr w:type="spellEnd"/>
+      <w:r>
+        <w:t xml:space="preserve"> Computer Animation </w:t>
+      </w:r>
+      <w:proofErr w:type="spellStart"/>
+      <w:r>
+        <w:t>แทนการมองเป็นเพียงงานจำแนกภาพจากคอมพิวเตอร์วิทัศน์เท่านั้น</w:t>
+      </w:r>
+      <w:proofErr w:type="spellEnd"/>
+      <w:r>
+        <w:t xml:space="preserve"> </w:t>
+      </w:r>
+      <w:proofErr w:type="spellStart"/>
+      <w:r>
+        <w:t>วัตถุประสงค์หลักคือแปลงลำดับของ</w:t>
+      </w:r>
+      <w:proofErr w:type="spellEnd"/>
+      <w:r>
+        <w:t xml:space="preserve"> 2D pose landmarks </w:t>
+      </w:r>
+      <w:proofErr w:type="spellStart"/>
+      <w:r>
+        <w:t>ที่มีสัญญาณรบกวนให้เป็นสถานะการเคลื่อนไหวที่เสถียร</w:t>
+      </w:r>
+      <w:proofErr w:type="spellEnd"/>
+      <w:r>
+        <w:t xml:space="preserve"> </w:t>
+      </w:r>
+      <w:proofErr w:type="spellStart"/>
+      <w:r>
+        <w:t>เช่น</w:t>
+      </w:r>
+      <w:proofErr w:type="spellEnd"/>
+      <w:r>
+        <w:t xml:space="preserve"> count, stage, angle </w:t>
+      </w:r>
+      <w:proofErr w:type="spellStart"/>
+      <w:r>
+        <w:t>และ</w:t>
+      </w:r>
+      <w:proofErr w:type="spellEnd"/>
+      <w:r>
+        <w:t xml:space="preserve"> progress </w:t>
+      </w:r>
+      <w:proofErr w:type="spellStart"/>
+      <w:r>
+        <w:t>เพื่อใช้ทั้งในการนับ</w:t>
+      </w:r>
+      <w:proofErr w:type="spellEnd"/>
+      <w:r>
+        <w:t xml:space="preserve"> repetition </w:t>
+      </w:r>
+      <w:proofErr w:type="spellStart"/>
+      <w:r>
+        <w:t>และแสดงผลเชิงภาพบนระบบแบบ</w:t>
+      </w:r>
+      <w:proofErr w:type="spellEnd"/>
+      <w:r>
+        <w:t xml:space="preserve"> interactive </w:t>
+      </w:r>
+      <w:proofErr w:type="spellStart"/>
+      <w:r>
+        <w:t>วิธี</w:t>
+      </w:r>
+      <w:proofErr w:type="spellEnd"/>
+      <w:r>
+        <w:t xml:space="preserve"> baseline </w:t>
+      </w:r>
+      <w:proofErr w:type="spellStart"/>
+      <w:r>
+        <w:t>ใช้การคำนวณ</w:t>
+      </w:r>
+      <w:proofErr w:type="spellEnd"/>
+      <w:r>
+        <w:t xml:space="preserve"> elbow angle </w:t>
+      </w:r>
+      <w:proofErr w:type="spellStart"/>
+      <w:r>
+        <w:t>และ</w:t>
+      </w:r>
+      <w:proofErr w:type="spellEnd"/>
+      <w:r>
+        <w:t xml:space="preserve"> threshold </w:t>
+      </w:r>
+      <w:proofErr w:type="spellStart"/>
+      <w:r>
+        <w:t>แบบตรงไปตรงมาโดยเลือกแขนที่มองเห็นชัดกว่าในแต่ละเฟรม</w:t>
+      </w:r>
+      <w:proofErr w:type="spellEnd"/>
+      <w:r>
+        <w:t xml:space="preserve"> </w:t>
+      </w:r>
+      <w:proofErr w:type="spellStart"/>
+      <w:r>
+        <w:t>ส่วนวิธี</w:t>
+      </w:r>
+      <w:proofErr w:type="spellEnd"/>
+      <w:r>
+        <w:t xml:space="preserve"> proposed </w:t>
+      </w:r>
+      <w:proofErr w:type="spellStart"/>
+      <w:r>
+        <w:t>เพิ่ม</w:t>
+      </w:r>
+      <w:proofErr w:type="spellEnd"/>
+      <w:r>
+        <w:t xml:space="preserve"> confidence-aware side locking </w:t>
+      </w:r>
+      <w:proofErr w:type="spellStart"/>
+      <w:r>
+        <w:t>และ</w:t>
+      </w:r>
+      <w:proofErr w:type="spellEnd"/>
+      <w:r>
+        <w:t xml:space="preserve"> exponential temporal filtering </w:t>
+      </w:r>
+      <w:proofErr w:type="spellStart"/>
+      <w:r>
+        <w:t>เพื่อลดความแกว่งของการติดตาม</w:t>
+      </w:r>
+      <w:proofErr w:type="spellEnd"/>
+      <w:r>
+        <w:t xml:space="preserve"> </w:t>
+      </w:r>
+      <w:proofErr w:type="spellStart"/>
+      <w:r>
+        <w:t>การทดลองทำบนข้อมูลสังเคราะห์</w:t>
+      </w:r>
+      <w:proofErr w:type="spellEnd"/>
+      <w:r>
+        <w:t xml:space="preserve"> 3 </w:t>
+      </w:r>
+      <w:proofErr w:type="spellStart"/>
+      <w:r>
+        <w:t>ขนาด</w:t>
+      </w:r>
+      <w:proofErr w:type="spellEnd"/>
+      <w:r>
+        <w:t xml:space="preserve"> </w:t>
+      </w:r>
+      <w:proofErr w:type="spellStart"/>
+      <w:r>
+        <w:t>ได้แก่</w:t>
+      </w:r>
+      <w:proofErr w:type="spellEnd"/>
+      <w:r>
+        <w:t xml:space="preserve"> 1,000, 10,000 </w:t>
+      </w:r>
+      <w:proofErr w:type="spellStart"/>
+      <w:r>
+        <w:t>และ</w:t>
+      </w:r>
+      <w:proofErr w:type="spellEnd"/>
+      <w:r>
+        <w:t xml:space="preserve"> 100,000 </w:t>
+      </w:r>
+      <w:proofErr w:type="spellStart"/>
+      <w:r>
+        <w:t>เฟรม</w:t>
+      </w:r>
+      <w:proofErr w:type="spellEnd"/>
+      <w:r>
+        <w:t xml:space="preserve"> </w:t>
+      </w:r>
+      <w:proofErr w:type="spellStart"/>
+      <w:r>
+        <w:t>พร้อม</w:t>
+      </w:r>
+      <w:proofErr w:type="spellEnd"/>
+      <w:r>
+        <w:t xml:space="preserve"> pipeline </w:t>
+      </w:r>
+      <w:proofErr w:type="spellStart"/>
+      <w:r>
+        <w:t>สำหรับข้อมูลจริงจาก</w:t>
+      </w:r>
+      <w:proofErr w:type="spellEnd"/>
+      <w:r>
+        <w:t xml:space="preserve"> webcam </w:t>
+      </w:r>
+      <w:proofErr w:type="spellStart"/>
+      <w:r>
+        <w:t>ผลทดลองพบว่าวิธี</w:t>
+      </w:r>
+      <w:proofErr w:type="spellEnd"/>
+      <w:r>
+        <w:t xml:space="preserve"> proposed </w:t>
+      </w:r>
+      <w:proofErr w:type="spellStart"/>
+      <w:r>
+        <w:t>ยังรักษา</w:t>
+      </w:r>
+      <w:proofErr w:type="spellEnd"/>
+      <w:r>
+        <w:t xml:space="preserve"> repetition-count error </w:t>
+      </w:r>
+      <w:proofErr w:type="spellStart"/>
+      <w:r>
+        <w:t>เท่ากับศูนย์ในทุกสเกล</w:t>
+      </w:r>
+      <w:proofErr w:type="spellEnd"/>
+      <w:r>
+        <w:t xml:space="preserve"> </w:t>
+      </w:r>
+      <w:proofErr w:type="spellStart"/>
+      <w:r>
+        <w:t>และเร็วกว่า</w:t>
+      </w:r>
+      <w:proofErr w:type="spellEnd"/>
+      <w:r>
+        <w:t xml:space="preserve"> baseline </w:t>
+      </w:r>
+      <w:proofErr w:type="spellStart"/>
+      <w:r>
+        <w:t>ที่สเกล</w:t>
+      </w:r>
+      <w:proofErr w:type="spellEnd"/>
+      <w:r>
+        <w:t xml:space="preserve"> 1k </w:t>
+      </w:r>
+      <w:proofErr w:type="spellStart"/>
+      <w:r>
+        <w:t>และ</w:t>
+      </w:r>
+      <w:proofErr w:type="spellEnd"/>
+      <w:r>
+        <w:t xml:space="preserve"> 10k </w:t>
+      </w:r>
+      <w:proofErr w:type="spellStart"/>
+      <w:r>
+        <w:t>คิดเป็น</w:t>
+      </w:r>
+      <w:proofErr w:type="spellEnd"/>
+      <w:r>
+        <w:t xml:space="preserve"> 12.56% </w:t>
+      </w:r>
+      <w:proofErr w:type="spellStart"/>
+      <w:r>
+        <w:t>และ</w:t>
+      </w:r>
+      <w:proofErr w:type="spellEnd"/>
+      <w:r>
+        <w:t xml:space="preserve"> 11.37% </w:t>
+      </w:r>
+      <w:proofErr w:type="spellStart"/>
+      <w:r>
+        <w:t>ตามลำดับ</w:t>
+      </w:r>
+      <w:proofErr w:type="spellEnd"/>
+      <w:r>
+        <w:t xml:space="preserve"> </w:t>
+      </w:r>
+      <w:proofErr w:type="spellStart"/>
+      <w:r>
+        <w:t>ขณะที่ที่</w:t>
+      </w:r>
+      <w:proofErr w:type="spellEnd"/>
+      <w:r>
+        <w:t xml:space="preserve"> 100k </w:t>
+      </w:r>
+      <w:proofErr w:type="spellStart"/>
+      <w:r>
+        <w:t>เฟรมมี</w:t>
+      </w:r>
+      <w:proofErr w:type="spellEnd"/>
+      <w:r>
+        <w:t xml:space="preserve"> runtime overhead </w:t>
+      </w:r>
+      <w:proofErr w:type="spellStart"/>
+      <w:r>
+        <w:t>เล็กน้อย</w:t>
+      </w:r>
+      <w:proofErr w:type="spellEnd"/>
+      <w:r>
+        <w:t xml:space="preserve"> </w:t>
+      </w:r>
+      <w:proofErr w:type="spellStart"/>
+      <w:r>
+        <w:t>ประมาณ</w:t>
+      </w:r>
+      <w:proofErr w:type="spellEnd"/>
+      <w:r>
+        <w:t xml:space="preserve"> 1.64% </w:t>
+      </w:r>
+      <w:proofErr w:type="spellStart"/>
+      <w:r>
+        <w:t>อย่างไรก็ตาม</w:t>
+      </w:r>
+      <w:proofErr w:type="spellEnd"/>
+      <w:r>
+        <w:t xml:space="preserve"> </w:t>
+      </w:r>
+      <w:proofErr w:type="spellStart"/>
+      <w:r>
+        <w:t>วิธี</w:t>
+      </w:r>
+      <w:proofErr w:type="spellEnd"/>
+      <w:r>
+        <w:t xml:space="preserve"> proposed </w:t>
+      </w:r>
+      <w:proofErr w:type="spellStart"/>
+      <w:r>
+        <w:t>ลด</w:t>
+      </w:r>
+      <w:proofErr w:type="spellEnd"/>
+      <w:r>
+        <w:t xml:space="preserve"> side-switch jitter </w:t>
+      </w:r>
+      <w:proofErr w:type="spellStart"/>
+      <w:r>
+        <w:t>จาก</w:t>
+      </w:r>
+      <w:proofErr w:type="spellEnd"/>
+      <w:r>
+        <w:t xml:space="preserve"> 3832 </w:t>
+      </w:r>
+      <w:proofErr w:type="spellStart"/>
+      <w:r>
+        <w:t>เหลือ</w:t>
+      </w:r>
+      <w:proofErr w:type="spellEnd"/>
+      <w:r>
+        <w:t xml:space="preserve"> 3334 </w:t>
+      </w:r>
+      <w:proofErr w:type="spellStart"/>
+      <w:r>
+        <w:t>ครั้ง</w:t>
+      </w:r>
+      <w:proofErr w:type="spellEnd"/>
+      <w:r>
+        <w:t xml:space="preserve"> (13.00%) </w:t>
+      </w:r>
+      <w:proofErr w:type="spellStart"/>
+      <w:r>
+        <w:t>และลด</w:t>
+      </w:r>
+      <w:proofErr w:type="spellEnd"/>
+      <w:r>
+        <w:t xml:space="preserve"> peak memory </w:t>
+      </w:r>
+      <w:proofErr w:type="spellStart"/>
+      <w:r>
+        <w:t>จาก</w:t>
+      </w:r>
+      <w:proofErr w:type="spellEnd"/>
+      <w:r>
+        <w:t xml:space="preserve"> 0.609 KB </w:t>
+      </w:r>
+      <w:proofErr w:type="spellStart"/>
+      <w:r>
+        <w:t>เหลือ</w:t>
+      </w:r>
+      <w:proofErr w:type="spellEnd"/>
+      <w:r>
+        <w:t xml:space="preserve"> 0.531 KB (12.82%) </w:t>
+      </w:r>
+      <w:proofErr w:type="spellStart"/>
+      <w:r>
+        <w:t>ที่สเกลสูงสุด</w:t>
+      </w:r>
+      <w:proofErr w:type="spellEnd"/>
+      <w:r>
+        <w:t xml:space="preserve"> </w:t>
+      </w:r>
+      <w:proofErr w:type="spellStart"/>
+      <w:r>
+        <w:t>แสดงให้เห็น</w:t>
+      </w:r>
+      <w:proofErr w:type="spellEnd"/>
+      <w:r>
+        <w:t xml:space="preserve"> trade-off </w:t>
+      </w:r>
+      <w:proofErr w:type="spellStart"/>
+      <w:r>
+        <w:t>ที่เหมาะสมระหว่างความเร็ว</w:t>
+      </w:r>
+      <w:proofErr w:type="spellEnd"/>
+      <w:r>
+        <w:t xml:space="preserve"> </w:t>
+      </w:r>
+      <w:proofErr w:type="spellStart"/>
+      <w:r>
+        <w:t>ความเสถียร</w:t>
+      </w:r>
+      <w:proofErr w:type="spellEnd"/>
+      <w:r>
+        <w:t xml:space="preserve"> </w:t>
+      </w:r>
+      <w:proofErr w:type="spellStart"/>
+      <w:r>
+        <w:t>และความสามารถในการอธิบายผล</w:t>
+      </w:r>
+      <w:proofErr w:type="spellEnd"/>
     </w:p>
     <w:p>
       <w:pPr>
@@ -217,7 +987,21 @@
         <w:rPr>
           <w:rFonts w:ascii="TH Sarabun New" w:eastAsia="TH Sarabun New" w:hAnsi="TH Sarabun New"/>
         </w:rPr>
-        <w:t>1. นิยามปัญหา (Problem Definition)</w:t>
+        <w:t xml:space="preserve">1. </w:t>
+      </w:r>
+      <w:proofErr w:type="spellStart"/>
+      <w:r>
+        <w:rPr>
+          <w:rFonts w:ascii="TH Sarabun New" w:eastAsia="TH Sarabun New" w:hAnsi="TH Sarabun New"/>
+        </w:rPr>
+        <w:t>นิยามปัญหา</w:t>
+      </w:r>
+      <w:proofErr w:type="spellEnd"/>
+      <w:r>
+        <w:rPr>
+          <w:rFonts w:ascii="TH Sarabun New" w:eastAsia="TH Sarabun New" w:hAnsi="TH Sarabun New"/>
+        </w:rPr>
+        <w:t xml:space="preserve"> (Problem Definition)</w:t>
       </w:r>
     </w:p>
     <w:p>
@@ -228,15 +1012,108 @@
         <w:rPr>
           <w:rFonts w:ascii="TH Sarabun New" w:eastAsia="TH Sarabun New" w:hAnsi="TH Sarabun New"/>
         </w:rPr>
-        <w:t>1.1 ที่มาและความสำคัญ</w:t>
-      </w:r>
+        <w:t xml:space="preserve">1.1 </w:t>
+      </w:r>
+      <w:proofErr w:type="spellStart"/>
+      <w:r>
+        <w:rPr>
+          <w:rFonts w:ascii="TH Sarabun New" w:eastAsia="TH Sarabun New" w:hAnsi="TH Sarabun New"/>
+        </w:rPr>
+        <w:t>ที่มาและความสำคัญ</w:t>
+      </w:r>
+      <w:proofErr w:type="spellEnd"/>
     </w:p>
     <w:p>
       <w:r>
-        <w:t xml:space="preserve">การติดตามท่าออกกำลังกายแบบเรียลไทม์เป็นโจทย์ที่เหมาะสมอย่างยิ่งสำหรับรายวิชา Computer Animation เนื่องจากระบบต้องตีความร่างกายมนุษย์เป็นโครงสร้างเชิงข้อต่อ (articulated structure) และต้องตัดสินการเปลี่ยนผ่านระหว่าง key poses อย่างต่อเนื่องในเชิงเวลา มิใช่เพียงตรวจว่าภาพหนึ่งภาพมีลักษณะตรงตามคลาสใดคลาสหนึ่งเท่านั้น ในมุมมองของงานนี้ MediaPipe Pose ทำหน้าที่ </w:t>
-      </w:r>
-      <w:r>
-        <w:t>เป็นตัวประมาณโครงกระดูก (skeleton proxy) ส่วนอัลกอริทึมติดตามทำหน้าที่ตีความข้อมูลท่าทางให้กลายเป็นสถานะการเคลื่อนไหว การนับจำนวนครั้ง และค่า progress ซึ่งสอดคล้องกับแนวคิดของ pose-to-pose animation และ motion state transitions</w:t>
+        <w:t xml:space="preserve">การติดตามท่าออกกำลังกายแบบเรียลไทม์เป็นโจทย์ที่เหมาะสมอย่างยิ่งสำหรับรายวิชา Computer Animation </w:t>
+      </w:r>
+      <w:proofErr w:type="spellStart"/>
+      <w:r>
+        <w:t>เนื่องจากระบบต้องตีความร่างกายมนุษย์เป็นโครงสร้างเชิงข้อต่อ</w:t>
+      </w:r>
+      <w:proofErr w:type="spellEnd"/>
+      <w:r>
+        <w:t xml:space="preserve"> (articulated structure) </w:t>
+      </w:r>
+      <w:proofErr w:type="spellStart"/>
+      <w:r>
+        <w:t>และต้องตัดสินการเปลี่ยนผ่านระหว่าง</w:t>
+      </w:r>
+      <w:proofErr w:type="spellEnd"/>
+      <w:r>
+        <w:t xml:space="preserve"> key poses </w:t>
+      </w:r>
+      <w:proofErr w:type="spellStart"/>
+      <w:r>
+        <w:t>อย่างต่อเนื่องในเชิงเวลา</w:t>
+      </w:r>
+      <w:proofErr w:type="spellEnd"/>
+      <w:r>
+        <w:t xml:space="preserve"> มิใช่เพียงตรวจว่าภาพหนึ่งภาพมีลักษณะตรงตามคลาสใดคลาสหนึ่งเท่านั้น </w:t>
+      </w:r>
+      <w:proofErr w:type="spellStart"/>
+      <w:r>
+        <w:t>ในมุมมองของงานนี้</w:t>
+      </w:r>
+      <w:proofErr w:type="spellEnd"/>
+      <w:r>
+        <w:t xml:space="preserve"> </w:t>
+      </w:r>
+      <w:proofErr w:type="spellStart"/>
+      <w:r>
+        <w:t>MediaPipe</w:t>
+      </w:r>
+      <w:proofErr w:type="spellEnd"/>
+      <w:r>
+        <w:t xml:space="preserve"> Pose </w:t>
+      </w:r>
+      <w:proofErr w:type="spellStart"/>
+      <w:r>
+        <w:t>ทำหน้าที่</w:t>
+      </w:r>
+      <w:proofErr w:type="spellEnd"/>
+      <w:r>
+        <w:t xml:space="preserve"> </w:t>
+      </w:r>
+      <w:proofErr w:type="spellStart"/>
+      <w:r>
+        <w:t>เป็นตัวประมาณโครงกระดูก</w:t>
+      </w:r>
+      <w:proofErr w:type="spellEnd"/>
+      <w:r>
+        <w:t xml:space="preserve"> (skeleton proxy) ส่วนอัลกอริทึมติดตามทำหน้าที่ตีความข้อมูลท่าทางให้กลายเป็นสถานะการเคลื่อนไหว </w:t>
+      </w:r>
+      <w:proofErr w:type="spellStart"/>
+      <w:r>
+        <w:t>การนับจำนวนครั้ง</w:t>
+      </w:r>
+      <w:proofErr w:type="spellEnd"/>
+      <w:r>
+        <w:t xml:space="preserve"> </w:t>
+      </w:r>
+      <w:proofErr w:type="spellStart"/>
+      <w:r>
+        <w:t>และค่า</w:t>
+      </w:r>
+      <w:proofErr w:type="spellEnd"/>
+      <w:r>
+        <w:t xml:space="preserve"> progress </w:t>
+      </w:r>
+      <w:proofErr w:type="spellStart"/>
+      <w:r>
+        <w:t>ซึ่งสอดคล้องกับแนวคิดของ</w:t>
+      </w:r>
+      <w:proofErr w:type="spellEnd"/>
+      <w:r>
+        <w:t xml:space="preserve"> pose-to-pose animation </w:t>
+      </w:r>
+      <w:proofErr w:type="spellStart"/>
+      <w:r>
+        <w:t>และ</w:t>
+      </w:r>
+      <w:proofErr w:type="spellEnd"/>
+      <w:r>
+        <w:t xml:space="preserve"> motion state transitions</w:t>
       </w:r>
     </w:p>
     <w:p>
@@ -247,7 +1124,21 @@
         <w:rPr>
           <w:rFonts w:ascii="TH Sarabun New" w:eastAsia="TH Sarabun New" w:hAnsi="TH Sarabun New"/>
         </w:rPr>
-        <w:t>1.2 นิยามเชิงรูปนัย (Formal Definition)</w:t>
+        <w:t xml:space="preserve">1.2 </w:t>
+      </w:r>
+      <w:proofErr w:type="spellStart"/>
+      <w:r>
+        <w:rPr>
+          <w:rFonts w:ascii="TH Sarabun New" w:eastAsia="TH Sarabun New" w:hAnsi="TH Sarabun New"/>
+        </w:rPr>
+        <w:t>นิยามเชิงรูปนัย</w:t>
+      </w:r>
+      <w:proofErr w:type="spellEnd"/>
+      <w:r>
+        <w:rPr>
+          <w:rFonts w:ascii="TH Sarabun New" w:eastAsia="TH Sarabun New" w:hAnsi="TH Sarabun New"/>
+        </w:rPr>
+        <w:t xml:space="preserve"> (Formal Definition)</w:t>
       </w:r>
     </w:p>
     <w:p>
@@ -255,32 +1146,172 @@
         <w:pStyle w:val="ListBullet"/>
       </w:pPr>
       <w:r>
-        <w:t>Input: ลำดับของ 2D joint landmarks พร้อมค่าความเชื่อมั่น/visibility จาก webcam หรือไฟล์ CSV ที่บันทึกไว้ล่วงหน้า</w:t>
-      </w:r>
+        <w:t xml:space="preserve">Input: </w:t>
+      </w:r>
+      <w:proofErr w:type="spellStart"/>
+      <w:r>
+        <w:t>ลำดับของ</w:t>
+      </w:r>
+      <w:proofErr w:type="spellEnd"/>
+      <w:r>
+        <w:t xml:space="preserve"> 2D joint landmarks </w:t>
+      </w:r>
+      <w:proofErr w:type="spellStart"/>
+      <w:r>
+        <w:t>พร้อมค่าความเชื่อมั่น</w:t>
+      </w:r>
+      <w:proofErr w:type="spellEnd"/>
+      <w:r>
+        <w:t xml:space="preserve">/visibility </w:t>
+      </w:r>
+      <w:proofErr w:type="spellStart"/>
+      <w:r>
+        <w:t>จาก</w:t>
+      </w:r>
+      <w:proofErr w:type="spellEnd"/>
+      <w:r>
+        <w:t xml:space="preserve"> webcam </w:t>
+      </w:r>
+      <w:proofErr w:type="spellStart"/>
+      <w:r>
+        <w:t>หรือไฟล์</w:t>
+      </w:r>
+      <w:proofErr w:type="spellEnd"/>
+      <w:r>
+        <w:t xml:space="preserve"> CSV </w:t>
+      </w:r>
+      <w:proofErr w:type="spellStart"/>
+      <w:r>
+        <w:t>ที่บันทึกไว้ล่วงหน้า</w:t>
+      </w:r>
+      <w:proofErr w:type="spellEnd"/>
     </w:p>
     <w:p>
       <w:pPr>
         <w:pStyle w:val="ListBullet"/>
       </w:pPr>
       <w:r>
-        <w:t>Output: จำนวนครั้งของการเคลื่อนไหว (count), สถานะของท่า (stage), มุมที่ใช้อ้างอิงการเคลื่อนไหว (angle), และค่า progress สำหรับการแสดงผล</w:t>
-      </w:r>
+        <w:t xml:space="preserve">Output: </w:t>
+      </w:r>
+      <w:proofErr w:type="spellStart"/>
+      <w:r>
+        <w:t>จำนวนครั้งของการเคลื่อนไหว</w:t>
+      </w:r>
+      <w:proofErr w:type="spellEnd"/>
+      <w:r>
+        <w:t xml:space="preserve"> (count), </w:t>
+      </w:r>
+      <w:proofErr w:type="spellStart"/>
+      <w:r>
+        <w:t>สถานะของท่า</w:t>
+      </w:r>
+      <w:proofErr w:type="spellEnd"/>
+      <w:r>
+        <w:t xml:space="preserve"> (stage), </w:t>
+      </w:r>
+      <w:proofErr w:type="spellStart"/>
+      <w:r>
+        <w:t>มุมที่ใช้อ้างอิงการเคลื่อนไหว</w:t>
+      </w:r>
+      <w:proofErr w:type="spellEnd"/>
+      <w:r>
+        <w:t xml:space="preserve"> (angle), </w:t>
+      </w:r>
+      <w:proofErr w:type="spellStart"/>
+      <w:r>
+        <w:t>และค่า</w:t>
+      </w:r>
+      <w:proofErr w:type="spellEnd"/>
+      <w:r>
+        <w:t xml:space="preserve"> progress </w:t>
+      </w:r>
+      <w:proofErr w:type="spellStart"/>
+      <w:r>
+        <w:t>สำหรับการแสดงผล</w:t>
+      </w:r>
+      <w:proofErr w:type="spellEnd"/>
     </w:p>
     <w:p>
       <w:pPr>
         <w:pStyle w:val="ListBullet"/>
       </w:pPr>
       <w:r>
-        <w:t>Constraints: ต้องตอบสนองใกล้เคียงแบบ real-time, ลดผลกระทบของ occlusion และ landmark jitter, และรักษารูปแบบ output เดิมเพื่อให้ระบบ UI ใช้ต่อได้</w:t>
-      </w:r>
+        <w:t xml:space="preserve">Constraints: </w:t>
+      </w:r>
+      <w:proofErr w:type="spellStart"/>
+      <w:r>
+        <w:t>ต้องตอบสนองใกล้เคียงแบบ</w:t>
+      </w:r>
+      <w:proofErr w:type="spellEnd"/>
+      <w:r>
+        <w:t xml:space="preserve"> real-time, </w:t>
+      </w:r>
+      <w:proofErr w:type="spellStart"/>
+      <w:r>
+        <w:t>ลดผลกระทบของ</w:t>
+      </w:r>
+      <w:proofErr w:type="spellEnd"/>
+      <w:r>
+        <w:t xml:space="preserve"> occlusion </w:t>
+      </w:r>
+      <w:proofErr w:type="spellStart"/>
+      <w:r>
+        <w:t>และ</w:t>
+      </w:r>
+      <w:proofErr w:type="spellEnd"/>
+      <w:r>
+        <w:t xml:space="preserve"> landmark jitter, </w:t>
+      </w:r>
+      <w:proofErr w:type="spellStart"/>
+      <w:r>
+        <w:t>และรักษารูปแบบ</w:t>
+      </w:r>
+      <w:proofErr w:type="spellEnd"/>
+      <w:r>
+        <w:t xml:space="preserve"> output </w:t>
+      </w:r>
+      <w:proofErr w:type="spellStart"/>
+      <w:r>
+        <w:t>เดิมเพื่อให้ระบบ</w:t>
+      </w:r>
+      <w:proofErr w:type="spellEnd"/>
+      <w:r>
+        <w:t xml:space="preserve"> UI </w:t>
+      </w:r>
+      <w:proofErr w:type="spellStart"/>
+      <w:r>
+        <w:t>ใช้ต่อได้</w:t>
+      </w:r>
+      <w:proofErr w:type="spellEnd"/>
     </w:p>
     <w:p>
       <w:pPr>
         <w:pStyle w:val="ListBullet"/>
       </w:pPr>
       <w:r>
-        <w:t>Real-time target: ให้ระบบตอบสนองต่อผู้ใช้บนหน้าเว็บแบบ interactive โดยไม่ทำให้ feedback กระตุกจนใช้งานจริงได้ยาก</w:t>
-      </w:r>
+        <w:t xml:space="preserve">Real-time target: </w:t>
+      </w:r>
+      <w:proofErr w:type="spellStart"/>
+      <w:r>
+        <w:t>ให้ระบบตอบสนองต่อผู้ใช้บนหน้าเว็บแบบ</w:t>
+      </w:r>
+      <w:proofErr w:type="spellEnd"/>
+      <w:r>
+        <w:t xml:space="preserve"> interactive </w:t>
+      </w:r>
+      <w:proofErr w:type="spellStart"/>
+      <w:r>
+        <w:t>โดยไม่ทำให้</w:t>
+      </w:r>
+      <w:proofErr w:type="spellEnd"/>
+      <w:r>
+        <w:t xml:space="preserve"> feedback </w:t>
+      </w:r>
+      <w:proofErr w:type="spellStart"/>
+      <w:r>
+        <w:t>กระตุกจนใช้งานจริงได้ยาก</w:t>
+      </w:r>
+      <w:proofErr w:type="spellEnd"/>
     </w:p>
     <w:p>
       <w:pPr>
@@ -290,40 +1321,168 @@
         <w:rPr>
           <w:rFonts w:ascii="TH Sarabun New" w:eastAsia="TH Sarabun New" w:hAnsi="TH Sarabun New"/>
         </w:rPr>
-        <w:t>1.3 ความท้าทาย</w:t>
-      </w:r>
+        <w:t xml:space="preserve">1.3 </w:t>
+      </w:r>
+      <w:proofErr w:type="spellStart"/>
+      <w:r>
+        <w:rPr>
+          <w:rFonts w:ascii="TH Sarabun New" w:eastAsia="TH Sarabun New" w:hAnsi="TH Sarabun New"/>
+        </w:rPr>
+        <w:t>ความท้าทาย</w:t>
+      </w:r>
+      <w:proofErr w:type="spellEnd"/>
     </w:p>
     <w:p>
       <w:pPr>
         <w:pStyle w:val="ListBullet"/>
       </w:pPr>
-      <w:r>
-        <w:t>ค่ามุมของข้อต่อมี noise จากการตรวจจับ pose ทำให้ stage และ progress เปลี่ยนผิดจังหวะได้</w:t>
-      </w:r>
+      <w:proofErr w:type="spellStart"/>
+      <w:r>
+        <w:t>ค่ามุมของข้อต่อมี</w:t>
+      </w:r>
+      <w:proofErr w:type="spellEnd"/>
+      <w:r>
+        <w:t xml:space="preserve"> noise </w:t>
+      </w:r>
+      <w:proofErr w:type="spellStart"/>
+      <w:r>
+        <w:t>จากการตรวจจับ</w:t>
+      </w:r>
+      <w:proofErr w:type="spellEnd"/>
+      <w:r>
+        <w:t xml:space="preserve"> pose </w:t>
+      </w:r>
+      <w:proofErr w:type="spellStart"/>
+      <w:r>
+        <w:t>ทำให้</w:t>
+      </w:r>
+      <w:proofErr w:type="spellEnd"/>
+      <w:r>
+        <w:t xml:space="preserve"> stage </w:t>
+      </w:r>
+      <w:proofErr w:type="spellStart"/>
+      <w:r>
+        <w:t>และ</w:t>
+      </w:r>
+      <w:proofErr w:type="spellEnd"/>
+      <w:r>
+        <w:t xml:space="preserve"> progress </w:t>
+      </w:r>
+      <w:proofErr w:type="spellStart"/>
+      <w:r>
+        <w:t>เปลี่ยนผิดจังหวะได้</w:t>
+      </w:r>
+      <w:proofErr w:type="spellEnd"/>
     </w:p>
     <w:p>
       <w:pPr>
         <w:pStyle w:val="ListBullet"/>
       </w:pPr>
-      <w:r>
-        <w:t>เมื่อ visibility ของแขนซ้ายและขวาใกล้เคียงกัน ระบบอาจสลับ active side ถี่เกินไปและทำให้การติดตามไม่นิ่ง</w:t>
-      </w:r>
+      <w:proofErr w:type="spellStart"/>
+      <w:r>
+        <w:t>เมื่อ</w:t>
+      </w:r>
+      <w:proofErr w:type="spellEnd"/>
+      <w:r>
+        <w:t xml:space="preserve"> visibility </w:t>
+      </w:r>
+      <w:proofErr w:type="spellStart"/>
+      <w:r>
+        <w:t>ของแขนซ้ายและขวาใกล้เคียงกัน</w:t>
+      </w:r>
+      <w:proofErr w:type="spellEnd"/>
+      <w:r>
+        <w:t xml:space="preserve"> </w:t>
+      </w:r>
+      <w:proofErr w:type="spellStart"/>
+      <w:r>
+        <w:t>ระบบอาจสลับ</w:t>
+      </w:r>
+      <w:proofErr w:type="spellEnd"/>
+      <w:r>
+        <w:t xml:space="preserve"> active side </w:t>
+      </w:r>
+      <w:proofErr w:type="spellStart"/>
+      <w:r>
+        <w:t>ถี่เกินไปและทำให้การติดตามไม่นิ่ง</w:t>
+      </w:r>
+      <w:proofErr w:type="spellEnd"/>
     </w:p>
     <w:p>
       <w:pPr>
         <w:pStyle w:val="ListBullet"/>
       </w:pPr>
-      <w:r>
-        <w:t>หาก threshold ถูกใช้แบบตรงไปตรงมาเกินไป จะเกิด threshold chatter บริเวณจุดกลับตัวของการเคลื่อนไหว</w:t>
-      </w:r>
+      <w:proofErr w:type="spellStart"/>
+      <w:r>
+        <w:t>หาก</w:t>
+      </w:r>
+      <w:proofErr w:type="spellEnd"/>
+      <w:r>
+        <w:t xml:space="preserve"> threshold </w:t>
+      </w:r>
+      <w:proofErr w:type="spellStart"/>
+      <w:r>
+        <w:t>ถูกใช้แบบตรงไปตรงมาเกินไป</w:t>
+      </w:r>
+      <w:proofErr w:type="spellEnd"/>
+      <w:r>
+        <w:t xml:space="preserve"> </w:t>
+      </w:r>
+      <w:proofErr w:type="spellStart"/>
+      <w:r>
+        <w:t>จะเกิด</w:t>
+      </w:r>
+      <w:proofErr w:type="spellEnd"/>
+      <w:r>
+        <w:t xml:space="preserve"> threshold chatter </w:t>
+      </w:r>
+      <w:proofErr w:type="spellStart"/>
+      <w:r>
+        <w:t>บริเวณจุดกลับตัวของการเคลื่อนไหว</w:t>
+      </w:r>
+      <w:proofErr w:type="spellEnd"/>
     </w:p>
     <w:p>
       <w:pPr>
         <w:pStyle w:val="ListBullet"/>
       </w:pPr>
-      <w:r>
-        <w:t>ระบบต้องออกแบบให้ reproducible และ benchmark ได้ในหลายขนาดข้อมูล ไม่ใช่เพียงแสดง demo เชิงภาพ</w:t>
-      </w:r>
+      <w:proofErr w:type="spellStart"/>
+      <w:r>
+        <w:t>ระบบต้องออกแบบให้</w:t>
+      </w:r>
+      <w:proofErr w:type="spellEnd"/>
+      <w:r>
+        <w:t xml:space="preserve"> reproducible </w:t>
+      </w:r>
+      <w:proofErr w:type="spellStart"/>
+      <w:r>
+        <w:t>และ</w:t>
+      </w:r>
+      <w:proofErr w:type="spellEnd"/>
+      <w:r>
+        <w:t xml:space="preserve"> benchmark </w:t>
+      </w:r>
+      <w:proofErr w:type="spellStart"/>
+      <w:r>
+        <w:t>ได้ในหลายขนาดข้อมูล</w:t>
+      </w:r>
+      <w:proofErr w:type="spellEnd"/>
+      <w:r>
+        <w:t xml:space="preserve"> </w:t>
+      </w:r>
+      <w:proofErr w:type="spellStart"/>
+      <w:r>
+        <w:t>ไม่ใช่เพียงแสดง</w:t>
+      </w:r>
+      <w:proofErr w:type="spellEnd"/>
+      <w:r>
+        <w:t xml:space="preserve"> demo </w:t>
+      </w:r>
+      <w:proofErr w:type="spellStart"/>
+      <w:r>
+        <w:t>เชิงภาพ</w:t>
+      </w:r>
+      <w:proofErr w:type="spellEnd"/>
     </w:p>
     <w:p>
       <w:pPr>
@@ -333,16 +1492,220 @@
         <w:rPr>
           <w:rFonts w:ascii="TH Sarabun New" w:eastAsia="TH Sarabun New" w:hAnsi="TH Sarabun New"/>
         </w:rPr>
-        <w:t>2. งานที่เกี่ยวข้อง วิธีพื้นฐาน และบริบทของ State of the Art</w:t>
+        <w:t xml:space="preserve">2. </w:t>
+      </w:r>
+      <w:proofErr w:type="spellStart"/>
+      <w:r>
+        <w:rPr>
+          <w:rFonts w:ascii="TH Sarabun New" w:eastAsia="TH Sarabun New" w:hAnsi="TH Sarabun New"/>
+        </w:rPr>
+        <w:t>งานที่เกี่ยวข้อง</w:t>
+      </w:r>
+      <w:proofErr w:type="spellEnd"/>
+      <w:r>
+        <w:rPr>
+          <w:rFonts w:ascii="TH Sarabun New" w:eastAsia="TH Sarabun New" w:hAnsi="TH Sarabun New"/>
+        </w:rPr>
+        <w:t xml:space="preserve"> </w:t>
+      </w:r>
+      <w:proofErr w:type="spellStart"/>
+      <w:r>
+        <w:rPr>
+          <w:rFonts w:ascii="TH Sarabun New" w:eastAsia="TH Sarabun New" w:hAnsi="TH Sarabun New"/>
+        </w:rPr>
+        <w:t>วิธีพื้นฐาน</w:t>
+      </w:r>
+      <w:proofErr w:type="spellEnd"/>
+      <w:r>
+        <w:rPr>
+          <w:rFonts w:ascii="TH Sarabun New" w:eastAsia="TH Sarabun New" w:hAnsi="TH Sarabun New"/>
+        </w:rPr>
+        <w:t xml:space="preserve"> </w:t>
+      </w:r>
+      <w:proofErr w:type="spellStart"/>
+      <w:r>
+        <w:rPr>
+          <w:rFonts w:ascii="TH Sarabun New" w:eastAsia="TH Sarabun New" w:hAnsi="TH Sarabun New"/>
+        </w:rPr>
+        <w:t>และบริบทของ</w:t>
+      </w:r>
+      <w:proofErr w:type="spellEnd"/>
+      <w:r>
+        <w:rPr>
+          <w:rFonts w:ascii="TH Sarabun New" w:eastAsia="TH Sarabun New" w:hAnsi="TH Sarabun New"/>
+        </w:rPr>
+        <w:t xml:space="preserve"> State of the Art</w:t>
       </w:r>
     </w:p>
     <w:p>
-      <w:r>
-        <w:t xml:space="preserve">แนวทางพื้นฐานของระบบนับท่าออกกำลังกายจาก pose landmark มักประกอบด้วยสามขั้นตอน ได้แก่ การเลือกข้างของร่างกายที่จะใช้วัด การคำนวณมุมของข้อต่อ และการกำหนด threshold เพื่อเปลี่ยน stage และนับ repetition วิธีลักษณะนี้มีข้อดีคือเรียบง่าย อธิบายผลได้ และมีต้นทุนต่อเฟรมคงที่ อย่างไรก็ตาม เมื่อใช้งานจริงกับ landmark sequence ที่มี noise และ occlusion วิธีดังกล่าวมักมีความแกว่งสูง </w:t>
-      </w:r>
+      <w:proofErr w:type="spellStart"/>
+      <w:r>
+        <w:t>แนวทางพื้นฐานของระบบนับท่าออกกำลังกายจาก</w:t>
+      </w:r>
+      <w:proofErr w:type="spellEnd"/>
+      <w:r>
+        <w:t xml:space="preserve"> pose landmark </w:t>
+      </w:r>
+      <w:proofErr w:type="spellStart"/>
+      <w:r>
+        <w:t>มักประกอบด้วยสามขั้นตอน</w:t>
+      </w:r>
+      <w:proofErr w:type="spellEnd"/>
+      <w:r>
+        <w:t xml:space="preserve"> </w:t>
+      </w:r>
+      <w:proofErr w:type="spellStart"/>
+      <w:r>
+        <w:t>ได้แก่</w:t>
+      </w:r>
+      <w:proofErr w:type="spellEnd"/>
+      <w:r>
+        <w:t xml:space="preserve"> </w:t>
+      </w:r>
+      <w:proofErr w:type="spellStart"/>
+      <w:r>
+        <w:t>การเลือกข้างของร่างกายที่จะใช้วัด</w:t>
+      </w:r>
+      <w:proofErr w:type="spellEnd"/>
+      <w:r>
+        <w:t xml:space="preserve"> </w:t>
+      </w:r>
+      <w:proofErr w:type="spellStart"/>
+      <w:r>
+        <w:t>การคำนวณมุมของข้อต่อ</w:t>
+      </w:r>
+      <w:proofErr w:type="spellEnd"/>
+      <w:r>
+        <w:t xml:space="preserve"> </w:t>
+      </w:r>
+      <w:proofErr w:type="spellStart"/>
+      <w:r>
+        <w:t>และการกำหนด</w:t>
+      </w:r>
+      <w:proofErr w:type="spellEnd"/>
+      <w:r>
+        <w:t xml:space="preserve"> threshold </w:t>
+      </w:r>
+      <w:proofErr w:type="spellStart"/>
+      <w:r>
+        <w:t>เพื่อเปลี่ยน</w:t>
+      </w:r>
+      <w:proofErr w:type="spellEnd"/>
+      <w:r>
+        <w:t xml:space="preserve"> stage </w:t>
+      </w:r>
+      <w:proofErr w:type="spellStart"/>
+      <w:r>
+        <w:t>และนับ</w:t>
+      </w:r>
+      <w:proofErr w:type="spellEnd"/>
+      <w:r>
+        <w:t xml:space="preserve"> repetition </w:t>
+      </w:r>
+      <w:proofErr w:type="spellStart"/>
+      <w:r>
+        <w:t>วิธีลักษณะนี้มีข้อดีคือเรียบง่าย</w:t>
+      </w:r>
+      <w:proofErr w:type="spellEnd"/>
+      <w:r>
+        <w:t xml:space="preserve"> </w:t>
+      </w:r>
+      <w:proofErr w:type="spellStart"/>
+      <w:r>
+        <w:t>อธิบายผลได้</w:t>
+      </w:r>
+      <w:proofErr w:type="spellEnd"/>
+      <w:r>
+        <w:t xml:space="preserve"> </w:t>
+      </w:r>
+      <w:proofErr w:type="spellStart"/>
+      <w:r>
+        <w:t>และมีต้นทุนต่อเฟรมคงที่</w:t>
+      </w:r>
+      <w:proofErr w:type="spellEnd"/>
+      <w:r>
+        <w:t xml:space="preserve"> </w:t>
+      </w:r>
+      <w:proofErr w:type="spellStart"/>
+      <w:r>
+        <w:t>อย่างไรก็ตาม</w:t>
+      </w:r>
+      <w:proofErr w:type="spellEnd"/>
+      <w:r>
+        <w:t xml:space="preserve"> </w:t>
+      </w:r>
+      <w:proofErr w:type="spellStart"/>
+      <w:r>
+        <w:t>เมื่อใช้งานจริงกับ</w:t>
+      </w:r>
+      <w:proofErr w:type="spellEnd"/>
+      <w:r>
+        <w:t xml:space="preserve"> landmark sequence </w:t>
+      </w:r>
+      <w:proofErr w:type="spellStart"/>
+      <w:r>
+        <w:t>ที่มี</w:t>
+      </w:r>
+      <w:proofErr w:type="spellEnd"/>
+      <w:r>
+        <w:t xml:space="preserve"> noise </w:t>
+      </w:r>
+      <w:proofErr w:type="spellStart"/>
+      <w:r>
+        <w:t>และ</w:t>
+      </w:r>
+      <w:proofErr w:type="spellEnd"/>
+      <w:r>
+        <w:t xml:space="preserve"> occlusion </w:t>
+      </w:r>
+      <w:proofErr w:type="spellStart"/>
+      <w:r>
+        <w:t>วิธีดังกล่าวมักมีความแกว่งสูง</w:t>
+      </w:r>
+      <w:proofErr w:type="spellEnd"/>
+      <w:r>
+        <w:t xml:space="preserve"> </w:t>
+      </w:r>
+      <w:proofErr w:type="spellStart"/>
       <w:r>
         <w:lastRenderedPageBreak/>
-        <w:t>ในขณะที่ระบบ state-of-the-art ในงานรู้จำการกระทำมนุษย์นิยมใช้ temporal neural networks, transformer models หรือ 3D pose pipelines ซึ่งให้ temporal context มากกว่าแต่มีต้นทุนสูงกว่า และไม่เหมาะกับเป้าหมายของโครงงานเชิงวิศวกรรมที่ต้องเน้นความโปร่งใสและการทำซ้ำผล</w:t>
+        <w:t>ในขณะที่ระบบ</w:t>
+      </w:r>
+      <w:proofErr w:type="spellEnd"/>
+      <w:r>
+        <w:t xml:space="preserve"> state-of-the-art </w:t>
+      </w:r>
+      <w:proofErr w:type="spellStart"/>
+      <w:r>
+        <w:t>ในงานรู้จำการกระทำมนุษย์นิยมใช้</w:t>
+      </w:r>
+      <w:proofErr w:type="spellEnd"/>
+      <w:r>
+        <w:t xml:space="preserve"> temporal neural networks, transformer models </w:t>
+      </w:r>
+      <w:proofErr w:type="spellStart"/>
+      <w:r>
+        <w:t>หรือ</w:t>
+      </w:r>
+      <w:proofErr w:type="spellEnd"/>
+      <w:r>
+        <w:t xml:space="preserve"> 3D pose pipelines </w:t>
+      </w:r>
+      <w:proofErr w:type="spellStart"/>
+      <w:r>
+        <w:t>ซึ่งให้</w:t>
+      </w:r>
+      <w:proofErr w:type="spellEnd"/>
+      <w:r>
+        <w:t xml:space="preserve"> temporal context </w:t>
+      </w:r>
+      <w:proofErr w:type="spellStart"/>
+      <w:r>
+        <w:t>มากกว่าแต่มีต้นทุนสูงกว่า</w:t>
+      </w:r>
+      <w:proofErr w:type="spellEnd"/>
+      <w:r>
+        <w:t xml:space="preserve"> และไม่เหมาะกับเป้าหมายของโครงงานเชิงวิศวกรรมที่ต้องเน้นความโปร่งใสและการทำซ้ำผล</w:t>
       </w:r>
     </w:p>
     <w:tbl>
@@ -362,12 +1725,21 @@
             <w:tcW w:w="3504" w:type="dxa"/>
           </w:tcPr>
           <w:p>
+            <w:proofErr w:type="spellStart"/>
             <w:r>
               <w:rPr>
                 <w:b/>
                 <w:sz w:val="22"/>
               </w:rPr>
-              <w:t>วิธี (Method)</w:t>
+              <w:t>วิธี</w:t>
+            </w:r>
+            <w:proofErr w:type="spellEnd"/>
+            <w:r>
+              <w:rPr>
+                <w:b/>
+                <w:sz w:val="22"/>
+              </w:rPr>
+              <w:t xml:space="preserve"> (Method)</w:t>
             </w:r>
           </w:p>
         </w:tc>
@@ -390,12 +1762,21 @@
             <w:tcW w:w="3504" w:type="dxa"/>
           </w:tcPr>
           <w:p>
+            <w:proofErr w:type="spellStart"/>
             <w:r>
               <w:rPr>
                 <w:b/>
                 <w:sz w:val="22"/>
               </w:rPr>
-              <w:t>ข้อจำกัด (Limitation)</w:t>
+              <w:t>ข้อจำกัด</w:t>
+            </w:r>
+            <w:proofErr w:type="spellEnd"/>
+            <w:r>
+              <w:rPr>
+                <w:b/>
+                <w:sz w:val="22"/>
+              </w:rPr>
+              <w:t xml:space="preserve"> (Limitation)</w:t>
             </w:r>
           </w:p>
         </w:tc>
@@ -419,12 +1800,28 @@
             <w:tcW w:w="3504" w:type="dxa"/>
           </w:tcPr>
           <w:p>
+            <w:proofErr w:type="gramStart"/>
             <w:r>
               <w:rPr>
                 <w:sz w:val="21"/>
               </w:rPr>
-              <w:t>O(1) ต่อเฟรม</w:t>
+              <w:t>O(</w:t>
             </w:r>
+            <w:proofErr w:type="gramEnd"/>
+            <w:r>
+              <w:rPr>
+                <w:sz w:val="21"/>
+              </w:rPr>
+              <w:t xml:space="preserve">1) </w:t>
+            </w:r>
+            <w:proofErr w:type="spellStart"/>
+            <w:r>
+              <w:rPr>
+                <w:sz w:val="21"/>
+              </w:rPr>
+              <w:t>ต่อเฟรม</w:t>
+            </w:r>
+            <w:proofErr w:type="spellEnd"/>
           </w:p>
         </w:tc>
         <w:tc>
@@ -432,11 +1829,47 @@
             <w:tcW w:w="3504" w:type="dxa"/>
           </w:tcPr>
           <w:p>
+            <w:proofErr w:type="spellStart"/>
             <w:r>
               <w:rPr>
                 <w:sz w:val="21"/>
               </w:rPr>
-              <w:t>ไวต่อ noise และ threshold chatter บริเวณ turning point</w:t>
+              <w:t>ไวต่อ</w:t>
+            </w:r>
+            <w:proofErr w:type="spellEnd"/>
+            <w:r>
+              <w:rPr>
+                <w:sz w:val="21"/>
+              </w:rPr>
+              <w:t xml:space="preserve"> noise </w:t>
+            </w:r>
+            <w:proofErr w:type="spellStart"/>
+            <w:r>
+              <w:rPr>
+                <w:sz w:val="21"/>
+              </w:rPr>
+              <w:t>และ</w:t>
+            </w:r>
+            <w:proofErr w:type="spellEnd"/>
+            <w:r>
+              <w:rPr>
+                <w:sz w:val="21"/>
+              </w:rPr>
+              <w:t xml:space="preserve"> threshold chatter </w:t>
+            </w:r>
+            <w:proofErr w:type="spellStart"/>
+            <w:r>
+              <w:rPr>
+                <w:sz w:val="21"/>
+              </w:rPr>
+              <w:t>บริเวณ</w:t>
+            </w:r>
+            <w:proofErr w:type="spellEnd"/>
+            <w:r>
+              <w:rPr>
+                <w:sz w:val="21"/>
+              </w:rPr>
+              <w:t xml:space="preserve"> turning point</w:t>
             </w:r>
           </w:p>
         </w:tc>
@@ -460,12 +1893,28 @@
             <w:tcW w:w="3504" w:type="dxa"/>
           </w:tcPr>
           <w:p>
+            <w:proofErr w:type="gramStart"/>
             <w:r>
               <w:rPr>
                 <w:sz w:val="21"/>
               </w:rPr>
-              <w:t>O(1) ต่อเฟรม</w:t>
+              <w:t>O(</w:t>
             </w:r>
+            <w:proofErr w:type="gramEnd"/>
+            <w:r>
+              <w:rPr>
+                <w:sz w:val="21"/>
+              </w:rPr>
+              <w:t xml:space="preserve">1) </w:t>
+            </w:r>
+            <w:proofErr w:type="spellStart"/>
+            <w:r>
+              <w:rPr>
+                <w:sz w:val="21"/>
+              </w:rPr>
+              <w:t>ต่อเฟรม</w:t>
+            </w:r>
+            <w:proofErr w:type="spellEnd"/>
           </w:p>
         </w:tc>
         <w:tc>
@@ -473,11 +1922,19 @@
             <w:tcW w:w="3504" w:type="dxa"/>
           </w:tcPr>
           <w:p>
+            <w:proofErr w:type="spellStart"/>
             <w:r>
               <w:rPr>
                 <w:sz w:val="21"/>
               </w:rPr>
-              <w:t>สลับแขนบ่อยภายใต้ partial occlusion</w:t>
+              <w:t>สลับแขนบ่อยภายใต้</w:t>
+            </w:r>
+            <w:proofErr w:type="spellEnd"/>
+            <w:r>
+              <w:rPr>
+                <w:sz w:val="21"/>
+              </w:rPr>
+              <w:t xml:space="preserve"> partial occlusion</w:t>
             </w:r>
           </w:p>
         </w:tc>
@@ -501,12 +1958,14 @@
             <w:tcW w:w="3504" w:type="dxa"/>
           </w:tcPr>
           <w:p>
+            <w:proofErr w:type="spellStart"/>
             <w:r>
               <w:rPr>
                 <w:sz w:val="21"/>
               </w:rPr>
               <w:t>ขึ้นกับสถาปัตยกรรมโมเดล</w:t>
             </w:r>
+            <w:proofErr w:type="spellEnd"/>
           </w:p>
         </w:tc>
         <w:tc>
@@ -514,12 +1973,56 @@
             <w:tcW w:w="3504" w:type="dxa"/>
           </w:tcPr>
           <w:p>
+            <w:proofErr w:type="spellStart"/>
             <w:r>
               <w:rPr>
                 <w:sz w:val="21"/>
               </w:rPr>
-              <w:t>ใช้ compute สูง ตีความผลยาก และเกินขอบเขตโครงงาน</w:t>
+              <w:t>ใช้</w:t>
             </w:r>
+            <w:proofErr w:type="spellEnd"/>
+            <w:r>
+              <w:rPr>
+                <w:sz w:val="21"/>
+              </w:rPr>
+              <w:t xml:space="preserve"> compute </w:t>
+            </w:r>
+            <w:proofErr w:type="spellStart"/>
+            <w:r>
+              <w:rPr>
+                <w:sz w:val="21"/>
+              </w:rPr>
+              <w:t>สูง</w:t>
+            </w:r>
+            <w:proofErr w:type="spellEnd"/>
+            <w:r>
+              <w:rPr>
+                <w:sz w:val="21"/>
+              </w:rPr>
+              <w:t xml:space="preserve"> </w:t>
+            </w:r>
+            <w:proofErr w:type="spellStart"/>
+            <w:r>
+              <w:rPr>
+                <w:sz w:val="21"/>
+              </w:rPr>
+              <w:t>ตีความผลยาก</w:t>
+            </w:r>
+            <w:proofErr w:type="spellEnd"/>
+            <w:r>
+              <w:rPr>
+                <w:sz w:val="21"/>
+              </w:rPr>
+              <w:t xml:space="preserve"> </w:t>
+            </w:r>
+            <w:proofErr w:type="spellStart"/>
+            <w:r>
+              <w:rPr>
+                <w:sz w:val="21"/>
+              </w:rPr>
+              <w:t>และเกินขอบเขตโครงงาน</w:t>
+            </w:r>
+            <w:proofErr w:type="spellEnd"/>
           </w:p>
         </w:tc>
       </w:tr>
@@ -532,7 +2035,21 @@
         <w:rPr>
           <w:rFonts w:ascii="TH Sarabun New" w:eastAsia="TH Sarabun New" w:hAnsi="TH Sarabun New"/>
         </w:rPr>
-        <w:t>3. วิธีการที่เสนอ (Proposed Approach)</w:t>
+        <w:t xml:space="preserve">3. </w:t>
+      </w:r>
+      <w:proofErr w:type="spellStart"/>
+      <w:r>
+        <w:rPr>
+          <w:rFonts w:ascii="TH Sarabun New" w:eastAsia="TH Sarabun New" w:hAnsi="TH Sarabun New"/>
+        </w:rPr>
+        <w:t>วิธีการที่เสนอ</w:t>
+      </w:r>
+      <w:proofErr w:type="spellEnd"/>
+      <w:r>
+        <w:rPr>
+          <w:rFonts w:ascii="TH Sarabun New" w:eastAsia="TH Sarabun New" w:hAnsi="TH Sarabun New"/>
+        </w:rPr>
+        <w:t xml:space="preserve"> (Proposed Approach)</w:t>
       </w:r>
     </w:p>
     <w:p>
@@ -543,12 +2060,103 @@
         <w:rPr>
           <w:rFonts w:ascii="TH Sarabun New" w:eastAsia="TH Sarabun New" w:hAnsi="TH Sarabun New"/>
         </w:rPr>
-        <w:t>3.1 แนวคิดหลัก (Intuition)</w:t>
+        <w:t xml:space="preserve">3.1 </w:t>
+      </w:r>
+      <w:proofErr w:type="spellStart"/>
+      <w:r>
+        <w:rPr>
+          <w:rFonts w:ascii="TH Sarabun New" w:eastAsia="TH Sarabun New" w:hAnsi="TH Sarabun New"/>
+        </w:rPr>
+        <w:t>แนวคิดหลัก</w:t>
+      </w:r>
+      <w:proofErr w:type="spellEnd"/>
+      <w:r>
+        <w:rPr>
+          <w:rFonts w:ascii="TH Sarabun New" w:eastAsia="TH Sarabun New" w:hAnsi="TH Sarabun New"/>
+        </w:rPr>
+        <w:t xml:space="preserve"> (Intuition)</w:t>
       </w:r>
     </w:p>
     <w:p>
-      <w:r>
-        <w:t>วิธี proposed รักษาสัญญาเชิงอินเทอร์เฟซของ baseline ไว้ทั้งหมด กล่าวคือยังให้ output แบบเดียวกัน ได้แก่ count, stage, angle และ progress แต่ปรับวิธีประมวลผลภายในให้มีหน่วยความจำระยะสั้นสำหรับติดตาม active side, smoothing state และ side-lock timer แนวคิดนี้ทำให้ระบบไม่ตัดสินใจจากเฟรมเดียวอย่างหุนหันพลันแล่น แต่ใช้ข้อมูลต่อเนื่องเชิงเวลาเพื่อลดการสลับแขนและลดความสั่นของค่ามุม</w:t>
+      <w:proofErr w:type="spellStart"/>
+      <w:r>
+        <w:t>วิธี</w:t>
+      </w:r>
+      <w:proofErr w:type="spellEnd"/>
+      <w:r>
+        <w:t xml:space="preserve"> proposed </w:t>
+      </w:r>
+      <w:proofErr w:type="spellStart"/>
+      <w:r>
+        <w:t>รักษาสัญญาเชิงอินเทอร์เฟซของ</w:t>
+      </w:r>
+      <w:proofErr w:type="spellEnd"/>
+      <w:r>
+        <w:t xml:space="preserve"> baseline </w:t>
+      </w:r>
+      <w:proofErr w:type="spellStart"/>
+      <w:r>
+        <w:t>ไว้ทั้งหมด</w:t>
+      </w:r>
+      <w:proofErr w:type="spellEnd"/>
+      <w:r>
+        <w:t xml:space="preserve"> </w:t>
+      </w:r>
+      <w:proofErr w:type="spellStart"/>
+      <w:r>
+        <w:t>กล่าวคือยังให้</w:t>
+      </w:r>
+      <w:proofErr w:type="spellEnd"/>
+      <w:r>
+        <w:t xml:space="preserve"> output </w:t>
+      </w:r>
+      <w:proofErr w:type="spellStart"/>
+      <w:r>
+        <w:t>แบบเดียวกัน</w:t>
+      </w:r>
+      <w:proofErr w:type="spellEnd"/>
+      <w:r>
+        <w:t xml:space="preserve"> </w:t>
+      </w:r>
+      <w:proofErr w:type="spellStart"/>
+      <w:r>
+        <w:t>ได้แก่</w:t>
+      </w:r>
+      <w:proofErr w:type="spellEnd"/>
+      <w:r>
+        <w:t xml:space="preserve"> count, stage, angle </w:t>
+      </w:r>
+      <w:proofErr w:type="spellStart"/>
+      <w:r>
+        <w:t>และ</w:t>
+      </w:r>
+      <w:proofErr w:type="spellEnd"/>
+      <w:r>
+        <w:t xml:space="preserve"> progress </w:t>
+      </w:r>
+      <w:proofErr w:type="spellStart"/>
+      <w:r>
+        <w:t>แต่ปรับวิธีประมวลผลภายในให้มีหน่วยความจำระยะสั้นสำหรับติดตาม</w:t>
+      </w:r>
+      <w:proofErr w:type="spellEnd"/>
+      <w:r>
+        <w:t xml:space="preserve"> active side, smoothing state </w:t>
+      </w:r>
+      <w:proofErr w:type="spellStart"/>
+      <w:r>
+        <w:t>และ</w:t>
+      </w:r>
+      <w:proofErr w:type="spellEnd"/>
+      <w:r>
+        <w:t xml:space="preserve"> side-lock timer </w:t>
+      </w:r>
+      <w:proofErr w:type="spellStart"/>
+      <w:r>
+        <w:t>แนวคิดนี้ทำให้ระบบไม่ตัดสินใจจากเฟรมเดียวอย่างหุนหันพลันแล่น</w:t>
+      </w:r>
+      <w:proofErr w:type="spellEnd"/>
+      <w:r>
+        <w:t xml:space="preserve"> แต่ใช้ข้อมูลต่อเนื่องเชิงเวลาเพื่อลดการสลับแขนและลดความสั่นของค่ามุม</w:t>
       </w:r>
     </w:p>
     <w:p>
@@ -559,7 +2167,35 @@
         <w:rPr>
           <w:rFonts w:ascii="TH Sarabun New" w:eastAsia="TH Sarabun New" w:hAnsi="TH Sarabun New"/>
         </w:rPr>
-        <w:t>3.2 การออกแบบอัลกอริทึม (Pseudo-code และ Workflow)</w:t>
+        <w:t xml:space="preserve">3.2 </w:t>
+      </w:r>
+      <w:proofErr w:type="spellStart"/>
+      <w:r>
+        <w:rPr>
+          <w:rFonts w:ascii="TH Sarabun New" w:eastAsia="TH Sarabun New" w:hAnsi="TH Sarabun New"/>
+        </w:rPr>
+        <w:t>การออกแบบอัลกอริทึม</w:t>
+      </w:r>
+      <w:proofErr w:type="spellEnd"/>
+      <w:r>
+        <w:rPr>
+          <w:rFonts w:ascii="TH Sarabun New" w:eastAsia="TH Sarabun New" w:hAnsi="TH Sarabun New"/>
+        </w:rPr>
+        <w:t xml:space="preserve"> (Pseudo-code </w:t>
+      </w:r>
+      <w:proofErr w:type="spellStart"/>
+      <w:r>
+        <w:rPr>
+          <w:rFonts w:ascii="TH Sarabun New" w:eastAsia="TH Sarabun New" w:hAnsi="TH Sarabun New"/>
+        </w:rPr>
+        <w:t>และ</w:t>
+      </w:r>
+      <w:proofErr w:type="spellEnd"/>
+      <w:r>
+        <w:rPr>
+          <w:rFonts w:ascii="TH Sarabun New" w:eastAsia="TH Sarabun New" w:hAnsi="TH Sarabun New"/>
+        </w:rPr>
+        <w:t xml:space="preserve"> Workflow)</w:t>
       </w:r>
     </w:p>
     <w:p>
@@ -731,9 +2367,59 @@
       </w:r>
     </w:p>
     <w:p>
-      <w:r>
-        <w:t>ในการออกแบบนี้ arm flapping หมายถึงการที่ระบบสลับไปมาระหว่างแขนซ้ายและขวาถี่เกินไปเนื่องจาก visibility ของแต่ละข้างเปลี่ยนเล็กน้อยในแต่ละเฟรม ดังนั้นหากแขนที่ lock ไว้ยังน่าเชื่อถือ ระบบจะติดตามแขนข้างเดิมต่อเพื่อลด side switching ที่ไม่จำเป็น</w:t>
-      </w:r>
+      <w:proofErr w:type="spellStart"/>
+      <w:r>
+        <w:t>ในการออกแบบนี้</w:t>
+      </w:r>
+      <w:proofErr w:type="spellEnd"/>
+      <w:r>
+        <w:t xml:space="preserve"> arm flapping </w:t>
+      </w:r>
+      <w:proofErr w:type="spellStart"/>
+      <w:r>
+        <w:t>หมายถึงการที่ระบบสลับไปมาระหว่างแขนซ้ายและขวาถี่เกินไปเนื่องจาก</w:t>
+      </w:r>
+      <w:proofErr w:type="spellEnd"/>
+      <w:r>
+        <w:t xml:space="preserve"> visibility </w:t>
+      </w:r>
+      <w:proofErr w:type="spellStart"/>
+      <w:r>
+        <w:t>ของแต่ละข้างเปลี่ยนเล็กน้อยในแต่ละเฟรม</w:t>
+      </w:r>
+      <w:proofErr w:type="spellEnd"/>
+      <w:r>
+        <w:t xml:space="preserve"> </w:t>
+      </w:r>
+      <w:proofErr w:type="spellStart"/>
+      <w:r>
+        <w:t>ดังนั้นหากแขนที่</w:t>
+      </w:r>
+      <w:proofErr w:type="spellEnd"/>
+      <w:r>
+        <w:t xml:space="preserve"> lock </w:t>
+      </w:r>
+      <w:proofErr w:type="spellStart"/>
+      <w:r>
+        <w:t>ไว้ยังน่าเชื่อถือ</w:t>
+      </w:r>
+      <w:proofErr w:type="spellEnd"/>
+      <w:r>
+        <w:t xml:space="preserve"> </w:t>
+      </w:r>
+      <w:proofErr w:type="spellStart"/>
+      <w:r>
+        <w:t>ระบบจะติดตามแขนข้างเดิมต่อเพื่อลด</w:t>
+      </w:r>
+      <w:proofErr w:type="spellEnd"/>
+      <w:r>
+        <w:t xml:space="preserve"> side switching </w:t>
+      </w:r>
+      <w:proofErr w:type="spellStart"/>
+      <w:r>
+        <w:t>ที่ไม่จำเป็น</w:t>
+      </w:r>
+      <w:proofErr w:type="spellEnd"/>
     </w:p>
     <w:p>
       <w:pPr>
@@ -743,7 +2429,35 @@
         <w:rPr>
           <w:rFonts w:ascii="TH Sarabun New" w:eastAsia="TH Sarabun New" w:hAnsi="TH Sarabun New"/>
         </w:rPr>
-        <w:t>3.3 การวิเคราะห์เชิงทฤษฎี: Time, Space และ Stability</w:t>
+        <w:t xml:space="preserve">3.3 </w:t>
+      </w:r>
+      <w:proofErr w:type="spellStart"/>
+      <w:r>
+        <w:rPr>
+          <w:rFonts w:ascii="TH Sarabun New" w:eastAsia="TH Sarabun New" w:hAnsi="TH Sarabun New"/>
+        </w:rPr>
+        <w:t>การวิเคราะห์เชิงทฤษฎี</w:t>
+      </w:r>
+      <w:proofErr w:type="spellEnd"/>
+      <w:r>
+        <w:rPr>
+          <w:rFonts w:ascii="TH Sarabun New" w:eastAsia="TH Sarabun New" w:hAnsi="TH Sarabun New"/>
+        </w:rPr>
+        <w:t xml:space="preserve">: Time, Space </w:t>
+      </w:r>
+      <w:proofErr w:type="spellStart"/>
+      <w:r>
+        <w:rPr>
+          <w:rFonts w:ascii="TH Sarabun New" w:eastAsia="TH Sarabun New" w:hAnsi="TH Sarabun New"/>
+        </w:rPr>
+        <w:t>และ</w:t>
+      </w:r>
+      <w:proofErr w:type="spellEnd"/>
+      <w:r>
+        <w:rPr>
+          <w:rFonts w:ascii="TH Sarabun New" w:eastAsia="TH Sarabun New" w:hAnsi="TH Sarabun New"/>
+        </w:rPr>
+        <w:t xml:space="preserve"> Stability</w:t>
       </w:r>
     </w:p>
     <w:p>
@@ -751,15 +2465,116 @@
         <w:pStyle w:val="ListBullet"/>
       </w:pPr>
       <w:r>
-        <w:t>Time Complexity: ทั้ง baseline และ proposed มีความซับซ้อน O(1) ต่อเฟรม เนื่องจากใช้จำนวน joint คงที่</w:t>
-      </w:r>
+        <w:t xml:space="preserve">Time Complexity: </w:t>
+      </w:r>
+      <w:proofErr w:type="spellStart"/>
+      <w:r>
+        <w:t>ทั้ง</w:t>
+      </w:r>
+      <w:proofErr w:type="spellEnd"/>
+      <w:r>
+        <w:t xml:space="preserve"> baseline </w:t>
+      </w:r>
+      <w:proofErr w:type="spellStart"/>
+      <w:r>
+        <w:t>และ</w:t>
+      </w:r>
+      <w:proofErr w:type="spellEnd"/>
+      <w:r>
+        <w:t xml:space="preserve"> proposed </w:t>
+      </w:r>
+      <w:proofErr w:type="spellStart"/>
+      <w:r>
+        <w:t>มีความซับซ้อน</w:t>
+      </w:r>
+      <w:proofErr w:type="spellEnd"/>
+      <w:r>
+        <w:t xml:space="preserve"> </w:t>
+      </w:r>
+      <w:proofErr w:type="gramStart"/>
+      <w:r>
+        <w:t>O(</w:t>
+      </w:r>
+      <w:proofErr w:type="gramEnd"/>
+      <w:r>
+        <w:t xml:space="preserve">1) </w:t>
+      </w:r>
+      <w:proofErr w:type="spellStart"/>
+      <w:r>
+        <w:t>ต่อเฟรม</w:t>
+      </w:r>
+      <w:proofErr w:type="spellEnd"/>
+      <w:r>
+        <w:t xml:space="preserve"> </w:t>
+      </w:r>
+      <w:proofErr w:type="spellStart"/>
+      <w:r>
+        <w:t>เนื่องจากใช้จำนวน</w:t>
+      </w:r>
+      <w:proofErr w:type="spellEnd"/>
+      <w:r>
+        <w:t xml:space="preserve"> joint </w:t>
+      </w:r>
+      <w:proofErr w:type="spellStart"/>
+      <w:r>
+        <w:t>คงที่</w:t>
+      </w:r>
+      <w:proofErr w:type="spellEnd"/>
     </w:p>
     <w:p>
       <w:pPr>
         <w:pStyle w:val="ListBullet"/>
       </w:pPr>
       <w:r>
-        <w:t>Space Complexity: ทั้งสองวิธีใช้พื้นที่ O(1) เพราะเก็บ state จำนวนน้อย เช่น counter, stage, active side และค่า EMA</w:t>
+        <w:t xml:space="preserve">Space Complexity: </w:t>
+      </w:r>
+      <w:proofErr w:type="spellStart"/>
+      <w:r>
+        <w:t>ทั้งสองวิธีใช้พื้นที่</w:t>
+      </w:r>
+      <w:proofErr w:type="spellEnd"/>
+      <w:r>
+        <w:t xml:space="preserve"> </w:t>
+      </w:r>
+      <w:proofErr w:type="gramStart"/>
+      <w:r>
+        <w:t>O(</w:t>
+      </w:r>
+      <w:proofErr w:type="gramEnd"/>
+      <w:r>
+        <w:t xml:space="preserve">1) </w:t>
+      </w:r>
+      <w:proofErr w:type="spellStart"/>
+      <w:r>
+        <w:t>เพราะเก็บ</w:t>
+      </w:r>
+      <w:proofErr w:type="spellEnd"/>
+      <w:r>
+        <w:t xml:space="preserve"> state </w:t>
+      </w:r>
+      <w:proofErr w:type="spellStart"/>
+      <w:r>
+        <w:t>จำนวนน้อย</w:t>
+      </w:r>
+      <w:proofErr w:type="spellEnd"/>
+      <w:r>
+        <w:t xml:space="preserve"> </w:t>
+      </w:r>
+      <w:proofErr w:type="spellStart"/>
+      <w:r>
+        <w:t>เช่น</w:t>
+      </w:r>
+      <w:proofErr w:type="spellEnd"/>
+      <w:r>
+        <w:t xml:space="preserve"> counter, stage, active side </w:t>
+      </w:r>
+      <w:proofErr w:type="spellStart"/>
+      <w:r>
+        <w:t>และค่า</w:t>
+      </w:r>
+      <w:proofErr w:type="spellEnd"/>
+      <w:r>
+        <w:t xml:space="preserve"> EMA</w:t>
       </w:r>
     </w:p>
     <w:p>
@@ -767,7 +2582,47 @@
         <w:pStyle w:val="ListBullet"/>
       </w:pPr>
       <w:r>
-        <w:t>Stability Analysis: วิธี proposed ควรลด side-switch jitter และ threshold chatter ด้วย side lock และ temporal smoothing</w:t>
+        <w:t xml:space="preserve">Stability Analysis: </w:t>
+      </w:r>
+      <w:proofErr w:type="spellStart"/>
+      <w:r>
+        <w:t>วิธี</w:t>
+      </w:r>
+      <w:proofErr w:type="spellEnd"/>
+      <w:r>
+        <w:t xml:space="preserve"> proposed </w:t>
+      </w:r>
+      <w:proofErr w:type="spellStart"/>
+      <w:r>
+        <w:t>ควรลด</w:t>
+      </w:r>
+      <w:proofErr w:type="spellEnd"/>
+      <w:r>
+        <w:t xml:space="preserve"> side-switch jitter </w:t>
+      </w:r>
+      <w:proofErr w:type="spellStart"/>
+      <w:r>
+        <w:t>และ</w:t>
+      </w:r>
+      <w:proofErr w:type="spellEnd"/>
+      <w:r>
+        <w:t xml:space="preserve"> threshold chatter </w:t>
+      </w:r>
+      <w:proofErr w:type="spellStart"/>
+      <w:r>
+        <w:t>ด้วย</w:t>
+      </w:r>
+      <w:proofErr w:type="spellEnd"/>
+      <w:r>
+        <w:t xml:space="preserve"> side lock </w:t>
+      </w:r>
+      <w:proofErr w:type="spellStart"/>
+      <w:r>
+        <w:t>และ</w:t>
+      </w:r>
+      <w:proofErr w:type="spellEnd"/>
+      <w:r>
+        <w:t xml:space="preserve"> temporal smoothing</w:t>
       </w:r>
     </w:p>
     <w:p>
@@ -775,8 +2630,45 @@
         <w:pStyle w:val="ListBullet"/>
       </w:pPr>
       <w:r>
-        <w:t>Trade-off: การเพิ่ม confidence scoring และ EMA มี constant-factor overhead จึงอาจทำให้ช้าลงเล็กน้อยในบางสเกล แม้ให้เสถียรภาพสูงขึ้น</w:t>
-      </w:r>
+        <w:t xml:space="preserve">Trade-off: </w:t>
+      </w:r>
+      <w:proofErr w:type="spellStart"/>
+      <w:r>
+        <w:t>การเพิ่ม</w:t>
+      </w:r>
+      <w:proofErr w:type="spellEnd"/>
+      <w:r>
+        <w:t xml:space="preserve"> confidence scoring </w:t>
+      </w:r>
+      <w:proofErr w:type="spellStart"/>
+      <w:r>
+        <w:t>และ</w:t>
+      </w:r>
+      <w:proofErr w:type="spellEnd"/>
+      <w:r>
+        <w:t xml:space="preserve"> EMA </w:t>
+      </w:r>
+      <w:proofErr w:type="spellStart"/>
+      <w:r>
+        <w:t>มี</w:t>
+      </w:r>
+      <w:proofErr w:type="spellEnd"/>
+      <w:r>
+        <w:t xml:space="preserve"> constant-factor overhead </w:t>
+      </w:r>
+      <w:proofErr w:type="spellStart"/>
+      <w:r>
+        <w:t>จึงอาจทำให้ช้าลงเล็กน้อยในบางสเกล</w:t>
+      </w:r>
+      <w:proofErr w:type="spellEnd"/>
+      <w:r>
+        <w:t xml:space="preserve"> </w:t>
+      </w:r>
+      <w:proofErr w:type="spellStart"/>
+      <w:r>
+        <w:t>แม้ให้เสถียรภาพสูงขึ้น</w:t>
+      </w:r>
+      <w:proofErr w:type="spellEnd"/>
     </w:p>
     <w:p>
       <w:pPr>
@@ -835,13 +2727,95 @@
       <w:pPr>
         <w:jc w:val="center"/>
       </w:pPr>
+      <w:proofErr w:type="spellStart"/>
       <w:r>
         <w:rPr>
           <w:i/>
           <w:sz w:val="20"/>
         </w:rPr>
-        <w:t>รูปที่ 1 ระบบงานโดยรวมของการรับภาพ ประมาณท่าทาง วิเคราะห์ motion state วัด metric และแสดงผล</w:t>
-      </w:r>
+        <w:t>รูปที่</w:t>
+      </w:r>
+      <w:proofErr w:type="spellEnd"/>
+      <w:r>
+        <w:rPr>
+          <w:i/>
+          <w:sz w:val="20"/>
+        </w:rPr>
+        <w:t xml:space="preserve"> 1 </w:t>
+      </w:r>
+      <w:proofErr w:type="spellStart"/>
+      <w:r>
+        <w:rPr>
+          <w:i/>
+          <w:sz w:val="20"/>
+        </w:rPr>
+        <w:t>ระบบงานโดยรวมของการรับภาพ</w:t>
+      </w:r>
+      <w:proofErr w:type="spellEnd"/>
+      <w:r>
+        <w:rPr>
+          <w:i/>
+          <w:sz w:val="20"/>
+        </w:rPr>
+        <w:t xml:space="preserve"> </w:t>
+      </w:r>
+      <w:proofErr w:type="spellStart"/>
+      <w:r>
+        <w:rPr>
+          <w:i/>
+          <w:sz w:val="20"/>
+        </w:rPr>
+        <w:t>ประมาณท่าทาง</w:t>
+      </w:r>
+      <w:proofErr w:type="spellEnd"/>
+      <w:r>
+        <w:rPr>
+          <w:i/>
+          <w:sz w:val="20"/>
+        </w:rPr>
+        <w:t xml:space="preserve"> </w:t>
+      </w:r>
+      <w:proofErr w:type="spellStart"/>
+      <w:r>
+        <w:rPr>
+          <w:i/>
+          <w:sz w:val="20"/>
+        </w:rPr>
+        <w:t>วิเคราะห์</w:t>
+      </w:r>
+      <w:proofErr w:type="spellEnd"/>
+      <w:r>
+        <w:rPr>
+          <w:i/>
+          <w:sz w:val="20"/>
+        </w:rPr>
+        <w:t xml:space="preserve"> motion state </w:t>
+      </w:r>
+      <w:proofErr w:type="spellStart"/>
+      <w:r>
+        <w:rPr>
+          <w:i/>
+          <w:sz w:val="20"/>
+        </w:rPr>
+        <w:t>วัด</w:t>
+      </w:r>
+      <w:proofErr w:type="spellEnd"/>
+      <w:r>
+        <w:rPr>
+          <w:i/>
+          <w:sz w:val="20"/>
+        </w:rPr>
+        <w:t xml:space="preserve"> metric </w:t>
+      </w:r>
+      <w:proofErr w:type="spellStart"/>
+      <w:r>
+        <w:rPr>
+          <w:i/>
+          <w:sz w:val="20"/>
+        </w:rPr>
+        <w:t>และแสดงผล</w:t>
+      </w:r>
+      <w:proofErr w:type="spellEnd"/>
     </w:p>
     <w:p>
       <w:pPr>
@@ -862,13 +2836,141 @@
         <w:rPr>
           <w:rFonts w:ascii="TH Sarabun New" w:eastAsia="TH Sarabun New" w:hAnsi="TH Sarabun New"/>
         </w:rPr>
-        <w:t>4. รายละเอียดการพัฒนา (Implementation Details)</w:t>
+        <w:t xml:space="preserve">4. </w:t>
+      </w:r>
+      <w:proofErr w:type="spellStart"/>
+      <w:r>
+        <w:rPr>
+          <w:rFonts w:ascii="TH Sarabun New" w:eastAsia="TH Sarabun New" w:hAnsi="TH Sarabun New"/>
+        </w:rPr>
+        <w:t>รายละเอียดการพัฒนา</w:t>
+      </w:r>
+      <w:proofErr w:type="spellEnd"/>
+      <w:r>
+        <w:rPr>
+          <w:rFonts w:ascii="TH Sarabun New" w:eastAsia="TH Sarabun New" w:hAnsi="TH Sarabun New"/>
+        </w:rPr>
+        <w:t xml:space="preserve"> (Implementation Details)</w:t>
       </w:r>
     </w:p>
     <w:p>
-      <w:r>
-        <w:t>ระบบถูกพัฒนาด้วย Python 3.12 โดยแบ่งสถาปัตยกรรมออกเป็นสองส่วนหลัก ส่วนแรกคือ live application ประกอบด้วย Flask, OpenCV, MediaPipe และ exercise-specific modules สำหรับใช้งานบนหน้าเว็บจริง ส่วนที่สองคือ benchmarkable modules ใน `src/algorithms/` ซึ่งแยก logic ที่ใช้เปรียบเทียบ baseline/proposed ออกจากกล้องและ UI เพื่อให้สามารถทดสอบแบบ reproducible ได้อย่างชัดเจน</w:t>
-      </w:r>
+      <w:proofErr w:type="spellStart"/>
+      <w:r>
+        <w:t>ระบบถูกพัฒนาด้วย</w:t>
+      </w:r>
+      <w:proofErr w:type="spellEnd"/>
+      <w:r>
+        <w:t xml:space="preserve"> Python 3.12 </w:t>
+      </w:r>
+      <w:proofErr w:type="spellStart"/>
+      <w:r>
+        <w:t>โดยแบ่งสถาปัตยกรรมออกเป็นสองส่วนหลัก</w:t>
+      </w:r>
+      <w:proofErr w:type="spellEnd"/>
+      <w:r>
+        <w:t xml:space="preserve"> </w:t>
+      </w:r>
+      <w:proofErr w:type="spellStart"/>
+      <w:r>
+        <w:t>ส่วนแรกคือ</w:t>
+      </w:r>
+      <w:proofErr w:type="spellEnd"/>
+      <w:r>
+        <w:t xml:space="preserve"> live application </w:t>
+      </w:r>
+      <w:proofErr w:type="spellStart"/>
+      <w:r>
+        <w:t>ประกอบด้วย</w:t>
+      </w:r>
+      <w:proofErr w:type="spellEnd"/>
+      <w:r>
+        <w:t xml:space="preserve"> Flask, OpenCV, </w:t>
+      </w:r>
+      <w:proofErr w:type="spellStart"/>
+      <w:r>
+        <w:t>MediaPipe</w:t>
+      </w:r>
+      <w:proofErr w:type="spellEnd"/>
+      <w:r>
+        <w:t xml:space="preserve"> </w:t>
+      </w:r>
+      <w:proofErr w:type="spellStart"/>
+      <w:r>
+        <w:t>และ</w:t>
+      </w:r>
+      <w:proofErr w:type="spellEnd"/>
+      <w:r>
+        <w:t xml:space="preserve"> exercise-specific modules </w:t>
+      </w:r>
+      <w:proofErr w:type="spellStart"/>
+      <w:r>
+        <w:t>สำหรับใช้งานบนหน้าเว็บจริง</w:t>
+      </w:r>
+      <w:proofErr w:type="spellEnd"/>
+      <w:r>
+        <w:t xml:space="preserve"> </w:t>
+      </w:r>
+      <w:proofErr w:type="spellStart"/>
+      <w:r>
+        <w:t>ส่วนที่สองคือ</w:t>
+      </w:r>
+      <w:proofErr w:type="spellEnd"/>
+      <w:r>
+        <w:t xml:space="preserve"> benchmarkable modules </w:t>
+      </w:r>
+      <w:proofErr w:type="spellStart"/>
+      <w:r>
+        <w:t>ใน</w:t>
+      </w:r>
+      <w:proofErr w:type="spellEnd"/>
+      <w:r>
+        <w:t xml:space="preserve"> `</w:t>
+      </w:r>
+      <w:proofErr w:type="spellStart"/>
+      <w:r>
+        <w:t>src</w:t>
+      </w:r>
+      <w:proofErr w:type="spellEnd"/>
+      <w:r>
+        <w:t xml:space="preserve">/algorithms/` </w:t>
+      </w:r>
+      <w:proofErr w:type="spellStart"/>
+      <w:r>
+        <w:t>ซึ่งแยก</w:t>
+      </w:r>
+      <w:proofErr w:type="spellEnd"/>
+      <w:r>
+        <w:t xml:space="preserve"> logic </w:t>
+      </w:r>
+      <w:proofErr w:type="spellStart"/>
+      <w:r>
+        <w:t>ที่ใช้เปรียบเทียบ</w:t>
+      </w:r>
+      <w:proofErr w:type="spellEnd"/>
+      <w:r>
+        <w:t xml:space="preserve"> baseline/proposed </w:t>
+      </w:r>
+      <w:proofErr w:type="spellStart"/>
+      <w:r>
+        <w:t>ออกจากกล้องและ</w:t>
+      </w:r>
+      <w:proofErr w:type="spellEnd"/>
+      <w:r>
+        <w:t xml:space="preserve"> UI </w:t>
+      </w:r>
+      <w:proofErr w:type="spellStart"/>
+      <w:r>
+        <w:t>เพื่อให้สามารถทดสอบแบบ</w:t>
+      </w:r>
+      <w:proofErr w:type="spellEnd"/>
+      <w:r>
+        <w:t xml:space="preserve"> reproducible </w:t>
+      </w:r>
+      <w:proofErr w:type="spellStart"/>
+      <w:r>
+        <w:t>ได้อย่างชัดเจน</w:t>
+      </w:r>
+      <w:proofErr w:type="spellEnd"/>
     </w:p>
     <w:tbl>
       <w:tblPr>
@@ -886,6 +2988,7 @@
             <w:tcW w:w="5256" w:type="dxa"/>
           </w:tcPr>
           <w:p>
+            <w:proofErr w:type="spellStart"/>
             <w:r>
               <w:rPr>
                 <w:b/>
@@ -893,6 +2996,7 @@
               </w:rPr>
               <w:t>หัวข้อ</w:t>
             </w:r>
+            <w:proofErr w:type="spellEnd"/>
           </w:p>
         </w:tc>
         <w:tc>
@@ -900,6 +3004,7 @@
             <w:tcW w:w="5256" w:type="dxa"/>
           </w:tcPr>
           <w:p>
+            <w:proofErr w:type="spellStart"/>
             <w:r>
               <w:rPr>
                 <w:b/>
@@ -907,6 +3012,7 @@
               </w:rPr>
               <w:t>รายละเอียด</w:t>
             </w:r>
+            <w:proofErr w:type="spellEnd"/>
           </w:p>
         </w:tc>
       </w:tr>
@@ -916,12 +3022,14 @@
             <w:tcW w:w="5256" w:type="dxa"/>
           </w:tcPr>
           <w:p>
+            <w:proofErr w:type="spellStart"/>
             <w:r>
               <w:rPr>
                 <w:sz w:val="21"/>
               </w:rPr>
               <w:t>เทคโนโลยี</w:t>
             </w:r>
+            <w:proofErr w:type="spellEnd"/>
           </w:p>
         </w:tc>
         <w:tc>
@@ -933,7 +3041,21 @@
               <w:rPr>
                 <w:sz w:val="21"/>
               </w:rPr>
-              <w:t>Python 3.12, Flask, OpenCV, MediaPipe, NumPy, python-docx, python-pptx</w:t>
+              <w:t xml:space="preserve">Python 3.12, Flask, OpenCV, </w:t>
+            </w:r>
+            <w:proofErr w:type="spellStart"/>
+            <w:r>
+              <w:rPr>
+                <w:sz w:val="21"/>
+              </w:rPr>
+              <w:t>MediaPipe</w:t>
+            </w:r>
+            <w:proofErr w:type="spellEnd"/>
+            <w:r>
+              <w:rPr>
+                <w:sz w:val="21"/>
+              </w:rPr>
+              <w:t>, NumPy, python-docx, python-pptx</w:t>
             </w:r>
           </w:p>
         </w:tc>
@@ -944,12 +3066,14 @@
             <w:tcW w:w="5256" w:type="dxa"/>
           </w:tcPr>
           <w:p>
+            <w:proofErr w:type="spellStart"/>
             <w:r>
               <w:rPr>
                 <w:sz w:val="21"/>
               </w:rPr>
               <w:t>โครงสร้างข้อมูล</w:t>
             </w:r>
+            <w:proofErr w:type="spellEnd"/>
           </w:p>
         </w:tc>
         <w:tc>
@@ -961,7 +3085,35 @@
               <w:rPr>
                 <w:sz w:val="21"/>
               </w:rPr>
-              <w:t>Joint tuples, TrackingState, ExponentialAngleFilter, deterministic side-lock state</w:t>
+              <w:t xml:space="preserve">Joint tuples, </w:t>
+            </w:r>
+            <w:proofErr w:type="spellStart"/>
+            <w:r>
+              <w:rPr>
+                <w:sz w:val="21"/>
+              </w:rPr>
+              <w:t>TrackingState</w:t>
+            </w:r>
+            <w:proofErr w:type="spellEnd"/>
+            <w:r>
+              <w:rPr>
+                <w:sz w:val="21"/>
+              </w:rPr>
+              <w:t xml:space="preserve">, </w:t>
+            </w:r>
+            <w:proofErr w:type="spellStart"/>
+            <w:r>
+              <w:rPr>
+                <w:sz w:val="21"/>
+              </w:rPr>
+              <w:t>ExponentialAngleFilter</w:t>
+            </w:r>
+            <w:proofErr w:type="spellEnd"/>
+            <w:r>
+              <w:rPr>
+                <w:sz w:val="21"/>
+              </w:rPr>
+              <w:t>, deterministic side-lock state</w:t>
             </w:r>
           </w:p>
         </w:tc>
@@ -972,12 +3124,14 @@
             <w:tcW w:w="5256" w:type="dxa"/>
           </w:tcPr>
           <w:p>
+            <w:proofErr w:type="spellStart"/>
             <w:r>
               <w:rPr>
                 <w:sz w:val="21"/>
               </w:rPr>
               <w:t>การจัดการกรณีขอบ</w:t>
             </w:r>
+            <w:proofErr w:type="spellEnd"/>
           </w:p>
         </w:tc>
         <w:tc>
@@ -1000,12 +3154,14 @@
             <w:tcW w:w="5256" w:type="dxa"/>
           </w:tcPr>
           <w:p>
+            <w:proofErr w:type="spellStart"/>
             <w:r>
               <w:rPr>
                 <w:sz w:val="21"/>
               </w:rPr>
               <w:t>โค้ดหลัก</w:t>
             </w:r>
+            <w:proofErr w:type="spellEnd"/>
           </w:p>
         </w:tc>
         <w:tc>
@@ -1017,7 +3173,21 @@
               <w:rPr>
                 <w:sz w:val="21"/>
               </w:rPr>
-              <w:t>`app.py`, `camera.py`, `exercises/`, `src/algorithms/`, `experiments/benchmark.py`</w:t>
+              <w:t>`app.py`, `camera.py`, `exercises/`, `</w:t>
+            </w:r>
+            <w:proofErr w:type="spellStart"/>
+            <w:r>
+              <w:rPr>
+                <w:sz w:val="21"/>
+              </w:rPr>
+              <w:t>src</w:t>
+            </w:r>
+            <w:proofErr w:type="spellEnd"/>
+            <w:r>
+              <w:rPr>
+                <w:sz w:val="21"/>
+              </w:rPr>
+              <w:t>/algorithms/`, `experiments/benchmark.py`</w:t>
             </w:r>
           </w:p>
         </w:tc>
@@ -1028,12 +3198,14 @@
             <w:tcW w:w="5256" w:type="dxa"/>
           </w:tcPr>
           <w:p>
+            <w:proofErr w:type="spellStart"/>
             <w:r>
               <w:rPr>
                 <w:sz w:val="21"/>
               </w:rPr>
               <w:t>ข้อมูลจริง</w:t>
             </w:r>
+            <w:proofErr w:type="spellEnd"/>
           </w:p>
         </w:tc>
         <w:tc>
@@ -1045,7 +3217,49 @@
               <w:rPr>
                 <w:sz w:val="21"/>
               </w:rPr>
-              <w:t>`tools/collect_mocap.py` สำหรับบันทึก landmark และ `experiments/evaluate_recorded_sequence.py` สำหรับ replay</w:t>
+              <w:t xml:space="preserve">`tools/collect_mocap.py` </w:t>
+            </w:r>
+            <w:proofErr w:type="spellStart"/>
+            <w:r>
+              <w:rPr>
+                <w:sz w:val="21"/>
+              </w:rPr>
+              <w:t>สำหรับบันทึก</w:t>
+            </w:r>
+            <w:proofErr w:type="spellEnd"/>
+            <w:r>
+              <w:rPr>
+                <w:sz w:val="21"/>
+              </w:rPr>
+              <w:t xml:space="preserve"> landmark </w:t>
+            </w:r>
+            <w:proofErr w:type="spellStart"/>
+            <w:r>
+              <w:rPr>
+                <w:sz w:val="21"/>
+              </w:rPr>
+              <w:t>และ</w:t>
+            </w:r>
+            <w:proofErr w:type="spellEnd"/>
+            <w:r>
+              <w:rPr>
+                <w:sz w:val="21"/>
+              </w:rPr>
+              <w:t xml:space="preserve"> `experiments/evaluate_recorded_sequence.py` </w:t>
+            </w:r>
+            <w:proofErr w:type="spellStart"/>
+            <w:r>
+              <w:rPr>
+                <w:sz w:val="21"/>
+              </w:rPr>
+              <w:t>สำหรับ</w:t>
+            </w:r>
+            <w:proofErr w:type="spellEnd"/>
+            <w:r>
+              <w:rPr>
+                <w:sz w:val="21"/>
+              </w:rPr>
+              <w:t xml:space="preserve"> replay</w:t>
             </w:r>
           </w:p>
         </w:tc>
@@ -1059,7 +3273,21 @@
         <w:rPr>
           <w:rFonts w:ascii="TH Sarabun New" w:eastAsia="TH Sarabun New" w:hAnsi="TH Sarabun New"/>
         </w:rPr>
-        <w:t>5. การทดลอง (Experimental Setup)</w:t>
+        <w:t xml:space="preserve">5. </w:t>
+      </w:r>
+      <w:proofErr w:type="spellStart"/>
+      <w:r>
+        <w:rPr>
+          <w:rFonts w:ascii="TH Sarabun New" w:eastAsia="TH Sarabun New" w:hAnsi="TH Sarabun New"/>
+        </w:rPr>
+        <w:t>การทดลอง</w:t>
+      </w:r>
+      <w:proofErr w:type="spellEnd"/>
+      <w:r>
+        <w:rPr>
+          <w:rFonts w:ascii="TH Sarabun New" w:eastAsia="TH Sarabun New" w:hAnsi="TH Sarabun New"/>
+        </w:rPr>
+        <w:t xml:space="preserve"> (Experimental Setup)</w:t>
       </w:r>
     </w:p>
     <w:p>
@@ -1070,15 +3298,196 @@
         <w:rPr>
           <w:rFonts w:ascii="TH Sarabun New" w:eastAsia="TH Sarabun New" w:hAnsi="TH Sarabun New"/>
         </w:rPr>
-        <w:t>5.1 ชุดข้อมูล</w:t>
-      </w:r>
+        <w:t xml:space="preserve">5.1 </w:t>
+      </w:r>
+      <w:proofErr w:type="spellStart"/>
+      <w:r>
+        <w:rPr>
+          <w:rFonts w:ascii="TH Sarabun New" w:eastAsia="TH Sarabun New" w:hAnsi="TH Sarabun New"/>
+        </w:rPr>
+        <w:t>ชุดข้อมูล</w:t>
+      </w:r>
+      <w:proofErr w:type="spellEnd"/>
     </w:p>
     <w:p>
-      <w:r>
-        <w:t xml:space="preserve">การทดลองหลักใช้ข้อมูลสังเคราะห์ (synthetic data) ที่สร้างจาก motion profile ของ elbow angle แบบคาบ พร้อมการเติม Gaussian-like noise และการสลับ visibility ซ้าย/ขวาเพื่อจำลองสภาพแวดล้อมที่ pose tracker ทำงานไม่สมบูรณ์ ข้อมูลสังเคราะห์ถูกสร้างแบบ on-demand จาก </w:t>
-      </w:r>
-      <w:r>
-        <w:t>`src/algorithms/synthetic_data.py` และใช้ขนาด 1,000, 10,000 และ 100,000 เฟรมตามข้อกำหนด scaling test ของรายวิชา นอกจากนี้โครงงานยังมี pipeline สำหรับข้อมูลจริง โดยใช้ `tools/collect_mocap.py` บันทึก arm landmark sequence จาก webcam แล้วประเมินซ้ำด้วย `experiments/evaluate_recorded_sequence.py`</w:t>
+      <w:proofErr w:type="spellStart"/>
+      <w:r>
+        <w:t>การทดลองหลักใช้ข้อมูลสังเคราะห์</w:t>
+      </w:r>
+      <w:proofErr w:type="spellEnd"/>
+      <w:r>
+        <w:t xml:space="preserve"> (synthetic data) </w:t>
+      </w:r>
+      <w:proofErr w:type="spellStart"/>
+      <w:r>
+        <w:t>ที่สร้างจาก</w:t>
+      </w:r>
+      <w:proofErr w:type="spellEnd"/>
+      <w:r>
+        <w:t xml:space="preserve"> motion profile </w:t>
+      </w:r>
+      <w:proofErr w:type="spellStart"/>
+      <w:r>
+        <w:t>ของ</w:t>
+      </w:r>
+      <w:proofErr w:type="spellEnd"/>
+      <w:r>
+        <w:t xml:space="preserve"> elbow angle </w:t>
+      </w:r>
+      <w:proofErr w:type="spellStart"/>
+      <w:r>
+        <w:t>แบบคาบ</w:t>
+      </w:r>
+      <w:proofErr w:type="spellEnd"/>
+      <w:r>
+        <w:t xml:space="preserve"> </w:t>
+      </w:r>
+      <w:proofErr w:type="spellStart"/>
+      <w:r>
+        <w:t>พร้อมการเติม</w:t>
+      </w:r>
+      <w:proofErr w:type="spellEnd"/>
+      <w:r>
+        <w:t xml:space="preserve"> Gaussian-like noise </w:t>
+      </w:r>
+      <w:proofErr w:type="spellStart"/>
+      <w:r>
+        <w:t>และการสลับ</w:t>
+      </w:r>
+      <w:proofErr w:type="spellEnd"/>
+      <w:r>
+        <w:t xml:space="preserve"> visibility </w:t>
+      </w:r>
+      <w:proofErr w:type="spellStart"/>
+      <w:r>
+        <w:t>ซ้าย</w:t>
+      </w:r>
+      <w:proofErr w:type="spellEnd"/>
+      <w:r>
+        <w:t>/</w:t>
+      </w:r>
+      <w:proofErr w:type="spellStart"/>
+      <w:r>
+        <w:t>ขวาเพื่อจำลองสภาพแวดล้อมที่</w:t>
+      </w:r>
+      <w:proofErr w:type="spellEnd"/>
+      <w:r>
+        <w:t xml:space="preserve"> pose tracker </w:t>
+      </w:r>
+      <w:proofErr w:type="spellStart"/>
+      <w:r>
+        <w:t>ทำงานไม่สมบูรณ์</w:t>
+      </w:r>
+      <w:proofErr w:type="spellEnd"/>
+      <w:r>
+        <w:t xml:space="preserve"> </w:t>
+      </w:r>
+      <w:proofErr w:type="spellStart"/>
+      <w:r>
+        <w:t>ข้อมูลสังเคราะห์ถูกสร้างแบบ</w:t>
+      </w:r>
+      <w:proofErr w:type="spellEnd"/>
+      <w:r>
+        <w:t xml:space="preserve"> on-demand </w:t>
+      </w:r>
+      <w:proofErr w:type="spellStart"/>
+      <w:r>
+        <w:t>จาก</w:t>
+      </w:r>
+      <w:proofErr w:type="spellEnd"/>
+      <w:r>
+        <w:t xml:space="preserve"> </w:t>
+      </w:r>
+      <w:r>
+        <w:t>`</w:t>
+      </w:r>
+      <w:proofErr w:type="spellStart"/>
+      <w:r>
+        <w:t>src</w:t>
+      </w:r>
+      <w:proofErr w:type="spellEnd"/>
+      <w:r>
+        <w:t xml:space="preserve">/algorithms/synthetic_data.py` </w:t>
+      </w:r>
+      <w:proofErr w:type="spellStart"/>
+      <w:r>
+        <w:t>และใช้ขนาด</w:t>
+      </w:r>
+      <w:proofErr w:type="spellEnd"/>
+      <w:r>
+        <w:t xml:space="preserve"> 1,000, 10,000 </w:t>
+      </w:r>
+      <w:proofErr w:type="spellStart"/>
+      <w:r>
+        <w:t>และ</w:t>
+      </w:r>
+      <w:proofErr w:type="spellEnd"/>
+      <w:r>
+        <w:t xml:space="preserve"> 100,000 </w:t>
+      </w:r>
+      <w:proofErr w:type="spellStart"/>
+      <w:r>
+        <w:t>เฟรมตามข้อกำหนด</w:t>
+      </w:r>
+      <w:proofErr w:type="spellEnd"/>
+      <w:r>
+        <w:t xml:space="preserve"> scaling test </w:t>
+      </w:r>
+      <w:proofErr w:type="spellStart"/>
+      <w:r>
+        <w:t>ของรายวิชา</w:t>
+      </w:r>
+      <w:proofErr w:type="spellEnd"/>
+      <w:r>
+        <w:t xml:space="preserve"> </w:t>
+      </w:r>
+      <w:proofErr w:type="spellStart"/>
+      <w:r>
+        <w:t>นอกจากนี้โครงงานยังมี</w:t>
+      </w:r>
+      <w:proofErr w:type="spellEnd"/>
+      <w:r>
+        <w:t xml:space="preserve"> pipeline </w:t>
+      </w:r>
+      <w:proofErr w:type="spellStart"/>
+      <w:r>
+        <w:t>สำหรับข้อมูลจริง</w:t>
+      </w:r>
+      <w:proofErr w:type="spellEnd"/>
+      <w:r>
+        <w:t xml:space="preserve"> </w:t>
+      </w:r>
+      <w:proofErr w:type="spellStart"/>
+      <w:r>
+        <w:t>โดยใช้</w:t>
+      </w:r>
+      <w:proofErr w:type="spellEnd"/>
+      <w:r>
+        <w:t xml:space="preserve"> `tools/collect_mocap.py` </w:t>
+      </w:r>
+      <w:proofErr w:type="spellStart"/>
+      <w:r>
+        <w:t>บันทึก</w:t>
+      </w:r>
+      <w:proofErr w:type="spellEnd"/>
+      <w:r>
+        <w:t xml:space="preserve"> arm landmark sequence </w:t>
+      </w:r>
+      <w:proofErr w:type="spellStart"/>
+      <w:r>
+        <w:t>จาก</w:t>
+      </w:r>
+      <w:proofErr w:type="spellEnd"/>
+      <w:r>
+        <w:t xml:space="preserve"> webcam </w:t>
+      </w:r>
+      <w:proofErr w:type="spellStart"/>
+      <w:r>
+        <w:t>แล้วประเมินซ้ำด้วย</w:t>
+      </w:r>
+      <w:proofErr w:type="spellEnd"/>
+      <w:r>
+        <w:t xml:space="preserve"> `experiments/evaluate_recorded_sequence.py`</w:t>
       </w:r>
     </w:p>
     <w:p>
@@ -1089,47 +3498,101 @@
         <w:rPr>
           <w:rFonts w:ascii="TH Sarabun New" w:eastAsia="TH Sarabun New" w:hAnsi="TH Sarabun New"/>
         </w:rPr>
-        <w:t>5.2 สภาพแวดล้อม</w:t>
-      </w:r>
+        <w:t xml:space="preserve">5.2 </w:t>
+      </w:r>
+      <w:proofErr w:type="spellStart"/>
+      <w:r>
+        <w:rPr>
+          <w:rFonts w:ascii="TH Sarabun New" w:eastAsia="TH Sarabun New" w:hAnsi="TH Sarabun New"/>
+        </w:rPr>
+        <w:t>สภาพแวดล้อม</w:t>
+      </w:r>
+      <w:proofErr w:type="spellEnd"/>
     </w:p>
     <w:p>
       <w:pPr>
         <w:pStyle w:val="ListBullet"/>
       </w:pPr>
-      <w:r>
-        <w:t>ระบบปฏิบัติการ: Windows-11-10.0.26200-SP0</w:t>
+      <w:proofErr w:type="spellStart"/>
+      <w:r>
+        <w:t>ระบบปฏิบัติการ</w:t>
+      </w:r>
+      <w:proofErr w:type="spellEnd"/>
+      <w:r>
+        <w:t>: Windows-11-10.0.26200-SP0</w:t>
       </w:r>
     </w:p>
     <w:p>
       <w:pPr>
         <w:pStyle w:val="ListBullet"/>
       </w:pPr>
-      <w:r>
-        <w:t>สถาปัตยกรรมเครื่อง: AMD64</w:t>
+      <w:proofErr w:type="spellStart"/>
+      <w:r>
+        <w:t>สถาปัตยกรรมเครื่อง</w:t>
+      </w:r>
+      <w:proofErr w:type="spellEnd"/>
+      <w:r>
+        <w:t>: AMD64</w:t>
       </w:r>
     </w:p>
     <w:p>
       <w:pPr>
         <w:pStyle w:val="ListBullet"/>
       </w:pPr>
-      <w:r>
-        <w:t>ข้อมูล processor จาก environment: Intel64 Family 6 Model 170 Stepping 4, GenuineIntel</w:t>
-      </w:r>
+      <w:proofErr w:type="spellStart"/>
+      <w:r>
+        <w:t>ข้อมูล</w:t>
+      </w:r>
+      <w:proofErr w:type="spellEnd"/>
+      <w:r>
+        <w:t xml:space="preserve"> processor </w:t>
+      </w:r>
+      <w:proofErr w:type="spellStart"/>
+      <w:r>
+        <w:t>จาก</w:t>
+      </w:r>
+      <w:proofErr w:type="spellEnd"/>
+      <w:r>
+        <w:t xml:space="preserve"> environment: Intel64 Family 6 Model 170 Stepping 4, </w:t>
+      </w:r>
+      <w:proofErr w:type="spellStart"/>
+      <w:r>
+        <w:t>GenuineIntel</w:t>
+      </w:r>
+      <w:proofErr w:type="spellEnd"/>
     </w:p>
     <w:p>
       <w:pPr>
         <w:pStyle w:val="ListBullet"/>
       </w:pPr>
-      <w:r>
-        <w:t>ภาษาและ runtime: Python 3.12</w:t>
+      <w:proofErr w:type="spellStart"/>
+      <w:r>
+        <w:t>ภาษาและ</w:t>
+      </w:r>
+      <w:proofErr w:type="spellEnd"/>
+      <w:r>
+        <w:t xml:space="preserve"> runtime: Python 3.12</w:t>
       </w:r>
     </w:p>
     <w:p>
       <w:pPr>
         <w:pStyle w:val="ListBullet"/>
       </w:pPr>
-      <w:r>
-        <w:t>การรัน benchmark: local execution จาก repository root</w:t>
+      <w:proofErr w:type="spellStart"/>
+      <w:r>
+        <w:t>การรัน</w:t>
+      </w:r>
+      <w:proofErr w:type="spellEnd"/>
+      <w:r>
+        <w:t xml:space="preserve"> benchmark: local execution </w:t>
+      </w:r>
+      <w:proofErr w:type="spellStart"/>
+      <w:r>
+        <w:t>จาก</w:t>
+      </w:r>
+      <w:proofErr w:type="spellEnd"/>
+      <w:r>
+        <w:t xml:space="preserve"> repository root</w:t>
       </w:r>
     </w:p>
     <w:p>
@@ -1140,47 +3603,147 @@
         <w:rPr>
           <w:rFonts w:ascii="TH Sarabun New" w:eastAsia="TH Sarabun New" w:hAnsi="TH Sarabun New"/>
         </w:rPr>
-        <w:t>5.3 ตัวชี้วัด</w:t>
-      </w:r>
+        <w:t xml:space="preserve">5.3 </w:t>
+      </w:r>
+      <w:proofErr w:type="spellStart"/>
+      <w:r>
+        <w:rPr>
+          <w:rFonts w:ascii="TH Sarabun New" w:eastAsia="TH Sarabun New" w:hAnsi="TH Sarabun New"/>
+        </w:rPr>
+        <w:t>ตัวชี้วัด</w:t>
+      </w:r>
+      <w:proofErr w:type="spellEnd"/>
     </w:p>
     <w:p>
       <w:pPr>
         <w:pStyle w:val="ListBullet"/>
       </w:pPr>
       <w:r>
-        <w:t>Runtime (total ms) และ ms/frame สำหรับวัดประสิทธิภาพเชิงเวลา</w:t>
-      </w:r>
+        <w:t xml:space="preserve">Runtime (total </w:t>
+      </w:r>
+      <w:proofErr w:type="spellStart"/>
+      <w:r>
+        <w:t>ms</w:t>
+      </w:r>
+      <w:proofErr w:type="spellEnd"/>
+      <w:r>
+        <w:t xml:space="preserve">) </w:t>
+      </w:r>
+      <w:proofErr w:type="spellStart"/>
+      <w:r>
+        <w:t>และ</w:t>
+      </w:r>
+      <w:proofErr w:type="spellEnd"/>
+      <w:r>
+        <w:t xml:space="preserve"> </w:t>
+      </w:r>
+      <w:proofErr w:type="spellStart"/>
+      <w:r>
+        <w:t>ms</w:t>
+      </w:r>
+      <w:proofErr w:type="spellEnd"/>
+      <w:r>
+        <w:t xml:space="preserve">/frame </w:t>
+      </w:r>
+      <w:proofErr w:type="spellStart"/>
+      <w:r>
+        <w:t>สำหรับวัดประสิทธิภาพเชิงเวลา</w:t>
+      </w:r>
+      <w:proofErr w:type="spellEnd"/>
     </w:p>
     <w:p>
       <w:pPr>
         <w:pStyle w:val="ListBullet"/>
       </w:pPr>
       <w:r>
-        <w:t>Peak traced memory (KB) สำหรับวัดการใช้หน่วยความจำเชิงสัมพัทธ์</w:t>
-      </w:r>
+        <w:t xml:space="preserve">Peak traced memory (KB) </w:t>
+      </w:r>
+      <w:proofErr w:type="spellStart"/>
+      <w:r>
+        <w:t>สำหรับวัดการใช้หน่วยความจำเชิงสัมพัทธ์</w:t>
+      </w:r>
+      <w:proofErr w:type="spellEnd"/>
     </w:p>
     <w:p>
       <w:pPr>
         <w:pStyle w:val="ListBullet"/>
       </w:pPr>
       <w:r>
-        <w:t>Repetition-count error เทียบกับ expected reps ของข้อมูลสังเคราะห์</w:t>
-      </w:r>
+        <w:t xml:space="preserve">Repetition-count error </w:t>
+      </w:r>
+      <w:proofErr w:type="spellStart"/>
+      <w:r>
+        <w:t>เทียบกับ</w:t>
+      </w:r>
+      <w:proofErr w:type="spellEnd"/>
+      <w:r>
+        <w:t xml:space="preserve"> expected reps </w:t>
+      </w:r>
+      <w:proofErr w:type="spellStart"/>
+      <w:r>
+        <w:t>ของข้อมูลสังเคราะห์</w:t>
+      </w:r>
+      <w:proofErr w:type="spellEnd"/>
     </w:p>
     <w:p>
       <w:pPr>
         <w:pStyle w:val="ListBullet"/>
       </w:pPr>
       <w:r>
-        <w:t>Side-switch jitter เพื่อวัดความแกว่งของ active side ระหว่างซ้าย/ขวา</w:t>
-      </w:r>
+        <w:t xml:space="preserve">Side-switch jitter </w:t>
+      </w:r>
+      <w:proofErr w:type="spellStart"/>
+      <w:r>
+        <w:t>เพื่อวัดความแกว่งของ</w:t>
+      </w:r>
+      <w:proofErr w:type="spellEnd"/>
+      <w:r>
+        <w:t xml:space="preserve"> active side </w:t>
+      </w:r>
+      <w:proofErr w:type="spellStart"/>
+      <w:r>
+        <w:t>ระหว่างซ้าย</w:t>
+      </w:r>
+      <w:proofErr w:type="spellEnd"/>
+      <w:r>
+        <w:t>/</w:t>
+      </w:r>
+      <w:proofErr w:type="spellStart"/>
+      <w:r>
+        <w:t>ขวา</w:t>
+      </w:r>
+      <w:proofErr w:type="spellEnd"/>
     </w:p>
     <w:p>
       <w:pPr>
         <w:pStyle w:val="ListBullet"/>
       </w:pPr>
       <w:r>
-        <w:t>Visual quality ผ่าน side-by-side demo video และ plots ที่สร้างจาก benchmark</w:t>
+        <w:t xml:space="preserve">Visual quality </w:t>
+      </w:r>
+      <w:proofErr w:type="spellStart"/>
+      <w:r>
+        <w:t>ผ่าน</w:t>
+      </w:r>
+      <w:proofErr w:type="spellEnd"/>
+      <w:r>
+        <w:t xml:space="preserve"> side-by-side demo video </w:t>
+      </w:r>
+      <w:proofErr w:type="spellStart"/>
+      <w:r>
+        <w:t>และ</w:t>
+      </w:r>
+      <w:proofErr w:type="spellEnd"/>
+      <w:r>
+        <w:t xml:space="preserve"> plots </w:t>
+      </w:r>
+      <w:proofErr w:type="spellStart"/>
+      <w:r>
+        <w:t>ที่สร้างจาก</w:t>
+      </w:r>
+      <w:proofErr w:type="spellEnd"/>
+      <w:r>
+        <w:t xml:space="preserve"> benchmark</w:t>
       </w:r>
     </w:p>
     <w:tbl>
@@ -1200,6 +3763,7 @@
             <w:tcW w:w="3504" w:type="dxa"/>
           </w:tcPr>
           <w:p>
+            <w:proofErr w:type="spellStart"/>
             <w:r>
               <w:rPr>
                 <w:b/>
@@ -1207,6 +3771,7 @@
               </w:rPr>
               <w:t>องค์ประกอบ</w:t>
             </w:r>
+            <w:proofErr w:type="spellEnd"/>
           </w:p>
         </w:tc>
         <w:tc>
@@ -1214,6 +3779,7 @@
             <w:tcW w:w="3504" w:type="dxa"/>
           </w:tcPr>
           <w:p>
+            <w:proofErr w:type="spellStart"/>
             <w:r>
               <w:rPr>
                 <w:b/>
@@ -1221,6 +3787,7 @@
               </w:rPr>
               <w:t>ค่า</w:t>
             </w:r>
+            <w:proofErr w:type="spellEnd"/>
           </w:p>
         </w:tc>
         <w:tc>
@@ -1228,6 +3795,7 @@
             <w:tcW w:w="3504" w:type="dxa"/>
           </w:tcPr>
           <w:p>
+            <w:proofErr w:type="spellStart"/>
             <w:r>
               <w:rPr>
                 <w:b/>
@@ -1235,6 +3803,7 @@
               </w:rPr>
               <w:t>จุดประสงค์</w:t>
             </w:r>
+            <w:proofErr w:type="spellEnd"/>
           </w:p>
         </w:tc>
       </w:tr>
@@ -1270,11 +3839,33 @@
             <w:tcW w:w="3504" w:type="dxa"/>
           </w:tcPr>
           <w:p>
+            <w:proofErr w:type="spellStart"/>
             <w:r>
               <w:rPr>
                 <w:sz w:val="21"/>
               </w:rPr>
-              <w:t>ทดสอบ scaling test ตาม rubric</w:t>
+              <w:t>ทดสอบ</w:t>
+            </w:r>
+            <w:proofErr w:type="spellEnd"/>
+            <w:r>
+              <w:rPr>
+                <w:sz w:val="21"/>
+              </w:rPr>
+              <w:t xml:space="preserve"> scaling test </w:t>
+            </w:r>
+            <w:proofErr w:type="spellStart"/>
+            <w:r>
+              <w:rPr>
+                <w:sz w:val="21"/>
+              </w:rPr>
+              <w:t>ตาม</w:t>
+            </w:r>
+            <w:proofErr w:type="spellEnd"/>
+            <w:r>
+              <w:rPr>
+                <w:sz w:val="21"/>
+              </w:rPr>
+              <w:t xml:space="preserve"> rubric</w:t>
             </w:r>
           </w:p>
         </w:tc>
@@ -1311,11 +3902,19 @@
             <w:tcW w:w="3504" w:type="dxa"/>
           </w:tcPr>
           <w:p>
+            <w:proofErr w:type="spellStart"/>
             <w:r>
               <w:rPr>
                 <w:sz w:val="21"/>
               </w:rPr>
-              <w:t>ใช้วัด repetition-count error</w:t>
+              <w:t>ใช้วัด</w:t>
+            </w:r>
+            <w:proofErr w:type="spellEnd"/>
+            <w:r>
+              <w:rPr>
+                <w:sz w:val="21"/>
+              </w:rPr>
+              <w:t xml:space="preserve"> repetition-count error</w:t>
             </w:r>
           </w:p>
         </w:tc>
@@ -1353,12 +3952,28 @@
             <w:tcW w:w="3504" w:type="dxa"/>
           </w:tcPr>
           <w:p>
+            <w:proofErr w:type="spellStart"/>
             <w:r>
               <w:rPr>
                 <w:sz w:val="21"/>
               </w:rPr>
-              <w:t>รองรับข้อมูลจริงโดยไม่ผูกกับ webcam แบบสดตลอดเวลา</w:t>
+              <w:t>รองรับข้อมูลจริงโดยไม่ผูกกับ</w:t>
             </w:r>
+            <w:proofErr w:type="spellEnd"/>
+            <w:r>
+              <w:rPr>
+                <w:sz w:val="21"/>
+              </w:rPr>
+              <w:t xml:space="preserve"> webcam </w:t>
+            </w:r>
+            <w:proofErr w:type="spellStart"/>
+            <w:r>
+              <w:rPr>
+                <w:sz w:val="21"/>
+              </w:rPr>
+              <w:t>แบบสดตลอดเวลา</w:t>
+            </w:r>
+            <w:proofErr w:type="spellEnd"/>
           </w:p>
         </w:tc>
       </w:tr>
@@ -1394,11 +4009,19 @@
             <w:tcW w:w="3504" w:type="dxa"/>
           </w:tcPr>
           <w:p>
+            <w:proofErr w:type="spellStart"/>
             <w:r>
               <w:rPr>
                 <w:sz w:val="21"/>
               </w:rPr>
-              <w:t>แสดงผลเชิงภาพและ side-by-side comparison</w:t>
+              <w:t>แสดงผลเชิงภาพและ</w:t>
+            </w:r>
+            <w:proofErr w:type="spellEnd"/>
+            <w:r>
+              <w:rPr>
+                <w:sz w:val="21"/>
+              </w:rPr>
+              <w:t xml:space="preserve"> side-by-side comparison</w:t>
             </w:r>
           </w:p>
         </w:tc>
@@ -1412,7 +4035,21 @@
         <w:rPr>
           <w:rFonts w:ascii="TH Sarabun New" w:eastAsia="TH Sarabun New" w:hAnsi="TH Sarabun New"/>
         </w:rPr>
-        <w:t>6. ผลการทดลองและการวิเคราะห์ (Results &amp; Evaluation)</w:t>
+        <w:t xml:space="preserve">6. </w:t>
+      </w:r>
+      <w:proofErr w:type="spellStart"/>
+      <w:r>
+        <w:rPr>
+          <w:rFonts w:ascii="TH Sarabun New" w:eastAsia="TH Sarabun New" w:hAnsi="TH Sarabun New"/>
+        </w:rPr>
+        <w:t>ผลการทดลองและการวิเคราะห์</w:t>
+      </w:r>
+      <w:proofErr w:type="spellEnd"/>
+      <w:r>
+        <w:rPr>
+          <w:rFonts w:ascii="TH Sarabun New" w:eastAsia="TH Sarabun New" w:hAnsi="TH Sarabun New"/>
+        </w:rPr>
+        <w:t xml:space="preserve"> (Results &amp; Evaluation)</w:t>
       </w:r>
     </w:p>
     <w:tbl>
@@ -1456,7 +4093,23 @@
                 <w:b/>
                 <w:sz w:val="21"/>
               </w:rPr>
-              <w:t>Baseline (ms/frame)</w:t>
+              <w:t>Baseline (</w:t>
+            </w:r>
+            <w:proofErr w:type="spellStart"/>
+            <w:r>
+              <w:rPr>
+                <w:b/>
+                <w:sz w:val="21"/>
+              </w:rPr>
+              <w:t>ms</w:t>
+            </w:r>
+            <w:proofErr w:type="spellEnd"/>
+            <w:r>
+              <w:rPr>
+                <w:b/>
+                <w:sz w:val="21"/>
+              </w:rPr>
+              <w:t>/frame)</w:t>
             </w:r>
           </w:p>
         </w:tc>
@@ -1470,7 +4123,23 @@
                 <w:b/>
                 <w:sz w:val="21"/>
               </w:rPr>
-              <w:t>Proposed (ms/frame)</w:t>
+              <w:t>Proposed (</w:t>
+            </w:r>
+            <w:proofErr w:type="spellStart"/>
+            <w:r>
+              <w:rPr>
+                <w:b/>
+                <w:sz w:val="21"/>
+              </w:rPr>
+              <w:t>ms</w:t>
+            </w:r>
+            <w:proofErr w:type="spellEnd"/>
+            <w:r>
+              <w:rPr>
+                <w:b/>
+                <w:sz w:val="21"/>
+              </w:rPr>
+              <w:t>/frame)</w:t>
             </w:r>
           </w:p>
         </w:tc>
@@ -1865,22 +4534,404 @@
       </w:tr>
     </w:tbl>
     <w:p>
-      <w:r>
-        <w:t xml:space="preserve">จากตารางพบว่า proposed method เร็วกว่า baseline ที่ขนาด 1,000 และ 10,000 เฟรม คิดเป็น 12.56% และ 11.37% ตามลำดับ อย่างไรก็ตาม ที่ขนาด 100,000 เฟรม runtime เฉลี่ยต่อเฟรมเพิ่มขึ้นจาก 0.006073 เป็น </w:t>
-      </w:r>
-      <w:r>
-        <w:t>0.006172 ms/frame หรือช้าลงประมาณ 1.64% สะท้อนว่า side-lock และ temporal filtering ให้เสถียรภาพที่ดีขึ้นแลกกับ constant-factor overhead เล็กน้อยที่สเกลสูงสุด</w:t>
-      </w:r>
+      <w:proofErr w:type="spellStart"/>
+      <w:r>
+        <w:t>จากตารางพบว่า</w:t>
+      </w:r>
+      <w:proofErr w:type="spellEnd"/>
+      <w:r>
+        <w:t xml:space="preserve"> proposed method </w:t>
+      </w:r>
+      <w:proofErr w:type="spellStart"/>
+      <w:r>
+        <w:t>เร็วกว่า</w:t>
+      </w:r>
+      <w:proofErr w:type="spellEnd"/>
+      <w:r>
+        <w:t xml:space="preserve"> baseline </w:t>
+      </w:r>
+      <w:proofErr w:type="spellStart"/>
+      <w:r>
+        <w:t>ที่ขนาด</w:t>
+      </w:r>
+      <w:proofErr w:type="spellEnd"/>
+      <w:r>
+        <w:t xml:space="preserve"> 1,000 </w:t>
+      </w:r>
+      <w:proofErr w:type="spellStart"/>
+      <w:r>
+        <w:t>และ</w:t>
+      </w:r>
+      <w:proofErr w:type="spellEnd"/>
+      <w:r>
+        <w:t xml:space="preserve"> 10,000 </w:t>
+      </w:r>
+      <w:proofErr w:type="spellStart"/>
+      <w:r>
+        <w:t>เฟรม</w:t>
+      </w:r>
+      <w:proofErr w:type="spellEnd"/>
+      <w:r>
+        <w:t xml:space="preserve"> </w:t>
+      </w:r>
+      <w:proofErr w:type="spellStart"/>
+      <w:r>
+        <w:t>คิดเป็น</w:t>
+      </w:r>
+      <w:proofErr w:type="spellEnd"/>
+      <w:r>
+        <w:t xml:space="preserve"> 12.56% </w:t>
+      </w:r>
+      <w:proofErr w:type="spellStart"/>
+      <w:r>
+        <w:t>และ</w:t>
+      </w:r>
+      <w:proofErr w:type="spellEnd"/>
+      <w:r>
+        <w:t xml:space="preserve"> 11.37% </w:t>
+      </w:r>
+      <w:proofErr w:type="spellStart"/>
+      <w:r>
+        <w:t>ตามลำดับ</w:t>
+      </w:r>
+      <w:proofErr w:type="spellEnd"/>
+      <w:r>
+        <w:t xml:space="preserve"> </w:t>
+      </w:r>
+      <w:proofErr w:type="spellStart"/>
+      <w:r>
+        <w:t>อย่างไรก็ตาม</w:t>
+      </w:r>
+      <w:proofErr w:type="spellEnd"/>
+      <w:r>
+        <w:t xml:space="preserve"> </w:t>
+      </w:r>
+      <w:proofErr w:type="spellStart"/>
+      <w:r>
+        <w:t>ที่ขนาด</w:t>
+      </w:r>
+      <w:proofErr w:type="spellEnd"/>
+      <w:r>
+        <w:t xml:space="preserve"> 100,000 </w:t>
+      </w:r>
+      <w:proofErr w:type="spellStart"/>
+      <w:r>
+        <w:t>เฟรม</w:t>
+      </w:r>
+      <w:proofErr w:type="spellEnd"/>
+      <w:r>
+        <w:t xml:space="preserve"> runtime </w:t>
+      </w:r>
+      <w:proofErr w:type="spellStart"/>
+      <w:r>
+        <w:t>เฉลี่ยต่อเฟรมเพิ่มขึ้นจาก</w:t>
+      </w:r>
+      <w:proofErr w:type="spellEnd"/>
+      <w:r>
+        <w:t xml:space="preserve"> 0.006073 </w:t>
+      </w:r>
+      <w:proofErr w:type="spellStart"/>
+      <w:r>
+        <w:t>เป็น</w:t>
+      </w:r>
+      <w:proofErr w:type="spellEnd"/>
+      <w:r>
+        <w:t xml:space="preserve"> </w:t>
+      </w:r>
+      <w:r>
+        <w:t xml:space="preserve">0.006172 </w:t>
+      </w:r>
+      <w:proofErr w:type="spellStart"/>
+      <w:r>
+        <w:t>ms</w:t>
+      </w:r>
+      <w:proofErr w:type="spellEnd"/>
+      <w:r>
+        <w:t xml:space="preserve">/frame </w:t>
+      </w:r>
+      <w:proofErr w:type="spellStart"/>
+      <w:r>
+        <w:t>หรือช้าลงประมาณ</w:t>
+      </w:r>
+      <w:proofErr w:type="spellEnd"/>
+      <w:r>
+        <w:t xml:space="preserve"> 1.64% </w:t>
+      </w:r>
+      <w:proofErr w:type="spellStart"/>
+      <w:r>
+        <w:t>สะท้อนว่า</w:t>
+      </w:r>
+      <w:proofErr w:type="spellEnd"/>
+      <w:r>
+        <w:t xml:space="preserve"> side-lock </w:t>
+      </w:r>
+      <w:proofErr w:type="spellStart"/>
+      <w:r>
+        <w:t>และ</w:t>
+      </w:r>
+      <w:proofErr w:type="spellEnd"/>
+      <w:r>
+        <w:t xml:space="preserve"> temporal filtering </w:t>
+      </w:r>
+      <w:proofErr w:type="spellStart"/>
+      <w:r>
+        <w:t>ให้เสถียรภาพที่ดีขึ้นแลกกับ</w:t>
+      </w:r>
+      <w:proofErr w:type="spellEnd"/>
+      <w:r>
+        <w:t xml:space="preserve"> constant-factor overhead </w:t>
+      </w:r>
+      <w:proofErr w:type="spellStart"/>
+      <w:r>
+        <w:t>เล็กน้อยที่สเกลสูงสุด</w:t>
+      </w:r>
+      <w:proofErr w:type="spellEnd"/>
     </w:p>
     <w:p>
-      <w:r>
-        <w:t>ในด้านความถูกต้อง ข้อมูลสังเคราะห์ทุกขนาดให้ repetition-count error เท่ากับศูนย์ทั้ง baseline และ proposed จึงแสดงให้เห็นว่า proposed ไม่ได้ลดทอนความถูกต้องพื้นฐานของการนับจำนวนครั้ง ขณะที่ในด้านความเสถียร proposed ลด side-switch jitter ได้ทุกสเกล โดยที่ 100,000 เฟรมลดจาก 3832 เหลือ 3334 ครั้ง (13.00%) ทำให้การติดตามมีความนิ่งขึ้นและลดโอกาสที่ progress หรือ stage จะกระโดดผิดจังหวะ</w:t>
-      </w:r>
+      <w:proofErr w:type="spellStart"/>
+      <w:r>
+        <w:t>ในด้านความถูกต้อง</w:t>
+      </w:r>
+      <w:proofErr w:type="spellEnd"/>
+      <w:r>
+        <w:t xml:space="preserve"> </w:t>
+      </w:r>
+      <w:proofErr w:type="spellStart"/>
+      <w:r>
+        <w:t>ข้อมูลสังเคราะห์ทุกขนาดให้</w:t>
+      </w:r>
+      <w:proofErr w:type="spellEnd"/>
+      <w:r>
+        <w:t xml:space="preserve"> repetition-count error </w:t>
+      </w:r>
+      <w:proofErr w:type="spellStart"/>
+      <w:r>
+        <w:t>เท่ากับศูนย์ทั้ง</w:t>
+      </w:r>
+      <w:proofErr w:type="spellEnd"/>
+      <w:r>
+        <w:t xml:space="preserve"> baseline </w:t>
+      </w:r>
+      <w:proofErr w:type="spellStart"/>
+      <w:r>
+        <w:t>และ</w:t>
+      </w:r>
+      <w:proofErr w:type="spellEnd"/>
+      <w:r>
+        <w:t xml:space="preserve"> proposed </w:t>
+      </w:r>
+      <w:proofErr w:type="spellStart"/>
+      <w:r>
+        <w:t>จึงแสดงให้เห็นว่า</w:t>
+      </w:r>
+      <w:proofErr w:type="spellEnd"/>
+      <w:r>
+        <w:t xml:space="preserve"> proposed </w:t>
+      </w:r>
+      <w:proofErr w:type="spellStart"/>
+      <w:r>
+        <w:t>ไม่ได้ลดทอนความถูกต้องพื้นฐานของการนับจำนวนครั้ง</w:t>
+      </w:r>
+      <w:proofErr w:type="spellEnd"/>
+      <w:r>
+        <w:t xml:space="preserve"> </w:t>
+      </w:r>
+      <w:proofErr w:type="spellStart"/>
+      <w:r>
+        <w:t>ขณะที่ในด้านความเสถียร</w:t>
+      </w:r>
+      <w:proofErr w:type="spellEnd"/>
+      <w:r>
+        <w:t xml:space="preserve"> proposed </w:t>
+      </w:r>
+      <w:proofErr w:type="spellStart"/>
+      <w:r>
+        <w:t>ลด</w:t>
+      </w:r>
+      <w:proofErr w:type="spellEnd"/>
+      <w:r>
+        <w:t xml:space="preserve"> side-switch jitter </w:t>
+      </w:r>
+      <w:proofErr w:type="spellStart"/>
+      <w:r>
+        <w:t>ได้ทุกสเกล</w:t>
+      </w:r>
+      <w:proofErr w:type="spellEnd"/>
+      <w:r>
+        <w:t xml:space="preserve"> </w:t>
+      </w:r>
+      <w:proofErr w:type="spellStart"/>
+      <w:r>
+        <w:t>โดยที่</w:t>
+      </w:r>
+      <w:proofErr w:type="spellEnd"/>
+      <w:r>
+        <w:t xml:space="preserve"> 100,000 </w:t>
+      </w:r>
+      <w:proofErr w:type="spellStart"/>
+      <w:r>
+        <w:t>เฟรมลดจาก</w:t>
+      </w:r>
+      <w:proofErr w:type="spellEnd"/>
+      <w:r>
+        <w:t xml:space="preserve"> 3832 </w:t>
+      </w:r>
+      <w:proofErr w:type="spellStart"/>
+      <w:r>
+        <w:t>เหลือ</w:t>
+      </w:r>
+      <w:proofErr w:type="spellEnd"/>
+      <w:r>
+        <w:t xml:space="preserve"> 3334 </w:t>
+      </w:r>
+      <w:proofErr w:type="spellStart"/>
+      <w:r>
+        <w:t>ครั้ง</w:t>
+      </w:r>
+      <w:proofErr w:type="spellEnd"/>
+      <w:r>
+        <w:t xml:space="preserve"> (13.00%) </w:t>
+      </w:r>
+      <w:proofErr w:type="spellStart"/>
+      <w:r>
+        <w:t>ทำให้การติดตามมีความนิ่งขึ้นและลดโอกาสที่</w:t>
+      </w:r>
+      <w:proofErr w:type="spellEnd"/>
+      <w:r>
+        <w:t xml:space="preserve"> progress </w:t>
+      </w:r>
+      <w:proofErr w:type="spellStart"/>
+      <w:r>
+        <w:t>หรือ</w:t>
+      </w:r>
+      <w:proofErr w:type="spellEnd"/>
+      <w:r>
+        <w:t xml:space="preserve"> stage </w:t>
+      </w:r>
+      <w:proofErr w:type="spellStart"/>
+      <w:r>
+        <w:t>จะกระโดดผิดจังหวะ</w:t>
+      </w:r>
+      <w:proofErr w:type="spellEnd"/>
     </w:p>
     <w:p>
-      <w:r>
-        <w:t>ด้านหน่วยความจำ proposed ใช้ peak traced memory น้อยกว่าที่สเกล 10,000 และ 100,000 เฟรม โดยเฉพาะที่ 100,000 เฟรมลดลงจาก 0.609 KB เหลือ 0.531 KB (12.82%) แม้ที่สเกล 1,000 เฟรม จะมีค่า peak memory สูงขึ้นเล็กน้อยก็ตาม ผลลัพธ์ดังกล่าวบ่งชี้ว่าประโยชน์ของ proposed ชัดเจนที่สุดเมื่อ sequence ยาวขึ้นและความแกว่งเชิงเวลามีผลสะสมมากขึ้น</w:t>
-      </w:r>
+      <w:proofErr w:type="spellStart"/>
+      <w:r>
+        <w:t>ด้านหน่วยความจำ</w:t>
+      </w:r>
+      <w:proofErr w:type="spellEnd"/>
+      <w:r>
+        <w:t xml:space="preserve"> proposed </w:t>
+      </w:r>
+      <w:proofErr w:type="spellStart"/>
+      <w:r>
+        <w:t>ใช้</w:t>
+      </w:r>
+      <w:proofErr w:type="spellEnd"/>
+      <w:r>
+        <w:t xml:space="preserve"> peak traced memory </w:t>
+      </w:r>
+      <w:proofErr w:type="spellStart"/>
+      <w:r>
+        <w:t>น้อยกว่าที่สเกล</w:t>
+      </w:r>
+      <w:proofErr w:type="spellEnd"/>
+      <w:r>
+        <w:t xml:space="preserve"> 10,000 </w:t>
+      </w:r>
+      <w:proofErr w:type="spellStart"/>
+      <w:r>
+        <w:t>และ</w:t>
+      </w:r>
+      <w:proofErr w:type="spellEnd"/>
+      <w:r>
+        <w:t xml:space="preserve"> 100,000 </w:t>
+      </w:r>
+      <w:proofErr w:type="spellStart"/>
+      <w:r>
+        <w:t>เฟรม</w:t>
+      </w:r>
+      <w:proofErr w:type="spellEnd"/>
+      <w:r>
+        <w:t xml:space="preserve"> </w:t>
+      </w:r>
+      <w:proofErr w:type="spellStart"/>
+      <w:r>
+        <w:t>โดยเฉพาะที่</w:t>
+      </w:r>
+      <w:proofErr w:type="spellEnd"/>
+      <w:r>
+        <w:t xml:space="preserve"> 100,000 </w:t>
+      </w:r>
+      <w:proofErr w:type="spellStart"/>
+      <w:r>
+        <w:t>เฟรมลดลงจาก</w:t>
+      </w:r>
+      <w:proofErr w:type="spellEnd"/>
+      <w:r>
+        <w:t xml:space="preserve"> 0.609 KB </w:t>
+      </w:r>
+      <w:proofErr w:type="spellStart"/>
+      <w:r>
+        <w:t>เหลือ</w:t>
+      </w:r>
+      <w:proofErr w:type="spellEnd"/>
+      <w:r>
+        <w:t xml:space="preserve"> 0.531 KB (12.82%) </w:t>
+      </w:r>
+      <w:proofErr w:type="spellStart"/>
+      <w:r>
+        <w:t>แม้ที่สเกล</w:t>
+      </w:r>
+      <w:proofErr w:type="spellEnd"/>
+      <w:r>
+        <w:t xml:space="preserve"> 1,000 </w:t>
+      </w:r>
+      <w:proofErr w:type="spellStart"/>
+      <w:r>
+        <w:t>เฟรม</w:t>
+      </w:r>
+      <w:proofErr w:type="spellEnd"/>
+      <w:r>
+        <w:t xml:space="preserve"> </w:t>
+      </w:r>
+      <w:proofErr w:type="spellStart"/>
+      <w:r>
+        <w:t>จะมีค่า</w:t>
+      </w:r>
+      <w:proofErr w:type="spellEnd"/>
+      <w:r>
+        <w:t xml:space="preserve"> peak memory </w:t>
+      </w:r>
+      <w:proofErr w:type="spellStart"/>
+      <w:r>
+        <w:t>สูงขึ้นเล็กน้อยก็ตาม</w:t>
+      </w:r>
+      <w:proofErr w:type="spellEnd"/>
+      <w:r>
+        <w:t xml:space="preserve"> </w:t>
+      </w:r>
+      <w:proofErr w:type="spellStart"/>
+      <w:r>
+        <w:t>ผลลัพธ์ดังกล่าวบ่งชี้ว่าประโยชน์ของ</w:t>
+      </w:r>
+      <w:proofErr w:type="spellEnd"/>
+      <w:r>
+        <w:t xml:space="preserve"> proposed </w:t>
+      </w:r>
+      <w:proofErr w:type="spellStart"/>
+      <w:r>
+        <w:t>ชัดเจนที่สุดเมื่อ</w:t>
+      </w:r>
+      <w:proofErr w:type="spellEnd"/>
+      <w:r>
+        <w:t xml:space="preserve"> sequence </w:t>
+      </w:r>
+      <w:proofErr w:type="spellStart"/>
+      <w:r>
+        <w:t>ยาวขึ้นและความแกว่งเชิงเวลามีผลสะสมมากขึ้น</w:t>
+      </w:r>
+      <w:proofErr w:type="spellEnd"/>
     </w:p>
     <w:p>
       <w:pPr>
@@ -1939,13 +4990,63 @@
       <w:pPr>
         <w:jc w:val="center"/>
       </w:pPr>
+      <w:proofErr w:type="spellStart"/>
       <w:r>
         <w:rPr>
           <w:i/>
           <w:sz w:val="20"/>
         </w:rPr>
-        <w:t>รูปที่ 2 ผลเปรียบเทียบ runtime, count error, peak memory และ side-switch jitter ในทั้งสามสเกลของการทดลอง</w:t>
-      </w:r>
+        <w:t>รูปที่</w:t>
+      </w:r>
+      <w:proofErr w:type="spellEnd"/>
+      <w:r>
+        <w:rPr>
+          <w:i/>
+          <w:sz w:val="20"/>
+        </w:rPr>
+        <w:t xml:space="preserve"> 2 </w:t>
+      </w:r>
+      <w:proofErr w:type="spellStart"/>
+      <w:r>
+        <w:rPr>
+          <w:i/>
+          <w:sz w:val="20"/>
+        </w:rPr>
+        <w:t>ผลเปรียบเทียบ</w:t>
+      </w:r>
+      <w:proofErr w:type="spellEnd"/>
+      <w:r>
+        <w:rPr>
+          <w:i/>
+          <w:sz w:val="20"/>
+        </w:rPr>
+        <w:t xml:space="preserve"> runtime, count error, peak memory </w:t>
+      </w:r>
+      <w:proofErr w:type="spellStart"/>
+      <w:r>
+        <w:rPr>
+          <w:i/>
+          <w:sz w:val="20"/>
+        </w:rPr>
+        <w:t>และ</w:t>
+      </w:r>
+      <w:proofErr w:type="spellEnd"/>
+      <w:r>
+        <w:rPr>
+          <w:i/>
+          <w:sz w:val="20"/>
+        </w:rPr>
+        <w:t xml:space="preserve"> side-switch jitter </w:t>
+      </w:r>
+      <w:proofErr w:type="spellStart"/>
+      <w:r>
+        <w:rPr>
+          <w:i/>
+          <w:sz w:val="20"/>
+        </w:rPr>
+        <w:t>ในทั้งสามสเกลของการทดลอง</w:t>
+      </w:r>
+      <w:proofErr w:type="spellEnd"/>
     </w:p>
     <w:p>
       <w:pPr>
@@ -2016,13 +5117,95 @@
       <w:pPr>
         <w:jc w:val="center"/>
       </w:pPr>
+      <w:proofErr w:type="spellStart"/>
       <w:r>
         <w:rPr>
           <w:i/>
           <w:sz w:val="20"/>
         </w:rPr>
-        <w:t>รูปที่ 3 ตัวอย่างเฟรมจาก demo แบบ side-by-side ระหว่าง baseline และ proposed สำหรับการประเมินเชิงภาพ</w:t>
-      </w:r>
+        <w:t>รูปที่</w:t>
+      </w:r>
+      <w:proofErr w:type="spellEnd"/>
+      <w:r>
+        <w:rPr>
+          <w:i/>
+          <w:sz w:val="20"/>
+        </w:rPr>
+        <w:t xml:space="preserve"> 3 </w:t>
+      </w:r>
+      <w:proofErr w:type="spellStart"/>
+      <w:r>
+        <w:rPr>
+          <w:i/>
+          <w:sz w:val="20"/>
+        </w:rPr>
+        <w:t>ตัวอย่างเฟรมจาก</w:t>
+      </w:r>
+      <w:proofErr w:type="spellEnd"/>
+      <w:r>
+        <w:rPr>
+          <w:i/>
+          <w:sz w:val="20"/>
+        </w:rPr>
+        <w:t xml:space="preserve"> demo </w:t>
+      </w:r>
+      <w:proofErr w:type="spellStart"/>
+      <w:r>
+        <w:rPr>
+          <w:i/>
+          <w:sz w:val="20"/>
+        </w:rPr>
+        <w:t>แบบ</w:t>
+      </w:r>
+      <w:proofErr w:type="spellEnd"/>
+      <w:r>
+        <w:rPr>
+          <w:i/>
+          <w:sz w:val="20"/>
+        </w:rPr>
+        <w:t xml:space="preserve"> side-by-side </w:t>
+      </w:r>
+      <w:proofErr w:type="spellStart"/>
+      <w:r>
+        <w:rPr>
+          <w:i/>
+          <w:sz w:val="20"/>
+        </w:rPr>
+        <w:t>ระหว่าง</w:t>
+      </w:r>
+      <w:proofErr w:type="spellEnd"/>
+      <w:r>
+        <w:rPr>
+          <w:i/>
+          <w:sz w:val="20"/>
+        </w:rPr>
+        <w:t xml:space="preserve"> baseline </w:t>
+      </w:r>
+      <w:proofErr w:type="spellStart"/>
+      <w:r>
+        <w:rPr>
+          <w:i/>
+          <w:sz w:val="20"/>
+        </w:rPr>
+        <w:t>และ</w:t>
+      </w:r>
+      <w:proofErr w:type="spellEnd"/>
+      <w:r>
+        <w:rPr>
+          <w:i/>
+          <w:sz w:val="20"/>
+        </w:rPr>
+        <w:t xml:space="preserve"> proposed </w:t>
+      </w:r>
+      <w:proofErr w:type="spellStart"/>
+      <w:r>
+        <w:rPr>
+          <w:i/>
+          <w:sz w:val="20"/>
+        </w:rPr>
+        <w:t>สำหรับการประเมินเชิงภาพ</w:t>
+      </w:r>
+      <w:proofErr w:type="spellEnd"/>
     </w:p>
     <w:p>
       <w:pPr>
@@ -2043,50 +5226,349 @@
         <w:rPr>
           <w:rFonts w:ascii="TH Sarabun New" w:eastAsia="TH Sarabun New" w:hAnsi="TH Sarabun New"/>
         </w:rPr>
-        <w:t>7. อภิปรายผลโดยรวม (Discussion)</w:t>
+        <w:t xml:space="preserve">7. </w:t>
+      </w:r>
+      <w:proofErr w:type="spellStart"/>
+      <w:r>
+        <w:rPr>
+          <w:rFonts w:ascii="TH Sarabun New" w:eastAsia="TH Sarabun New" w:hAnsi="TH Sarabun New"/>
+        </w:rPr>
+        <w:t>อภิปรายผลโดยรวม</w:t>
+      </w:r>
+      <w:proofErr w:type="spellEnd"/>
+      <w:r>
+        <w:rPr>
+          <w:rFonts w:ascii="TH Sarabun New" w:eastAsia="TH Sarabun New" w:hAnsi="TH Sarabun New"/>
+        </w:rPr>
+        <w:t xml:space="preserve"> (Discussion)</w:t>
       </w:r>
     </w:p>
     <w:p>
-      <w:r>
-        <w:t>ผลการทดลองสนับสนุนข้อสังเกตสำคัญสองประการ ประการแรก proposed method ช่วยลดความแกว่งของการติดตามได้จริงผ่านการลด side-switch jitter ซึ่งเป็น metric ที่เชื่อมโยงโดยตรงกับคุณภาพของ feedback บนหน้าเว็บ ประการที่สอง การเพิ่ม temporal filtering และ side locking ทำให้ระบบมี trade-off ที่สมเหตุสมผล กล่าวคือให้เสถียรภาพดีขึ้นอย่างสม่ำเสมอ ขณะที่ต้นทุนด้านเวลาเพิ่มขึ้นเพียงเล็กน้อยในกรณีข้อมูลขนาดใหญ่มาก</w:t>
+      <w:proofErr w:type="spellStart"/>
+      <w:r>
+        <w:t>ผลการทดลองสนับสนุนข้อสังเกตสำคัญสองประการ</w:t>
+      </w:r>
+      <w:proofErr w:type="spellEnd"/>
+      <w:r>
+        <w:t xml:space="preserve"> </w:t>
+      </w:r>
+      <w:proofErr w:type="spellStart"/>
+      <w:r>
+        <w:t>ประการแรก</w:t>
+      </w:r>
+      <w:proofErr w:type="spellEnd"/>
+      <w:r>
+        <w:t xml:space="preserve"> proposed method </w:t>
+      </w:r>
+      <w:proofErr w:type="spellStart"/>
+      <w:r>
+        <w:t>ช่วยลดความแกว่งของการติดตามได้จริงผ่านการลด</w:t>
+      </w:r>
+      <w:proofErr w:type="spellEnd"/>
+      <w:r>
+        <w:t xml:space="preserve"> side-switch jitter </w:t>
+      </w:r>
+      <w:proofErr w:type="spellStart"/>
+      <w:r>
+        <w:t>ซึ่งเป็น</w:t>
+      </w:r>
+      <w:proofErr w:type="spellEnd"/>
+      <w:r>
+        <w:t xml:space="preserve"> metric </w:t>
+      </w:r>
+      <w:proofErr w:type="spellStart"/>
+      <w:r>
+        <w:t>ที่เชื่อมโยงโดยตรงกับคุณภาพของ</w:t>
+      </w:r>
+      <w:proofErr w:type="spellEnd"/>
+      <w:r>
+        <w:t xml:space="preserve"> feedback </w:t>
+      </w:r>
+      <w:proofErr w:type="spellStart"/>
+      <w:r>
+        <w:t>บนหน้าเว็บ</w:t>
+      </w:r>
+      <w:proofErr w:type="spellEnd"/>
+      <w:r>
+        <w:t xml:space="preserve"> </w:t>
+      </w:r>
+      <w:proofErr w:type="spellStart"/>
+      <w:r>
+        <w:t>ประการที่สอง</w:t>
+      </w:r>
+      <w:proofErr w:type="spellEnd"/>
+      <w:r>
+        <w:t xml:space="preserve"> </w:t>
+      </w:r>
+      <w:proofErr w:type="spellStart"/>
+      <w:r>
+        <w:t>การเพิ่ม</w:t>
+      </w:r>
+      <w:proofErr w:type="spellEnd"/>
+      <w:r>
+        <w:t xml:space="preserve"> temporal filtering </w:t>
+      </w:r>
+      <w:proofErr w:type="spellStart"/>
+      <w:r>
+        <w:t>และ</w:t>
+      </w:r>
+      <w:proofErr w:type="spellEnd"/>
+      <w:r>
+        <w:t xml:space="preserve"> side locking </w:t>
+      </w:r>
+      <w:proofErr w:type="spellStart"/>
+      <w:r>
+        <w:t>ทำให้ระบบมี</w:t>
+      </w:r>
+      <w:proofErr w:type="spellEnd"/>
+      <w:r>
+        <w:t xml:space="preserve"> trade-off </w:t>
+      </w:r>
+      <w:proofErr w:type="spellStart"/>
+      <w:r>
+        <w:t>ที่สมเหตุสมผล</w:t>
+      </w:r>
+      <w:proofErr w:type="spellEnd"/>
+      <w:r>
+        <w:t xml:space="preserve"> </w:t>
+      </w:r>
+      <w:proofErr w:type="spellStart"/>
+      <w:r>
+        <w:t>กล่าวคือให้เสถียรภาพดีขึ้นอย่างสม่ำเสมอ</w:t>
+      </w:r>
+      <w:proofErr w:type="spellEnd"/>
+      <w:r>
+        <w:t xml:space="preserve"> ขณะที่ต้นทุนด้านเวลาเพิ่มขึ้นเพียงเล็กน้อยในกรณีข้อมูลขนาดใหญ่มาก</w:t>
       </w:r>
     </w:p>
     <w:p>
-      <w:r>
-        <w:t>เมื่อเทียบกับบริบทของ state-of-the-art วิธีที่เสนอไม่ได้แข่งขันกับโมเดลเชิงลึกขนาดใหญ่ในเชิงความซับซ้อนของ representation แต่มีจุดแข็งด้าน explainability, reproducibility, และความเหมาะสมต่องาน interactive engineering artifact ภายในวิชา Computer Animation ซึ่งให้ความสำคัญกับความสัมพันธ์ระหว่าง pose, state transition และ visual feedback มากกว่าการใช้โมเดล black-box</w:t>
+      <w:proofErr w:type="spellStart"/>
+      <w:r>
+        <w:t>เมื่อเทียบกับบริบทของ</w:t>
+      </w:r>
+      <w:proofErr w:type="spellEnd"/>
+      <w:r>
+        <w:t xml:space="preserve"> state-of-the-art วิธีที่เสนอไม่ได้แข่งขันกับโมเดลเชิงลึกขนาดใหญ่ในเชิงความซับซ้อนของ representation </w:t>
+      </w:r>
+      <w:proofErr w:type="spellStart"/>
+      <w:r>
+        <w:t>แต่มีจุดแข็งด้าน</w:t>
+      </w:r>
+      <w:proofErr w:type="spellEnd"/>
+      <w:r>
+        <w:t xml:space="preserve"> explainability, reproducibility, </w:t>
+      </w:r>
+      <w:proofErr w:type="spellStart"/>
+      <w:r>
+        <w:t>และความเหมาะสมต่องาน</w:t>
+      </w:r>
+      <w:proofErr w:type="spellEnd"/>
+      <w:r>
+        <w:t xml:space="preserve"> interactive engineering artifact </w:t>
+      </w:r>
+      <w:proofErr w:type="spellStart"/>
+      <w:r>
+        <w:t>ภายในวิชา</w:t>
+      </w:r>
+      <w:proofErr w:type="spellEnd"/>
+      <w:r>
+        <w:t xml:space="preserve"> Computer Animation </w:t>
+      </w:r>
+      <w:proofErr w:type="spellStart"/>
+      <w:r>
+        <w:t>ซึ่งให้ความสำคัญกับความสัมพันธ์ระหว่าง</w:t>
+      </w:r>
+      <w:proofErr w:type="spellEnd"/>
+      <w:r>
+        <w:t xml:space="preserve"> pose, state transition </w:t>
+      </w:r>
+      <w:proofErr w:type="spellStart"/>
+      <w:r>
+        <w:t>และ</w:t>
+      </w:r>
+      <w:proofErr w:type="spellEnd"/>
+      <w:r>
+        <w:t xml:space="preserve"> visual feedback </w:t>
+      </w:r>
+      <w:proofErr w:type="spellStart"/>
+      <w:r>
+        <w:t>มากกว่าการใช้โมเดล</w:t>
+      </w:r>
+      <w:proofErr w:type="spellEnd"/>
+      <w:r>
+        <w:t xml:space="preserve"> black-box</w:t>
       </w:r>
     </w:p>
     <w:p>
       <w:pPr>
         <w:pStyle w:val="ListBullet"/>
       </w:pPr>
-      <w:r>
-        <w:t>จุดแข็ง: สถาปัตยกรรมเรียบง่าย อธิบายผลได้ และมี baseline/proposed comparison ที่ชัดเจน</w:t>
-      </w:r>
+      <w:proofErr w:type="spellStart"/>
+      <w:r>
+        <w:t>จุดแข็ง</w:t>
+      </w:r>
+      <w:proofErr w:type="spellEnd"/>
+      <w:r>
+        <w:t xml:space="preserve">: </w:t>
+      </w:r>
+      <w:proofErr w:type="spellStart"/>
+      <w:r>
+        <w:t>สถาปัตยกรรมเรียบง่าย</w:t>
+      </w:r>
+      <w:proofErr w:type="spellEnd"/>
+      <w:r>
+        <w:t xml:space="preserve"> </w:t>
+      </w:r>
+      <w:proofErr w:type="spellStart"/>
+      <w:r>
+        <w:t>อธิบายผลได้</w:t>
+      </w:r>
+      <w:proofErr w:type="spellEnd"/>
+      <w:r>
+        <w:t xml:space="preserve"> </w:t>
+      </w:r>
+      <w:proofErr w:type="spellStart"/>
+      <w:r>
+        <w:t>และมี</w:t>
+      </w:r>
+      <w:proofErr w:type="spellEnd"/>
+      <w:r>
+        <w:t xml:space="preserve"> baseline/proposed comparison </w:t>
+      </w:r>
+      <w:proofErr w:type="spellStart"/>
+      <w:r>
+        <w:t>ที่ชัดเจน</w:t>
+      </w:r>
+      <w:proofErr w:type="spellEnd"/>
     </w:p>
     <w:p>
       <w:pPr>
         <w:pStyle w:val="ListBullet"/>
       </w:pPr>
-      <w:r>
-        <w:t>จุดแข็ง: มี scaling test, plots, demo video, tests และ pipeline สำหรับข้อมูลจริง</w:t>
-      </w:r>
+      <w:proofErr w:type="spellStart"/>
+      <w:r>
+        <w:t>จุดแข็ง</w:t>
+      </w:r>
+      <w:proofErr w:type="spellEnd"/>
+      <w:r>
+        <w:t xml:space="preserve">: </w:t>
+      </w:r>
+      <w:proofErr w:type="spellStart"/>
+      <w:r>
+        <w:t>มี</w:t>
+      </w:r>
+      <w:proofErr w:type="spellEnd"/>
+      <w:r>
+        <w:t xml:space="preserve"> scaling test, plots, demo video, tests </w:t>
+      </w:r>
+      <w:proofErr w:type="spellStart"/>
+      <w:r>
+        <w:t>และ</w:t>
+      </w:r>
+      <w:proofErr w:type="spellEnd"/>
+      <w:r>
+        <w:t xml:space="preserve"> pipeline </w:t>
+      </w:r>
+      <w:proofErr w:type="spellStart"/>
+      <w:r>
+        <w:t>สำหรับข้อมูลจริง</w:t>
+      </w:r>
+      <w:proofErr w:type="spellEnd"/>
     </w:p>
     <w:p>
       <w:pPr>
         <w:pStyle w:val="ListBullet"/>
       </w:pPr>
-      <w:r>
-        <w:t>ข้อจำกัด: benchmark เชิงปริมาณครอบคลุม motion primitive หลักเพียงชนิดเดียว (bicep curl) ไม่ใช่ทุก exercise mode</w:t>
+      <w:proofErr w:type="spellStart"/>
+      <w:r>
+        <w:t>ข้อจำกัด</w:t>
+      </w:r>
+      <w:proofErr w:type="spellEnd"/>
+      <w:r>
+        <w:t xml:space="preserve">: benchmark </w:t>
+      </w:r>
+      <w:proofErr w:type="spellStart"/>
+      <w:r>
+        <w:t>เชิงปริมาณครอบคลุม</w:t>
+      </w:r>
+      <w:proofErr w:type="spellEnd"/>
+      <w:r>
+        <w:t xml:space="preserve"> motion primitive </w:t>
+      </w:r>
+      <w:proofErr w:type="spellStart"/>
+      <w:r>
+        <w:t>หลักเพียงชนิดเดียว</w:t>
+      </w:r>
+      <w:proofErr w:type="spellEnd"/>
+      <w:r>
+        <w:t xml:space="preserve"> (bicep curl) </w:t>
+      </w:r>
+      <w:proofErr w:type="spellStart"/>
+      <w:r>
+        <w:t>ไม่ใช่ทุก</w:t>
+      </w:r>
+      <w:proofErr w:type="spellEnd"/>
+      <w:r>
+        <w:t xml:space="preserve"> exercise mode</w:t>
       </w:r>
     </w:p>
     <w:p>
       <w:pPr>
         <w:pStyle w:val="ListBullet"/>
       </w:pPr>
-      <w:r>
-        <w:t>ข้อจำกัด: ไม่มี human mocap sequence ที่ commit ลง repo โดยตรง เนื่องจากประเด็นด้าน privacy และการบันทึกขึ้นกับผู้ใช้</w:t>
-      </w:r>
+      <w:proofErr w:type="spellStart"/>
+      <w:r>
+        <w:t>ข้อจำกัด</w:t>
+      </w:r>
+      <w:proofErr w:type="spellEnd"/>
+      <w:r>
+        <w:t xml:space="preserve">: </w:t>
+      </w:r>
+      <w:proofErr w:type="spellStart"/>
+      <w:r>
+        <w:t>ไม่มี</w:t>
+      </w:r>
+      <w:proofErr w:type="spellEnd"/>
+      <w:r>
+        <w:t xml:space="preserve"> human mocap sequence </w:t>
+      </w:r>
+      <w:proofErr w:type="spellStart"/>
+      <w:r>
+        <w:t>ที่</w:t>
+      </w:r>
+      <w:proofErr w:type="spellEnd"/>
+      <w:r>
+        <w:t xml:space="preserve"> commit </w:t>
+      </w:r>
+      <w:proofErr w:type="spellStart"/>
+      <w:r>
+        <w:t>ลง</w:t>
+      </w:r>
+      <w:proofErr w:type="spellEnd"/>
+      <w:r>
+        <w:t xml:space="preserve"> repo </w:t>
+      </w:r>
+      <w:proofErr w:type="spellStart"/>
+      <w:r>
+        <w:t>โดยตรง</w:t>
+      </w:r>
+      <w:proofErr w:type="spellEnd"/>
+      <w:r>
+        <w:t xml:space="preserve"> </w:t>
+      </w:r>
+      <w:proofErr w:type="spellStart"/>
+      <w:r>
+        <w:t>เนื่องจากประเด็นด้าน</w:t>
+      </w:r>
+      <w:proofErr w:type="spellEnd"/>
+      <w:r>
+        <w:t xml:space="preserve"> privacy </w:t>
+      </w:r>
+      <w:proofErr w:type="spellStart"/>
+      <w:r>
+        <w:t>และการบันทึกขึ้นกับผู้ใช้</w:t>
+      </w:r>
+      <w:proofErr w:type="spellEnd"/>
     </w:p>
     <w:p>
       <w:pPr>
@@ -2096,15 +5578,157 @@
         <w:rPr>
           <w:rFonts w:ascii="TH Sarabun New" w:eastAsia="TH Sarabun New" w:hAnsi="TH Sarabun New"/>
         </w:rPr>
-        <w:t>8. บทสรุป (Conclusion)</w:t>
+        <w:t xml:space="preserve">8. </w:t>
+      </w:r>
+      <w:proofErr w:type="spellStart"/>
+      <w:r>
+        <w:rPr>
+          <w:rFonts w:ascii="TH Sarabun New" w:eastAsia="TH Sarabun New" w:hAnsi="TH Sarabun New"/>
+        </w:rPr>
+        <w:t>บทสรุป</w:t>
+      </w:r>
+      <w:proofErr w:type="spellEnd"/>
+      <w:r>
+        <w:rPr>
+          <w:rFonts w:ascii="TH Sarabun New" w:eastAsia="TH Sarabun New" w:hAnsi="TH Sarabun New"/>
+        </w:rPr>
+        <w:t xml:space="preserve"> (Conclusion)</w:t>
       </w:r>
     </w:p>
     <w:p>
       <w:r>
-        <w:t xml:space="preserve">โครงงานนี้นำเสนอระบบติดตามการเคลื่อนไหวของท่าออกกำลังกายแบบเรียลไทม์ที่ตีความปัญหาในกรอบของ Computer Animation อย่างชัดเจน ผ่านการใช้ pose skeleton, key poses, interpolation ของ progress และ temporal state transitions วิธี proposed ยังคงรูปแบบ output เดิมของ </w:t>
-      </w:r>
-      <w:r>
-        <w:t>baseline ไว้ทั้งหมด แต่ปรับกลไกภายในเพื่อเพิ่มเสถียรภาพของการติดตาม ผลลัพธ์เชิงทดลองแสดงให้เห็นว่าแนวทางดังกล่าวช่วยลด side-switch jitter และลดหน่วยความจำที่สเกลสูง พร้อมทั้งรักษาความถูกต้องของการนับท่าได้อย่างครบถ้วน แม้จะมี runtime overhead เล็กน้อยในกรณีข้อมูลขนาดใหญ่ที่สุด จึงนับเป็น engineering artifact ที่มีคุณค่าทั้งในเชิงรายวิชาและการนำไปใช้ต่อใน portfolio</w:t>
+        <w:t xml:space="preserve">โครงงานนี้นำเสนอระบบติดตามการเคลื่อนไหวของท่าออกกำลังกายแบบเรียลไทม์ที่ตีความปัญหาในกรอบของ Computer Animation </w:t>
+      </w:r>
+      <w:proofErr w:type="spellStart"/>
+      <w:r>
+        <w:t>อย่างชัดเจน</w:t>
+      </w:r>
+      <w:proofErr w:type="spellEnd"/>
+      <w:r>
+        <w:t xml:space="preserve"> </w:t>
+      </w:r>
+      <w:proofErr w:type="spellStart"/>
+      <w:r>
+        <w:t>ผ่านการใช้</w:t>
+      </w:r>
+      <w:proofErr w:type="spellEnd"/>
+      <w:r>
+        <w:t xml:space="preserve"> pose skeleton, key poses, interpolation </w:t>
+      </w:r>
+      <w:proofErr w:type="spellStart"/>
+      <w:r>
+        <w:t>ของ</w:t>
+      </w:r>
+      <w:proofErr w:type="spellEnd"/>
+      <w:r>
+        <w:t xml:space="preserve"> progress </w:t>
+      </w:r>
+      <w:proofErr w:type="spellStart"/>
+      <w:r>
+        <w:t>และ</w:t>
+      </w:r>
+      <w:proofErr w:type="spellEnd"/>
+      <w:r>
+        <w:t xml:space="preserve"> temporal state transitions </w:t>
+      </w:r>
+      <w:proofErr w:type="spellStart"/>
+      <w:r>
+        <w:t>วิธี</w:t>
+      </w:r>
+      <w:proofErr w:type="spellEnd"/>
+      <w:r>
+        <w:t xml:space="preserve"> proposed </w:t>
+      </w:r>
+      <w:proofErr w:type="spellStart"/>
+      <w:r>
+        <w:t>ยังคงรูปแบบ</w:t>
+      </w:r>
+      <w:proofErr w:type="spellEnd"/>
+      <w:r>
+        <w:t xml:space="preserve"> output </w:t>
+      </w:r>
+      <w:proofErr w:type="spellStart"/>
+      <w:r>
+        <w:t>เดิมของ</w:t>
+      </w:r>
+      <w:proofErr w:type="spellEnd"/>
+      <w:r>
+        <w:t xml:space="preserve"> </w:t>
+      </w:r>
+      <w:r>
+        <w:t xml:space="preserve">baseline </w:t>
+      </w:r>
+      <w:proofErr w:type="spellStart"/>
+      <w:r>
+        <w:t>ไว้ทั้งหมด</w:t>
+      </w:r>
+      <w:proofErr w:type="spellEnd"/>
+      <w:r>
+        <w:t xml:space="preserve"> </w:t>
+      </w:r>
+      <w:proofErr w:type="spellStart"/>
+      <w:r>
+        <w:t>แต่ปรับกลไกภายในเพื่อเพิ่มเสถียรภาพของการติดตาม</w:t>
+      </w:r>
+      <w:proofErr w:type="spellEnd"/>
+      <w:r>
+        <w:t xml:space="preserve"> </w:t>
+      </w:r>
+      <w:proofErr w:type="spellStart"/>
+      <w:r>
+        <w:t>ผลลัพธ์เชิงทดลองแสดงให้เห็นว่าแนวทางดังกล่าวช่วยลด</w:t>
+      </w:r>
+      <w:proofErr w:type="spellEnd"/>
+      <w:r>
+        <w:t xml:space="preserve"> side-switch jitter </w:t>
+      </w:r>
+      <w:proofErr w:type="spellStart"/>
+      <w:r>
+        <w:t>และลดหน่วยความจำที่สเกลสูง</w:t>
+      </w:r>
+      <w:proofErr w:type="spellEnd"/>
+      <w:r>
+        <w:t xml:space="preserve"> </w:t>
+      </w:r>
+      <w:proofErr w:type="spellStart"/>
+      <w:r>
+        <w:t>พร้อมทั้งรักษาความถูกต้องของการนับท่าได้อย่างครบถ้วน</w:t>
+      </w:r>
+      <w:proofErr w:type="spellEnd"/>
+      <w:r>
+        <w:t xml:space="preserve"> </w:t>
+      </w:r>
+      <w:proofErr w:type="spellStart"/>
+      <w:r>
+        <w:t>แม้จะมี</w:t>
+      </w:r>
+      <w:proofErr w:type="spellEnd"/>
+      <w:r>
+        <w:t xml:space="preserve"> runtime overhead </w:t>
+      </w:r>
+      <w:proofErr w:type="spellStart"/>
+      <w:r>
+        <w:t>เล็กน้อยในกรณีข้อมูลขนาดใหญ่ที่สุด</w:t>
+      </w:r>
+      <w:proofErr w:type="spellEnd"/>
+      <w:r>
+        <w:t xml:space="preserve"> </w:t>
+      </w:r>
+      <w:proofErr w:type="spellStart"/>
+      <w:r>
+        <w:t>จึงนับเป็น</w:t>
+      </w:r>
+      <w:proofErr w:type="spellEnd"/>
+      <w:r>
+        <w:t xml:space="preserve"> engineering artifact </w:t>
+      </w:r>
+      <w:proofErr w:type="spellStart"/>
+      <w:r>
+        <w:t>ที่มีคุณค่าทั้งในเชิงรายวิชาและการนำไปใช้ต่อใน</w:t>
+      </w:r>
+      <w:proofErr w:type="spellEnd"/>
+      <w:r>
+        <w:t xml:space="preserve"> portfolio</w:t>
       </w:r>
     </w:p>
     <w:p>
@@ -2115,12 +5739,121 @@
         <w:rPr>
           <w:rFonts w:ascii="TH Sarabun New" w:eastAsia="TH Sarabun New" w:hAnsi="TH Sarabun New"/>
         </w:rPr>
-        <w:t>9. Demo, Reproducibility และโครงสร้างไฟล์ที่ส่ง</w:t>
-      </w:r>
+        <w:t xml:space="preserve">9. Demo, Reproducibility </w:t>
+      </w:r>
+      <w:proofErr w:type="spellStart"/>
+      <w:r>
+        <w:rPr>
+          <w:rFonts w:ascii="TH Sarabun New" w:eastAsia="TH Sarabun New" w:hAnsi="TH Sarabun New"/>
+        </w:rPr>
+        <w:t>และโครงสร้างไฟล์ที่ส่ง</w:t>
+      </w:r>
+      <w:proofErr w:type="spellEnd"/>
     </w:p>
     <w:p>
-      <w:r>
-        <w:t>เพื่อให้เป็นไปตาม rubric ด้าน reproducibility และ demo โครงงานนี้จัดเตรียมทั้ง live web application, benchmark scripts, test suite, generated plots, และ side-by-side demo video ผู้ตรวจสามารถรันระบบหลักด้วย `python src/main.py --mode web` รัน benchmark ด้วย `python src/main.py --mode benchmark` และรัน demo video ด้วย `python src/main.py --mode demo` นอกจากนี้ยังสามารถอัดข้อมูลจริงผ่าน `python tools/collect_mocap.py --output data/mocap/recorded_arm_sequence.csv` แล้ว replay เพื่อประเมินผลซ้ำด้วย `python experiments/evaluate_recorded_sequence.py data/mocap/recorded_arm_sequence.csv --expected-reps 10`</w:t>
+      <w:proofErr w:type="spellStart"/>
+      <w:r>
+        <w:t>เพื่อให้เป็นไปตาม</w:t>
+      </w:r>
+      <w:proofErr w:type="spellEnd"/>
+      <w:r>
+        <w:t xml:space="preserve"> rubric </w:t>
+      </w:r>
+      <w:proofErr w:type="spellStart"/>
+      <w:r>
+        <w:t>ด้าน</w:t>
+      </w:r>
+      <w:proofErr w:type="spellEnd"/>
+      <w:r>
+        <w:t xml:space="preserve"> reproducibility </w:t>
+      </w:r>
+      <w:proofErr w:type="spellStart"/>
+      <w:r>
+        <w:t>และ</w:t>
+      </w:r>
+      <w:proofErr w:type="spellEnd"/>
+      <w:r>
+        <w:t xml:space="preserve"> demo </w:t>
+      </w:r>
+      <w:proofErr w:type="spellStart"/>
+      <w:r>
+        <w:t>โครงงานนี้จัดเตรียมทั้ง</w:t>
+      </w:r>
+      <w:proofErr w:type="spellEnd"/>
+      <w:r>
+        <w:t xml:space="preserve"> live web application, benchmark scripts, test suite, generated plots, </w:t>
+      </w:r>
+      <w:proofErr w:type="spellStart"/>
+      <w:r>
+        <w:t>และ</w:t>
+      </w:r>
+      <w:proofErr w:type="spellEnd"/>
+      <w:r>
+        <w:t xml:space="preserve"> side-by-side demo video </w:t>
+      </w:r>
+      <w:proofErr w:type="spellStart"/>
+      <w:r>
+        <w:t>ผู้ตรวจสามารถรันระบบหลักด้วย</w:t>
+      </w:r>
+      <w:proofErr w:type="spellEnd"/>
+      <w:r>
+        <w:t xml:space="preserve"> `python src/main.py --mode web` </w:t>
+      </w:r>
+      <w:proofErr w:type="spellStart"/>
+      <w:r>
+        <w:t>รัน</w:t>
+      </w:r>
+      <w:proofErr w:type="spellEnd"/>
+      <w:r>
+        <w:t xml:space="preserve"> benchmark </w:t>
+      </w:r>
+      <w:proofErr w:type="spellStart"/>
+      <w:r>
+        <w:t>ด้วย</w:t>
+      </w:r>
+      <w:proofErr w:type="spellEnd"/>
+      <w:r>
+        <w:t xml:space="preserve"> `python src/main.py --mode benchmark` </w:t>
+      </w:r>
+      <w:proofErr w:type="spellStart"/>
+      <w:r>
+        <w:t>และรัน</w:t>
+      </w:r>
+      <w:proofErr w:type="spellEnd"/>
+      <w:r>
+        <w:t xml:space="preserve"> demo video </w:t>
+      </w:r>
+      <w:proofErr w:type="spellStart"/>
+      <w:r>
+        <w:t>ด้วย</w:t>
+      </w:r>
+      <w:proofErr w:type="spellEnd"/>
+      <w:r>
+        <w:t xml:space="preserve"> `python src/main.py --mode demo` </w:t>
+      </w:r>
+      <w:proofErr w:type="spellStart"/>
+      <w:r>
+        <w:t>นอกจากนี้ยังสามารถอัดข้อมูลจริงผ่าน</w:t>
+      </w:r>
+      <w:proofErr w:type="spellEnd"/>
+      <w:r>
+        <w:t xml:space="preserve"> `python tools/collect_mocap.py --output data/mocap/recorded_arm_sequence.csv` </w:t>
+      </w:r>
+      <w:proofErr w:type="spellStart"/>
+      <w:r>
+        <w:t>แล้ว</w:t>
+      </w:r>
+      <w:proofErr w:type="spellEnd"/>
+      <w:r>
+        <w:t xml:space="preserve"> replay </w:t>
+      </w:r>
+      <w:proofErr w:type="spellStart"/>
+      <w:r>
+        <w:t>เพื่อประเมินผลซ้ำด้วย</w:t>
+      </w:r>
+      <w:proofErr w:type="spellEnd"/>
+      <w:r>
+        <w:t xml:space="preserve"> `python experiments/evaluate_recorded_sequence.py data/mocap/recorded_arm_sequence.csv --expected-reps 10`</w:t>
       </w:r>
     </w:p>
     <w:tbl>
@@ -2139,6 +5872,7 @@
             <w:tcW w:w="5256" w:type="dxa"/>
           </w:tcPr>
           <w:p>
+            <w:proofErr w:type="spellStart"/>
             <w:r>
               <w:rPr>
                 <w:b/>
@@ -2146,6 +5880,7 @@
               </w:rPr>
               <w:t>องค์ประกอบ</w:t>
             </w:r>
+            <w:proofErr w:type="spellEnd"/>
           </w:p>
         </w:tc>
         <w:tc>
@@ -2153,13 +5888,31 @@
             <w:tcW w:w="5256" w:type="dxa"/>
           </w:tcPr>
           <w:p>
+            <w:proofErr w:type="spellStart"/>
             <w:r>
               <w:rPr>
                 <w:b/>
                 <w:sz w:val="22"/>
               </w:rPr>
-              <w:t>ไฟล์ / คำสั่ง</w:t>
+              <w:t>ไฟล์</w:t>
             </w:r>
+            <w:proofErr w:type="spellEnd"/>
+            <w:r>
+              <w:rPr>
+                <w:b/>
+                <w:sz w:val="22"/>
+              </w:rPr>
+              <w:t xml:space="preserve"> / </w:t>
+            </w:r>
+            <w:proofErr w:type="spellStart"/>
+            <w:r>
+              <w:rPr>
+                <w:b/>
+                <w:sz w:val="22"/>
+              </w:rPr>
+              <w:t>คำสั่ง</w:t>
+            </w:r>
+            <w:proofErr w:type="spellEnd"/>
           </w:p>
         </w:tc>
       </w:tr>
@@ -2169,12 +5922,14 @@
             <w:tcW w:w="5256" w:type="dxa"/>
           </w:tcPr>
           <w:p>
+            <w:proofErr w:type="spellStart"/>
             <w:r>
               <w:rPr>
                 <w:sz w:val="21"/>
               </w:rPr>
               <w:t>รายงาน</w:t>
             </w:r>
+            <w:proofErr w:type="spellEnd"/>
           </w:p>
         </w:tc>
         <w:tc>
@@ -2197,12 +5952,14 @@
             <w:tcW w:w="5256" w:type="dxa"/>
           </w:tcPr>
           <w:p>
+            <w:proofErr w:type="spellStart"/>
             <w:r>
               <w:rPr>
                 <w:sz w:val="21"/>
               </w:rPr>
               <w:t>สไลด์</w:t>
             </w:r>
+            <w:proofErr w:type="spellEnd"/>
           </w:p>
         </w:tc>
         <w:tc>
@@ -2225,11 +5982,19 @@
             <w:tcW w:w="5256" w:type="dxa"/>
           </w:tcPr>
           <w:p>
+            <w:proofErr w:type="spellStart"/>
             <w:r>
               <w:rPr>
                 <w:sz w:val="21"/>
               </w:rPr>
-              <w:t>ผล benchmark</w:t>
+              <w:t>ผล</w:t>
+            </w:r>
+            <w:proofErr w:type="spellEnd"/>
+            <w:r>
+              <w:rPr>
+                <w:sz w:val="21"/>
+              </w:rPr>
+              <w:t xml:space="preserve"> benchmark</w:t>
             </w:r>
           </w:p>
         </w:tc>
@@ -2242,7 +6007,21 @@
               <w:rPr>
                 <w:sz w:val="21"/>
               </w:rPr>
-              <w:t>experiments/results/runtime.csv และ experiments/results/plots.png</w:t>
+              <w:t xml:space="preserve">experiments/results/runtime.csv </w:t>
+            </w:r>
+            <w:proofErr w:type="spellStart"/>
+            <w:r>
+              <w:rPr>
+                <w:sz w:val="21"/>
+              </w:rPr>
+              <w:t>และ</w:t>
+            </w:r>
+            <w:proofErr w:type="spellEnd"/>
+            <w:r>
+              <w:rPr>
+                <w:sz w:val="21"/>
+              </w:rPr>
+              <w:t xml:space="preserve"> experiments/results/plots.png</w:t>
             </w:r>
           </w:p>
         </w:tc>
@@ -2298,8 +6077,30 @@
               <w:rPr>
                 <w:sz w:val="21"/>
               </w:rPr>
-              <w:t>python -m unittest tests.test_simulation</w:t>
+              <w:t xml:space="preserve">python -m </w:t>
             </w:r>
+            <w:proofErr w:type="spellStart"/>
+            <w:r>
+              <w:rPr>
+                <w:sz w:val="21"/>
+              </w:rPr>
+              <w:t>unittest</w:t>
+            </w:r>
+            <w:proofErr w:type="spellEnd"/>
+            <w:r>
+              <w:rPr>
+                <w:sz w:val="21"/>
+              </w:rPr>
+              <w:t xml:space="preserve"> </w:t>
+            </w:r>
+            <w:proofErr w:type="spellStart"/>
+            <w:r>
+              <w:rPr>
+                <w:sz w:val="21"/>
+              </w:rPr>
+              <w:t>tests.test_simulation</w:t>
+            </w:r>
+            <w:proofErr w:type="spellEnd"/>
           </w:p>
         </w:tc>
       </w:tr>
@@ -2308,11 +6109,19 @@
       <w:pPr>
         <w:pStyle w:val="Heading1"/>
       </w:pPr>
+      <w:proofErr w:type="spellStart"/>
       <w:r>
         <w:rPr>
           <w:rFonts w:ascii="TH Sarabun New" w:eastAsia="TH Sarabun New" w:hAnsi="TH Sarabun New"/>
         </w:rPr>
-        <w:t>เอกสารอ้างอิง (References)</w:t>
+        <w:t>เอกสารอ้างอิง</w:t>
+      </w:r>
+      <w:proofErr w:type="spellEnd"/>
+      <w:r>
+        <w:rPr>
+          <w:rFonts w:ascii="TH Sarabun New" w:eastAsia="TH Sarabun New" w:hAnsi="TH Sarabun New"/>
+        </w:rPr>
+        <w:t xml:space="preserve"> (References)</w:t>
       </w:r>
     </w:p>
     <w:p>
@@ -2329,7 +6138,35 @@
           <w:sz w:val="22"/>
         </w:rPr>
         <w:lastRenderedPageBreak/>
-        <w:t>[2] V. Bazarevsky et al., “BlazePose: On-device Real-time Body Pose Tracking,” arXiv:2006.10204, 2020.</w:t>
+        <w:t xml:space="preserve">[2] V. </w:t>
+      </w:r>
+      <w:proofErr w:type="spellStart"/>
+      <w:r>
+        <w:rPr>
+          <w:sz w:val="22"/>
+        </w:rPr>
+        <w:t>Bazarevsky</w:t>
+      </w:r>
+      <w:proofErr w:type="spellEnd"/>
+      <w:r>
+        <w:rPr>
+          <w:sz w:val="22"/>
+        </w:rPr>
+        <w:t xml:space="preserve"> et al., “</w:t>
+      </w:r>
+      <w:proofErr w:type="spellStart"/>
+      <w:r>
+        <w:rPr>
+          <w:sz w:val="22"/>
+        </w:rPr>
+        <w:t>BlazePose</w:t>
+      </w:r>
+      <w:proofErr w:type="spellEnd"/>
+      <w:r>
+        <w:rPr>
+          <w:sz w:val="22"/>
+        </w:rPr>
+        <w:t>: On-device Real-time Body Pose Tracking,” arXiv:2006.10204, 2020.</w:t>
       </w:r>
     </w:p>
     <w:p>
@@ -2337,7 +6174,35 @@
         <w:rPr>
           <w:sz w:val="22"/>
         </w:rPr>
-        <w:t>[3] Google MediaPipe Team, “MediaPipe Pose Documentation,” official developer documentation.</w:t>
+        <w:t xml:space="preserve">[3] Google </w:t>
+      </w:r>
+      <w:proofErr w:type="spellStart"/>
+      <w:r>
+        <w:rPr>
+          <w:sz w:val="22"/>
+        </w:rPr>
+        <w:t>MediaPipe</w:t>
+      </w:r>
+      <w:proofErr w:type="spellEnd"/>
+      <w:r>
+        <w:rPr>
+          <w:sz w:val="22"/>
+        </w:rPr>
+        <w:t xml:space="preserve"> Team, “</w:t>
+      </w:r>
+      <w:proofErr w:type="spellStart"/>
+      <w:r>
+        <w:rPr>
+          <w:sz w:val="22"/>
+        </w:rPr>
+        <w:t>MediaPipe</w:t>
+      </w:r>
+      <w:proofErr w:type="spellEnd"/>
+      <w:r>
+        <w:rPr>
+          <w:sz w:val="22"/>
+        </w:rPr>
+        <w:t xml:space="preserve"> Pose Documentation,” official developer documentation.</w:t>
       </w:r>
     </w:p>
     <w:p>
@@ -2345,7 +6210,21 @@
         <w:rPr>
           <w:sz w:val="22"/>
         </w:rPr>
-        <w:t>[4] G. Casiez, N. Roussel, and D. Vogel, “1 Euro Filter: A Simple Speed-based Low-pass Filter for Noisy Input in Interactive Systems,” CHI 2012.</w:t>
+        <w:t xml:space="preserve">[4] G. </w:t>
+      </w:r>
+      <w:proofErr w:type="spellStart"/>
+      <w:r>
+        <w:rPr>
+          <w:sz w:val="22"/>
+        </w:rPr>
+        <w:t>Casiez</w:t>
+      </w:r>
+      <w:proofErr w:type="spellEnd"/>
+      <w:r>
+        <w:rPr>
+          <w:sz w:val="22"/>
+        </w:rPr>
+        <w:t>, N. Roussel, and D. Vogel, “1 Euro Filter: A Simple Speed-based Low-pass Filter for Noisy Input in Interactive Systems,” CHI 2012.</w:t>
       </w:r>
     </w:p>
     <w:p>
@@ -2361,19 +6240,49 @@
         <w:rPr>
           <w:sz w:val="22"/>
         </w:rPr>
-        <w:t>[6] A. Menache, Understanding Motion Capture for Computer Animation and Video Games, 2nd ed., Morgan Kaufmann, 2010.</w:t>
+        <w:t xml:space="preserve">[6] A. </w:t>
+      </w:r>
+      <w:proofErr w:type="spellStart"/>
+      <w:r>
+        <w:rPr>
+          <w:sz w:val="22"/>
+        </w:rPr>
+        <w:t>Menache</w:t>
+      </w:r>
+      <w:proofErr w:type="spellEnd"/>
+      <w:r>
+        <w:rPr>
+          <w:sz w:val="22"/>
+        </w:rPr>
+        <w:t>, Understanding Motion Capture for Computer Animation and Video Games, 2nd ed., Morgan Kaufmann, 2010.</w:t>
       </w:r>
     </w:p>
     <w:p>
       <w:pPr>
         <w:pStyle w:val="Heading1"/>
       </w:pPr>
+      <w:proofErr w:type="spellStart"/>
       <w:r>
         <w:rPr>
           <w:rFonts w:ascii="TH Sarabun New" w:eastAsia="TH Sarabun New" w:hAnsi="TH Sarabun New"/>
         </w:rPr>
-        <w:t>ภาคผนวก A. โครงสร้างโฟลเดอร์ที่ใช้ส่งงาน</w:t>
-      </w:r>
+        <w:t>ภาคผนวก</w:t>
+      </w:r>
+      <w:proofErr w:type="spellEnd"/>
+      <w:r>
+        <w:rPr>
+          <w:rFonts w:ascii="TH Sarabun New" w:eastAsia="TH Sarabun New" w:hAnsi="TH Sarabun New"/>
+        </w:rPr>
+        <w:t xml:space="preserve"> A. </w:t>
+      </w:r>
+      <w:proofErr w:type="spellStart"/>
+      <w:r>
+        <w:rPr>
+          <w:rFonts w:ascii="TH Sarabun New" w:eastAsia="TH Sarabun New" w:hAnsi="TH Sarabun New"/>
+        </w:rPr>
+        <w:t>โครงสร้างโฟลเดอร์ที่ใช้ส่งงาน</w:t>
+      </w:r>
+      <w:proofErr w:type="spellEnd"/>
     </w:p>
     <w:p>
       <w:pPr>
@@ -2456,7 +6365,23 @@
           <w:rFonts w:ascii="Courier New" w:eastAsia="Courier New" w:hAnsi="Courier New"/>
           <w:sz w:val="18"/>
         </w:rPr>
-        <w:t>├── src/</w:t>
+        <w:t xml:space="preserve">├── </w:t>
+      </w:r>
+      <w:proofErr w:type="spellStart"/>
+      <w:r>
+        <w:rPr>
+          <w:rFonts w:ascii="Courier New" w:eastAsia="Courier New" w:hAnsi="Courier New"/>
+          <w:sz w:val="18"/>
+        </w:rPr>
+        <w:t>src</w:t>
+      </w:r>
+      <w:proofErr w:type="spellEnd"/>
+      <w:r>
+        <w:rPr>
+          <w:rFonts w:ascii="Courier New" w:eastAsia="Courier New" w:hAnsi="Courier New"/>
+          <w:sz w:val="18"/>
+        </w:rPr>
+        <w:t>/</w:t>
       </w:r>
     </w:p>
     <w:p>
@@ -2571,17 +6496,123 @@
       <w:pPr>
         <w:pStyle w:val="Heading1"/>
       </w:pPr>
+      <w:proofErr w:type="spellStart"/>
       <w:r>
         <w:rPr>
           <w:rFonts w:ascii="TH Sarabun New" w:eastAsia="TH Sarabun New" w:hAnsi="TH Sarabun New"/>
         </w:rPr>
-        <w:t>ภาคผนวก B. หมายเหตุเกี่ยวกับข้อมูลสังเคราะห์</w:t>
-      </w:r>
+        <w:t>ภาคผนวก</w:t>
+      </w:r>
+      <w:proofErr w:type="spellEnd"/>
+      <w:r>
+        <w:rPr>
+          <w:rFonts w:ascii="TH Sarabun New" w:eastAsia="TH Sarabun New" w:hAnsi="TH Sarabun New"/>
+        </w:rPr>
+        <w:t xml:space="preserve"> B. </w:t>
+      </w:r>
+      <w:proofErr w:type="spellStart"/>
+      <w:r>
+        <w:rPr>
+          <w:rFonts w:ascii="TH Sarabun New" w:eastAsia="TH Sarabun New" w:hAnsi="TH Sarabun New"/>
+        </w:rPr>
+        <w:t>หมายเหตุเกี่ยวกับข้อมูลสังเคราะห์</w:t>
+      </w:r>
+      <w:proofErr w:type="spellEnd"/>
     </w:p>
     <w:p>
-      <w:r>
-        <w:t>ข้อมูลสังเคราะห์ในงานนี้ไม่ได้ถูกเก็บเป็นไฟล์ขนาดใหญ่ใน repository แต่ถูกสร้างแบบ on-demand จาก `src/algorithms/synthetic_data.py` เพื่อให้ benchmark ทำซ้ำได้ทุกครั้งโดยใช้ parameter เดิม ทั้งนี้ synthetic sequence ประกอบด้วย elbow-angle motion profile, noise injection, visibility imbalance, และ dropout segments เพื่อเลียนแบบความไม่สมบูรณ์ของ pose tracking ในการใช้งานจริง</w:t>
-      </w:r>
+      <w:proofErr w:type="spellStart"/>
+      <w:r>
+        <w:t>ข้อมูลสังเคราะห์ในงานนี้ไม่ได้ถูกเก็บเป็นไฟล์ขนาดใหญ่ใน</w:t>
+      </w:r>
+      <w:proofErr w:type="spellEnd"/>
+      <w:r>
+        <w:t xml:space="preserve"> repository </w:t>
+      </w:r>
+      <w:proofErr w:type="spellStart"/>
+      <w:r>
+        <w:t>แต่ถูกสร้างแบบ</w:t>
+      </w:r>
+      <w:proofErr w:type="spellEnd"/>
+      <w:r>
+        <w:t xml:space="preserve"> on-demand </w:t>
+      </w:r>
+      <w:proofErr w:type="spellStart"/>
+      <w:r>
+        <w:t>จาก</w:t>
+      </w:r>
+      <w:proofErr w:type="spellEnd"/>
+      <w:r>
+        <w:t xml:space="preserve"> `</w:t>
+      </w:r>
+      <w:proofErr w:type="spellStart"/>
+      <w:r>
+        <w:t>src</w:t>
+      </w:r>
+      <w:proofErr w:type="spellEnd"/>
+      <w:r>
+        <w:t xml:space="preserve">/algorithms/synthetic_data.py` </w:t>
+      </w:r>
+      <w:proofErr w:type="spellStart"/>
+      <w:r>
+        <w:t>เพื่อให้</w:t>
+      </w:r>
+      <w:proofErr w:type="spellEnd"/>
+      <w:r>
+        <w:t xml:space="preserve"> benchmark </w:t>
+      </w:r>
+      <w:proofErr w:type="spellStart"/>
+      <w:r>
+        <w:t>ทำซ้ำได้ทุกครั้งโดยใช้</w:t>
+      </w:r>
+      <w:proofErr w:type="spellEnd"/>
+      <w:r>
+        <w:t xml:space="preserve"> parameter </w:t>
+      </w:r>
+      <w:proofErr w:type="spellStart"/>
+      <w:r>
+        <w:t>เดิม</w:t>
+      </w:r>
+      <w:proofErr w:type="spellEnd"/>
+      <w:r>
+        <w:t xml:space="preserve"> </w:t>
+      </w:r>
+      <w:proofErr w:type="spellStart"/>
+      <w:r>
+        <w:t>ทั้งนี้</w:t>
+      </w:r>
+      <w:proofErr w:type="spellEnd"/>
+      <w:r>
+        <w:t xml:space="preserve"> synthetic sequence </w:t>
+      </w:r>
+      <w:proofErr w:type="spellStart"/>
+      <w:r>
+        <w:t>ประกอบด้วย</w:t>
+      </w:r>
+      <w:proofErr w:type="spellEnd"/>
+      <w:r>
+        <w:t xml:space="preserve"> elbow-angle motion profile, noise injection, visibility imbalance, </w:t>
+      </w:r>
+      <w:proofErr w:type="spellStart"/>
+      <w:r>
+        <w:t>และ</w:t>
+      </w:r>
+      <w:proofErr w:type="spellEnd"/>
+      <w:r>
+        <w:t xml:space="preserve"> dropout segments </w:t>
+      </w:r>
+      <w:proofErr w:type="spellStart"/>
+      <w:r>
+        <w:t>เพื่อเลียนแบบความไม่สมบูรณ์ของ</w:t>
+      </w:r>
+      <w:proofErr w:type="spellEnd"/>
+      <w:r>
+        <w:t xml:space="preserve"> pose tracking </w:t>
+      </w:r>
+      <w:proofErr w:type="spellStart"/>
+      <w:r>
+        <w:t>ในการใช้งานจริง</w:t>
+      </w:r>
+      <w:proofErr w:type="spellEnd"/>
     </w:p>
     <w:sectPr>
       <w:type w:val="continuous"/>

--- a/report/report.docx
+++ b/report/report.docx
@@ -18,21 +18,19 @@
       <w:pPr>
         <w:jc w:val="center"/>
       </w:pPr>
-      <w:proofErr w:type="spellStart"/>
       <w:r>
         <w:rPr>
           <w:b/>
           <w:sz w:val="32"/>
         </w:rPr>
-        <w:t>รายงานโครงงานรายวิชา</w:t>
+        <w:t>รายงานโครงงานรายวิชา Computer Animation</w:t>
       </w:r>
-      <w:proofErr w:type="spellEnd"/>
       <w:r>
         <w:rPr>
           <w:b/>
           <w:sz w:val="32"/>
         </w:rPr>
-        <w:t xml:space="preserve"> Computer Animation</w:t>
+        <w:t xml:space="preserve"> 2110512</w:t>
       </w:r>
     </w:p>
     <w:p>
@@ -50,19 +48,11 @@
       <w:pPr>
         <w:jc w:val="center"/>
       </w:pPr>
-      <w:proofErr w:type="spellStart"/>
       <w:r>
         <w:rPr>
           <w:sz w:val="26"/>
         </w:rPr>
-        <w:t>รายวิชา</w:t>
-      </w:r>
-      <w:proofErr w:type="spellEnd"/>
-      <w:r>
-        <w:rPr>
-          <w:sz w:val="26"/>
-        </w:rPr>
-        <w:t>: Computer Animation</w:t>
+        <w:t>รายวิชา: Computer Animation</w:t>
       </w:r>
     </w:p>
     <w:p>
@@ -73,26 +63,17 @@
           <w:lang w:bidi="th-TH"/>
         </w:rPr>
       </w:pPr>
-      <w:proofErr w:type="spellStart"/>
       <w:r>
         <w:rPr>
           <w:sz w:val="26"/>
         </w:rPr>
-        <w:t>ผู้จัดทำ</w:t>
-      </w:r>
-      <w:proofErr w:type="spellEnd"/>
-      <w:r>
-        <w:rPr>
-          <w:sz w:val="26"/>
-        </w:rPr>
-        <w:t xml:space="preserve">: </w:t>
+        <w:t xml:space="preserve">ผู้จัดทำ: </w:t>
       </w:r>
     </w:p>
     <w:p>
       <w:pPr>
         <w:jc w:val="center"/>
         <w:rPr>
-          <w:rFonts w:hint="cs"/>
           <w:sz w:val="26"/>
           <w:lang w:bidi="th-TH"/>
         </w:rPr>
@@ -108,13 +89,7 @@
         <w:rPr>
           <w:sz w:val="26"/>
         </w:rPr>
-        <w:t>hipbadee</w:t>
-      </w:r>
-      <w:r>
-        <w:rPr>
-          <w:sz w:val="26"/>
-        </w:rPr>
-        <w:t xml:space="preserve"> Ngamsukkasemsri</w:t>
+        <w:t>hipbadee Ngamsukkasemsri</w:t>
       </w:r>
       <w:r>
         <w:rPr>
@@ -154,32 +129,15 @@
       <w:pPr>
         <w:jc w:val="center"/>
         <w:rPr>
-          <w:rFonts w:hint="cs"/>
           <w:lang w:bidi="th-TH"/>
         </w:rPr>
       </w:pPr>
-      <w:proofErr w:type="spellStart"/>
       <w:r>
         <w:rPr>
           <w:sz w:val="26"/>
         </w:rPr>
-        <w:t>Jednipat</w:t>
+        <w:t>Jednipat Porapakpenjul</w:t>
       </w:r>
-      <w:proofErr w:type="spellEnd"/>
-      <w:r>
-        <w:rPr>
-          <w:sz w:val="26"/>
-        </w:rPr>
-        <w:t xml:space="preserve"> </w:t>
-      </w:r>
-      <w:proofErr w:type="spellStart"/>
-      <w:r>
-        <w:rPr>
-          <w:sz w:val="26"/>
-        </w:rPr>
-        <w:t>Porapakpenjul</w:t>
-      </w:r>
-      <w:proofErr w:type="spellEnd"/>
       <w:r>
         <w:rPr>
           <w:sz w:val="26"/>
@@ -213,78 +171,38 @@
         <w:rPr>
           <w:sz w:val="26"/>
         </w:rPr>
-        <w:t xml:space="preserve">GitHub Username: </w:t>
+        <w:t>GitHub Username: thipbadee</w:t>
       </w:r>
-      <w:proofErr w:type="spellStart"/>
+    </w:p>
+    <w:p>
+      <w:pPr>
+        <w:jc w:val="center"/>
+        <w:rPr>
+          <w:lang w:bidi="th-TH"/>
+        </w:rPr>
+      </w:pPr>
       <w:r>
         <w:rPr>
           <w:sz w:val="26"/>
         </w:rPr>
-        <w:t>thipbadee</w:t>
+        <w:t xml:space="preserve">อาจารย์ผู้สอน: </w:t>
       </w:r>
-      <w:proofErr w:type="spellEnd"/>
-    </w:p>
-    <w:p>
-      <w:pPr>
-        <w:jc w:val="center"/>
-        <w:rPr>
-          <w:lang w:bidi="th-TH"/>
-        </w:rPr>
-      </w:pPr>
-      <w:proofErr w:type="spellStart"/>
       <w:r>
         <w:rPr>
           <w:sz w:val="26"/>
         </w:rPr>
-        <w:t>อาจารย์ผู้สอน</w:t>
+        <w:t>Pizzanu Kanongchaiyos</w:t>
       </w:r>
-      <w:proofErr w:type="spellEnd"/>
+    </w:p>
+    <w:p>
+      <w:pPr>
+        <w:jc w:val="center"/>
+      </w:pPr>
       <w:r>
         <w:rPr>
           <w:sz w:val="26"/>
         </w:rPr>
-        <w:t xml:space="preserve">: </w:t>
-      </w:r>
-      <w:proofErr w:type="spellStart"/>
-      <w:r>
-        <w:rPr>
-          <w:sz w:val="26"/>
-        </w:rPr>
-        <w:t>Pizzanu</w:t>
-      </w:r>
-      <w:proofErr w:type="spellEnd"/>
-      <w:r>
-        <w:rPr>
-          <w:sz w:val="26"/>
-        </w:rPr>
-        <w:t xml:space="preserve"> </w:t>
-      </w:r>
-      <w:proofErr w:type="spellStart"/>
-      <w:r>
-        <w:rPr>
-          <w:sz w:val="26"/>
-        </w:rPr>
-        <w:t>Kanongchaiyos</w:t>
-      </w:r>
-      <w:proofErr w:type="spellEnd"/>
-    </w:p>
-    <w:p>
-      <w:pPr>
-        <w:jc w:val="center"/>
-      </w:pPr>
-      <w:proofErr w:type="spellStart"/>
-      <w:r>
-        <w:rPr>
-          <w:sz w:val="26"/>
-        </w:rPr>
-        <w:t>ภาคการศึกษา</w:t>
-      </w:r>
-      <w:proofErr w:type="spellEnd"/>
-      <w:r>
-        <w:rPr>
-          <w:sz w:val="26"/>
-        </w:rPr>
-        <w:t xml:space="preserve">: </w:t>
+        <w:t xml:space="preserve">ภาคการศึกษา: </w:t>
       </w:r>
       <w:r>
         <w:rPr>
@@ -303,19 +221,11 @@
       <w:pPr>
         <w:jc w:val="center"/>
       </w:pPr>
-      <w:proofErr w:type="spellStart"/>
       <w:r>
         <w:rPr>
           <w:sz w:val="26"/>
         </w:rPr>
-        <w:t>คำสำคัญ</w:t>
-      </w:r>
-      <w:proofErr w:type="spellEnd"/>
-      <w:r>
-        <w:rPr>
-          <w:sz w:val="26"/>
-        </w:rPr>
-        <w:t>: Pose Tracking, Computer Animation, Motion Analysis, Real-time Interaction, Temporal Filtering</w:t>
+        <w:t>คำสำคัญ: Pose Tracking, Computer Animation, Motion Analysis, Real-time Interaction, Temporal Filtering</w:t>
       </w:r>
     </w:p>
     <w:p/>
@@ -328,223 +238,19 @@
           <w:i/>
           <w:sz w:val="26"/>
         </w:rPr>
-        <w:t xml:space="preserve">เอกสารฉบับนี้นำเสนอการออกแบบและประเมินผลระบบติดตามการเคลื่อนไหวของท่าออกกำลังกายแบบเรียลไทม์ </w:t>
-      </w:r>
-      <w:proofErr w:type="spellStart"/>
-      <w:r>
-        <w:rPr>
-          <w:i/>
-          <w:sz w:val="26"/>
-        </w:rPr>
-        <w:t>โดยตีความปัญหาในกรอบของ</w:t>
-      </w:r>
-      <w:proofErr w:type="spellEnd"/>
-      <w:r>
-        <w:rPr>
-          <w:i/>
-          <w:sz w:val="26"/>
-        </w:rPr>
-        <w:t xml:space="preserve"> Computer Animation </w:t>
-      </w:r>
-      <w:proofErr w:type="spellStart"/>
-      <w:r>
-        <w:rPr>
-          <w:i/>
-          <w:sz w:val="26"/>
-        </w:rPr>
-        <w:t>ผ่านโครงกระดูกเชิงท่าทาง</w:t>
-      </w:r>
-      <w:proofErr w:type="spellEnd"/>
-      <w:r>
-        <w:rPr>
-          <w:i/>
-          <w:sz w:val="26"/>
-        </w:rPr>
-        <w:t xml:space="preserve"> (pose skeleton), key poses, progress interpolation </w:t>
-      </w:r>
-      <w:proofErr w:type="spellStart"/>
-      <w:r>
-        <w:rPr>
-          <w:i/>
-          <w:sz w:val="26"/>
-        </w:rPr>
-        <w:t>และ</w:t>
-      </w:r>
-      <w:proofErr w:type="spellEnd"/>
-      <w:r>
-        <w:rPr>
-          <w:i/>
-          <w:sz w:val="26"/>
-        </w:rPr>
-        <w:t xml:space="preserve"> temporal state transitions</w:t>
+        <w:t>เอกสารฉบับนี้นำเสนอการออกแบบและประเมินผลระบบติดตามการเคลื่อนไหวของท่าออกกำลังกายแบบเรียลไทม์ โดยตีความปัญหาในกรอบของ Computer Animation ผ่านโครงกระดูกเชิงท่าทาง (pose skeleton), key poses, progress interpolation และ temporal state transitions</w:t>
       </w:r>
     </w:p>
     <w:p>
       <w:pPr>
         <w:jc w:val="center"/>
       </w:pPr>
-      <w:proofErr w:type="spellStart"/>
       <w:r>
         <w:rPr>
           <w:sz w:val="25"/>
         </w:rPr>
-        <w:t>สรุปผลเด่นที่ขนาดข้อมูล</w:t>
+        <w:t>สรุปผลเด่นที่ขนาดข้อมูล 100,000 เฟรม: วิธี proposed ลด peak memory จาก 0.609 KB เป็น 0.531 KB และลด side-switch jitter จาก 3832 เป็น 3334 ครั้ง แม้มี runtime overhead เล็กน้อยที่สเกลสูงสุด</w:t>
       </w:r>
-      <w:proofErr w:type="spellEnd"/>
-      <w:r>
-        <w:rPr>
-          <w:sz w:val="25"/>
-        </w:rPr>
-        <w:t xml:space="preserve"> 100,000 </w:t>
-      </w:r>
-      <w:proofErr w:type="spellStart"/>
-      <w:r>
-        <w:rPr>
-          <w:sz w:val="25"/>
-        </w:rPr>
-        <w:t>เฟรม</w:t>
-      </w:r>
-      <w:proofErr w:type="spellEnd"/>
-      <w:r>
-        <w:rPr>
-          <w:sz w:val="25"/>
-        </w:rPr>
-        <w:t xml:space="preserve">: </w:t>
-      </w:r>
-      <w:proofErr w:type="spellStart"/>
-      <w:r>
-        <w:rPr>
-          <w:sz w:val="25"/>
-        </w:rPr>
-        <w:t>วิธี</w:t>
-      </w:r>
-      <w:proofErr w:type="spellEnd"/>
-      <w:r>
-        <w:rPr>
-          <w:sz w:val="25"/>
-        </w:rPr>
-        <w:t xml:space="preserve"> proposed </w:t>
-      </w:r>
-      <w:proofErr w:type="spellStart"/>
-      <w:r>
-        <w:rPr>
-          <w:sz w:val="25"/>
-        </w:rPr>
-        <w:t>ลด</w:t>
-      </w:r>
-      <w:proofErr w:type="spellEnd"/>
-      <w:r>
-        <w:rPr>
-          <w:sz w:val="25"/>
-        </w:rPr>
-        <w:t xml:space="preserve"> peak memory </w:t>
-      </w:r>
-      <w:proofErr w:type="spellStart"/>
-      <w:r>
-        <w:rPr>
-          <w:sz w:val="25"/>
-        </w:rPr>
-        <w:t>จาก</w:t>
-      </w:r>
-      <w:proofErr w:type="spellEnd"/>
-      <w:r>
-        <w:rPr>
-          <w:sz w:val="25"/>
-        </w:rPr>
-        <w:t xml:space="preserve"> 0.609 KB </w:t>
-      </w:r>
-      <w:proofErr w:type="spellStart"/>
-      <w:r>
-        <w:rPr>
-          <w:sz w:val="25"/>
-        </w:rPr>
-        <w:t>เป็น</w:t>
-      </w:r>
-      <w:proofErr w:type="spellEnd"/>
-      <w:r>
-        <w:rPr>
-          <w:sz w:val="25"/>
-        </w:rPr>
-        <w:t xml:space="preserve"> 0.531 KB </w:t>
-      </w:r>
-      <w:proofErr w:type="spellStart"/>
-      <w:r>
-        <w:rPr>
-          <w:sz w:val="25"/>
-        </w:rPr>
-        <w:t>และลด</w:t>
-      </w:r>
-      <w:proofErr w:type="spellEnd"/>
-      <w:r>
-        <w:rPr>
-          <w:sz w:val="25"/>
-        </w:rPr>
-        <w:t xml:space="preserve"> side-switch jitter </w:t>
-      </w:r>
-      <w:proofErr w:type="spellStart"/>
-      <w:r>
-        <w:rPr>
-          <w:sz w:val="25"/>
-        </w:rPr>
-        <w:t>จาก</w:t>
-      </w:r>
-      <w:proofErr w:type="spellEnd"/>
-      <w:r>
-        <w:rPr>
-          <w:sz w:val="25"/>
-        </w:rPr>
-        <w:t xml:space="preserve"> 3832 </w:t>
-      </w:r>
-      <w:proofErr w:type="spellStart"/>
-      <w:r>
-        <w:rPr>
-          <w:sz w:val="25"/>
-        </w:rPr>
-        <w:t>เป็น</w:t>
-      </w:r>
-      <w:proofErr w:type="spellEnd"/>
-      <w:r>
-        <w:rPr>
-          <w:sz w:val="25"/>
-        </w:rPr>
-        <w:t xml:space="preserve"> 3334 </w:t>
-      </w:r>
-      <w:proofErr w:type="spellStart"/>
-      <w:r>
-        <w:rPr>
-          <w:sz w:val="25"/>
-        </w:rPr>
-        <w:t>ครั้ง</w:t>
-      </w:r>
-      <w:proofErr w:type="spellEnd"/>
-      <w:r>
-        <w:rPr>
-          <w:sz w:val="25"/>
-        </w:rPr>
-        <w:t xml:space="preserve"> </w:t>
-      </w:r>
-      <w:proofErr w:type="spellStart"/>
-      <w:r>
-        <w:rPr>
-          <w:sz w:val="25"/>
-        </w:rPr>
-        <w:t>แม้มี</w:t>
-      </w:r>
-      <w:proofErr w:type="spellEnd"/>
-      <w:r>
-        <w:rPr>
-          <w:sz w:val="25"/>
-        </w:rPr>
-        <w:t xml:space="preserve"> runtime overhead </w:t>
-      </w:r>
-      <w:proofErr w:type="spellStart"/>
-      <w:r>
-        <w:rPr>
-          <w:sz w:val="25"/>
-        </w:rPr>
-        <w:t>เล็กน้อยที่สเกลสูงสุด</w:t>
-      </w:r>
-      <w:proofErr w:type="spellEnd"/>
     </w:p>
     <w:p>
       <w:pPr>
@@ -561,1151 +267,153 @@
       <w:pPr>
         <w:pStyle w:val="Heading1"/>
       </w:pPr>
-      <w:proofErr w:type="spellStart"/>
       <w:r>
         <w:rPr>
           <w:rFonts w:ascii="TH Sarabun New" w:eastAsia="TH Sarabun New" w:hAnsi="TH Sarabun New"/>
         </w:rPr>
         <w:lastRenderedPageBreak/>
-        <w:t>บทคัดย่อ</w:t>
+        <w:t>บทคัดย่อ (Abstract)</w:t>
       </w:r>
-      <w:proofErr w:type="spellEnd"/>
+    </w:p>
+    <w:p>
+      <w:r>
+        <w:t>โครงงานนี้ศึกษาปัญหาการติดตามการเคลื่อนไหวของท่าออกกำลังกายแบบเรียลไทม์โดยใช้ภาพจากกล้องเว็บแคม และตีความปัญหาในมุมมองของ Computer Animation แทนการมองเป็นเพียงงานจำแนกภาพจากคอมพิวเตอร์วิทัศน์เท่านั้น วัตถุประสงค์หลักคือแปลงลำดับของ 2D pose landmarks ที่มีสัญญาณรบกวนให้เป็นสถานะการเคลื่อนไหวที่เสถียร เช่น count, stage, angle และ progress เพื่อใช้ทั้งในการนับ repetition และแสดงผลเชิงภาพบนระบบแบบ interactive วิธี baseline ใช้การคำนวณ elbow angle และ threshold แบบตรงไปตรงมาโดยเลือกแขนที่มองเห็นชัดกว่าในแต่ละเฟรม ส่วนวิธี proposed เพิ่ม confidence-aware side locking และ exponential temporal filtering เพื่อลดความแกว่งของการติดตาม การทดลองทำบนข้อมูลสังเคราะห์ 3 ขนาด ได้แก่ 1,000, 10,000 และ 100,000 เฟรม พร้อม pipeline สำหรับข้อมูลจริงจาก webcam ผลทดลองพบว่าวิธี proposed ยังรักษา repetition-count error เท่ากับศูนย์ในทุกสเกล และเร็วกว่า baseline ที่สเกล 1k และ 10k คิดเป็น 12.56% และ 11.37% ตามลำดับ ขณะที่ที่ 100k เฟรมมี runtime overhead เล็กน้อย ประมาณ 1.64% อย่างไรก็ตาม วิธี proposed ลด side-switch jitter จาก 3832 เหลือ 3334 ครั้ง (13.00%) และลด peak memory จาก 0.609 KB เหลือ 0.531 KB (12.82%) ที่สเกลสูงสุด แสดงให้เห็น trade-off ที่เหมาะสมระหว่างความเร็ว ความเสถียร และความสามารถในการอธิบายผล</w:t>
+      </w:r>
+    </w:p>
+    <w:p>
+      <w:pPr>
+        <w:pStyle w:val="Heading1"/>
+      </w:pPr>
       <w:r>
         <w:rPr>
           <w:rFonts w:ascii="TH Sarabun New" w:eastAsia="TH Sarabun New" w:hAnsi="TH Sarabun New"/>
         </w:rPr>
-        <w:t xml:space="preserve"> (Abstract)</w:t>
+        <w:t>1. นิยามปัญหา (Problem Definition)</w:t>
+      </w:r>
+    </w:p>
+    <w:p>
+      <w:pPr>
+        <w:pStyle w:val="Heading2"/>
+      </w:pPr>
+      <w:r>
+        <w:rPr>
+          <w:rFonts w:ascii="TH Sarabun New" w:eastAsia="TH Sarabun New" w:hAnsi="TH Sarabun New"/>
+        </w:rPr>
+        <w:t>1.1 ที่มาและความสำคัญ</w:t>
       </w:r>
     </w:p>
     <w:p>
       <w:r>
-        <w:t xml:space="preserve">โครงงานนี้ศึกษาปัญหาการติดตามการเคลื่อนไหวของท่าออกกำลังกายแบบเรียลไทม์โดยใช้ภาพจากกล้องเว็บแคม </w:t>
+        <w:t xml:space="preserve">การติดตามท่าออกกำลังกายแบบเรียลไทม์เป็นโจทย์ที่เหมาะสมอย่างยิ่งสำหรับรายวิชา Computer Animation เนื่องจากระบบต้องตีความร่างกายมนุษย์เป็นโครงสร้างเชิงข้อต่อ (articulated structure) และต้องตัดสินการเปลี่ยนผ่านระหว่าง key poses อย่างต่อเนื่องในเชิงเวลา มิใช่เพียงตรวจว่าภาพหนึ่งภาพมีลักษณะตรงตามคลาสใดคลาสหนึ่งเท่านั้น ในมุมมองของงานนี้ MediaPipe Pose ทำหน้าที่ </w:t>
       </w:r>
-      <w:proofErr w:type="spellStart"/>
       <w:r>
-        <w:t>และตีความปัญหาในมุมมองของ</w:t>
+        <w:t>เป็นตัวประมาณโครงกระดูก (skeleton proxy) ส่วนอัลกอริทึมติดตามทำหน้าที่ตีความข้อมูลท่าทางให้กลายเป็นสถานะการเคลื่อนไหว การนับจำนวนครั้ง และค่า progress ซึ่งสอดคล้องกับแนวคิดของ pose-to-pose animation และ motion state transitions</w:t>
       </w:r>
-      <w:proofErr w:type="spellEnd"/>
-      <w:r>
-        <w:t xml:space="preserve"> Computer Animation </w:t>
-      </w:r>
-      <w:proofErr w:type="spellStart"/>
-      <w:r>
-        <w:t>แทนการมองเป็นเพียงงานจำแนกภาพจากคอมพิวเตอร์วิทัศน์เท่านั้น</w:t>
-      </w:r>
-      <w:proofErr w:type="spellEnd"/>
-      <w:r>
-        <w:t xml:space="preserve"> </w:t>
-      </w:r>
-      <w:proofErr w:type="spellStart"/>
-      <w:r>
-        <w:t>วัตถุประสงค์หลักคือแปลงลำดับของ</w:t>
-      </w:r>
-      <w:proofErr w:type="spellEnd"/>
-      <w:r>
-        <w:t xml:space="preserve"> 2D pose landmarks </w:t>
-      </w:r>
-      <w:proofErr w:type="spellStart"/>
-      <w:r>
-        <w:t>ที่มีสัญญาณรบกวนให้เป็นสถานะการเคลื่อนไหวที่เสถียร</w:t>
-      </w:r>
-      <w:proofErr w:type="spellEnd"/>
-      <w:r>
-        <w:t xml:space="preserve"> </w:t>
-      </w:r>
-      <w:proofErr w:type="spellStart"/>
-      <w:r>
-        <w:t>เช่น</w:t>
-      </w:r>
-      <w:proofErr w:type="spellEnd"/>
-      <w:r>
-        <w:t xml:space="preserve"> count, stage, angle </w:t>
-      </w:r>
-      <w:proofErr w:type="spellStart"/>
-      <w:r>
-        <w:t>และ</w:t>
-      </w:r>
-      <w:proofErr w:type="spellEnd"/>
-      <w:r>
-        <w:t xml:space="preserve"> progress </w:t>
-      </w:r>
-      <w:proofErr w:type="spellStart"/>
-      <w:r>
-        <w:t>เพื่อใช้ทั้งในการนับ</w:t>
-      </w:r>
-      <w:proofErr w:type="spellEnd"/>
-      <w:r>
-        <w:t xml:space="preserve"> repetition </w:t>
-      </w:r>
-      <w:proofErr w:type="spellStart"/>
-      <w:r>
-        <w:t>และแสดงผลเชิงภาพบนระบบแบบ</w:t>
-      </w:r>
-      <w:proofErr w:type="spellEnd"/>
-      <w:r>
-        <w:t xml:space="preserve"> interactive </w:t>
-      </w:r>
-      <w:proofErr w:type="spellStart"/>
-      <w:r>
-        <w:t>วิธี</w:t>
-      </w:r>
-      <w:proofErr w:type="spellEnd"/>
-      <w:r>
-        <w:t xml:space="preserve"> baseline </w:t>
-      </w:r>
-      <w:proofErr w:type="spellStart"/>
-      <w:r>
-        <w:t>ใช้การคำนวณ</w:t>
-      </w:r>
-      <w:proofErr w:type="spellEnd"/>
-      <w:r>
-        <w:t xml:space="preserve"> elbow angle </w:t>
-      </w:r>
-      <w:proofErr w:type="spellStart"/>
-      <w:r>
-        <w:t>และ</w:t>
-      </w:r>
-      <w:proofErr w:type="spellEnd"/>
-      <w:r>
-        <w:t xml:space="preserve"> threshold </w:t>
-      </w:r>
-      <w:proofErr w:type="spellStart"/>
-      <w:r>
-        <w:t>แบบตรงไปตรงมาโดยเลือกแขนที่มองเห็นชัดกว่าในแต่ละเฟรม</w:t>
-      </w:r>
-      <w:proofErr w:type="spellEnd"/>
-      <w:r>
-        <w:t xml:space="preserve"> </w:t>
-      </w:r>
-      <w:proofErr w:type="spellStart"/>
-      <w:r>
-        <w:t>ส่วนวิธี</w:t>
-      </w:r>
-      <w:proofErr w:type="spellEnd"/>
-      <w:r>
-        <w:t xml:space="preserve"> proposed </w:t>
-      </w:r>
-      <w:proofErr w:type="spellStart"/>
-      <w:r>
-        <w:t>เพิ่ม</w:t>
-      </w:r>
-      <w:proofErr w:type="spellEnd"/>
-      <w:r>
-        <w:t xml:space="preserve"> confidence-aware side locking </w:t>
-      </w:r>
-      <w:proofErr w:type="spellStart"/>
-      <w:r>
-        <w:t>และ</w:t>
-      </w:r>
-      <w:proofErr w:type="spellEnd"/>
-      <w:r>
-        <w:t xml:space="preserve"> exponential temporal filtering </w:t>
-      </w:r>
-      <w:proofErr w:type="spellStart"/>
-      <w:r>
-        <w:t>เพื่อลดความแกว่งของการติดตาม</w:t>
-      </w:r>
-      <w:proofErr w:type="spellEnd"/>
-      <w:r>
-        <w:t xml:space="preserve"> </w:t>
-      </w:r>
-      <w:proofErr w:type="spellStart"/>
-      <w:r>
-        <w:t>การทดลองทำบนข้อมูลสังเคราะห์</w:t>
-      </w:r>
-      <w:proofErr w:type="spellEnd"/>
-      <w:r>
-        <w:t xml:space="preserve"> 3 </w:t>
-      </w:r>
-      <w:proofErr w:type="spellStart"/>
-      <w:r>
-        <w:t>ขนาด</w:t>
-      </w:r>
-      <w:proofErr w:type="spellEnd"/>
-      <w:r>
-        <w:t xml:space="preserve"> </w:t>
-      </w:r>
-      <w:proofErr w:type="spellStart"/>
-      <w:r>
-        <w:t>ได้แก่</w:t>
-      </w:r>
-      <w:proofErr w:type="spellEnd"/>
-      <w:r>
-        <w:t xml:space="preserve"> 1,000, 10,000 </w:t>
-      </w:r>
-      <w:proofErr w:type="spellStart"/>
-      <w:r>
-        <w:t>และ</w:t>
-      </w:r>
-      <w:proofErr w:type="spellEnd"/>
-      <w:r>
-        <w:t xml:space="preserve"> 100,000 </w:t>
-      </w:r>
-      <w:proofErr w:type="spellStart"/>
-      <w:r>
-        <w:t>เฟรม</w:t>
-      </w:r>
-      <w:proofErr w:type="spellEnd"/>
-      <w:r>
-        <w:t xml:space="preserve"> </w:t>
-      </w:r>
-      <w:proofErr w:type="spellStart"/>
-      <w:r>
-        <w:t>พร้อม</w:t>
-      </w:r>
-      <w:proofErr w:type="spellEnd"/>
-      <w:r>
-        <w:t xml:space="preserve"> pipeline </w:t>
-      </w:r>
-      <w:proofErr w:type="spellStart"/>
-      <w:r>
-        <w:t>สำหรับข้อมูลจริงจาก</w:t>
-      </w:r>
-      <w:proofErr w:type="spellEnd"/>
-      <w:r>
-        <w:t xml:space="preserve"> webcam </w:t>
-      </w:r>
-      <w:proofErr w:type="spellStart"/>
-      <w:r>
-        <w:t>ผลทดลองพบว่าวิธี</w:t>
-      </w:r>
-      <w:proofErr w:type="spellEnd"/>
-      <w:r>
-        <w:t xml:space="preserve"> proposed </w:t>
-      </w:r>
-      <w:proofErr w:type="spellStart"/>
-      <w:r>
-        <w:t>ยังรักษา</w:t>
-      </w:r>
-      <w:proofErr w:type="spellEnd"/>
-      <w:r>
-        <w:t xml:space="preserve"> repetition-count error </w:t>
-      </w:r>
-      <w:proofErr w:type="spellStart"/>
-      <w:r>
-        <w:t>เท่ากับศูนย์ในทุกสเกล</w:t>
-      </w:r>
-      <w:proofErr w:type="spellEnd"/>
-      <w:r>
-        <w:t xml:space="preserve"> </w:t>
-      </w:r>
-      <w:proofErr w:type="spellStart"/>
-      <w:r>
-        <w:t>และเร็วกว่า</w:t>
-      </w:r>
-      <w:proofErr w:type="spellEnd"/>
-      <w:r>
-        <w:t xml:space="preserve"> baseline </w:t>
-      </w:r>
-      <w:proofErr w:type="spellStart"/>
-      <w:r>
-        <w:t>ที่สเกล</w:t>
-      </w:r>
-      <w:proofErr w:type="spellEnd"/>
-      <w:r>
-        <w:t xml:space="preserve"> 1k </w:t>
-      </w:r>
-      <w:proofErr w:type="spellStart"/>
-      <w:r>
-        <w:t>และ</w:t>
-      </w:r>
-      <w:proofErr w:type="spellEnd"/>
-      <w:r>
-        <w:t xml:space="preserve"> 10k </w:t>
-      </w:r>
-      <w:proofErr w:type="spellStart"/>
-      <w:r>
-        <w:t>คิดเป็น</w:t>
-      </w:r>
-      <w:proofErr w:type="spellEnd"/>
-      <w:r>
-        <w:t xml:space="preserve"> 12.56% </w:t>
-      </w:r>
-      <w:proofErr w:type="spellStart"/>
-      <w:r>
-        <w:t>และ</w:t>
-      </w:r>
-      <w:proofErr w:type="spellEnd"/>
-      <w:r>
-        <w:t xml:space="preserve"> 11.37% </w:t>
-      </w:r>
-      <w:proofErr w:type="spellStart"/>
-      <w:r>
-        <w:t>ตามลำดับ</w:t>
-      </w:r>
-      <w:proofErr w:type="spellEnd"/>
-      <w:r>
-        <w:t xml:space="preserve"> </w:t>
-      </w:r>
-      <w:proofErr w:type="spellStart"/>
-      <w:r>
-        <w:t>ขณะที่ที่</w:t>
-      </w:r>
-      <w:proofErr w:type="spellEnd"/>
-      <w:r>
-        <w:t xml:space="preserve"> 100k </w:t>
-      </w:r>
-      <w:proofErr w:type="spellStart"/>
-      <w:r>
-        <w:t>เฟรมมี</w:t>
-      </w:r>
-      <w:proofErr w:type="spellEnd"/>
-      <w:r>
-        <w:t xml:space="preserve"> runtime overhead </w:t>
-      </w:r>
-      <w:proofErr w:type="spellStart"/>
-      <w:r>
-        <w:t>เล็กน้อย</w:t>
-      </w:r>
-      <w:proofErr w:type="spellEnd"/>
-      <w:r>
-        <w:t xml:space="preserve"> </w:t>
-      </w:r>
-      <w:proofErr w:type="spellStart"/>
-      <w:r>
-        <w:t>ประมาณ</w:t>
-      </w:r>
-      <w:proofErr w:type="spellEnd"/>
-      <w:r>
-        <w:t xml:space="preserve"> 1.64% </w:t>
-      </w:r>
-      <w:proofErr w:type="spellStart"/>
-      <w:r>
-        <w:t>อย่างไรก็ตาม</w:t>
-      </w:r>
-      <w:proofErr w:type="spellEnd"/>
-      <w:r>
-        <w:t xml:space="preserve"> </w:t>
-      </w:r>
-      <w:proofErr w:type="spellStart"/>
-      <w:r>
-        <w:t>วิธี</w:t>
-      </w:r>
-      <w:proofErr w:type="spellEnd"/>
-      <w:r>
-        <w:t xml:space="preserve"> proposed </w:t>
-      </w:r>
-      <w:proofErr w:type="spellStart"/>
-      <w:r>
-        <w:t>ลด</w:t>
-      </w:r>
-      <w:proofErr w:type="spellEnd"/>
-      <w:r>
-        <w:t xml:space="preserve"> side-switch jitter </w:t>
-      </w:r>
-      <w:proofErr w:type="spellStart"/>
-      <w:r>
-        <w:t>จาก</w:t>
-      </w:r>
-      <w:proofErr w:type="spellEnd"/>
-      <w:r>
-        <w:t xml:space="preserve"> 3832 </w:t>
-      </w:r>
-      <w:proofErr w:type="spellStart"/>
-      <w:r>
-        <w:t>เหลือ</w:t>
-      </w:r>
-      <w:proofErr w:type="spellEnd"/>
-      <w:r>
-        <w:t xml:space="preserve"> 3334 </w:t>
-      </w:r>
-      <w:proofErr w:type="spellStart"/>
-      <w:r>
-        <w:t>ครั้ง</w:t>
-      </w:r>
-      <w:proofErr w:type="spellEnd"/>
-      <w:r>
-        <w:t xml:space="preserve"> (13.00%) </w:t>
-      </w:r>
-      <w:proofErr w:type="spellStart"/>
-      <w:r>
-        <w:t>และลด</w:t>
-      </w:r>
-      <w:proofErr w:type="spellEnd"/>
-      <w:r>
-        <w:t xml:space="preserve"> peak memory </w:t>
-      </w:r>
-      <w:proofErr w:type="spellStart"/>
-      <w:r>
-        <w:t>จาก</w:t>
-      </w:r>
-      <w:proofErr w:type="spellEnd"/>
-      <w:r>
-        <w:t xml:space="preserve"> 0.609 KB </w:t>
-      </w:r>
-      <w:proofErr w:type="spellStart"/>
-      <w:r>
-        <w:t>เหลือ</w:t>
-      </w:r>
-      <w:proofErr w:type="spellEnd"/>
-      <w:r>
-        <w:t xml:space="preserve"> 0.531 KB (12.82%) </w:t>
-      </w:r>
-      <w:proofErr w:type="spellStart"/>
-      <w:r>
-        <w:t>ที่สเกลสูงสุด</w:t>
-      </w:r>
-      <w:proofErr w:type="spellEnd"/>
-      <w:r>
-        <w:t xml:space="preserve"> </w:t>
-      </w:r>
-      <w:proofErr w:type="spellStart"/>
-      <w:r>
-        <w:t>แสดงให้เห็น</w:t>
-      </w:r>
-      <w:proofErr w:type="spellEnd"/>
-      <w:r>
-        <w:t xml:space="preserve"> trade-off </w:t>
-      </w:r>
-      <w:proofErr w:type="spellStart"/>
-      <w:r>
-        <w:t>ที่เหมาะสมระหว่างความเร็ว</w:t>
-      </w:r>
-      <w:proofErr w:type="spellEnd"/>
-      <w:r>
-        <w:t xml:space="preserve"> </w:t>
-      </w:r>
-      <w:proofErr w:type="spellStart"/>
-      <w:r>
-        <w:t>ความเสถียร</w:t>
-      </w:r>
-      <w:proofErr w:type="spellEnd"/>
-      <w:r>
-        <w:t xml:space="preserve"> </w:t>
-      </w:r>
-      <w:proofErr w:type="spellStart"/>
-      <w:r>
-        <w:t>และความสามารถในการอธิบายผล</w:t>
-      </w:r>
-      <w:proofErr w:type="spellEnd"/>
     </w:p>
     <w:p>
       <w:pPr>
-        <w:pStyle w:val="Heading1"/>
+        <w:pStyle w:val="Heading2"/>
       </w:pPr>
       <w:r>
         <w:rPr>
           <w:rFonts w:ascii="TH Sarabun New" w:eastAsia="TH Sarabun New" w:hAnsi="TH Sarabun New"/>
         </w:rPr>
-        <w:t xml:space="preserve">1. </w:t>
+        <w:t>1.2 นิยามเชิงรูปนัย (Formal Definition)</w:t>
       </w:r>
-      <w:proofErr w:type="spellStart"/>
+    </w:p>
+    <w:p>
+      <w:pPr>
+        <w:pStyle w:val="ListBullet"/>
+      </w:pPr>
+      <w:r>
+        <w:t>Input: ลำดับของ 2D joint landmarks พร้อมค่าความเชื่อมั่น/visibility จาก webcam หรือไฟล์ CSV ที่บันทึกไว้ล่วงหน้า</w:t>
+      </w:r>
+    </w:p>
+    <w:p>
+      <w:pPr>
+        <w:pStyle w:val="ListBullet"/>
+      </w:pPr>
+      <w:r>
+        <w:t>Output: จำนวนครั้งของการเคลื่อนไหว (count), สถานะของท่า (stage), มุมที่ใช้อ้างอิงการเคลื่อนไหว (angle), และค่า progress สำหรับการแสดงผล</w:t>
+      </w:r>
+    </w:p>
+    <w:p>
+      <w:pPr>
+        <w:pStyle w:val="ListBullet"/>
+      </w:pPr>
+      <w:r>
+        <w:t>Constraints: ต้องตอบสนองใกล้เคียงแบบ real-time, ลดผลกระทบของ occlusion และ landmark jitter, และรักษารูปแบบ output เดิมเพื่อให้ระบบ UI ใช้ต่อได้</w:t>
+      </w:r>
+    </w:p>
+    <w:p>
+      <w:pPr>
+        <w:pStyle w:val="ListBullet"/>
+      </w:pPr>
+      <w:r>
+        <w:t>Real-time target: ให้ระบบตอบสนองต่อผู้ใช้บนหน้าเว็บแบบ interactive โดยไม่ทำให้ feedback กระตุกจนใช้งานจริงได้ยาก</w:t>
+      </w:r>
+    </w:p>
+    <w:p>
+      <w:pPr>
+        <w:pStyle w:val="Heading2"/>
+      </w:pPr>
       <w:r>
         <w:rPr>
           <w:rFonts w:ascii="TH Sarabun New" w:eastAsia="TH Sarabun New" w:hAnsi="TH Sarabun New"/>
         </w:rPr>
-        <w:t>นิยามปัญหา</w:t>
+        <w:t>1.3 ความท้าทาย</w:t>
       </w:r>
-      <w:proofErr w:type="spellEnd"/>
+    </w:p>
+    <w:p>
+      <w:pPr>
+        <w:pStyle w:val="ListBullet"/>
+      </w:pPr>
+      <w:r>
+        <w:t>ค่ามุมของข้อต่อมี noise จากการตรวจจับ pose ทำให้ stage และ progress เปลี่ยนผิดจังหวะได้</w:t>
+      </w:r>
+    </w:p>
+    <w:p>
+      <w:pPr>
+        <w:pStyle w:val="ListBullet"/>
+      </w:pPr>
+      <w:r>
+        <w:t>เมื่อ visibility ของแขนซ้ายและขวาใกล้เคียงกัน ระบบอาจสลับ active side ถี่เกินไปและทำให้การติดตามไม่นิ่ง</w:t>
+      </w:r>
+    </w:p>
+    <w:p>
+      <w:pPr>
+        <w:pStyle w:val="ListBullet"/>
+      </w:pPr>
+      <w:r>
+        <w:t>หาก threshold ถูกใช้แบบตรงไปตรงมาเกินไป จะเกิด threshold chatter บริเวณจุดกลับตัวของการเคลื่อนไหว</w:t>
+      </w:r>
+    </w:p>
+    <w:p>
+      <w:pPr>
+        <w:pStyle w:val="ListBullet"/>
+      </w:pPr>
+      <w:r>
+        <w:t>ระบบต้องออกแบบให้ reproducible และ benchmark ได้ในหลายขนาดข้อมูล ไม่ใช่เพียงแสดง demo เชิงภาพ</w:t>
+      </w:r>
+    </w:p>
+    <w:p>
+      <w:pPr>
+        <w:pStyle w:val="Heading1"/>
+      </w:pPr>
       <w:r>
         <w:rPr>
           <w:rFonts w:ascii="TH Sarabun New" w:eastAsia="TH Sarabun New" w:hAnsi="TH Sarabun New"/>
         </w:rPr>
-        <w:t xml:space="preserve"> (Problem Definition)</w:t>
+        <w:t>2. งานที่เกี่ยวข้อง วิธีพื้นฐาน และบริบทของ State of the Art</w:t>
       </w:r>
     </w:p>
     <w:p>
-      <w:pPr>
-        <w:pStyle w:val="Heading2"/>
-      </w:pPr>
       <w:r>
-        <w:rPr>
-          <w:rFonts w:ascii="TH Sarabun New" w:eastAsia="TH Sarabun New" w:hAnsi="TH Sarabun New"/>
-        </w:rPr>
-        <w:t xml:space="preserve">1.1 </w:t>
+        <w:t xml:space="preserve">แนวทางพื้นฐานของระบบนับท่าออกกำลังกายจาก pose landmark มักประกอบด้วยสามขั้นตอน ได้แก่ การเลือกข้างของร่างกายที่จะใช้วัด การคำนวณมุมของข้อต่อ และการกำหนด threshold เพื่อเปลี่ยน stage และนับ repetition วิธีลักษณะนี้มีข้อดีคือเรียบง่าย อธิบายผลได้ และมีต้นทุนต่อเฟรมคงที่ อย่างไรก็ตาม เมื่อใช้งานจริงกับ landmark sequence ที่มี noise และ occlusion วิธีดังกล่าวมักมีความแกว่งสูง </w:t>
       </w:r>
-      <w:proofErr w:type="spellStart"/>
-      <w:r>
-        <w:rPr>
-          <w:rFonts w:ascii="TH Sarabun New" w:eastAsia="TH Sarabun New" w:hAnsi="TH Sarabun New"/>
-        </w:rPr>
-        <w:t>ที่มาและความสำคัญ</w:t>
-      </w:r>
-      <w:proofErr w:type="spellEnd"/>
-    </w:p>
-    <w:p>
-      <w:r>
-        <w:t xml:space="preserve">การติดตามท่าออกกำลังกายแบบเรียลไทม์เป็นโจทย์ที่เหมาะสมอย่างยิ่งสำหรับรายวิชา Computer Animation </w:t>
-      </w:r>
-      <w:proofErr w:type="spellStart"/>
-      <w:r>
-        <w:t>เนื่องจากระบบต้องตีความร่างกายมนุษย์เป็นโครงสร้างเชิงข้อต่อ</w:t>
-      </w:r>
-      <w:proofErr w:type="spellEnd"/>
-      <w:r>
-        <w:t xml:space="preserve"> (articulated structure) </w:t>
-      </w:r>
-      <w:proofErr w:type="spellStart"/>
-      <w:r>
-        <w:t>และต้องตัดสินการเปลี่ยนผ่านระหว่าง</w:t>
-      </w:r>
-      <w:proofErr w:type="spellEnd"/>
-      <w:r>
-        <w:t xml:space="preserve"> key poses </w:t>
-      </w:r>
-      <w:proofErr w:type="spellStart"/>
-      <w:r>
-        <w:t>อย่างต่อเนื่องในเชิงเวลา</w:t>
-      </w:r>
-      <w:proofErr w:type="spellEnd"/>
-      <w:r>
-        <w:t xml:space="preserve"> มิใช่เพียงตรวจว่าภาพหนึ่งภาพมีลักษณะตรงตามคลาสใดคลาสหนึ่งเท่านั้น </w:t>
-      </w:r>
-      <w:proofErr w:type="spellStart"/>
-      <w:r>
-        <w:t>ในมุมมองของงานนี้</w:t>
-      </w:r>
-      <w:proofErr w:type="spellEnd"/>
-      <w:r>
-        <w:t xml:space="preserve"> </w:t>
-      </w:r>
-      <w:proofErr w:type="spellStart"/>
-      <w:r>
-        <w:t>MediaPipe</w:t>
-      </w:r>
-      <w:proofErr w:type="spellEnd"/>
-      <w:r>
-        <w:t xml:space="preserve"> Pose </w:t>
-      </w:r>
-      <w:proofErr w:type="spellStart"/>
-      <w:r>
-        <w:t>ทำหน้าที่</w:t>
-      </w:r>
-      <w:proofErr w:type="spellEnd"/>
-      <w:r>
-        <w:t xml:space="preserve"> </w:t>
-      </w:r>
-      <w:proofErr w:type="spellStart"/>
-      <w:r>
-        <w:t>เป็นตัวประมาณโครงกระดูก</w:t>
-      </w:r>
-      <w:proofErr w:type="spellEnd"/>
-      <w:r>
-        <w:t xml:space="preserve"> (skeleton proxy) ส่วนอัลกอริทึมติดตามทำหน้าที่ตีความข้อมูลท่าทางให้กลายเป็นสถานะการเคลื่อนไหว </w:t>
-      </w:r>
-      <w:proofErr w:type="spellStart"/>
-      <w:r>
-        <w:t>การนับจำนวนครั้ง</w:t>
-      </w:r>
-      <w:proofErr w:type="spellEnd"/>
-      <w:r>
-        <w:t xml:space="preserve"> </w:t>
-      </w:r>
-      <w:proofErr w:type="spellStart"/>
-      <w:r>
-        <w:t>และค่า</w:t>
-      </w:r>
-      <w:proofErr w:type="spellEnd"/>
-      <w:r>
-        <w:t xml:space="preserve"> progress </w:t>
-      </w:r>
-      <w:proofErr w:type="spellStart"/>
-      <w:r>
-        <w:t>ซึ่งสอดคล้องกับแนวคิดของ</w:t>
-      </w:r>
-      <w:proofErr w:type="spellEnd"/>
-      <w:r>
-        <w:t xml:space="preserve"> pose-to-pose animation </w:t>
-      </w:r>
-      <w:proofErr w:type="spellStart"/>
-      <w:r>
-        <w:t>และ</w:t>
-      </w:r>
-      <w:proofErr w:type="spellEnd"/>
-      <w:r>
-        <w:t xml:space="preserve"> motion state transitions</w:t>
-      </w:r>
-    </w:p>
-    <w:p>
-      <w:pPr>
-        <w:pStyle w:val="Heading2"/>
-      </w:pPr>
-      <w:r>
-        <w:rPr>
-          <w:rFonts w:ascii="TH Sarabun New" w:eastAsia="TH Sarabun New" w:hAnsi="TH Sarabun New"/>
-        </w:rPr>
-        <w:t xml:space="preserve">1.2 </w:t>
-      </w:r>
-      <w:proofErr w:type="spellStart"/>
-      <w:r>
-        <w:rPr>
-          <w:rFonts w:ascii="TH Sarabun New" w:eastAsia="TH Sarabun New" w:hAnsi="TH Sarabun New"/>
-        </w:rPr>
-        <w:t>นิยามเชิงรูปนัย</w:t>
-      </w:r>
-      <w:proofErr w:type="spellEnd"/>
-      <w:r>
-        <w:rPr>
-          <w:rFonts w:ascii="TH Sarabun New" w:eastAsia="TH Sarabun New" w:hAnsi="TH Sarabun New"/>
-        </w:rPr>
-        <w:t xml:space="preserve"> (Formal Definition)</w:t>
-      </w:r>
-    </w:p>
-    <w:p>
-      <w:pPr>
-        <w:pStyle w:val="ListBullet"/>
-      </w:pPr>
-      <w:r>
-        <w:t xml:space="preserve">Input: </w:t>
-      </w:r>
-      <w:proofErr w:type="spellStart"/>
-      <w:r>
-        <w:t>ลำดับของ</w:t>
-      </w:r>
-      <w:proofErr w:type="spellEnd"/>
-      <w:r>
-        <w:t xml:space="preserve"> 2D joint landmarks </w:t>
-      </w:r>
-      <w:proofErr w:type="spellStart"/>
-      <w:r>
-        <w:t>พร้อมค่าความเชื่อมั่น</w:t>
-      </w:r>
-      <w:proofErr w:type="spellEnd"/>
-      <w:r>
-        <w:t xml:space="preserve">/visibility </w:t>
-      </w:r>
-      <w:proofErr w:type="spellStart"/>
-      <w:r>
-        <w:t>จาก</w:t>
-      </w:r>
-      <w:proofErr w:type="spellEnd"/>
-      <w:r>
-        <w:t xml:space="preserve"> webcam </w:t>
-      </w:r>
-      <w:proofErr w:type="spellStart"/>
-      <w:r>
-        <w:t>หรือไฟล์</w:t>
-      </w:r>
-      <w:proofErr w:type="spellEnd"/>
-      <w:r>
-        <w:t xml:space="preserve"> CSV </w:t>
-      </w:r>
-      <w:proofErr w:type="spellStart"/>
-      <w:r>
-        <w:t>ที่บันทึกไว้ล่วงหน้า</w:t>
-      </w:r>
-      <w:proofErr w:type="spellEnd"/>
-    </w:p>
-    <w:p>
-      <w:pPr>
-        <w:pStyle w:val="ListBullet"/>
-      </w:pPr>
-      <w:r>
-        <w:t xml:space="preserve">Output: </w:t>
-      </w:r>
-      <w:proofErr w:type="spellStart"/>
-      <w:r>
-        <w:t>จำนวนครั้งของการเคลื่อนไหว</w:t>
-      </w:r>
-      <w:proofErr w:type="spellEnd"/>
-      <w:r>
-        <w:t xml:space="preserve"> (count), </w:t>
-      </w:r>
-      <w:proofErr w:type="spellStart"/>
-      <w:r>
-        <w:t>สถานะของท่า</w:t>
-      </w:r>
-      <w:proofErr w:type="spellEnd"/>
-      <w:r>
-        <w:t xml:space="preserve"> (stage), </w:t>
-      </w:r>
-      <w:proofErr w:type="spellStart"/>
-      <w:r>
-        <w:t>มุมที่ใช้อ้างอิงการเคลื่อนไหว</w:t>
-      </w:r>
-      <w:proofErr w:type="spellEnd"/>
-      <w:r>
-        <w:t xml:space="preserve"> (angle), </w:t>
-      </w:r>
-      <w:proofErr w:type="spellStart"/>
-      <w:r>
-        <w:t>และค่า</w:t>
-      </w:r>
-      <w:proofErr w:type="spellEnd"/>
-      <w:r>
-        <w:t xml:space="preserve"> progress </w:t>
-      </w:r>
-      <w:proofErr w:type="spellStart"/>
-      <w:r>
-        <w:t>สำหรับการแสดงผล</w:t>
-      </w:r>
-      <w:proofErr w:type="spellEnd"/>
-    </w:p>
-    <w:p>
-      <w:pPr>
-        <w:pStyle w:val="ListBullet"/>
-      </w:pPr>
-      <w:r>
-        <w:t xml:space="preserve">Constraints: </w:t>
-      </w:r>
-      <w:proofErr w:type="spellStart"/>
-      <w:r>
-        <w:t>ต้องตอบสนองใกล้เคียงแบบ</w:t>
-      </w:r>
-      <w:proofErr w:type="spellEnd"/>
-      <w:r>
-        <w:t xml:space="preserve"> real-time, </w:t>
-      </w:r>
-      <w:proofErr w:type="spellStart"/>
-      <w:r>
-        <w:t>ลดผลกระทบของ</w:t>
-      </w:r>
-      <w:proofErr w:type="spellEnd"/>
-      <w:r>
-        <w:t xml:space="preserve"> occlusion </w:t>
-      </w:r>
-      <w:proofErr w:type="spellStart"/>
-      <w:r>
-        <w:t>และ</w:t>
-      </w:r>
-      <w:proofErr w:type="spellEnd"/>
-      <w:r>
-        <w:t xml:space="preserve"> landmark jitter, </w:t>
-      </w:r>
-      <w:proofErr w:type="spellStart"/>
-      <w:r>
-        <w:t>และรักษารูปแบบ</w:t>
-      </w:r>
-      <w:proofErr w:type="spellEnd"/>
-      <w:r>
-        <w:t xml:space="preserve"> output </w:t>
-      </w:r>
-      <w:proofErr w:type="spellStart"/>
-      <w:r>
-        <w:t>เดิมเพื่อให้ระบบ</w:t>
-      </w:r>
-      <w:proofErr w:type="spellEnd"/>
-      <w:r>
-        <w:t xml:space="preserve"> UI </w:t>
-      </w:r>
-      <w:proofErr w:type="spellStart"/>
-      <w:r>
-        <w:t>ใช้ต่อได้</w:t>
-      </w:r>
-      <w:proofErr w:type="spellEnd"/>
-    </w:p>
-    <w:p>
-      <w:pPr>
-        <w:pStyle w:val="ListBullet"/>
-      </w:pPr>
-      <w:r>
-        <w:t xml:space="preserve">Real-time target: </w:t>
-      </w:r>
-      <w:proofErr w:type="spellStart"/>
-      <w:r>
-        <w:t>ให้ระบบตอบสนองต่อผู้ใช้บนหน้าเว็บแบบ</w:t>
-      </w:r>
-      <w:proofErr w:type="spellEnd"/>
-      <w:r>
-        <w:t xml:space="preserve"> interactive </w:t>
-      </w:r>
-      <w:proofErr w:type="spellStart"/>
-      <w:r>
-        <w:t>โดยไม่ทำให้</w:t>
-      </w:r>
-      <w:proofErr w:type="spellEnd"/>
-      <w:r>
-        <w:t xml:space="preserve"> feedback </w:t>
-      </w:r>
-      <w:proofErr w:type="spellStart"/>
-      <w:r>
-        <w:t>กระตุกจนใช้งานจริงได้ยาก</w:t>
-      </w:r>
-      <w:proofErr w:type="spellEnd"/>
-    </w:p>
-    <w:p>
-      <w:pPr>
-        <w:pStyle w:val="Heading2"/>
-      </w:pPr>
-      <w:r>
-        <w:rPr>
-          <w:rFonts w:ascii="TH Sarabun New" w:eastAsia="TH Sarabun New" w:hAnsi="TH Sarabun New"/>
-        </w:rPr>
-        <w:t xml:space="preserve">1.3 </w:t>
-      </w:r>
-      <w:proofErr w:type="spellStart"/>
-      <w:r>
-        <w:rPr>
-          <w:rFonts w:ascii="TH Sarabun New" w:eastAsia="TH Sarabun New" w:hAnsi="TH Sarabun New"/>
-        </w:rPr>
-        <w:t>ความท้าทาย</w:t>
-      </w:r>
-      <w:proofErr w:type="spellEnd"/>
-    </w:p>
-    <w:p>
-      <w:pPr>
-        <w:pStyle w:val="ListBullet"/>
-      </w:pPr>
-      <w:proofErr w:type="spellStart"/>
-      <w:r>
-        <w:t>ค่ามุมของข้อต่อมี</w:t>
-      </w:r>
-      <w:proofErr w:type="spellEnd"/>
-      <w:r>
-        <w:t xml:space="preserve"> noise </w:t>
-      </w:r>
-      <w:proofErr w:type="spellStart"/>
-      <w:r>
-        <w:t>จากการตรวจจับ</w:t>
-      </w:r>
-      <w:proofErr w:type="spellEnd"/>
-      <w:r>
-        <w:t xml:space="preserve"> pose </w:t>
-      </w:r>
-      <w:proofErr w:type="spellStart"/>
-      <w:r>
-        <w:t>ทำให้</w:t>
-      </w:r>
-      <w:proofErr w:type="spellEnd"/>
-      <w:r>
-        <w:t xml:space="preserve"> stage </w:t>
-      </w:r>
-      <w:proofErr w:type="spellStart"/>
-      <w:r>
-        <w:t>และ</w:t>
-      </w:r>
-      <w:proofErr w:type="spellEnd"/>
-      <w:r>
-        <w:t xml:space="preserve"> progress </w:t>
-      </w:r>
-      <w:proofErr w:type="spellStart"/>
-      <w:r>
-        <w:t>เปลี่ยนผิดจังหวะได้</w:t>
-      </w:r>
-      <w:proofErr w:type="spellEnd"/>
-    </w:p>
-    <w:p>
-      <w:pPr>
-        <w:pStyle w:val="ListBullet"/>
-      </w:pPr>
-      <w:proofErr w:type="spellStart"/>
-      <w:r>
-        <w:t>เมื่อ</w:t>
-      </w:r>
-      <w:proofErr w:type="spellEnd"/>
-      <w:r>
-        <w:t xml:space="preserve"> visibility </w:t>
-      </w:r>
-      <w:proofErr w:type="spellStart"/>
-      <w:r>
-        <w:t>ของแขนซ้ายและขวาใกล้เคียงกัน</w:t>
-      </w:r>
-      <w:proofErr w:type="spellEnd"/>
-      <w:r>
-        <w:t xml:space="preserve"> </w:t>
-      </w:r>
-      <w:proofErr w:type="spellStart"/>
-      <w:r>
-        <w:t>ระบบอาจสลับ</w:t>
-      </w:r>
-      <w:proofErr w:type="spellEnd"/>
-      <w:r>
-        <w:t xml:space="preserve"> active side </w:t>
-      </w:r>
-      <w:proofErr w:type="spellStart"/>
-      <w:r>
-        <w:t>ถี่เกินไปและทำให้การติดตามไม่นิ่ง</w:t>
-      </w:r>
-      <w:proofErr w:type="spellEnd"/>
-    </w:p>
-    <w:p>
-      <w:pPr>
-        <w:pStyle w:val="ListBullet"/>
-      </w:pPr>
-      <w:proofErr w:type="spellStart"/>
-      <w:r>
-        <w:t>หาก</w:t>
-      </w:r>
-      <w:proofErr w:type="spellEnd"/>
-      <w:r>
-        <w:t xml:space="preserve"> threshold </w:t>
-      </w:r>
-      <w:proofErr w:type="spellStart"/>
-      <w:r>
-        <w:t>ถูกใช้แบบตรงไปตรงมาเกินไป</w:t>
-      </w:r>
-      <w:proofErr w:type="spellEnd"/>
-      <w:r>
-        <w:t xml:space="preserve"> </w:t>
-      </w:r>
-      <w:proofErr w:type="spellStart"/>
-      <w:r>
-        <w:t>จะเกิด</w:t>
-      </w:r>
-      <w:proofErr w:type="spellEnd"/>
-      <w:r>
-        <w:t xml:space="preserve"> threshold chatter </w:t>
-      </w:r>
-      <w:proofErr w:type="spellStart"/>
-      <w:r>
-        <w:t>บริเวณจุดกลับตัวของการเคลื่อนไหว</w:t>
-      </w:r>
-      <w:proofErr w:type="spellEnd"/>
-    </w:p>
-    <w:p>
-      <w:pPr>
-        <w:pStyle w:val="ListBullet"/>
-      </w:pPr>
-      <w:proofErr w:type="spellStart"/>
-      <w:r>
-        <w:t>ระบบต้องออกแบบให้</w:t>
-      </w:r>
-      <w:proofErr w:type="spellEnd"/>
-      <w:r>
-        <w:t xml:space="preserve"> reproducible </w:t>
-      </w:r>
-      <w:proofErr w:type="spellStart"/>
-      <w:r>
-        <w:t>และ</w:t>
-      </w:r>
-      <w:proofErr w:type="spellEnd"/>
-      <w:r>
-        <w:t xml:space="preserve"> benchmark </w:t>
-      </w:r>
-      <w:proofErr w:type="spellStart"/>
-      <w:r>
-        <w:t>ได้ในหลายขนาดข้อมูล</w:t>
-      </w:r>
-      <w:proofErr w:type="spellEnd"/>
-      <w:r>
-        <w:t xml:space="preserve"> </w:t>
-      </w:r>
-      <w:proofErr w:type="spellStart"/>
-      <w:r>
-        <w:t>ไม่ใช่เพียงแสดง</w:t>
-      </w:r>
-      <w:proofErr w:type="spellEnd"/>
-      <w:r>
-        <w:t xml:space="preserve"> demo </w:t>
-      </w:r>
-      <w:proofErr w:type="spellStart"/>
-      <w:r>
-        <w:t>เชิงภาพ</w:t>
-      </w:r>
-      <w:proofErr w:type="spellEnd"/>
-    </w:p>
-    <w:p>
-      <w:pPr>
-        <w:pStyle w:val="Heading1"/>
-      </w:pPr>
-      <w:r>
-        <w:rPr>
-          <w:rFonts w:ascii="TH Sarabun New" w:eastAsia="TH Sarabun New" w:hAnsi="TH Sarabun New"/>
-        </w:rPr>
-        <w:t xml:space="preserve">2. </w:t>
-      </w:r>
-      <w:proofErr w:type="spellStart"/>
-      <w:r>
-        <w:rPr>
-          <w:rFonts w:ascii="TH Sarabun New" w:eastAsia="TH Sarabun New" w:hAnsi="TH Sarabun New"/>
-        </w:rPr>
-        <w:t>งานที่เกี่ยวข้อง</w:t>
-      </w:r>
-      <w:proofErr w:type="spellEnd"/>
-      <w:r>
-        <w:rPr>
-          <w:rFonts w:ascii="TH Sarabun New" w:eastAsia="TH Sarabun New" w:hAnsi="TH Sarabun New"/>
-        </w:rPr>
-        <w:t xml:space="preserve"> </w:t>
-      </w:r>
-      <w:proofErr w:type="spellStart"/>
-      <w:r>
-        <w:rPr>
-          <w:rFonts w:ascii="TH Sarabun New" w:eastAsia="TH Sarabun New" w:hAnsi="TH Sarabun New"/>
-        </w:rPr>
-        <w:t>วิธีพื้นฐาน</w:t>
-      </w:r>
-      <w:proofErr w:type="spellEnd"/>
-      <w:r>
-        <w:rPr>
-          <w:rFonts w:ascii="TH Sarabun New" w:eastAsia="TH Sarabun New" w:hAnsi="TH Sarabun New"/>
-        </w:rPr>
-        <w:t xml:space="preserve"> </w:t>
-      </w:r>
-      <w:proofErr w:type="spellStart"/>
-      <w:r>
-        <w:rPr>
-          <w:rFonts w:ascii="TH Sarabun New" w:eastAsia="TH Sarabun New" w:hAnsi="TH Sarabun New"/>
-        </w:rPr>
-        <w:t>และบริบทของ</w:t>
-      </w:r>
-      <w:proofErr w:type="spellEnd"/>
-      <w:r>
-        <w:rPr>
-          <w:rFonts w:ascii="TH Sarabun New" w:eastAsia="TH Sarabun New" w:hAnsi="TH Sarabun New"/>
-        </w:rPr>
-        <w:t xml:space="preserve"> State of the Art</w:t>
-      </w:r>
-    </w:p>
-    <w:p>
-      <w:proofErr w:type="spellStart"/>
-      <w:r>
-        <w:t>แนวทางพื้นฐานของระบบนับท่าออกกำลังกายจาก</w:t>
-      </w:r>
-      <w:proofErr w:type="spellEnd"/>
-      <w:r>
-        <w:t xml:space="preserve"> pose landmark </w:t>
-      </w:r>
-      <w:proofErr w:type="spellStart"/>
-      <w:r>
-        <w:t>มักประกอบด้วยสามขั้นตอน</w:t>
-      </w:r>
-      <w:proofErr w:type="spellEnd"/>
-      <w:r>
-        <w:t xml:space="preserve"> </w:t>
-      </w:r>
-      <w:proofErr w:type="spellStart"/>
-      <w:r>
-        <w:t>ได้แก่</w:t>
-      </w:r>
-      <w:proofErr w:type="spellEnd"/>
-      <w:r>
-        <w:t xml:space="preserve"> </w:t>
-      </w:r>
-      <w:proofErr w:type="spellStart"/>
-      <w:r>
-        <w:t>การเลือกข้างของร่างกายที่จะใช้วัด</w:t>
-      </w:r>
-      <w:proofErr w:type="spellEnd"/>
-      <w:r>
-        <w:t xml:space="preserve"> </w:t>
-      </w:r>
-      <w:proofErr w:type="spellStart"/>
-      <w:r>
-        <w:t>การคำนวณมุมของข้อต่อ</w:t>
-      </w:r>
-      <w:proofErr w:type="spellEnd"/>
-      <w:r>
-        <w:t xml:space="preserve"> </w:t>
-      </w:r>
-      <w:proofErr w:type="spellStart"/>
-      <w:r>
-        <w:t>และการกำหนด</w:t>
-      </w:r>
-      <w:proofErr w:type="spellEnd"/>
-      <w:r>
-        <w:t xml:space="preserve"> threshold </w:t>
-      </w:r>
-      <w:proofErr w:type="spellStart"/>
-      <w:r>
-        <w:t>เพื่อเปลี่ยน</w:t>
-      </w:r>
-      <w:proofErr w:type="spellEnd"/>
-      <w:r>
-        <w:t xml:space="preserve"> stage </w:t>
-      </w:r>
-      <w:proofErr w:type="spellStart"/>
-      <w:r>
-        <w:t>และนับ</w:t>
-      </w:r>
-      <w:proofErr w:type="spellEnd"/>
-      <w:r>
-        <w:t xml:space="preserve"> repetition </w:t>
-      </w:r>
-      <w:proofErr w:type="spellStart"/>
-      <w:r>
-        <w:t>วิธีลักษณะนี้มีข้อดีคือเรียบง่าย</w:t>
-      </w:r>
-      <w:proofErr w:type="spellEnd"/>
-      <w:r>
-        <w:t xml:space="preserve"> </w:t>
-      </w:r>
-      <w:proofErr w:type="spellStart"/>
-      <w:r>
-        <w:t>อธิบายผลได้</w:t>
-      </w:r>
-      <w:proofErr w:type="spellEnd"/>
-      <w:r>
-        <w:t xml:space="preserve"> </w:t>
-      </w:r>
-      <w:proofErr w:type="spellStart"/>
-      <w:r>
-        <w:t>และมีต้นทุนต่อเฟรมคงที่</w:t>
-      </w:r>
-      <w:proofErr w:type="spellEnd"/>
-      <w:r>
-        <w:t xml:space="preserve"> </w:t>
-      </w:r>
-      <w:proofErr w:type="spellStart"/>
-      <w:r>
-        <w:t>อย่างไรก็ตาม</w:t>
-      </w:r>
-      <w:proofErr w:type="spellEnd"/>
-      <w:r>
-        <w:t xml:space="preserve"> </w:t>
-      </w:r>
-      <w:proofErr w:type="spellStart"/>
-      <w:r>
-        <w:t>เมื่อใช้งานจริงกับ</w:t>
-      </w:r>
-      <w:proofErr w:type="spellEnd"/>
-      <w:r>
-        <w:t xml:space="preserve"> landmark sequence </w:t>
-      </w:r>
-      <w:proofErr w:type="spellStart"/>
-      <w:r>
-        <w:t>ที่มี</w:t>
-      </w:r>
-      <w:proofErr w:type="spellEnd"/>
-      <w:r>
-        <w:t xml:space="preserve"> noise </w:t>
-      </w:r>
-      <w:proofErr w:type="spellStart"/>
-      <w:r>
-        <w:t>และ</w:t>
-      </w:r>
-      <w:proofErr w:type="spellEnd"/>
-      <w:r>
-        <w:t xml:space="preserve"> occlusion </w:t>
-      </w:r>
-      <w:proofErr w:type="spellStart"/>
-      <w:r>
-        <w:t>วิธีดังกล่าวมักมีความแกว่งสูง</w:t>
-      </w:r>
-      <w:proofErr w:type="spellEnd"/>
-      <w:r>
-        <w:t xml:space="preserve"> </w:t>
-      </w:r>
-      <w:proofErr w:type="spellStart"/>
       <w:r>
         <w:lastRenderedPageBreak/>
-        <w:t>ในขณะที่ระบบ</w:t>
-      </w:r>
-      <w:proofErr w:type="spellEnd"/>
-      <w:r>
-        <w:t xml:space="preserve"> state-of-the-art </w:t>
-      </w:r>
-      <w:proofErr w:type="spellStart"/>
-      <w:r>
-        <w:t>ในงานรู้จำการกระทำมนุษย์นิยมใช้</w:t>
-      </w:r>
-      <w:proofErr w:type="spellEnd"/>
-      <w:r>
-        <w:t xml:space="preserve"> temporal neural networks, transformer models </w:t>
-      </w:r>
-      <w:proofErr w:type="spellStart"/>
-      <w:r>
-        <w:t>หรือ</w:t>
-      </w:r>
-      <w:proofErr w:type="spellEnd"/>
-      <w:r>
-        <w:t xml:space="preserve"> 3D pose pipelines </w:t>
-      </w:r>
-      <w:proofErr w:type="spellStart"/>
-      <w:r>
-        <w:t>ซึ่งให้</w:t>
-      </w:r>
-      <w:proofErr w:type="spellEnd"/>
-      <w:r>
-        <w:t xml:space="preserve"> temporal context </w:t>
-      </w:r>
-      <w:proofErr w:type="spellStart"/>
-      <w:r>
-        <w:t>มากกว่าแต่มีต้นทุนสูงกว่า</w:t>
-      </w:r>
-      <w:proofErr w:type="spellEnd"/>
-      <w:r>
-        <w:t xml:space="preserve"> และไม่เหมาะกับเป้าหมายของโครงงานเชิงวิศวกรรมที่ต้องเน้นความโปร่งใสและการทำซ้ำผล</w:t>
+        <w:t>ในขณะที่ระบบ state-of-the-art ในงานรู้จำการกระทำมนุษย์นิยมใช้ temporal neural networks, transformer models หรือ 3D pose pipelines ซึ่งให้ temporal context มากกว่าแต่มีต้นทุนสูงกว่า และไม่เหมาะกับเป้าหมายของโครงงานเชิงวิศวกรรมที่ต้องเน้นความโปร่งใสและการทำซ้ำผล</w:t>
       </w:r>
     </w:p>
     <w:tbl>
@@ -1725,21 +433,12 @@
             <w:tcW w:w="3504" w:type="dxa"/>
           </w:tcPr>
           <w:p>
-            <w:proofErr w:type="spellStart"/>
             <w:r>
               <w:rPr>
                 <w:b/>
                 <w:sz w:val="22"/>
               </w:rPr>
-              <w:t>วิธี</w:t>
-            </w:r>
-            <w:proofErr w:type="spellEnd"/>
-            <w:r>
-              <w:rPr>
-                <w:b/>
-                <w:sz w:val="22"/>
-              </w:rPr>
-              <w:t xml:space="preserve"> (Method)</w:t>
+              <w:t>วิธี (Method)</w:t>
             </w:r>
           </w:p>
         </w:tc>
@@ -1762,21 +461,12 @@
             <w:tcW w:w="3504" w:type="dxa"/>
           </w:tcPr>
           <w:p>
-            <w:proofErr w:type="spellStart"/>
             <w:r>
               <w:rPr>
                 <w:b/>
                 <w:sz w:val="22"/>
               </w:rPr>
-              <w:t>ข้อจำกัด</w:t>
-            </w:r>
-            <w:proofErr w:type="spellEnd"/>
-            <w:r>
-              <w:rPr>
-                <w:b/>
-                <w:sz w:val="22"/>
-              </w:rPr>
-              <w:t xml:space="preserve"> (Limitation)</w:t>
+              <w:t>ข้อจำกัด (Limitation)</w:t>
             </w:r>
           </w:p>
         </w:tc>
@@ -1800,28 +490,12 @@
             <w:tcW w:w="3504" w:type="dxa"/>
           </w:tcPr>
           <w:p>
-            <w:proofErr w:type="gramStart"/>
             <w:r>
               <w:rPr>
                 <w:sz w:val="21"/>
               </w:rPr>
-              <w:t>O(</w:t>
+              <w:t>O(1) ต่อเฟรม</w:t>
             </w:r>
-            <w:proofErr w:type="gramEnd"/>
-            <w:r>
-              <w:rPr>
-                <w:sz w:val="21"/>
-              </w:rPr>
-              <w:t xml:space="preserve">1) </w:t>
-            </w:r>
-            <w:proofErr w:type="spellStart"/>
-            <w:r>
-              <w:rPr>
-                <w:sz w:val="21"/>
-              </w:rPr>
-              <w:t>ต่อเฟรม</w:t>
-            </w:r>
-            <w:proofErr w:type="spellEnd"/>
           </w:p>
         </w:tc>
         <w:tc>
@@ -1829,47 +503,11 @@
             <w:tcW w:w="3504" w:type="dxa"/>
           </w:tcPr>
           <w:p>
-            <w:proofErr w:type="spellStart"/>
             <w:r>
               <w:rPr>
                 <w:sz w:val="21"/>
               </w:rPr>
-              <w:t>ไวต่อ</w:t>
-            </w:r>
-            <w:proofErr w:type="spellEnd"/>
-            <w:r>
-              <w:rPr>
-                <w:sz w:val="21"/>
-              </w:rPr>
-              <w:t xml:space="preserve"> noise </w:t>
-            </w:r>
-            <w:proofErr w:type="spellStart"/>
-            <w:r>
-              <w:rPr>
-                <w:sz w:val="21"/>
-              </w:rPr>
-              <w:t>และ</w:t>
-            </w:r>
-            <w:proofErr w:type="spellEnd"/>
-            <w:r>
-              <w:rPr>
-                <w:sz w:val="21"/>
-              </w:rPr>
-              <w:t xml:space="preserve"> threshold chatter </w:t>
-            </w:r>
-            <w:proofErr w:type="spellStart"/>
-            <w:r>
-              <w:rPr>
-                <w:sz w:val="21"/>
-              </w:rPr>
-              <w:t>บริเวณ</w:t>
-            </w:r>
-            <w:proofErr w:type="spellEnd"/>
-            <w:r>
-              <w:rPr>
-                <w:sz w:val="21"/>
-              </w:rPr>
-              <w:t xml:space="preserve"> turning point</w:t>
+              <w:t>ไวต่อ noise และ threshold chatter บริเวณ turning point</w:t>
             </w:r>
           </w:p>
         </w:tc>
@@ -1893,28 +531,12 @@
             <w:tcW w:w="3504" w:type="dxa"/>
           </w:tcPr>
           <w:p>
-            <w:proofErr w:type="gramStart"/>
             <w:r>
               <w:rPr>
                 <w:sz w:val="21"/>
               </w:rPr>
-              <w:t>O(</w:t>
+              <w:t>O(1) ต่อเฟรม</w:t>
             </w:r>
-            <w:proofErr w:type="gramEnd"/>
-            <w:r>
-              <w:rPr>
-                <w:sz w:val="21"/>
-              </w:rPr>
-              <w:t xml:space="preserve">1) </w:t>
-            </w:r>
-            <w:proofErr w:type="spellStart"/>
-            <w:r>
-              <w:rPr>
-                <w:sz w:val="21"/>
-              </w:rPr>
-              <w:t>ต่อเฟรม</w:t>
-            </w:r>
-            <w:proofErr w:type="spellEnd"/>
           </w:p>
         </w:tc>
         <w:tc>
@@ -1922,19 +544,11 @@
             <w:tcW w:w="3504" w:type="dxa"/>
           </w:tcPr>
           <w:p>
-            <w:proofErr w:type="spellStart"/>
             <w:r>
               <w:rPr>
                 <w:sz w:val="21"/>
               </w:rPr>
-              <w:t>สลับแขนบ่อยภายใต้</w:t>
-            </w:r>
-            <w:proofErr w:type="spellEnd"/>
-            <w:r>
-              <w:rPr>
-                <w:sz w:val="21"/>
-              </w:rPr>
-              <w:t xml:space="preserve"> partial occlusion</w:t>
+              <w:t>สลับแขนบ่อยภายใต้ partial occlusion</w:t>
             </w:r>
           </w:p>
         </w:tc>
@@ -1958,14 +572,12 @@
             <w:tcW w:w="3504" w:type="dxa"/>
           </w:tcPr>
           <w:p>
-            <w:proofErr w:type="spellStart"/>
             <w:r>
               <w:rPr>
                 <w:sz w:val="21"/>
               </w:rPr>
               <w:t>ขึ้นกับสถาปัตยกรรมโมเดล</w:t>
             </w:r>
-            <w:proofErr w:type="spellEnd"/>
           </w:p>
         </w:tc>
         <w:tc>
@@ -1973,56 +585,12 @@
             <w:tcW w:w="3504" w:type="dxa"/>
           </w:tcPr>
           <w:p>
-            <w:proofErr w:type="spellStart"/>
             <w:r>
               <w:rPr>
                 <w:sz w:val="21"/>
               </w:rPr>
-              <w:t>ใช้</w:t>
+              <w:t>ใช้ compute สูง ตีความผลยาก และเกินขอบเขตโครงงาน</w:t>
             </w:r>
-            <w:proofErr w:type="spellEnd"/>
-            <w:r>
-              <w:rPr>
-                <w:sz w:val="21"/>
-              </w:rPr>
-              <w:t xml:space="preserve"> compute </w:t>
-            </w:r>
-            <w:proofErr w:type="spellStart"/>
-            <w:r>
-              <w:rPr>
-                <w:sz w:val="21"/>
-              </w:rPr>
-              <w:t>สูง</w:t>
-            </w:r>
-            <w:proofErr w:type="spellEnd"/>
-            <w:r>
-              <w:rPr>
-                <w:sz w:val="21"/>
-              </w:rPr>
-              <w:t xml:space="preserve"> </w:t>
-            </w:r>
-            <w:proofErr w:type="spellStart"/>
-            <w:r>
-              <w:rPr>
-                <w:sz w:val="21"/>
-              </w:rPr>
-              <w:t>ตีความผลยาก</w:t>
-            </w:r>
-            <w:proofErr w:type="spellEnd"/>
-            <w:r>
-              <w:rPr>
-                <w:sz w:val="21"/>
-              </w:rPr>
-              <w:t xml:space="preserve"> </w:t>
-            </w:r>
-            <w:proofErr w:type="spellStart"/>
-            <w:r>
-              <w:rPr>
-                <w:sz w:val="21"/>
-              </w:rPr>
-              <w:t>และเกินขอบเขตโครงงาน</w:t>
-            </w:r>
-            <w:proofErr w:type="spellEnd"/>
           </w:p>
         </w:tc>
       </w:tr>
@@ -2035,167 +603,34 @@
         <w:rPr>
           <w:rFonts w:ascii="TH Sarabun New" w:eastAsia="TH Sarabun New" w:hAnsi="TH Sarabun New"/>
         </w:rPr>
-        <w:t xml:space="preserve">3. </w:t>
+        <w:t>3. วิธีการที่เสนอ (Proposed Approach)</w:t>
       </w:r>
-      <w:proofErr w:type="spellStart"/>
+    </w:p>
+    <w:p>
+      <w:pPr>
+        <w:pStyle w:val="Heading2"/>
+      </w:pPr>
       <w:r>
         <w:rPr>
           <w:rFonts w:ascii="TH Sarabun New" w:eastAsia="TH Sarabun New" w:hAnsi="TH Sarabun New"/>
         </w:rPr>
-        <w:t>วิธีการที่เสนอ</w:t>
+        <w:t>3.1 แนวคิดหลัก (Intuition)</w:t>
       </w:r>
-      <w:proofErr w:type="spellEnd"/>
+    </w:p>
+    <w:p>
+      <w:r>
+        <w:t>วิธี proposed รักษาสัญญาเชิงอินเทอร์เฟซของ baseline ไว้ทั้งหมด กล่าวคือยังให้ output แบบเดียวกัน ได้แก่ count, stage, angle และ progress แต่ปรับวิธีประมวลผลภายในให้มีหน่วยความจำระยะสั้นสำหรับติดตาม active side, smoothing state และ side-lock timer แนวคิดนี้ทำให้ระบบไม่ตัดสินใจจากเฟรมเดียวอย่างหุนหันพลันแล่น แต่ใช้ข้อมูลต่อเนื่องเชิงเวลาเพื่อลดการสลับแขนและลดความสั่นของค่ามุม</w:t>
+      </w:r>
+    </w:p>
+    <w:p>
+      <w:pPr>
+        <w:pStyle w:val="Heading2"/>
+      </w:pPr>
       <w:r>
         <w:rPr>
           <w:rFonts w:ascii="TH Sarabun New" w:eastAsia="TH Sarabun New" w:hAnsi="TH Sarabun New"/>
         </w:rPr>
-        <w:t xml:space="preserve"> (Proposed Approach)</w:t>
-      </w:r>
-    </w:p>
-    <w:p>
-      <w:pPr>
-        <w:pStyle w:val="Heading2"/>
-      </w:pPr>
-      <w:r>
-        <w:rPr>
-          <w:rFonts w:ascii="TH Sarabun New" w:eastAsia="TH Sarabun New" w:hAnsi="TH Sarabun New"/>
-        </w:rPr>
-        <w:t xml:space="preserve">3.1 </w:t>
-      </w:r>
-      <w:proofErr w:type="spellStart"/>
-      <w:r>
-        <w:rPr>
-          <w:rFonts w:ascii="TH Sarabun New" w:eastAsia="TH Sarabun New" w:hAnsi="TH Sarabun New"/>
-        </w:rPr>
-        <w:t>แนวคิดหลัก</w:t>
-      </w:r>
-      <w:proofErr w:type="spellEnd"/>
-      <w:r>
-        <w:rPr>
-          <w:rFonts w:ascii="TH Sarabun New" w:eastAsia="TH Sarabun New" w:hAnsi="TH Sarabun New"/>
-        </w:rPr>
-        <w:t xml:space="preserve"> (Intuition)</w:t>
-      </w:r>
-    </w:p>
-    <w:p>
-      <w:proofErr w:type="spellStart"/>
-      <w:r>
-        <w:t>วิธี</w:t>
-      </w:r>
-      <w:proofErr w:type="spellEnd"/>
-      <w:r>
-        <w:t xml:space="preserve"> proposed </w:t>
-      </w:r>
-      <w:proofErr w:type="spellStart"/>
-      <w:r>
-        <w:t>รักษาสัญญาเชิงอินเทอร์เฟซของ</w:t>
-      </w:r>
-      <w:proofErr w:type="spellEnd"/>
-      <w:r>
-        <w:t xml:space="preserve"> baseline </w:t>
-      </w:r>
-      <w:proofErr w:type="spellStart"/>
-      <w:r>
-        <w:t>ไว้ทั้งหมด</w:t>
-      </w:r>
-      <w:proofErr w:type="spellEnd"/>
-      <w:r>
-        <w:t xml:space="preserve"> </w:t>
-      </w:r>
-      <w:proofErr w:type="spellStart"/>
-      <w:r>
-        <w:t>กล่าวคือยังให้</w:t>
-      </w:r>
-      <w:proofErr w:type="spellEnd"/>
-      <w:r>
-        <w:t xml:space="preserve"> output </w:t>
-      </w:r>
-      <w:proofErr w:type="spellStart"/>
-      <w:r>
-        <w:t>แบบเดียวกัน</w:t>
-      </w:r>
-      <w:proofErr w:type="spellEnd"/>
-      <w:r>
-        <w:t xml:space="preserve"> </w:t>
-      </w:r>
-      <w:proofErr w:type="spellStart"/>
-      <w:r>
-        <w:t>ได้แก่</w:t>
-      </w:r>
-      <w:proofErr w:type="spellEnd"/>
-      <w:r>
-        <w:t xml:space="preserve"> count, stage, angle </w:t>
-      </w:r>
-      <w:proofErr w:type="spellStart"/>
-      <w:r>
-        <w:t>และ</w:t>
-      </w:r>
-      <w:proofErr w:type="spellEnd"/>
-      <w:r>
-        <w:t xml:space="preserve"> progress </w:t>
-      </w:r>
-      <w:proofErr w:type="spellStart"/>
-      <w:r>
-        <w:t>แต่ปรับวิธีประมวลผลภายในให้มีหน่วยความจำระยะสั้นสำหรับติดตาม</w:t>
-      </w:r>
-      <w:proofErr w:type="spellEnd"/>
-      <w:r>
-        <w:t xml:space="preserve"> active side, smoothing state </w:t>
-      </w:r>
-      <w:proofErr w:type="spellStart"/>
-      <w:r>
-        <w:t>และ</w:t>
-      </w:r>
-      <w:proofErr w:type="spellEnd"/>
-      <w:r>
-        <w:t xml:space="preserve"> side-lock timer </w:t>
-      </w:r>
-      <w:proofErr w:type="spellStart"/>
-      <w:r>
-        <w:t>แนวคิดนี้ทำให้ระบบไม่ตัดสินใจจากเฟรมเดียวอย่างหุนหันพลันแล่น</w:t>
-      </w:r>
-      <w:proofErr w:type="spellEnd"/>
-      <w:r>
-        <w:t xml:space="preserve"> แต่ใช้ข้อมูลต่อเนื่องเชิงเวลาเพื่อลดการสลับแขนและลดความสั่นของค่ามุม</w:t>
-      </w:r>
-    </w:p>
-    <w:p>
-      <w:pPr>
-        <w:pStyle w:val="Heading2"/>
-      </w:pPr>
-      <w:r>
-        <w:rPr>
-          <w:rFonts w:ascii="TH Sarabun New" w:eastAsia="TH Sarabun New" w:hAnsi="TH Sarabun New"/>
-        </w:rPr>
-        <w:t xml:space="preserve">3.2 </w:t>
-      </w:r>
-      <w:proofErr w:type="spellStart"/>
-      <w:r>
-        <w:rPr>
-          <w:rFonts w:ascii="TH Sarabun New" w:eastAsia="TH Sarabun New" w:hAnsi="TH Sarabun New"/>
-        </w:rPr>
-        <w:t>การออกแบบอัลกอริทึม</w:t>
-      </w:r>
-      <w:proofErr w:type="spellEnd"/>
-      <w:r>
-        <w:rPr>
-          <w:rFonts w:ascii="TH Sarabun New" w:eastAsia="TH Sarabun New" w:hAnsi="TH Sarabun New"/>
-        </w:rPr>
-        <w:t xml:space="preserve"> (Pseudo-code </w:t>
-      </w:r>
-      <w:proofErr w:type="spellStart"/>
-      <w:r>
-        <w:rPr>
-          <w:rFonts w:ascii="TH Sarabun New" w:eastAsia="TH Sarabun New" w:hAnsi="TH Sarabun New"/>
-        </w:rPr>
-        <w:t>และ</w:t>
-      </w:r>
-      <w:proofErr w:type="spellEnd"/>
-      <w:r>
-        <w:rPr>
-          <w:rFonts w:ascii="TH Sarabun New" w:eastAsia="TH Sarabun New" w:hAnsi="TH Sarabun New"/>
-        </w:rPr>
-        <w:t xml:space="preserve"> Workflow)</w:t>
+        <w:t>3.2 การออกแบบอัลกอริทึม (Pseudo-code และ Workflow)</w:t>
       </w:r>
     </w:p>
     <w:p>
@@ -2367,59 +802,9 @@
       </w:r>
     </w:p>
     <w:p>
-      <w:proofErr w:type="spellStart"/>
       <w:r>
-        <w:t>ในการออกแบบนี้</w:t>
+        <w:t>ในการออกแบบนี้ arm flapping หมายถึงการที่ระบบสลับไปมาระหว่างแขนซ้ายและขวาถี่เกินไปเนื่องจาก visibility ของแต่ละข้างเปลี่ยนเล็กน้อยในแต่ละเฟรม ดังนั้นหากแขนที่ lock ไว้ยังน่าเชื่อถือ ระบบจะติดตามแขนข้างเดิมต่อเพื่อลด side switching ที่ไม่จำเป็น</w:t>
       </w:r>
-      <w:proofErr w:type="spellEnd"/>
-      <w:r>
-        <w:t xml:space="preserve"> arm flapping </w:t>
-      </w:r>
-      <w:proofErr w:type="spellStart"/>
-      <w:r>
-        <w:t>หมายถึงการที่ระบบสลับไปมาระหว่างแขนซ้ายและขวาถี่เกินไปเนื่องจาก</w:t>
-      </w:r>
-      <w:proofErr w:type="spellEnd"/>
-      <w:r>
-        <w:t xml:space="preserve"> visibility </w:t>
-      </w:r>
-      <w:proofErr w:type="spellStart"/>
-      <w:r>
-        <w:t>ของแต่ละข้างเปลี่ยนเล็กน้อยในแต่ละเฟรม</w:t>
-      </w:r>
-      <w:proofErr w:type="spellEnd"/>
-      <w:r>
-        <w:t xml:space="preserve"> </w:t>
-      </w:r>
-      <w:proofErr w:type="spellStart"/>
-      <w:r>
-        <w:t>ดังนั้นหากแขนที่</w:t>
-      </w:r>
-      <w:proofErr w:type="spellEnd"/>
-      <w:r>
-        <w:t xml:space="preserve"> lock </w:t>
-      </w:r>
-      <w:proofErr w:type="spellStart"/>
-      <w:r>
-        <w:t>ไว้ยังน่าเชื่อถือ</w:t>
-      </w:r>
-      <w:proofErr w:type="spellEnd"/>
-      <w:r>
-        <w:t xml:space="preserve"> </w:t>
-      </w:r>
-      <w:proofErr w:type="spellStart"/>
-      <w:r>
-        <w:t>ระบบจะติดตามแขนข้างเดิมต่อเพื่อลด</w:t>
-      </w:r>
-      <w:proofErr w:type="spellEnd"/>
-      <w:r>
-        <w:t xml:space="preserve"> side switching </w:t>
-      </w:r>
-      <w:proofErr w:type="spellStart"/>
-      <w:r>
-        <w:t>ที่ไม่จำเป็น</w:t>
-      </w:r>
-      <w:proofErr w:type="spellEnd"/>
     </w:p>
     <w:p>
       <w:pPr>
@@ -2429,35 +814,7 @@
         <w:rPr>
           <w:rFonts w:ascii="TH Sarabun New" w:eastAsia="TH Sarabun New" w:hAnsi="TH Sarabun New"/>
         </w:rPr>
-        <w:t xml:space="preserve">3.3 </w:t>
-      </w:r>
-      <w:proofErr w:type="spellStart"/>
-      <w:r>
-        <w:rPr>
-          <w:rFonts w:ascii="TH Sarabun New" w:eastAsia="TH Sarabun New" w:hAnsi="TH Sarabun New"/>
-        </w:rPr>
-        <w:t>การวิเคราะห์เชิงทฤษฎี</w:t>
-      </w:r>
-      <w:proofErr w:type="spellEnd"/>
-      <w:r>
-        <w:rPr>
-          <w:rFonts w:ascii="TH Sarabun New" w:eastAsia="TH Sarabun New" w:hAnsi="TH Sarabun New"/>
-        </w:rPr>
-        <w:t xml:space="preserve">: Time, Space </w:t>
-      </w:r>
-      <w:proofErr w:type="spellStart"/>
-      <w:r>
-        <w:rPr>
-          <w:rFonts w:ascii="TH Sarabun New" w:eastAsia="TH Sarabun New" w:hAnsi="TH Sarabun New"/>
-        </w:rPr>
-        <w:t>และ</w:t>
-      </w:r>
-      <w:proofErr w:type="spellEnd"/>
-      <w:r>
-        <w:rPr>
-          <w:rFonts w:ascii="TH Sarabun New" w:eastAsia="TH Sarabun New" w:hAnsi="TH Sarabun New"/>
-        </w:rPr>
-        <w:t xml:space="preserve"> Stability</w:t>
+        <w:t>3.3 การวิเคราะห์เชิงทฤษฎี: Time, Space และ Stability</w:t>
       </w:r>
     </w:p>
     <w:p>
@@ -2465,116 +822,7 @@
         <w:pStyle w:val="ListBullet"/>
       </w:pPr>
       <w:r>
-        <w:t xml:space="preserve">Time Complexity: </w:t>
-      </w:r>
-      <w:proofErr w:type="spellStart"/>
-      <w:r>
-        <w:t>ทั้ง</w:t>
-      </w:r>
-      <w:proofErr w:type="spellEnd"/>
-      <w:r>
-        <w:t xml:space="preserve"> baseline </w:t>
-      </w:r>
-      <w:proofErr w:type="spellStart"/>
-      <w:r>
-        <w:t>และ</w:t>
-      </w:r>
-      <w:proofErr w:type="spellEnd"/>
-      <w:r>
-        <w:t xml:space="preserve"> proposed </w:t>
-      </w:r>
-      <w:proofErr w:type="spellStart"/>
-      <w:r>
-        <w:t>มีความซับซ้อน</w:t>
-      </w:r>
-      <w:proofErr w:type="spellEnd"/>
-      <w:r>
-        <w:t xml:space="preserve"> </w:t>
-      </w:r>
-      <w:proofErr w:type="gramStart"/>
-      <w:r>
-        <w:t>O(</w:t>
-      </w:r>
-      <w:proofErr w:type="gramEnd"/>
-      <w:r>
-        <w:t xml:space="preserve">1) </w:t>
-      </w:r>
-      <w:proofErr w:type="spellStart"/>
-      <w:r>
-        <w:t>ต่อเฟรม</w:t>
-      </w:r>
-      <w:proofErr w:type="spellEnd"/>
-      <w:r>
-        <w:t xml:space="preserve"> </w:t>
-      </w:r>
-      <w:proofErr w:type="spellStart"/>
-      <w:r>
-        <w:t>เนื่องจากใช้จำนวน</w:t>
-      </w:r>
-      <w:proofErr w:type="spellEnd"/>
-      <w:r>
-        <w:t xml:space="preserve"> joint </w:t>
-      </w:r>
-      <w:proofErr w:type="spellStart"/>
-      <w:r>
-        <w:t>คงที่</w:t>
-      </w:r>
-      <w:proofErr w:type="spellEnd"/>
-    </w:p>
-    <w:p>
-      <w:pPr>
-        <w:pStyle w:val="ListBullet"/>
-      </w:pPr>
-      <w:r>
-        <w:t xml:space="preserve">Space Complexity: </w:t>
-      </w:r>
-      <w:proofErr w:type="spellStart"/>
-      <w:r>
-        <w:t>ทั้งสองวิธีใช้พื้นที่</w:t>
-      </w:r>
-      <w:proofErr w:type="spellEnd"/>
-      <w:r>
-        <w:t xml:space="preserve"> </w:t>
-      </w:r>
-      <w:proofErr w:type="gramStart"/>
-      <w:r>
-        <w:t>O(</w:t>
-      </w:r>
-      <w:proofErr w:type="gramEnd"/>
-      <w:r>
-        <w:t xml:space="preserve">1) </w:t>
-      </w:r>
-      <w:proofErr w:type="spellStart"/>
-      <w:r>
-        <w:t>เพราะเก็บ</w:t>
-      </w:r>
-      <w:proofErr w:type="spellEnd"/>
-      <w:r>
-        <w:t xml:space="preserve"> state </w:t>
-      </w:r>
-      <w:proofErr w:type="spellStart"/>
-      <w:r>
-        <w:t>จำนวนน้อย</w:t>
-      </w:r>
-      <w:proofErr w:type="spellEnd"/>
-      <w:r>
-        <w:t xml:space="preserve"> </w:t>
-      </w:r>
-      <w:proofErr w:type="spellStart"/>
-      <w:r>
-        <w:t>เช่น</w:t>
-      </w:r>
-      <w:proofErr w:type="spellEnd"/>
-      <w:r>
-        <w:t xml:space="preserve"> counter, stage, active side </w:t>
-      </w:r>
-      <w:proofErr w:type="spellStart"/>
-      <w:r>
-        <w:t>และค่า</w:t>
-      </w:r>
-      <w:proofErr w:type="spellEnd"/>
-      <w:r>
-        <w:t xml:space="preserve"> EMA</w:t>
+        <w:t>Time Complexity: ทั้ง baseline และ proposed มีความซับซ้อน O(1) ต่อเฟรม เนื่องจากใช้จำนวน joint คงที่</w:t>
       </w:r>
     </w:p>
     <w:p>
@@ -2582,47 +830,7 @@
         <w:pStyle w:val="ListBullet"/>
       </w:pPr>
       <w:r>
-        <w:t xml:space="preserve">Stability Analysis: </w:t>
-      </w:r>
-      <w:proofErr w:type="spellStart"/>
-      <w:r>
-        <w:t>วิธี</w:t>
-      </w:r>
-      <w:proofErr w:type="spellEnd"/>
-      <w:r>
-        <w:t xml:space="preserve"> proposed </w:t>
-      </w:r>
-      <w:proofErr w:type="spellStart"/>
-      <w:r>
-        <w:t>ควรลด</w:t>
-      </w:r>
-      <w:proofErr w:type="spellEnd"/>
-      <w:r>
-        <w:t xml:space="preserve"> side-switch jitter </w:t>
-      </w:r>
-      <w:proofErr w:type="spellStart"/>
-      <w:r>
-        <w:t>และ</w:t>
-      </w:r>
-      <w:proofErr w:type="spellEnd"/>
-      <w:r>
-        <w:t xml:space="preserve"> threshold chatter </w:t>
-      </w:r>
-      <w:proofErr w:type="spellStart"/>
-      <w:r>
-        <w:t>ด้วย</w:t>
-      </w:r>
-      <w:proofErr w:type="spellEnd"/>
-      <w:r>
-        <w:t xml:space="preserve"> side lock </w:t>
-      </w:r>
-      <w:proofErr w:type="spellStart"/>
-      <w:r>
-        <w:t>และ</w:t>
-      </w:r>
-      <w:proofErr w:type="spellEnd"/>
-      <w:r>
-        <w:t xml:space="preserve"> temporal smoothing</w:t>
+        <w:t>Space Complexity: ทั้งสองวิธีใช้พื้นที่ O(1) เพราะเก็บ state จำนวนน้อย เช่น counter, stage, active side และค่า EMA</w:t>
       </w:r>
     </w:p>
     <w:p>
@@ -2630,45 +838,16 @@
         <w:pStyle w:val="ListBullet"/>
       </w:pPr>
       <w:r>
-        <w:t xml:space="preserve">Trade-off: </w:t>
+        <w:t>Stability Analysis: วิธี proposed ควรลด side-switch jitter และ threshold chatter ด้วย side lock และ temporal smoothing</w:t>
       </w:r>
-      <w:proofErr w:type="spellStart"/>
+    </w:p>
+    <w:p>
+      <w:pPr>
+        <w:pStyle w:val="ListBullet"/>
+      </w:pPr>
       <w:r>
-        <w:t>การเพิ่ม</w:t>
+        <w:t>Trade-off: การเพิ่ม confidence scoring และ EMA มี constant-factor overhead จึงอาจทำให้ช้าลงเล็กน้อยในบางสเกล แม้ให้เสถียรภาพสูงขึ้น</w:t>
       </w:r>
-      <w:proofErr w:type="spellEnd"/>
-      <w:r>
-        <w:t xml:space="preserve"> confidence scoring </w:t>
-      </w:r>
-      <w:proofErr w:type="spellStart"/>
-      <w:r>
-        <w:t>และ</w:t>
-      </w:r>
-      <w:proofErr w:type="spellEnd"/>
-      <w:r>
-        <w:t xml:space="preserve"> EMA </w:t>
-      </w:r>
-      <w:proofErr w:type="spellStart"/>
-      <w:r>
-        <w:t>มี</w:t>
-      </w:r>
-      <w:proofErr w:type="spellEnd"/>
-      <w:r>
-        <w:t xml:space="preserve"> constant-factor overhead </w:t>
-      </w:r>
-      <w:proofErr w:type="spellStart"/>
-      <w:r>
-        <w:t>จึงอาจทำให้ช้าลงเล็กน้อยในบางสเกล</w:t>
-      </w:r>
-      <w:proofErr w:type="spellEnd"/>
-      <w:r>
-        <w:t xml:space="preserve"> </w:t>
-      </w:r>
-      <w:proofErr w:type="spellStart"/>
-      <w:r>
-        <w:t>แม้ให้เสถียรภาพสูงขึ้น</w:t>
-      </w:r>
-      <w:proofErr w:type="spellEnd"/>
     </w:p>
     <w:p>
       <w:pPr>
@@ -2727,95 +906,13 @@
       <w:pPr>
         <w:jc w:val="center"/>
       </w:pPr>
-      <w:proofErr w:type="spellStart"/>
       <w:r>
         <w:rPr>
           <w:i/>
           <w:sz w:val="20"/>
         </w:rPr>
-        <w:t>รูปที่</w:t>
+        <w:t>รูปที่ 1 ระบบงานโดยรวมของการรับภาพ ประมาณท่าทาง วิเคราะห์ motion state วัด metric และแสดงผล</w:t>
       </w:r>
-      <w:proofErr w:type="spellEnd"/>
-      <w:r>
-        <w:rPr>
-          <w:i/>
-          <w:sz w:val="20"/>
-        </w:rPr>
-        <w:t xml:space="preserve"> 1 </w:t>
-      </w:r>
-      <w:proofErr w:type="spellStart"/>
-      <w:r>
-        <w:rPr>
-          <w:i/>
-          <w:sz w:val="20"/>
-        </w:rPr>
-        <w:t>ระบบงานโดยรวมของการรับภาพ</w:t>
-      </w:r>
-      <w:proofErr w:type="spellEnd"/>
-      <w:r>
-        <w:rPr>
-          <w:i/>
-          <w:sz w:val="20"/>
-        </w:rPr>
-        <w:t xml:space="preserve"> </w:t>
-      </w:r>
-      <w:proofErr w:type="spellStart"/>
-      <w:r>
-        <w:rPr>
-          <w:i/>
-          <w:sz w:val="20"/>
-        </w:rPr>
-        <w:t>ประมาณท่าทาง</w:t>
-      </w:r>
-      <w:proofErr w:type="spellEnd"/>
-      <w:r>
-        <w:rPr>
-          <w:i/>
-          <w:sz w:val="20"/>
-        </w:rPr>
-        <w:t xml:space="preserve"> </w:t>
-      </w:r>
-      <w:proofErr w:type="spellStart"/>
-      <w:r>
-        <w:rPr>
-          <w:i/>
-          <w:sz w:val="20"/>
-        </w:rPr>
-        <w:t>วิเคราะห์</w:t>
-      </w:r>
-      <w:proofErr w:type="spellEnd"/>
-      <w:r>
-        <w:rPr>
-          <w:i/>
-          <w:sz w:val="20"/>
-        </w:rPr>
-        <w:t xml:space="preserve"> motion state </w:t>
-      </w:r>
-      <w:proofErr w:type="spellStart"/>
-      <w:r>
-        <w:rPr>
-          <w:i/>
-          <w:sz w:val="20"/>
-        </w:rPr>
-        <w:t>วัด</w:t>
-      </w:r>
-      <w:proofErr w:type="spellEnd"/>
-      <w:r>
-        <w:rPr>
-          <w:i/>
-          <w:sz w:val="20"/>
-        </w:rPr>
-        <w:t xml:space="preserve"> metric </w:t>
-      </w:r>
-      <w:proofErr w:type="spellStart"/>
-      <w:r>
-        <w:rPr>
-          <w:i/>
-          <w:sz w:val="20"/>
-        </w:rPr>
-        <w:t>และแสดงผล</w:t>
-      </w:r>
-      <w:proofErr w:type="spellEnd"/>
     </w:p>
     <w:p>
       <w:pPr>
@@ -2836,141 +933,13 @@
         <w:rPr>
           <w:rFonts w:ascii="TH Sarabun New" w:eastAsia="TH Sarabun New" w:hAnsi="TH Sarabun New"/>
         </w:rPr>
-        <w:t xml:space="preserve">4. </w:t>
-      </w:r>
-      <w:proofErr w:type="spellStart"/>
-      <w:r>
-        <w:rPr>
-          <w:rFonts w:ascii="TH Sarabun New" w:eastAsia="TH Sarabun New" w:hAnsi="TH Sarabun New"/>
-        </w:rPr>
-        <w:t>รายละเอียดการพัฒนา</w:t>
-      </w:r>
-      <w:proofErr w:type="spellEnd"/>
-      <w:r>
-        <w:rPr>
-          <w:rFonts w:ascii="TH Sarabun New" w:eastAsia="TH Sarabun New" w:hAnsi="TH Sarabun New"/>
-        </w:rPr>
-        <w:t xml:space="preserve"> (Implementation Details)</w:t>
+        <w:t>4. รายละเอียดการพัฒนา (Implementation Details)</w:t>
       </w:r>
     </w:p>
     <w:p>
-      <w:proofErr w:type="spellStart"/>
       <w:r>
-        <w:t>ระบบถูกพัฒนาด้วย</w:t>
+        <w:t>ระบบถูกพัฒนาด้วย Python 3.12 โดยแบ่งสถาปัตยกรรมออกเป็นสองส่วนหลัก ส่วนแรกคือ live application ประกอบด้วย Flask, OpenCV, MediaPipe และ exercise-specific modules สำหรับใช้งานบนหน้าเว็บจริง ส่วนที่สองคือ benchmarkable modules ใน `src/algorithms/` ซึ่งแยก logic ที่ใช้เปรียบเทียบ baseline/proposed ออกจากกล้องและ UI เพื่อให้สามารถทดสอบแบบ reproducible ได้อย่างชัดเจน</w:t>
       </w:r>
-      <w:proofErr w:type="spellEnd"/>
-      <w:r>
-        <w:t xml:space="preserve"> Python 3.12 </w:t>
-      </w:r>
-      <w:proofErr w:type="spellStart"/>
-      <w:r>
-        <w:t>โดยแบ่งสถาปัตยกรรมออกเป็นสองส่วนหลัก</w:t>
-      </w:r>
-      <w:proofErr w:type="spellEnd"/>
-      <w:r>
-        <w:t xml:space="preserve"> </w:t>
-      </w:r>
-      <w:proofErr w:type="spellStart"/>
-      <w:r>
-        <w:t>ส่วนแรกคือ</w:t>
-      </w:r>
-      <w:proofErr w:type="spellEnd"/>
-      <w:r>
-        <w:t xml:space="preserve"> live application </w:t>
-      </w:r>
-      <w:proofErr w:type="spellStart"/>
-      <w:r>
-        <w:t>ประกอบด้วย</w:t>
-      </w:r>
-      <w:proofErr w:type="spellEnd"/>
-      <w:r>
-        <w:t xml:space="preserve"> Flask, OpenCV, </w:t>
-      </w:r>
-      <w:proofErr w:type="spellStart"/>
-      <w:r>
-        <w:t>MediaPipe</w:t>
-      </w:r>
-      <w:proofErr w:type="spellEnd"/>
-      <w:r>
-        <w:t xml:space="preserve"> </w:t>
-      </w:r>
-      <w:proofErr w:type="spellStart"/>
-      <w:r>
-        <w:t>และ</w:t>
-      </w:r>
-      <w:proofErr w:type="spellEnd"/>
-      <w:r>
-        <w:t xml:space="preserve"> exercise-specific modules </w:t>
-      </w:r>
-      <w:proofErr w:type="spellStart"/>
-      <w:r>
-        <w:t>สำหรับใช้งานบนหน้าเว็บจริง</w:t>
-      </w:r>
-      <w:proofErr w:type="spellEnd"/>
-      <w:r>
-        <w:t xml:space="preserve"> </w:t>
-      </w:r>
-      <w:proofErr w:type="spellStart"/>
-      <w:r>
-        <w:t>ส่วนที่สองคือ</w:t>
-      </w:r>
-      <w:proofErr w:type="spellEnd"/>
-      <w:r>
-        <w:t xml:space="preserve"> benchmarkable modules </w:t>
-      </w:r>
-      <w:proofErr w:type="spellStart"/>
-      <w:r>
-        <w:t>ใน</w:t>
-      </w:r>
-      <w:proofErr w:type="spellEnd"/>
-      <w:r>
-        <w:t xml:space="preserve"> `</w:t>
-      </w:r>
-      <w:proofErr w:type="spellStart"/>
-      <w:r>
-        <w:t>src</w:t>
-      </w:r>
-      <w:proofErr w:type="spellEnd"/>
-      <w:r>
-        <w:t xml:space="preserve">/algorithms/` </w:t>
-      </w:r>
-      <w:proofErr w:type="spellStart"/>
-      <w:r>
-        <w:t>ซึ่งแยก</w:t>
-      </w:r>
-      <w:proofErr w:type="spellEnd"/>
-      <w:r>
-        <w:t xml:space="preserve"> logic </w:t>
-      </w:r>
-      <w:proofErr w:type="spellStart"/>
-      <w:r>
-        <w:t>ที่ใช้เปรียบเทียบ</w:t>
-      </w:r>
-      <w:proofErr w:type="spellEnd"/>
-      <w:r>
-        <w:t xml:space="preserve"> baseline/proposed </w:t>
-      </w:r>
-      <w:proofErr w:type="spellStart"/>
-      <w:r>
-        <w:t>ออกจากกล้องและ</w:t>
-      </w:r>
-      <w:proofErr w:type="spellEnd"/>
-      <w:r>
-        <w:t xml:space="preserve"> UI </w:t>
-      </w:r>
-      <w:proofErr w:type="spellStart"/>
-      <w:r>
-        <w:t>เพื่อให้สามารถทดสอบแบบ</w:t>
-      </w:r>
-      <w:proofErr w:type="spellEnd"/>
-      <w:r>
-        <w:t xml:space="preserve"> reproducible </w:t>
-      </w:r>
-      <w:proofErr w:type="spellStart"/>
-      <w:r>
-        <w:t>ได้อย่างชัดเจน</w:t>
-      </w:r>
-      <w:proofErr w:type="spellEnd"/>
     </w:p>
     <w:tbl>
       <w:tblPr>
@@ -2988,7 +957,6 @@
             <w:tcW w:w="5256" w:type="dxa"/>
           </w:tcPr>
           <w:p>
-            <w:proofErr w:type="spellStart"/>
             <w:r>
               <w:rPr>
                 <w:b/>
@@ -2996,7 +964,6 @@
               </w:rPr>
               <w:t>หัวข้อ</w:t>
             </w:r>
-            <w:proofErr w:type="spellEnd"/>
           </w:p>
         </w:tc>
         <w:tc>
@@ -3004,7 +971,6 @@
             <w:tcW w:w="5256" w:type="dxa"/>
           </w:tcPr>
           <w:p>
-            <w:proofErr w:type="spellStart"/>
             <w:r>
               <w:rPr>
                 <w:b/>
@@ -3012,7 +978,6 @@
               </w:rPr>
               <w:t>รายละเอียด</w:t>
             </w:r>
-            <w:proofErr w:type="spellEnd"/>
           </w:p>
         </w:tc>
       </w:tr>
@@ -3022,14 +987,12 @@
             <w:tcW w:w="5256" w:type="dxa"/>
           </w:tcPr>
           <w:p>
-            <w:proofErr w:type="spellStart"/>
             <w:r>
               <w:rPr>
                 <w:sz w:val="21"/>
               </w:rPr>
               <w:t>เทคโนโลยี</w:t>
             </w:r>
-            <w:proofErr w:type="spellEnd"/>
           </w:p>
         </w:tc>
         <w:tc>
@@ -3041,21 +1004,7 @@
               <w:rPr>
                 <w:sz w:val="21"/>
               </w:rPr>
-              <w:t xml:space="preserve">Python 3.12, Flask, OpenCV, </w:t>
-            </w:r>
-            <w:proofErr w:type="spellStart"/>
-            <w:r>
-              <w:rPr>
-                <w:sz w:val="21"/>
-              </w:rPr>
-              <w:t>MediaPipe</w:t>
-            </w:r>
-            <w:proofErr w:type="spellEnd"/>
-            <w:r>
-              <w:rPr>
-                <w:sz w:val="21"/>
-              </w:rPr>
-              <w:t>, NumPy, python-docx, python-pptx</w:t>
+              <w:t>Python 3.12, Flask, OpenCV, MediaPipe, NumPy, python-docx, python-pptx</w:t>
             </w:r>
           </w:p>
         </w:tc>
@@ -3066,14 +1015,12 @@
             <w:tcW w:w="5256" w:type="dxa"/>
           </w:tcPr>
           <w:p>
-            <w:proofErr w:type="spellStart"/>
             <w:r>
               <w:rPr>
                 <w:sz w:val="21"/>
               </w:rPr>
               <w:t>โครงสร้างข้อมูล</w:t>
             </w:r>
-            <w:proofErr w:type="spellEnd"/>
           </w:p>
         </w:tc>
         <w:tc>
@@ -3085,35 +1032,7 @@
               <w:rPr>
                 <w:sz w:val="21"/>
               </w:rPr>
-              <w:t xml:space="preserve">Joint tuples, </w:t>
-            </w:r>
-            <w:proofErr w:type="spellStart"/>
-            <w:r>
-              <w:rPr>
-                <w:sz w:val="21"/>
-              </w:rPr>
-              <w:t>TrackingState</w:t>
-            </w:r>
-            <w:proofErr w:type="spellEnd"/>
-            <w:r>
-              <w:rPr>
-                <w:sz w:val="21"/>
-              </w:rPr>
-              <w:t xml:space="preserve">, </w:t>
-            </w:r>
-            <w:proofErr w:type="spellStart"/>
-            <w:r>
-              <w:rPr>
-                <w:sz w:val="21"/>
-              </w:rPr>
-              <w:t>ExponentialAngleFilter</w:t>
-            </w:r>
-            <w:proofErr w:type="spellEnd"/>
-            <w:r>
-              <w:rPr>
-                <w:sz w:val="21"/>
-              </w:rPr>
-              <w:t>, deterministic side-lock state</w:t>
+              <w:t>Joint tuples, TrackingState, ExponentialAngleFilter, deterministic side-lock state</w:t>
             </w:r>
           </w:p>
         </w:tc>
@@ -3124,14 +1043,12 @@
             <w:tcW w:w="5256" w:type="dxa"/>
           </w:tcPr>
           <w:p>
-            <w:proofErr w:type="spellStart"/>
             <w:r>
               <w:rPr>
                 <w:sz w:val="21"/>
               </w:rPr>
               <w:t>การจัดการกรณีขอบ</w:t>
             </w:r>
-            <w:proofErr w:type="spellEnd"/>
           </w:p>
         </w:tc>
         <w:tc>
@@ -3154,14 +1071,12 @@
             <w:tcW w:w="5256" w:type="dxa"/>
           </w:tcPr>
           <w:p>
-            <w:proofErr w:type="spellStart"/>
             <w:r>
               <w:rPr>
                 <w:sz w:val="21"/>
               </w:rPr>
               <w:t>โค้ดหลัก</w:t>
             </w:r>
-            <w:proofErr w:type="spellEnd"/>
           </w:p>
         </w:tc>
         <w:tc>
@@ -3173,21 +1088,7 @@
               <w:rPr>
                 <w:sz w:val="21"/>
               </w:rPr>
-              <w:t>`app.py`, `camera.py`, `exercises/`, `</w:t>
-            </w:r>
-            <w:proofErr w:type="spellStart"/>
-            <w:r>
-              <w:rPr>
-                <w:sz w:val="21"/>
-              </w:rPr>
-              <w:t>src</w:t>
-            </w:r>
-            <w:proofErr w:type="spellEnd"/>
-            <w:r>
-              <w:rPr>
-                <w:sz w:val="21"/>
-              </w:rPr>
-              <w:t>/algorithms/`, `experiments/benchmark.py`</w:t>
+              <w:t>`app.py`, `camera.py`, `exercises/`, `src/algorithms/`, `experiments/benchmark.py`</w:t>
             </w:r>
           </w:p>
         </w:tc>
@@ -3198,14 +1099,12 @@
             <w:tcW w:w="5256" w:type="dxa"/>
           </w:tcPr>
           <w:p>
-            <w:proofErr w:type="spellStart"/>
             <w:r>
               <w:rPr>
                 <w:sz w:val="21"/>
               </w:rPr>
               <w:t>ข้อมูลจริง</w:t>
             </w:r>
-            <w:proofErr w:type="spellEnd"/>
           </w:p>
         </w:tc>
         <w:tc>
@@ -3217,49 +1116,7 @@
               <w:rPr>
                 <w:sz w:val="21"/>
               </w:rPr>
-              <w:t xml:space="preserve">`tools/collect_mocap.py` </w:t>
-            </w:r>
-            <w:proofErr w:type="spellStart"/>
-            <w:r>
-              <w:rPr>
-                <w:sz w:val="21"/>
-              </w:rPr>
-              <w:t>สำหรับบันทึก</w:t>
-            </w:r>
-            <w:proofErr w:type="spellEnd"/>
-            <w:r>
-              <w:rPr>
-                <w:sz w:val="21"/>
-              </w:rPr>
-              <w:t xml:space="preserve"> landmark </w:t>
-            </w:r>
-            <w:proofErr w:type="spellStart"/>
-            <w:r>
-              <w:rPr>
-                <w:sz w:val="21"/>
-              </w:rPr>
-              <w:t>และ</w:t>
-            </w:r>
-            <w:proofErr w:type="spellEnd"/>
-            <w:r>
-              <w:rPr>
-                <w:sz w:val="21"/>
-              </w:rPr>
-              <w:t xml:space="preserve"> `experiments/evaluate_recorded_sequence.py` </w:t>
-            </w:r>
-            <w:proofErr w:type="spellStart"/>
-            <w:r>
-              <w:rPr>
-                <w:sz w:val="21"/>
-              </w:rPr>
-              <w:t>สำหรับ</w:t>
-            </w:r>
-            <w:proofErr w:type="spellEnd"/>
-            <w:r>
-              <w:rPr>
-                <w:sz w:val="21"/>
-              </w:rPr>
-              <w:t xml:space="preserve"> replay</w:t>
+              <w:t>`tools/collect_mocap.py` สำหรับบันทึก landmark และ `experiments/evaluate_recorded_sequence.py` สำหรับ replay</w:t>
             </w:r>
           </w:p>
         </w:tc>
@@ -3273,21 +1130,77 @@
         <w:rPr>
           <w:rFonts w:ascii="TH Sarabun New" w:eastAsia="TH Sarabun New" w:hAnsi="TH Sarabun New"/>
         </w:rPr>
-        <w:t xml:space="preserve">5. </w:t>
+        <w:t>5. การทดลอง (Experimental Setup)</w:t>
       </w:r>
-      <w:proofErr w:type="spellStart"/>
+    </w:p>
+    <w:p>
+      <w:pPr>
+        <w:pStyle w:val="Heading2"/>
+      </w:pPr>
       <w:r>
         <w:rPr>
           <w:rFonts w:ascii="TH Sarabun New" w:eastAsia="TH Sarabun New" w:hAnsi="TH Sarabun New"/>
         </w:rPr>
-        <w:t>การทดลอง</w:t>
+        <w:t>5.1 ชุดข้อมูล</w:t>
       </w:r>
-      <w:proofErr w:type="spellEnd"/>
+    </w:p>
+    <w:p>
+      <w:r>
+        <w:t xml:space="preserve">การทดลองหลักใช้ข้อมูลสังเคราะห์ (synthetic data) ที่สร้างจาก motion profile ของ elbow angle แบบคาบ พร้อมการเติม Gaussian-like noise และการสลับ visibility ซ้าย/ขวาเพื่อจำลองสภาพแวดล้อมที่ pose tracker ทำงานไม่สมบูรณ์ ข้อมูลสังเคราะห์ถูกสร้างแบบ on-demand จาก </w:t>
+      </w:r>
+      <w:r>
+        <w:t>`src/algorithms/synthetic_data.py` และใช้ขนาด 1,000, 10,000 และ 100,000 เฟรมตามข้อกำหนด scaling test ของรายวิชา นอกจากนี้โครงงานยังมี pipeline สำหรับข้อมูลจริง โดยใช้ `tools/collect_mocap.py` บันทึก arm landmark sequence จาก webcam แล้วประเมินซ้ำด้วย `experiments/evaluate_recorded_sequence.py`</w:t>
+      </w:r>
+    </w:p>
+    <w:p>
+      <w:pPr>
+        <w:pStyle w:val="Heading2"/>
+      </w:pPr>
       <w:r>
         <w:rPr>
           <w:rFonts w:ascii="TH Sarabun New" w:eastAsia="TH Sarabun New" w:hAnsi="TH Sarabun New"/>
         </w:rPr>
-        <w:t xml:space="preserve"> (Experimental Setup)</w:t>
+        <w:t>5.2 สภาพแวดล้อม</w:t>
+      </w:r>
+    </w:p>
+    <w:p>
+      <w:pPr>
+        <w:pStyle w:val="ListBullet"/>
+      </w:pPr>
+      <w:r>
+        <w:t>ระบบปฏิบัติการ: Windows-11-10.0.26200-SP0</w:t>
+      </w:r>
+    </w:p>
+    <w:p>
+      <w:pPr>
+        <w:pStyle w:val="ListBullet"/>
+      </w:pPr>
+      <w:r>
+        <w:t>สถาปัตยกรรมเครื่อง: AMD64</w:t>
+      </w:r>
+    </w:p>
+    <w:p>
+      <w:pPr>
+        <w:pStyle w:val="ListBullet"/>
+      </w:pPr>
+      <w:r>
+        <w:t>ข้อมูล processor จาก environment: Intel64 Family 6 Model 170 Stepping 4, GenuineIntel</w:t>
+      </w:r>
+    </w:p>
+    <w:p>
+      <w:pPr>
+        <w:pStyle w:val="ListBullet"/>
+      </w:pPr>
+      <w:r>
+        <w:t>ภาษาและ runtime: Python 3.12</w:t>
+      </w:r>
+    </w:p>
+    <w:p>
+      <w:pPr>
+        <w:pStyle w:val="ListBullet"/>
+      </w:pPr>
+      <w:r>
+        <w:t>การรัน benchmark: local execution จาก repository root</w:t>
       </w:r>
     </w:p>
     <w:p>
@@ -3298,452 +1211,47 @@
         <w:rPr>
           <w:rFonts w:ascii="TH Sarabun New" w:eastAsia="TH Sarabun New" w:hAnsi="TH Sarabun New"/>
         </w:rPr>
-        <w:t xml:space="preserve">5.1 </w:t>
-      </w:r>
-      <w:proofErr w:type="spellStart"/>
-      <w:r>
-        <w:rPr>
-          <w:rFonts w:ascii="TH Sarabun New" w:eastAsia="TH Sarabun New" w:hAnsi="TH Sarabun New"/>
-        </w:rPr>
-        <w:t>ชุดข้อมูล</w:t>
-      </w:r>
-      <w:proofErr w:type="spellEnd"/>
-    </w:p>
-    <w:p>
-      <w:proofErr w:type="spellStart"/>
-      <w:r>
-        <w:t>การทดลองหลักใช้ข้อมูลสังเคราะห์</w:t>
-      </w:r>
-      <w:proofErr w:type="spellEnd"/>
-      <w:r>
-        <w:t xml:space="preserve"> (synthetic data) </w:t>
-      </w:r>
-      <w:proofErr w:type="spellStart"/>
-      <w:r>
-        <w:t>ที่สร้างจาก</w:t>
-      </w:r>
-      <w:proofErr w:type="spellEnd"/>
-      <w:r>
-        <w:t xml:space="preserve"> motion profile </w:t>
-      </w:r>
-      <w:proofErr w:type="spellStart"/>
-      <w:r>
-        <w:t>ของ</w:t>
-      </w:r>
-      <w:proofErr w:type="spellEnd"/>
-      <w:r>
-        <w:t xml:space="preserve"> elbow angle </w:t>
-      </w:r>
-      <w:proofErr w:type="spellStart"/>
-      <w:r>
-        <w:t>แบบคาบ</w:t>
-      </w:r>
-      <w:proofErr w:type="spellEnd"/>
-      <w:r>
-        <w:t xml:space="preserve"> </w:t>
-      </w:r>
-      <w:proofErr w:type="spellStart"/>
-      <w:r>
-        <w:t>พร้อมการเติม</w:t>
-      </w:r>
-      <w:proofErr w:type="spellEnd"/>
-      <w:r>
-        <w:t xml:space="preserve"> Gaussian-like noise </w:t>
-      </w:r>
-      <w:proofErr w:type="spellStart"/>
-      <w:r>
-        <w:t>และการสลับ</w:t>
-      </w:r>
-      <w:proofErr w:type="spellEnd"/>
-      <w:r>
-        <w:t xml:space="preserve"> visibility </w:t>
-      </w:r>
-      <w:proofErr w:type="spellStart"/>
-      <w:r>
-        <w:t>ซ้าย</w:t>
-      </w:r>
-      <w:proofErr w:type="spellEnd"/>
-      <w:r>
-        <w:t>/</w:t>
-      </w:r>
-      <w:proofErr w:type="spellStart"/>
-      <w:r>
-        <w:t>ขวาเพื่อจำลองสภาพแวดล้อมที่</w:t>
-      </w:r>
-      <w:proofErr w:type="spellEnd"/>
-      <w:r>
-        <w:t xml:space="preserve"> pose tracker </w:t>
-      </w:r>
-      <w:proofErr w:type="spellStart"/>
-      <w:r>
-        <w:t>ทำงานไม่สมบูรณ์</w:t>
-      </w:r>
-      <w:proofErr w:type="spellEnd"/>
-      <w:r>
-        <w:t xml:space="preserve"> </w:t>
-      </w:r>
-      <w:proofErr w:type="spellStart"/>
-      <w:r>
-        <w:t>ข้อมูลสังเคราะห์ถูกสร้างแบบ</w:t>
-      </w:r>
-      <w:proofErr w:type="spellEnd"/>
-      <w:r>
-        <w:t xml:space="preserve"> on-demand </w:t>
-      </w:r>
-      <w:proofErr w:type="spellStart"/>
-      <w:r>
-        <w:t>จาก</w:t>
-      </w:r>
-      <w:proofErr w:type="spellEnd"/>
-      <w:r>
-        <w:t xml:space="preserve"> </w:t>
-      </w:r>
-      <w:r>
-        <w:t>`</w:t>
-      </w:r>
-      <w:proofErr w:type="spellStart"/>
-      <w:r>
-        <w:t>src</w:t>
-      </w:r>
-      <w:proofErr w:type="spellEnd"/>
-      <w:r>
-        <w:t xml:space="preserve">/algorithms/synthetic_data.py` </w:t>
-      </w:r>
-      <w:proofErr w:type="spellStart"/>
-      <w:r>
-        <w:t>และใช้ขนาด</w:t>
-      </w:r>
-      <w:proofErr w:type="spellEnd"/>
-      <w:r>
-        <w:t xml:space="preserve"> 1,000, 10,000 </w:t>
-      </w:r>
-      <w:proofErr w:type="spellStart"/>
-      <w:r>
-        <w:t>และ</w:t>
-      </w:r>
-      <w:proofErr w:type="spellEnd"/>
-      <w:r>
-        <w:t xml:space="preserve"> 100,000 </w:t>
-      </w:r>
-      <w:proofErr w:type="spellStart"/>
-      <w:r>
-        <w:t>เฟรมตามข้อกำหนด</w:t>
-      </w:r>
-      <w:proofErr w:type="spellEnd"/>
-      <w:r>
-        <w:t xml:space="preserve"> scaling test </w:t>
-      </w:r>
-      <w:proofErr w:type="spellStart"/>
-      <w:r>
-        <w:t>ของรายวิชา</w:t>
-      </w:r>
-      <w:proofErr w:type="spellEnd"/>
-      <w:r>
-        <w:t xml:space="preserve"> </w:t>
-      </w:r>
-      <w:proofErr w:type="spellStart"/>
-      <w:r>
-        <w:t>นอกจากนี้โครงงานยังมี</w:t>
-      </w:r>
-      <w:proofErr w:type="spellEnd"/>
-      <w:r>
-        <w:t xml:space="preserve"> pipeline </w:t>
-      </w:r>
-      <w:proofErr w:type="spellStart"/>
-      <w:r>
-        <w:t>สำหรับข้อมูลจริง</w:t>
-      </w:r>
-      <w:proofErr w:type="spellEnd"/>
-      <w:r>
-        <w:t xml:space="preserve"> </w:t>
-      </w:r>
-      <w:proofErr w:type="spellStart"/>
-      <w:r>
-        <w:t>โดยใช้</w:t>
-      </w:r>
-      <w:proofErr w:type="spellEnd"/>
-      <w:r>
-        <w:t xml:space="preserve"> `tools/collect_mocap.py` </w:t>
-      </w:r>
-      <w:proofErr w:type="spellStart"/>
-      <w:r>
-        <w:t>บันทึก</w:t>
-      </w:r>
-      <w:proofErr w:type="spellEnd"/>
-      <w:r>
-        <w:t xml:space="preserve"> arm landmark sequence </w:t>
-      </w:r>
-      <w:proofErr w:type="spellStart"/>
-      <w:r>
-        <w:t>จาก</w:t>
-      </w:r>
-      <w:proofErr w:type="spellEnd"/>
-      <w:r>
-        <w:t xml:space="preserve"> webcam </w:t>
-      </w:r>
-      <w:proofErr w:type="spellStart"/>
-      <w:r>
-        <w:t>แล้วประเมินซ้ำด้วย</w:t>
-      </w:r>
-      <w:proofErr w:type="spellEnd"/>
-      <w:r>
-        <w:t xml:space="preserve"> `experiments/evaluate_recorded_sequence.py`</w:t>
+        <w:t>5.3 ตัวชี้วัด</w:t>
       </w:r>
     </w:p>
     <w:p>
       <w:pPr>
-        <w:pStyle w:val="Heading2"/>
+        <w:pStyle w:val="ListBullet"/>
       </w:pPr>
       <w:r>
-        <w:rPr>
-          <w:rFonts w:ascii="TH Sarabun New" w:eastAsia="TH Sarabun New" w:hAnsi="TH Sarabun New"/>
-        </w:rPr>
-        <w:t xml:space="preserve">5.2 </w:t>
-      </w:r>
-      <w:proofErr w:type="spellStart"/>
-      <w:r>
-        <w:rPr>
-          <w:rFonts w:ascii="TH Sarabun New" w:eastAsia="TH Sarabun New" w:hAnsi="TH Sarabun New"/>
-        </w:rPr>
-        <w:t>สภาพแวดล้อม</w:t>
-      </w:r>
-      <w:proofErr w:type="spellEnd"/>
-    </w:p>
-    <w:p>
-      <w:pPr>
-        <w:pStyle w:val="ListBullet"/>
-      </w:pPr>
-      <w:proofErr w:type="spellStart"/>
-      <w:r>
-        <w:t>ระบบปฏิบัติการ</w:t>
-      </w:r>
-      <w:proofErr w:type="spellEnd"/>
-      <w:r>
-        <w:t>: Windows-11-10.0.26200-SP0</w:t>
+        <w:t>Runtime (total ms) และ ms/frame สำหรับวัดประสิทธิภาพเชิงเวลา</w:t>
       </w:r>
     </w:p>
     <w:p>
       <w:pPr>
         <w:pStyle w:val="ListBullet"/>
       </w:pPr>
-      <w:proofErr w:type="spellStart"/>
       <w:r>
-        <w:t>สถาปัตยกรรมเครื่อง</w:t>
-      </w:r>
-      <w:proofErr w:type="spellEnd"/>
-      <w:r>
-        <w:t>: AMD64</w:t>
+        <w:t>Peak traced memory (KB) สำหรับวัดการใช้หน่วยความจำเชิงสัมพัทธ์</w:t>
       </w:r>
     </w:p>
     <w:p>
       <w:pPr>
         <w:pStyle w:val="ListBullet"/>
       </w:pPr>
-      <w:proofErr w:type="spellStart"/>
       <w:r>
-        <w:t>ข้อมูล</w:t>
-      </w:r>
-      <w:proofErr w:type="spellEnd"/>
-      <w:r>
-        <w:t xml:space="preserve"> processor </w:t>
-      </w:r>
-      <w:proofErr w:type="spellStart"/>
-      <w:r>
-        <w:t>จาก</w:t>
-      </w:r>
-      <w:proofErr w:type="spellEnd"/>
-      <w:r>
-        <w:t xml:space="preserve"> environment: Intel64 Family 6 Model 170 Stepping 4, </w:t>
-      </w:r>
-      <w:proofErr w:type="spellStart"/>
-      <w:r>
-        <w:t>GenuineIntel</w:t>
-      </w:r>
-      <w:proofErr w:type="spellEnd"/>
-    </w:p>
-    <w:p>
-      <w:pPr>
-        <w:pStyle w:val="ListBullet"/>
-      </w:pPr>
-      <w:proofErr w:type="spellStart"/>
-      <w:r>
-        <w:t>ภาษาและ</w:t>
-      </w:r>
-      <w:proofErr w:type="spellEnd"/>
-      <w:r>
-        <w:t xml:space="preserve"> runtime: Python 3.12</w:t>
+        <w:t>Repetition-count error เทียบกับ expected reps ของข้อมูลสังเคราะห์</w:t>
       </w:r>
     </w:p>
     <w:p>
       <w:pPr>
         <w:pStyle w:val="ListBullet"/>
       </w:pPr>
-      <w:proofErr w:type="spellStart"/>
       <w:r>
-        <w:t>การรัน</w:t>
-      </w:r>
-      <w:proofErr w:type="spellEnd"/>
-      <w:r>
-        <w:t xml:space="preserve"> benchmark: local execution </w:t>
-      </w:r>
-      <w:proofErr w:type="spellStart"/>
-      <w:r>
-        <w:t>จาก</w:t>
-      </w:r>
-      <w:proofErr w:type="spellEnd"/>
-      <w:r>
-        <w:t xml:space="preserve"> repository root</w:t>
+        <w:t>Side-switch jitter เพื่อวัดความแกว่งของ active side ระหว่างซ้าย/ขวา</w:t>
       </w:r>
     </w:p>
     <w:p>
       <w:pPr>
-        <w:pStyle w:val="Heading2"/>
+        <w:pStyle w:val="ListBullet"/>
       </w:pPr>
       <w:r>
-        <w:rPr>
-          <w:rFonts w:ascii="TH Sarabun New" w:eastAsia="TH Sarabun New" w:hAnsi="TH Sarabun New"/>
-        </w:rPr>
-        <w:t xml:space="preserve">5.3 </w:t>
-      </w:r>
-      <w:proofErr w:type="spellStart"/>
-      <w:r>
-        <w:rPr>
-          <w:rFonts w:ascii="TH Sarabun New" w:eastAsia="TH Sarabun New" w:hAnsi="TH Sarabun New"/>
-        </w:rPr>
-        <w:t>ตัวชี้วัด</w:t>
-      </w:r>
-      <w:proofErr w:type="spellEnd"/>
-    </w:p>
-    <w:p>
-      <w:pPr>
-        <w:pStyle w:val="ListBullet"/>
-      </w:pPr>
-      <w:r>
-        <w:t xml:space="preserve">Runtime (total </w:t>
-      </w:r>
-      <w:proofErr w:type="spellStart"/>
-      <w:r>
-        <w:t>ms</w:t>
-      </w:r>
-      <w:proofErr w:type="spellEnd"/>
-      <w:r>
-        <w:t xml:space="preserve">) </w:t>
-      </w:r>
-      <w:proofErr w:type="spellStart"/>
-      <w:r>
-        <w:t>และ</w:t>
-      </w:r>
-      <w:proofErr w:type="spellEnd"/>
-      <w:r>
-        <w:t xml:space="preserve"> </w:t>
-      </w:r>
-      <w:proofErr w:type="spellStart"/>
-      <w:r>
-        <w:t>ms</w:t>
-      </w:r>
-      <w:proofErr w:type="spellEnd"/>
-      <w:r>
-        <w:t xml:space="preserve">/frame </w:t>
-      </w:r>
-      <w:proofErr w:type="spellStart"/>
-      <w:r>
-        <w:t>สำหรับวัดประสิทธิภาพเชิงเวลา</w:t>
-      </w:r>
-      <w:proofErr w:type="spellEnd"/>
-    </w:p>
-    <w:p>
-      <w:pPr>
-        <w:pStyle w:val="ListBullet"/>
-      </w:pPr>
-      <w:r>
-        <w:t xml:space="preserve">Peak traced memory (KB) </w:t>
-      </w:r>
-      <w:proofErr w:type="spellStart"/>
-      <w:r>
-        <w:t>สำหรับวัดการใช้หน่วยความจำเชิงสัมพัทธ์</w:t>
-      </w:r>
-      <w:proofErr w:type="spellEnd"/>
-    </w:p>
-    <w:p>
-      <w:pPr>
-        <w:pStyle w:val="ListBullet"/>
-      </w:pPr>
-      <w:r>
-        <w:t xml:space="preserve">Repetition-count error </w:t>
-      </w:r>
-      <w:proofErr w:type="spellStart"/>
-      <w:r>
-        <w:t>เทียบกับ</w:t>
-      </w:r>
-      <w:proofErr w:type="spellEnd"/>
-      <w:r>
-        <w:t xml:space="preserve"> expected reps </w:t>
-      </w:r>
-      <w:proofErr w:type="spellStart"/>
-      <w:r>
-        <w:t>ของข้อมูลสังเคราะห์</w:t>
-      </w:r>
-      <w:proofErr w:type="spellEnd"/>
-    </w:p>
-    <w:p>
-      <w:pPr>
-        <w:pStyle w:val="ListBullet"/>
-      </w:pPr>
-      <w:r>
-        <w:t xml:space="preserve">Side-switch jitter </w:t>
-      </w:r>
-      <w:proofErr w:type="spellStart"/>
-      <w:r>
-        <w:t>เพื่อวัดความแกว่งของ</w:t>
-      </w:r>
-      <w:proofErr w:type="spellEnd"/>
-      <w:r>
-        <w:t xml:space="preserve"> active side </w:t>
-      </w:r>
-      <w:proofErr w:type="spellStart"/>
-      <w:r>
-        <w:t>ระหว่างซ้าย</w:t>
-      </w:r>
-      <w:proofErr w:type="spellEnd"/>
-      <w:r>
-        <w:t>/</w:t>
-      </w:r>
-      <w:proofErr w:type="spellStart"/>
-      <w:r>
-        <w:t>ขวา</w:t>
-      </w:r>
-      <w:proofErr w:type="spellEnd"/>
-    </w:p>
-    <w:p>
-      <w:pPr>
-        <w:pStyle w:val="ListBullet"/>
-      </w:pPr>
-      <w:r>
-        <w:t xml:space="preserve">Visual quality </w:t>
-      </w:r>
-      <w:proofErr w:type="spellStart"/>
-      <w:r>
-        <w:t>ผ่าน</w:t>
-      </w:r>
-      <w:proofErr w:type="spellEnd"/>
-      <w:r>
-        <w:t xml:space="preserve"> side-by-side demo video </w:t>
-      </w:r>
-      <w:proofErr w:type="spellStart"/>
-      <w:r>
-        <w:t>และ</w:t>
-      </w:r>
-      <w:proofErr w:type="spellEnd"/>
-      <w:r>
-        <w:t xml:space="preserve"> plots </w:t>
-      </w:r>
-      <w:proofErr w:type="spellStart"/>
-      <w:r>
-        <w:t>ที่สร้างจาก</w:t>
-      </w:r>
-      <w:proofErr w:type="spellEnd"/>
-      <w:r>
-        <w:t xml:space="preserve"> benchmark</w:t>
+        <w:t>Visual quality ผ่าน side-by-side demo video และ plots ที่สร้างจาก benchmark</w:t>
       </w:r>
     </w:p>
     <w:tbl>
@@ -3763,7 +1271,6 @@
             <w:tcW w:w="3504" w:type="dxa"/>
           </w:tcPr>
           <w:p>
-            <w:proofErr w:type="spellStart"/>
             <w:r>
               <w:rPr>
                 <w:b/>
@@ -3771,7 +1278,6 @@
               </w:rPr>
               <w:t>องค์ประกอบ</w:t>
             </w:r>
-            <w:proofErr w:type="spellEnd"/>
           </w:p>
         </w:tc>
         <w:tc>
@@ -3779,7 +1285,6 @@
             <w:tcW w:w="3504" w:type="dxa"/>
           </w:tcPr>
           <w:p>
-            <w:proofErr w:type="spellStart"/>
             <w:r>
               <w:rPr>
                 <w:b/>
@@ -3787,7 +1292,6 @@
               </w:rPr>
               <w:t>ค่า</w:t>
             </w:r>
-            <w:proofErr w:type="spellEnd"/>
           </w:p>
         </w:tc>
         <w:tc>
@@ -3795,7 +1299,6 @@
             <w:tcW w:w="3504" w:type="dxa"/>
           </w:tcPr>
           <w:p>
-            <w:proofErr w:type="spellStart"/>
             <w:r>
               <w:rPr>
                 <w:b/>
@@ -3803,7 +1306,6 @@
               </w:rPr>
               <w:t>จุดประสงค์</w:t>
             </w:r>
-            <w:proofErr w:type="spellEnd"/>
           </w:p>
         </w:tc>
       </w:tr>
@@ -3839,33 +1341,11 @@
             <w:tcW w:w="3504" w:type="dxa"/>
           </w:tcPr>
           <w:p>
-            <w:proofErr w:type="spellStart"/>
             <w:r>
               <w:rPr>
                 <w:sz w:val="21"/>
               </w:rPr>
-              <w:t>ทดสอบ</w:t>
-            </w:r>
-            <w:proofErr w:type="spellEnd"/>
-            <w:r>
-              <w:rPr>
-                <w:sz w:val="21"/>
-              </w:rPr>
-              <w:t xml:space="preserve"> scaling test </w:t>
-            </w:r>
-            <w:proofErr w:type="spellStart"/>
-            <w:r>
-              <w:rPr>
-                <w:sz w:val="21"/>
-              </w:rPr>
-              <w:t>ตาม</w:t>
-            </w:r>
-            <w:proofErr w:type="spellEnd"/>
-            <w:r>
-              <w:rPr>
-                <w:sz w:val="21"/>
-              </w:rPr>
-              <w:t xml:space="preserve"> rubric</w:t>
+              <w:t>ทดสอบ scaling test ตาม rubric</w:t>
             </w:r>
           </w:p>
         </w:tc>
@@ -3902,19 +1382,11 @@
             <w:tcW w:w="3504" w:type="dxa"/>
           </w:tcPr>
           <w:p>
-            <w:proofErr w:type="spellStart"/>
             <w:r>
               <w:rPr>
                 <w:sz w:val="21"/>
               </w:rPr>
-              <w:t>ใช้วัด</w:t>
-            </w:r>
-            <w:proofErr w:type="spellEnd"/>
-            <w:r>
-              <w:rPr>
-                <w:sz w:val="21"/>
-              </w:rPr>
-              <w:t xml:space="preserve"> repetition-count error</w:t>
+              <w:t>ใช้วัด repetition-count error</w:t>
             </w:r>
           </w:p>
         </w:tc>
@@ -3952,28 +1424,12 @@
             <w:tcW w:w="3504" w:type="dxa"/>
           </w:tcPr>
           <w:p>
-            <w:proofErr w:type="spellStart"/>
             <w:r>
               <w:rPr>
                 <w:sz w:val="21"/>
               </w:rPr>
-              <w:t>รองรับข้อมูลจริงโดยไม่ผูกกับ</w:t>
+              <w:t>รองรับข้อมูลจริงโดยไม่ผูกกับ webcam แบบสดตลอดเวลา</w:t>
             </w:r>
-            <w:proofErr w:type="spellEnd"/>
-            <w:r>
-              <w:rPr>
-                <w:sz w:val="21"/>
-              </w:rPr>
-              <w:t xml:space="preserve"> webcam </w:t>
-            </w:r>
-            <w:proofErr w:type="spellStart"/>
-            <w:r>
-              <w:rPr>
-                <w:sz w:val="21"/>
-              </w:rPr>
-              <w:t>แบบสดตลอดเวลา</w:t>
-            </w:r>
-            <w:proofErr w:type="spellEnd"/>
           </w:p>
         </w:tc>
       </w:tr>
@@ -4009,19 +1465,11 @@
             <w:tcW w:w="3504" w:type="dxa"/>
           </w:tcPr>
           <w:p>
-            <w:proofErr w:type="spellStart"/>
             <w:r>
               <w:rPr>
                 <w:sz w:val="21"/>
               </w:rPr>
-              <w:t>แสดงผลเชิงภาพและ</w:t>
-            </w:r>
-            <w:proofErr w:type="spellEnd"/>
-            <w:r>
-              <w:rPr>
-                <w:sz w:val="21"/>
-              </w:rPr>
-              <w:t xml:space="preserve"> side-by-side comparison</w:t>
+              <w:t>แสดงผลเชิงภาพและ side-by-side comparison</w:t>
             </w:r>
           </w:p>
         </w:tc>
@@ -4035,21 +1483,7 @@
         <w:rPr>
           <w:rFonts w:ascii="TH Sarabun New" w:eastAsia="TH Sarabun New" w:hAnsi="TH Sarabun New"/>
         </w:rPr>
-        <w:t xml:space="preserve">6. </w:t>
-      </w:r>
-      <w:proofErr w:type="spellStart"/>
-      <w:r>
-        <w:rPr>
-          <w:rFonts w:ascii="TH Sarabun New" w:eastAsia="TH Sarabun New" w:hAnsi="TH Sarabun New"/>
-        </w:rPr>
-        <w:t>ผลการทดลองและการวิเคราะห์</w:t>
-      </w:r>
-      <w:proofErr w:type="spellEnd"/>
-      <w:r>
-        <w:rPr>
-          <w:rFonts w:ascii="TH Sarabun New" w:eastAsia="TH Sarabun New" w:hAnsi="TH Sarabun New"/>
-        </w:rPr>
-        <w:t xml:space="preserve"> (Results &amp; Evaluation)</w:t>
+        <w:t>6. ผลการทดลองและการวิเคราะห์ (Results &amp; Evaluation)</w:t>
       </w:r>
     </w:p>
     <w:tbl>
@@ -4093,23 +1527,7 @@
                 <w:b/>
                 <w:sz w:val="21"/>
               </w:rPr>
-              <w:t>Baseline (</w:t>
-            </w:r>
-            <w:proofErr w:type="spellStart"/>
-            <w:r>
-              <w:rPr>
-                <w:b/>
-                <w:sz w:val="21"/>
-              </w:rPr>
-              <w:t>ms</w:t>
-            </w:r>
-            <w:proofErr w:type="spellEnd"/>
-            <w:r>
-              <w:rPr>
-                <w:b/>
-                <w:sz w:val="21"/>
-              </w:rPr>
-              <w:t>/frame)</w:t>
+              <w:t>Baseline (ms/frame)</w:t>
             </w:r>
           </w:p>
         </w:tc>
@@ -4123,23 +1541,7 @@
                 <w:b/>
                 <w:sz w:val="21"/>
               </w:rPr>
-              <w:t>Proposed (</w:t>
-            </w:r>
-            <w:proofErr w:type="spellStart"/>
-            <w:r>
-              <w:rPr>
-                <w:b/>
-                <w:sz w:val="21"/>
-              </w:rPr>
-              <w:t>ms</w:t>
-            </w:r>
-            <w:proofErr w:type="spellEnd"/>
-            <w:r>
-              <w:rPr>
-                <w:b/>
-                <w:sz w:val="21"/>
-              </w:rPr>
-              <w:t>/frame)</w:t>
+              <w:t>Proposed (ms/frame)</w:t>
             </w:r>
           </w:p>
         </w:tc>
@@ -4534,404 +1936,22 @@
       </w:tr>
     </w:tbl>
     <w:p>
-      <w:proofErr w:type="spellStart"/>
       <w:r>
-        <w:t>จากตารางพบว่า</w:t>
-      </w:r>
-      <w:proofErr w:type="spellEnd"/>
-      <w:r>
-        <w:t xml:space="preserve"> proposed method </w:t>
-      </w:r>
-      <w:proofErr w:type="spellStart"/>
-      <w:r>
-        <w:t>เร็วกว่า</w:t>
-      </w:r>
-      <w:proofErr w:type="spellEnd"/>
-      <w:r>
-        <w:t xml:space="preserve"> baseline </w:t>
-      </w:r>
-      <w:proofErr w:type="spellStart"/>
-      <w:r>
-        <w:t>ที่ขนาด</w:t>
-      </w:r>
-      <w:proofErr w:type="spellEnd"/>
-      <w:r>
-        <w:t xml:space="preserve"> 1,000 </w:t>
-      </w:r>
-      <w:proofErr w:type="spellStart"/>
-      <w:r>
-        <w:t>และ</w:t>
-      </w:r>
-      <w:proofErr w:type="spellEnd"/>
-      <w:r>
-        <w:t xml:space="preserve"> 10,000 </w:t>
-      </w:r>
-      <w:proofErr w:type="spellStart"/>
-      <w:r>
-        <w:t>เฟรม</w:t>
-      </w:r>
-      <w:proofErr w:type="spellEnd"/>
-      <w:r>
-        <w:t xml:space="preserve"> </w:t>
-      </w:r>
-      <w:proofErr w:type="spellStart"/>
-      <w:r>
-        <w:t>คิดเป็น</w:t>
-      </w:r>
-      <w:proofErr w:type="spellEnd"/>
-      <w:r>
-        <w:t xml:space="preserve"> 12.56% </w:t>
-      </w:r>
-      <w:proofErr w:type="spellStart"/>
-      <w:r>
-        <w:t>และ</w:t>
-      </w:r>
-      <w:proofErr w:type="spellEnd"/>
-      <w:r>
-        <w:t xml:space="preserve"> 11.37% </w:t>
-      </w:r>
-      <w:proofErr w:type="spellStart"/>
-      <w:r>
-        <w:t>ตามลำดับ</w:t>
-      </w:r>
-      <w:proofErr w:type="spellEnd"/>
-      <w:r>
-        <w:t xml:space="preserve"> </w:t>
-      </w:r>
-      <w:proofErr w:type="spellStart"/>
-      <w:r>
-        <w:t>อย่างไรก็ตาม</w:t>
-      </w:r>
-      <w:proofErr w:type="spellEnd"/>
-      <w:r>
-        <w:t xml:space="preserve"> </w:t>
-      </w:r>
-      <w:proofErr w:type="spellStart"/>
-      <w:r>
-        <w:t>ที่ขนาด</w:t>
-      </w:r>
-      <w:proofErr w:type="spellEnd"/>
-      <w:r>
-        <w:t xml:space="preserve"> 100,000 </w:t>
-      </w:r>
-      <w:proofErr w:type="spellStart"/>
-      <w:r>
-        <w:t>เฟรม</w:t>
-      </w:r>
-      <w:proofErr w:type="spellEnd"/>
-      <w:r>
-        <w:t xml:space="preserve"> runtime </w:t>
-      </w:r>
-      <w:proofErr w:type="spellStart"/>
-      <w:r>
-        <w:t>เฉลี่ยต่อเฟรมเพิ่มขึ้นจาก</w:t>
-      </w:r>
-      <w:proofErr w:type="spellEnd"/>
-      <w:r>
-        <w:t xml:space="preserve"> 0.006073 </w:t>
-      </w:r>
-      <w:proofErr w:type="spellStart"/>
-      <w:r>
-        <w:t>เป็น</w:t>
-      </w:r>
-      <w:proofErr w:type="spellEnd"/>
-      <w:r>
-        <w:t xml:space="preserve"> </w:t>
+        <w:t xml:space="preserve">จากตารางพบว่า proposed method เร็วกว่า baseline ที่ขนาด 1,000 และ 10,000 เฟรม คิดเป็น 12.56% และ 11.37% ตามลำดับ อย่างไรก็ตาม ที่ขนาด 100,000 เฟรม runtime เฉลี่ยต่อเฟรมเพิ่มขึ้นจาก 0.006073 เป็น </w:t>
       </w:r>
       <w:r>
-        <w:t xml:space="preserve">0.006172 </w:t>
+        <w:t>0.006172 ms/frame หรือช้าลงประมาณ 1.64% สะท้อนว่า side-lock และ temporal filtering ให้เสถียรภาพที่ดีขึ้นแลกกับ constant-factor overhead เล็กน้อยที่สเกลสูงสุด</w:t>
       </w:r>
-      <w:proofErr w:type="spellStart"/>
-      <w:r>
-        <w:t>ms</w:t>
-      </w:r>
-      <w:proofErr w:type="spellEnd"/>
-      <w:r>
-        <w:t xml:space="preserve">/frame </w:t>
-      </w:r>
-      <w:proofErr w:type="spellStart"/>
-      <w:r>
-        <w:t>หรือช้าลงประมาณ</w:t>
-      </w:r>
-      <w:proofErr w:type="spellEnd"/>
-      <w:r>
-        <w:t xml:space="preserve"> 1.64% </w:t>
-      </w:r>
-      <w:proofErr w:type="spellStart"/>
-      <w:r>
-        <w:t>สะท้อนว่า</w:t>
-      </w:r>
-      <w:proofErr w:type="spellEnd"/>
-      <w:r>
-        <w:t xml:space="preserve"> side-lock </w:t>
-      </w:r>
-      <w:proofErr w:type="spellStart"/>
-      <w:r>
-        <w:t>และ</w:t>
-      </w:r>
-      <w:proofErr w:type="spellEnd"/>
-      <w:r>
-        <w:t xml:space="preserve"> temporal filtering </w:t>
-      </w:r>
-      <w:proofErr w:type="spellStart"/>
-      <w:r>
-        <w:t>ให้เสถียรภาพที่ดีขึ้นแลกกับ</w:t>
-      </w:r>
-      <w:proofErr w:type="spellEnd"/>
-      <w:r>
-        <w:t xml:space="preserve"> constant-factor overhead </w:t>
-      </w:r>
-      <w:proofErr w:type="spellStart"/>
-      <w:r>
-        <w:t>เล็กน้อยที่สเกลสูงสุด</w:t>
-      </w:r>
-      <w:proofErr w:type="spellEnd"/>
     </w:p>
     <w:p>
-      <w:proofErr w:type="spellStart"/>
       <w:r>
-        <w:t>ในด้านความถูกต้อง</w:t>
+        <w:t>ในด้านความถูกต้อง ข้อมูลสังเคราะห์ทุกขนาดให้ repetition-count error เท่ากับศูนย์ทั้ง baseline และ proposed จึงแสดงให้เห็นว่า proposed ไม่ได้ลดทอนความถูกต้องพื้นฐานของการนับจำนวนครั้ง ขณะที่ในด้านความเสถียร proposed ลด side-switch jitter ได้ทุกสเกล โดยที่ 100,000 เฟรมลดจาก 3832 เหลือ 3334 ครั้ง (13.00%) ทำให้การติดตามมีความนิ่งขึ้นและลดโอกาสที่ progress หรือ stage จะกระโดดผิดจังหวะ</w:t>
       </w:r>
-      <w:proofErr w:type="spellEnd"/>
-      <w:r>
-        <w:t xml:space="preserve"> </w:t>
-      </w:r>
-      <w:proofErr w:type="spellStart"/>
-      <w:r>
-        <w:t>ข้อมูลสังเคราะห์ทุกขนาดให้</w:t>
-      </w:r>
-      <w:proofErr w:type="spellEnd"/>
-      <w:r>
-        <w:t xml:space="preserve"> repetition-count error </w:t>
-      </w:r>
-      <w:proofErr w:type="spellStart"/>
-      <w:r>
-        <w:t>เท่ากับศูนย์ทั้ง</w:t>
-      </w:r>
-      <w:proofErr w:type="spellEnd"/>
-      <w:r>
-        <w:t xml:space="preserve"> baseline </w:t>
-      </w:r>
-      <w:proofErr w:type="spellStart"/>
-      <w:r>
-        <w:t>และ</w:t>
-      </w:r>
-      <w:proofErr w:type="spellEnd"/>
-      <w:r>
-        <w:t xml:space="preserve"> proposed </w:t>
-      </w:r>
-      <w:proofErr w:type="spellStart"/>
-      <w:r>
-        <w:t>จึงแสดงให้เห็นว่า</w:t>
-      </w:r>
-      <w:proofErr w:type="spellEnd"/>
-      <w:r>
-        <w:t xml:space="preserve"> proposed </w:t>
-      </w:r>
-      <w:proofErr w:type="spellStart"/>
-      <w:r>
-        <w:t>ไม่ได้ลดทอนความถูกต้องพื้นฐานของการนับจำนวนครั้ง</w:t>
-      </w:r>
-      <w:proofErr w:type="spellEnd"/>
-      <w:r>
-        <w:t xml:space="preserve"> </w:t>
-      </w:r>
-      <w:proofErr w:type="spellStart"/>
-      <w:r>
-        <w:t>ขณะที่ในด้านความเสถียร</w:t>
-      </w:r>
-      <w:proofErr w:type="spellEnd"/>
-      <w:r>
-        <w:t xml:space="preserve"> proposed </w:t>
-      </w:r>
-      <w:proofErr w:type="spellStart"/>
-      <w:r>
-        <w:t>ลด</w:t>
-      </w:r>
-      <w:proofErr w:type="spellEnd"/>
-      <w:r>
-        <w:t xml:space="preserve"> side-switch jitter </w:t>
-      </w:r>
-      <w:proofErr w:type="spellStart"/>
-      <w:r>
-        <w:t>ได้ทุกสเกล</w:t>
-      </w:r>
-      <w:proofErr w:type="spellEnd"/>
-      <w:r>
-        <w:t xml:space="preserve"> </w:t>
-      </w:r>
-      <w:proofErr w:type="spellStart"/>
-      <w:r>
-        <w:t>โดยที่</w:t>
-      </w:r>
-      <w:proofErr w:type="spellEnd"/>
-      <w:r>
-        <w:t xml:space="preserve"> 100,000 </w:t>
-      </w:r>
-      <w:proofErr w:type="spellStart"/>
-      <w:r>
-        <w:t>เฟรมลดจาก</w:t>
-      </w:r>
-      <w:proofErr w:type="spellEnd"/>
-      <w:r>
-        <w:t xml:space="preserve"> 3832 </w:t>
-      </w:r>
-      <w:proofErr w:type="spellStart"/>
-      <w:r>
-        <w:t>เหลือ</w:t>
-      </w:r>
-      <w:proofErr w:type="spellEnd"/>
-      <w:r>
-        <w:t xml:space="preserve"> 3334 </w:t>
-      </w:r>
-      <w:proofErr w:type="spellStart"/>
-      <w:r>
-        <w:t>ครั้ง</w:t>
-      </w:r>
-      <w:proofErr w:type="spellEnd"/>
-      <w:r>
-        <w:t xml:space="preserve"> (13.00%) </w:t>
-      </w:r>
-      <w:proofErr w:type="spellStart"/>
-      <w:r>
-        <w:t>ทำให้การติดตามมีความนิ่งขึ้นและลดโอกาสที่</w:t>
-      </w:r>
-      <w:proofErr w:type="spellEnd"/>
-      <w:r>
-        <w:t xml:space="preserve"> progress </w:t>
-      </w:r>
-      <w:proofErr w:type="spellStart"/>
-      <w:r>
-        <w:t>หรือ</w:t>
-      </w:r>
-      <w:proofErr w:type="spellEnd"/>
-      <w:r>
-        <w:t xml:space="preserve"> stage </w:t>
-      </w:r>
-      <w:proofErr w:type="spellStart"/>
-      <w:r>
-        <w:t>จะกระโดดผิดจังหวะ</w:t>
-      </w:r>
-      <w:proofErr w:type="spellEnd"/>
     </w:p>
     <w:p>
-      <w:proofErr w:type="spellStart"/>
       <w:r>
-        <w:t>ด้านหน่วยความจำ</w:t>
+        <w:t>ด้านหน่วยความจำ proposed ใช้ peak traced memory น้อยกว่าที่สเกล 10,000 และ 100,000 เฟรม โดยเฉพาะที่ 100,000 เฟรมลดลงจาก 0.609 KB เหลือ 0.531 KB (12.82%) แม้ที่สเกล 1,000 เฟรม จะมีค่า peak memory สูงขึ้นเล็กน้อยก็ตาม ผลลัพธ์ดังกล่าวบ่งชี้ว่าประโยชน์ของ proposed ชัดเจนที่สุดเมื่อ sequence ยาวขึ้นและความแกว่งเชิงเวลามีผลสะสมมากขึ้น</w:t>
       </w:r>
-      <w:proofErr w:type="spellEnd"/>
-      <w:r>
-        <w:t xml:space="preserve"> proposed </w:t>
-      </w:r>
-      <w:proofErr w:type="spellStart"/>
-      <w:r>
-        <w:t>ใช้</w:t>
-      </w:r>
-      <w:proofErr w:type="spellEnd"/>
-      <w:r>
-        <w:t xml:space="preserve"> peak traced memory </w:t>
-      </w:r>
-      <w:proofErr w:type="spellStart"/>
-      <w:r>
-        <w:t>น้อยกว่าที่สเกล</w:t>
-      </w:r>
-      <w:proofErr w:type="spellEnd"/>
-      <w:r>
-        <w:t xml:space="preserve"> 10,000 </w:t>
-      </w:r>
-      <w:proofErr w:type="spellStart"/>
-      <w:r>
-        <w:t>และ</w:t>
-      </w:r>
-      <w:proofErr w:type="spellEnd"/>
-      <w:r>
-        <w:t xml:space="preserve"> 100,000 </w:t>
-      </w:r>
-      <w:proofErr w:type="spellStart"/>
-      <w:r>
-        <w:t>เฟรม</w:t>
-      </w:r>
-      <w:proofErr w:type="spellEnd"/>
-      <w:r>
-        <w:t xml:space="preserve"> </w:t>
-      </w:r>
-      <w:proofErr w:type="spellStart"/>
-      <w:r>
-        <w:t>โดยเฉพาะที่</w:t>
-      </w:r>
-      <w:proofErr w:type="spellEnd"/>
-      <w:r>
-        <w:t xml:space="preserve"> 100,000 </w:t>
-      </w:r>
-      <w:proofErr w:type="spellStart"/>
-      <w:r>
-        <w:t>เฟรมลดลงจาก</w:t>
-      </w:r>
-      <w:proofErr w:type="spellEnd"/>
-      <w:r>
-        <w:t xml:space="preserve"> 0.609 KB </w:t>
-      </w:r>
-      <w:proofErr w:type="spellStart"/>
-      <w:r>
-        <w:t>เหลือ</w:t>
-      </w:r>
-      <w:proofErr w:type="spellEnd"/>
-      <w:r>
-        <w:t xml:space="preserve"> 0.531 KB (12.82%) </w:t>
-      </w:r>
-      <w:proofErr w:type="spellStart"/>
-      <w:r>
-        <w:t>แม้ที่สเกล</w:t>
-      </w:r>
-      <w:proofErr w:type="spellEnd"/>
-      <w:r>
-        <w:t xml:space="preserve"> 1,000 </w:t>
-      </w:r>
-      <w:proofErr w:type="spellStart"/>
-      <w:r>
-        <w:t>เฟรม</w:t>
-      </w:r>
-      <w:proofErr w:type="spellEnd"/>
-      <w:r>
-        <w:t xml:space="preserve"> </w:t>
-      </w:r>
-      <w:proofErr w:type="spellStart"/>
-      <w:r>
-        <w:t>จะมีค่า</w:t>
-      </w:r>
-      <w:proofErr w:type="spellEnd"/>
-      <w:r>
-        <w:t xml:space="preserve"> peak memory </w:t>
-      </w:r>
-      <w:proofErr w:type="spellStart"/>
-      <w:r>
-        <w:t>สูงขึ้นเล็กน้อยก็ตาม</w:t>
-      </w:r>
-      <w:proofErr w:type="spellEnd"/>
-      <w:r>
-        <w:t xml:space="preserve"> </w:t>
-      </w:r>
-      <w:proofErr w:type="spellStart"/>
-      <w:r>
-        <w:t>ผลลัพธ์ดังกล่าวบ่งชี้ว่าประโยชน์ของ</w:t>
-      </w:r>
-      <w:proofErr w:type="spellEnd"/>
-      <w:r>
-        <w:t xml:space="preserve"> proposed </w:t>
-      </w:r>
-      <w:proofErr w:type="spellStart"/>
-      <w:r>
-        <w:t>ชัดเจนที่สุดเมื่อ</w:t>
-      </w:r>
-      <w:proofErr w:type="spellEnd"/>
-      <w:r>
-        <w:t xml:space="preserve"> sequence </w:t>
-      </w:r>
-      <w:proofErr w:type="spellStart"/>
-      <w:r>
-        <w:t>ยาวขึ้นและความแกว่งเชิงเวลามีผลสะสมมากขึ้น</w:t>
-      </w:r>
-      <w:proofErr w:type="spellEnd"/>
     </w:p>
     <w:p>
       <w:pPr>
@@ -4946,14 +1966,17 @@
     </w:p>
     <w:p>
       <w:r>
-        <w:rPr>
-          <w:noProof/>
-        </w:rPr>
         <w:drawing>
-          <wp:inline distT="0" distB="0" distL="0" distR="0" wp14:anchorId="631AED3A" wp14:editId="1B0BB91E">
-            <wp:extent cx="5760720" cy="3538728"/>
+          <wp:inline distT="0" distB="0" distL="0" distR="0" wp14:anchorId="6B5191D8" wp14:editId="53A49DE3">
+            <wp:extent cx="6675120" cy="4003040"/>
             <wp:effectExtent l="0" t="0" r="0" b="0"/>
-            <wp:docPr id="2" name="Picture 2"/>
+            <wp:docPr id="8" name="Picture 7">
+              <a:extLst xmlns:a="http://schemas.openxmlformats.org/drawingml/2006/main">
+                <a:ext uri="{FF2B5EF4-FFF2-40B4-BE49-F238E27FC236}">
+                  <a16:creationId xmlns:a16="http://schemas.microsoft.com/office/drawing/2014/main" id="{83AFEA5E-370C-A89D-089B-8CA714274405}"/>
+                </a:ext>
+              </a:extLst>
+            </wp:docPr>
             <wp:cNvGraphicFramePr>
               <a:graphicFrameLocks xmlns:a="http://schemas.openxmlformats.org/drawingml/2006/main" noChangeAspect="1"/>
             </wp:cNvGraphicFramePr>
@@ -4961,8 +1984,16 @@
               <a:graphicData uri="http://schemas.openxmlformats.org/drawingml/2006/picture">
                 <pic:pic xmlns:pic="http://schemas.openxmlformats.org/drawingml/2006/picture">
                   <pic:nvPicPr>
-                    <pic:cNvPr id="0" name="plots.png"/>
-                    <pic:cNvPicPr/>
+                    <pic:cNvPr id="8" name="Picture 7">
+                      <a:extLst>
+                        <a:ext uri="{FF2B5EF4-FFF2-40B4-BE49-F238E27FC236}">
+                          <a16:creationId xmlns:a16="http://schemas.microsoft.com/office/drawing/2014/main" id="{83AFEA5E-370C-A89D-089B-8CA714274405}"/>
+                        </a:ext>
+                      </a:extLst>
+                    </pic:cNvPr>
+                    <pic:cNvPicPr>
+                      <a:picLocks noChangeAspect="1"/>
+                    </pic:cNvPicPr>
                   </pic:nvPicPr>
                   <pic:blipFill>
                     <a:blip r:embed="rId10"/>
@@ -4973,7 +2004,7 @@
                   <pic:spPr>
                     <a:xfrm>
                       <a:off x="0" y="0"/>
-                      <a:ext cx="5760720" cy="3538728"/>
+                      <a:ext cx="6675120" cy="4003040"/>
                     </a:xfrm>
                     <a:prstGeom prst="rect">
                       <a:avLst/>
@@ -4990,63 +2021,13 @@
       <w:pPr>
         <w:jc w:val="center"/>
       </w:pPr>
-      <w:proofErr w:type="spellStart"/>
       <w:r>
         <w:rPr>
           <w:i/>
           <w:sz w:val="20"/>
         </w:rPr>
-        <w:t>รูปที่</w:t>
+        <w:t>รูปที่ 2 ผลเปรียบเทียบ runtime, count error, peak memory และ side-switch jitter ในทั้งสามสเกลของการทดลอง</w:t>
       </w:r>
-      <w:proofErr w:type="spellEnd"/>
-      <w:r>
-        <w:rPr>
-          <w:i/>
-          <w:sz w:val="20"/>
-        </w:rPr>
-        <w:t xml:space="preserve"> 2 </w:t>
-      </w:r>
-      <w:proofErr w:type="spellStart"/>
-      <w:r>
-        <w:rPr>
-          <w:i/>
-          <w:sz w:val="20"/>
-        </w:rPr>
-        <w:t>ผลเปรียบเทียบ</w:t>
-      </w:r>
-      <w:proofErr w:type="spellEnd"/>
-      <w:r>
-        <w:rPr>
-          <w:i/>
-          <w:sz w:val="20"/>
-        </w:rPr>
-        <w:t xml:space="preserve"> runtime, count error, peak memory </w:t>
-      </w:r>
-      <w:proofErr w:type="spellStart"/>
-      <w:r>
-        <w:rPr>
-          <w:i/>
-          <w:sz w:val="20"/>
-        </w:rPr>
-        <w:t>และ</w:t>
-      </w:r>
-      <w:proofErr w:type="spellEnd"/>
-      <w:r>
-        <w:rPr>
-          <w:i/>
-          <w:sz w:val="20"/>
-        </w:rPr>
-        <w:t xml:space="preserve"> side-switch jitter </w:t>
-      </w:r>
-      <w:proofErr w:type="spellStart"/>
-      <w:r>
-        <w:rPr>
-          <w:i/>
-          <w:sz w:val="20"/>
-        </w:rPr>
-        <w:t>ในทั้งสามสเกลของการทดลอง</w:t>
-      </w:r>
-      <w:proofErr w:type="spellEnd"/>
     </w:p>
     <w:p>
       <w:pPr>
@@ -5117,95 +2098,13 @@
       <w:pPr>
         <w:jc w:val="center"/>
       </w:pPr>
-      <w:proofErr w:type="spellStart"/>
       <w:r>
         <w:rPr>
           <w:i/>
           <w:sz w:val="20"/>
         </w:rPr>
-        <w:t>รูปที่</w:t>
+        <w:t>รูปที่ 3 ตัวอย่างเฟรมจาก demo แบบ side-by-side ระหว่าง baseline และ proposed สำหรับการประเมินเชิงภาพ</w:t>
       </w:r>
-      <w:proofErr w:type="spellEnd"/>
-      <w:r>
-        <w:rPr>
-          <w:i/>
-          <w:sz w:val="20"/>
-        </w:rPr>
-        <w:t xml:space="preserve"> 3 </w:t>
-      </w:r>
-      <w:proofErr w:type="spellStart"/>
-      <w:r>
-        <w:rPr>
-          <w:i/>
-          <w:sz w:val="20"/>
-        </w:rPr>
-        <w:t>ตัวอย่างเฟรมจาก</w:t>
-      </w:r>
-      <w:proofErr w:type="spellEnd"/>
-      <w:r>
-        <w:rPr>
-          <w:i/>
-          <w:sz w:val="20"/>
-        </w:rPr>
-        <w:t xml:space="preserve"> demo </w:t>
-      </w:r>
-      <w:proofErr w:type="spellStart"/>
-      <w:r>
-        <w:rPr>
-          <w:i/>
-          <w:sz w:val="20"/>
-        </w:rPr>
-        <w:t>แบบ</w:t>
-      </w:r>
-      <w:proofErr w:type="spellEnd"/>
-      <w:r>
-        <w:rPr>
-          <w:i/>
-          <w:sz w:val="20"/>
-        </w:rPr>
-        <w:t xml:space="preserve"> side-by-side </w:t>
-      </w:r>
-      <w:proofErr w:type="spellStart"/>
-      <w:r>
-        <w:rPr>
-          <w:i/>
-          <w:sz w:val="20"/>
-        </w:rPr>
-        <w:t>ระหว่าง</w:t>
-      </w:r>
-      <w:proofErr w:type="spellEnd"/>
-      <w:r>
-        <w:rPr>
-          <w:i/>
-          <w:sz w:val="20"/>
-        </w:rPr>
-        <w:t xml:space="preserve"> baseline </w:t>
-      </w:r>
-      <w:proofErr w:type="spellStart"/>
-      <w:r>
-        <w:rPr>
-          <w:i/>
-          <w:sz w:val="20"/>
-        </w:rPr>
-        <w:t>และ</w:t>
-      </w:r>
-      <w:proofErr w:type="spellEnd"/>
-      <w:r>
-        <w:rPr>
-          <w:i/>
-          <w:sz w:val="20"/>
-        </w:rPr>
-        <w:t xml:space="preserve"> proposed </w:t>
-      </w:r>
-      <w:proofErr w:type="spellStart"/>
-      <w:r>
-        <w:rPr>
-          <w:i/>
-          <w:sz w:val="20"/>
-        </w:rPr>
-        <w:t>สำหรับการประเมินเชิงภาพ</w:t>
-      </w:r>
-      <w:proofErr w:type="spellEnd"/>
     </w:p>
     <w:p>
       <w:pPr>
@@ -5226,634 +2125,84 @@
         <w:rPr>
           <w:rFonts w:ascii="TH Sarabun New" w:eastAsia="TH Sarabun New" w:hAnsi="TH Sarabun New"/>
         </w:rPr>
-        <w:t xml:space="preserve">7. </w:t>
+        <w:t>7. อภิปรายผลโดยรวม (Discussion)</w:t>
       </w:r>
-      <w:proofErr w:type="spellStart"/>
+    </w:p>
+    <w:p>
+      <w:r>
+        <w:t>ผลการทดลองสนับสนุนข้อสังเกตสำคัญสองประการ ประการแรก proposed method ช่วยลดความแกว่งของการติดตามได้จริงผ่านการลด side-switch jitter ซึ่งเป็น metric ที่เชื่อมโยงโดยตรงกับคุณภาพของ feedback บนหน้าเว็บ ประการที่สอง การเพิ่ม temporal filtering และ side locking ทำให้ระบบมี trade-off ที่สมเหตุสมผล กล่าวคือให้เสถียรภาพดีขึ้นอย่างสม่ำเสมอ ขณะที่ต้นทุนด้านเวลาเพิ่มขึ้นเพียงเล็กน้อยในกรณีข้อมูลขนาดใหญ่มาก</w:t>
+      </w:r>
+    </w:p>
+    <w:p>
+      <w:r>
+        <w:t>เมื่อเทียบกับบริบทของ state-of-the-art วิธีที่เสนอไม่ได้แข่งขันกับโมเดลเชิงลึกขนาดใหญ่ในเชิงความซับซ้อนของ representation แต่มีจุดแข็งด้าน explainability, reproducibility, และความเหมาะสมต่องาน interactive engineering artifact ภายในวิชา Computer Animation ซึ่งให้ความสำคัญกับความสัมพันธ์ระหว่าง pose, state transition และ visual feedback มากกว่าการใช้โมเดล black-box</w:t>
+      </w:r>
+    </w:p>
+    <w:p>
+      <w:pPr>
+        <w:pStyle w:val="ListBullet"/>
+      </w:pPr>
+      <w:r>
+        <w:t>จุดแข็ง: สถาปัตยกรรมเรียบง่าย อธิบายผลได้ และมี baseline/proposed comparison ที่ชัดเจน</w:t>
+      </w:r>
+    </w:p>
+    <w:p>
+      <w:pPr>
+        <w:pStyle w:val="ListBullet"/>
+      </w:pPr>
+      <w:r>
+        <w:t>จุดแข็ง: มี scaling test, plots, demo video, tests และ pipeline สำหรับข้อมูลจริง</w:t>
+      </w:r>
+    </w:p>
+    <w:p>
+      <w:pPr>
+        <w:pStyle w:val="ListBullet"/>
+      </w:pPr>
+      <w:r>
+        <w:t>ข้อจำกัด: benchmark เชิงปริมาณครอบคลุม motion primitive หลักเพียงชนิดเดียว (bicep curl) ไม่ใช่ทุก exercise mode</w:t>
+      </w:r>
+    </w:p>
+    <w:p>
+      <w:pPr>
+        <w:pStyle w:val="ListBullet"/>
+      </w:pPr>
+      <w:r>
+        <w:t>ข้อจำกัด: ไม่มี human mocap sequence ที่ commit ลง repo โดยตรง เนื่องจากประเด็นด้าน privacy และการบันทึกขึ้นกับผู้ใช้</w:t>
+      </w:r>
+    </w:p>
+    <w:p>
+      <w:pPr>
+        <w:pStyle w:val="Heading1"/>
+      </w:pPr>
       <w:r>
         <w:rPr>
           <w:rFonts w:ascii="TH Sarabun New" w:eastAsia="TH Sarabun New" w:hAnsi="TH Sarabun New"/>
         </w:rPr>
-        <w:t>อภิปรายผลโดยรวม</w:t>
+        <w:t>8. บทสรุป (Conclusion)</w:t>
       </w:r>
-      <w:proofErr w:type="spellEnd"/>
+    </w:p>
+    <w:p>
+      <w:r>
+        <w:t xml:space="preserve">โครงงานนี้นำเสนอระบบติดตามการเคลื่อนไหวของท่าออกกำลังกายแบบเรียลไทม์ที่ตีความปัญหาในกรอบของ Computer Animation อย่างชัดเจน ผ่านการใช้ pose skeleton, key poses, interpolation ของ progress และ temporal state transitions วิธี proposed ยังคงรูปแบบ output เดิมของ </w:t>
+      </w:r>
+      <w:r>
+        <w:t>baseline ไว้ทั้งหมด แต่ปรับกลไกภายในเพื่อเพิ่มเสถียรภาพของการติดตาม ผลลัพธ์เชิงทดลองแสดงให้เห็นว่าแนวทางดังกล่าวช่วยลด side-switch jitter และลดหน่วยความจำที่สเกลสูง พร้อมทั้งรักษาความถูกต้องของการนับท่าได้อย่างครบถ้วน แม้จะมี runtime overhead เล็กน้อยในกรณีข้อมูลขนาดใหญ่ที่สุด จึงนับเป็น engineering artifact ที่มีคุณค่าทั้งในเชิงรายวิชาและการนำไปใช้ต่อใน portfolio</w:t>
+      </w:r>
+    </w:p>
+    <w:p>
+      <w:pPr>
+        <w:pStyle w:val="Heading1"/>
+      </w:pPr>
       <w:r>
         <w:rPr>
           <w:rFonts w:ascii="TH Sarabun New" w:eastAsia="TH Sarabun New" w:hAnsi="TH Sarabun New"/>
         </w:rPr>
-        <w:t xml:space="preserve"> (Discussion)</w:t>
-      </w:r>
-    </w:p>
-    <w:p>
-      <w:proofErr w:type="spellStart"/>
-      <w:r>
-        <w:t>ผลการทดลองสนับสนุนข้อสังเกตสำคัญสองประการ</w:t>
-      </w:r>
-      <w:proofErr w:type="spellEnd"/>
-      <w:r>
-        <w:t xml:space="preserve"> </w:t>
-      </w:r>
-      <w:proofErr w:type="spellStart"/>
-      <w:r>
-        <w:t>ประการแรก</w:t>
-      </w:r>
-      <w:proofErr w:type="spellEnd"/>
-      <w:r>
-        <w:t xml:space="preserve"> proposed method </w:t>
-      </w:r>
-      <w:proofErr w:type="spellStart"/>
-      <w:r>
-        <w:t>ช่วยลดความแกว่งของการติดตามได้จริงผ่านการลด</w:t>
-      </w:r>
-      <w:proofErr w:type="spellEnd"/>
-      <w:r>
-        <w:t xml:space="preserve"> side-switch jitter </w:t>
-      </w:r>
-      <w:proofErr w:type="spellStart"/>
-      <w:r>
-        <w:t>ซึ่งเป็น</w:t>
-      </w:r>
-      <w:proofErr w:type="spellEnd"/>
-      <w:r>
-        <w:t xml:space="preserve"> metric </w:t>
-      </w:r>
-      <w:proofErr w:type="spellStart"/>
-      <w:r>
-        <w:t>ที่เชื่อมโยงโดยตรงกับคุณภาพของ</w:t>
-      </w:r>
-      <w:proofErr w:type="spellEnd"/>
-      <w:r>
-        <w:t xml:space="preserve"> feedback </w:t>
-      </w:r>
-      <w:proofErr w:type="spellStart"/>
-      <w:r>
-        <w:t>บนหน้าเว็บ</w:t>
-      </w:r>
-      <w:proofErr w:type="spellEnd"/>
-      <w:r>
-        <w:t xml:space="preserve"> </w:t>
-      </w:r>
-      <w:proofErr w:type="spellStart"/>
-      <w:r>
-        <w:t>ประการที่สอง</w:t>
-      </w:r>
-      <w:proofErr w:type="spellEnd"/>
-      <w:r>
-        <w:t xml:space="preserve"> </w:t>
-      </w:r>
-      <w:proofErr w:type="spellStart"/>
-      <w:r>
-        <w:t>การเพิ่ม</w:t>
-      </w:r>
-      <w:proofErr w:type="spellEnd"/>
-      <w:r>
-        <w:t xml:space="preserve"> temporal filtering </w:t>
-      </w:r>
-      <w:proofErr w:type="spellStart"/>
-      <w:r>
-        <w:t>และ</w:t>
-      </w:r>
-      <w:proofErr w:type="spellEnd"/>
-      <w:r>
-        <w:t xml:space="preserve"> side locking </w:t>
-      </w:r>
-      <w:proofErr w:type="spellStart"/>
-      <w:r>
-        <w:t>ทำให้ระบบมี</w:t>
-      </w:r>
-      <w:proofErr w:type="spellEnd"/>
-      <w:r>
-        <w:t xml:space="preserve"> trade-off </w:t>
-      </w:r>
-      <w:proofErr w:type="spellStart"/>
-      <w:r>
-        <w:t>ที่สมเหตุสมผล</w:t>
-      </w:r>
-      <w:proofErr w:type="spellEnd"/>
-      <w:r>
-        <w:t xml:space="preserve"> </w:t>
-      </w:r>
-      <w:proofErr w:type="spellStart"/>
-      <w:r>
-        <w:t>กล่าวคือให้เสถียรภาพดีขึ้นอย่างสม่ำเสมอ</w:t>
-      </w:r>
-      <w:proofErr w:type="spellEnd"/>
-      <w:r>
-        <w:t xml:space="preserve"> ขณะที่ต้นทุนด้านเวลาเพิ่มขึ้นเพียงเล็กน้อยในกรณีข้อมูลขนาดใหญ่มาก</w:t>
-      </w:r>
-    </w:p>
-    <w:p>
-      <w:proofErr w:type="spellStart"/>
-      <w:r>
-        <w:t>เมื่อเทียบกับบริบทของ</w:t>
-      </w:r>
-      <w:proofErr w:type="spellEnd"/>
-      <w:r>
-        <w:t xml:space="preserve"> state-of-the-art วิธีที่เสนอไม่ได้แข่งขันกับโมเดลเชิงลึกขนาดใหญ่ในเชิงความซับซ้อนของ representation </w:t>
-      </w:r>
-      <w:proofErr w:type="spellStart"/>
-      <w:r>
-        <w:t>แต่มีจุดแข็งด้าน</w:t>
-      </w:r>
-      <w:proofErr w:type="spellEnd"/>
-      <w:r>
-        <w:t xml:space="preserve"> explainability, reproducibility, </w:t>
-      </w:r>
-      <w:proofErr w:type="spellStart"/>
-      <w:r>
-        <w:t>และความเหมาะสมต่องาน</w:t>
-      </w:r>
-      <w:proofErr w:type="spellEnd"/>
-      <w:r>
-        <w:t xml:space="preserve"> interactive engineering artifact </w:t>
-      </w:r>
-      <w:proofErr w:type="spellStart"/>
-      <w:r>
-        <w:t>ภายในวิชา</w:t>
-      </w:r>
-      <w:proofErr w:type="spellEnd"/>
-      <w:r>
-        <w:t xml:space="preserve"> Computer Animation </w:t>
-      </w:r>
-      <w:proofErr w:type="spellStart"/>
-      <w:r>
-        <w:t>ซึ่งให้ความสำคัญกับความสัมพันธ์ระหว่าง</w:t>
-      </w:r>
-      <w:proofErr w:type="spellEnd"/>
-      <w:r>
-        <w:t xml:space="preserve"> pose, state transition </w:t>
-      </w:r>
-      <w:proofErr w:type="spellStart"/>
-      <w:r>
-        <w:t>และ</w:t>
-      </w:r>
-      <w:proofErr w:type="spellEnd"/>
-      <w:r>
-        <w:t xml:space="preserve"> visual feedback </w:t>
-      </w:r>
-      <w:proofErr w:type="spellStart"/>
-      <w:r>
-        <w:t>มากกว่าการใช้โมเดล</w:t>
-      </w:r>
-      <w:proofErr w:type="spellEnd"/>
-      <w:r>
-        <w:t xml:space="preserve"> black-box</w:t>
-      </w:r>
-    </w:p>
-    <w:p>
-      <w:pPr>
-        <w:pStyle w:val="ListBullet"/>
-      </w:pPr>
-      <w:proofErr w:type="spellStart"/>
-      <w:r>
-        <w:t>จุดแข็ง</w:t>
-      </w:r>
-      <w:proofErr w:type="spellEnd"/>
-      <w:r>
-        <w:t xml:space="preserve">: </w:t>
-      </w:r>
-      <w:proofErr w:type="spellStart"/>
-      <w:r>
-        <w:t>สถาปัตยกรรมเรียบง่าย</w:t>
-      </w:r>
-      <w:proofErr w:type="spellEnd"/>
-      <w:r>
-        <w:t xml:space="preserve"> </w:t>
-      </w:r>
-      <w:proofErr w:type="spellStart"/>
-      <w:r>
-        <w:t>อธิบายผลได้</w:t>
-      </w:r>
-      <w:proofErr w:type="spellEnd"/>
-      <w:r>
-        <w:t xml:space="preserve"> </w:t>
-      </w:r>
-      <w:proofErr w:type="spellStart"/>
-      <w:r>
-        <w:t>และมี</w:t>
-      </w:r>
-      <w:proofErr w:type="spellEnd"/>
-      <w:r>
-        <w:t xml:space="preserve"> baseline/proposed comparison </w:t>
-      </w:r>
-      <w:proofErr w:type="spellStart"/>
-      <w:r>
-        <w:t>ที่ชัดเจน</w:t>
-      </w:r>
-      <w:proofErr w:type="spellEnd"/>
-    </w:p>
-    <w:p>
-      <w:pPr>
-        <w:pStyle w:val="ListBullet"/>
-      </w:pPr>
-      <w:proofErr w:type="spellStart"/>
-      <w:r>
-        <w:t>จุดแข็ง</w:t>
-      </w:r>
-      <w:proofErr w:type="spellEnd"/>
-      <w:r>
-        <w:t xml:space="preserve">: </w:t>
-      </w:r>
-      <w:proofErr w:type="spellStart"/>
-      <w:r>
-        <w:t>มี</w:t>
-      </w:r>
-      <w:proofErr w:type="spellEnd"/>
-      <w:r>
-        <w:t xml:space="preserve"> scaling test, plots, demo video, tests </w:t>
-      </w:r>
-      <w:proofErr w:type="spellStart"/>
-      <w:r>
-        <w:t>และ</w:t>
-      </w:r>
-      <w:proofErr w:type="spellEnd"/>
-      <w:r>
-        <w:t xml:space="preserve"> pipeline </w:t>
-      </w:r>
-      <w:proofErr w:type="spellStart"/>
-      <w:r>
-        <w:t>สำหรับข้อมูลจริง</w:t>
-      </w:r>
-      <w:proofErr w:type="spellEnd"/>
-    </w:p>
-    <w:p>
-      <w:pPr>
-        <w:pStyle w:val="ListBullet"/>
-      </w:pPr>
-      <w:proofErr w:type="spellStart"/>
-      <w:r>
-        <w:t>ข้อจำกัด</w:t>
-      </w:r>
-      <w:proofErr w:type="spellEnd"/>
-      <w:r>
-        <w:t xml:space="preserve">: benchmark </w:t>
-      </w:r>
-      <w:proofErr w:type="spellStart"/>
-      <w:r>
-        <w:t>เชิงปริมาณครอบคลุม</w:t>
-      </w:r>
-      <w:proofErr w:type="spellEnd"/>
-      <w:r>
-        <w:t xml:space="preserve"> motion primitive </w:t>
-      </w:r>
-      <w:proofErr w:type="spellStart"/>
-      <w:r>
-        <w:t>หลักเพียงชนิดเดียว</w:t>
-      </w:r>
-      <w:proofErr w:type="spellEnd"/>
-      <w:r>
-        <w:t xml:space="preserve"> (bicep curl) </w:t>
-      </w:r>
-      <w:proofErr w:type="spellStart"/>
-      <w:r>
-        <w:t>ไม่ใช่ทุก</w:t>
-      </w:r>
-      <w:proofErr w:type="spellEnd"/>
-      <w:r>
-        <w:t xml:space="preserve"> exercise mode</w:t>
-      </w:r>
-    </w:p>
-    <w:p>
-      <w:pPr>
-        <w:pStyle w:val="ListBullet"/>
-      </w:pPr>
-      <w:proofErr w:type="spellStart"/>
-      <w:r>
-        <w:t>ข้อจำกัด</w:t>
-      </w:r>
-      <w:proofErr w:type="spellEnd"/>
-      <w:r>
-        <w:t xml:space="preserve">: </w:t>
-      </w:r>
-      <w:proofErr w:type="spellStart"/>
-      <w:r>
-        <w:t>ไม่มี</w:t>
-      </w:r>
-      <w:proofErr w:type="spellEnd"/>
-      <w:r>
-        <w:t xml:space="preserve"> human mocap sequence </w:t>
-      </w:r>
-      <w:proofErr w:type="spellStart"/>
-      <w:r>
-        <w:t>ที่</w:t>
-      </w:r>
-      <w:proofErr w:type="spellEnd"/>
-      <w:r>
-        <w:t xml:space="preserve"> commit </w:t>
-      </w:r>
-      <w:proofErr w:type="spellStart"/>
-      <w:r>
-        <w:t>ลง</w:t>
-      </w:r>
-      <w:proofErr w:type="spellEnd"/>
-      <w:r>
-        <w:t xml:space="preserve"> repo </w:t>
-      </w:r>
-      <w:proofErr w:type="spellStart"/>
-      <w:r>
-        <w:t>โดยตรง</w:t>
-      </w:r>
-      <w:proofErr w:type="spellEnd"/>
-      <w:r>
-        <w:t xml:space="preserve"> </w:t>
-      </w:r>
-      <w:proofErr w:type="spellStart"/>
-      <w:r>
-        <w:t>เนื่องจากประเด็นด้าน</w:t>
-      </w:r>
-      <w:proofErr w:type="spellEnd"/>
-      <w:r>
-        <w:t xml:space="preserve"> privacy </w:t>
-      </w:r>
-      <w:proofErr w:type="spellStart"/>
-      <w:r>
-        <w:t>และการบันทึกขึ้นกับผู้ใช้</w:t>
-      </w:r>
-      <w:proofErr w:type="spellEnd"/>
-    </w:p>
-    <w:p>
-      <w:pPr>
-        <w:pStyle w:val="Heading1"/>
-      </w:pPr>
-      <w:r>
-        <w:rPr>
-          <w:rFonts w:ascii="TH Sarabun New" w:eastAsia="TH Sarabun New" w:hAnsi="TH Sarabun New"/>
-        </w:rPr>
-        <w:t xml:space="preserve">8. </w:t>
-      </w:r>
-      <w:proofErr w:type="spellStart"/>
-      <w:r>
-        <w:rPr>
-          <w:rFonts w:ascii="TH Sarabun New" w:eastAsia="TH Sarabun New" w:hAnsi="TH Sarabun New"/>
-        </w:rPr>
-        <w:t>บทสรุป</w:t>
-      </w:r>
-      <w:proofErr w:type="spellEnd"/>
-      <w:r>
-        <w:rPr>
-          <w:rFonts w:ascii="TH Sarabun New" w:eastAsia="TH Sarabun New" w:hAnsi="TH Sarabun New"/>
-        </w:rPr>
-        <w:t xml:space="preserve"> (Conclusion)</w:t>
+        <w:t>9. Demo, Reproducibility และโครงสร้างไฟล์ที่ส่ง</w:t>
       </w:r>
     </w:p>
     <w:p>
       <w:r>
-        <w:t xml:space="preserve">โครงงานนี้นำเสนอระบบติดตามการเคลื่อนไหวของท่าออกกำลังกายแบบเรียลไทม์ที่ตีความปัญหาในกรอบของ Computer Animation </w:t>
-      </w:r>
-      <w:proofErr w:type="spellStart"/>
-      <w:r>
-        <w:t>อย่างชัดเจน</w:t>
-      </w:r>
-      <w:proofErr w:type="spellEnd"/>
-      <w:r>
-        <w:t xml:space="preserve"> </w:t>
-      </w:r>
-      <w:proofErr w:type="spellStart"/>
-      <w:r>
-        <w:t>ผ่านการใช้</w:t>
-      </w:r>
-      <w:proofErr w:type="spellEnd"/>
-      <w:r>
-        <w:t xml:space="preserve"> pose skeleton, key poses, interpolation </w:t>
-      </w:r>
-      <w:proofErr w:type="spellStart"/>
-      <w:r>
-        <w:t>ของ</w:t>
-      </w:r>
-      <w:proofErr w:type="spellEnd"/>
-      <w:r>
-        <w:t xml:space="preserve"> progress </w:t>
-      </w:r>
-      <w:proofErr w:type="spellStart"/>
-      <w:r>
-        <w:t>และ</w:t>
-      </w:r>
-      <w:proofErr w:type="spellEnd"/>
-      <w:r>
-        <w:t xml:space="preserve"> temporal state transitions </w:t>
-      </w:r>
-      <w:proofErr w:type="spellStart"/>
-      <w:r>
-        <w:t>วิธี</w:t>
-      </w:r>
-      <w:proofErr w:type="spellEnd"/>
-      <w:r>
-        <w:t xml:space="preserve"> proposed </w:t>
-      </w:r>
-      <w:proofErr w:type="spellStart"/>
-      <w:r>
-        <w:t>ยังคงรูปแบบ</w:t>
-      </w:r>
-      <w:proofErr w:type="spellEnd"/>
-      <w:r>
-        <w:t xml:space="preserve"> output </w:t>
-      </w:r>
-      <w:proofErr w:type="spellStart"/>
-      <w:r>
-        <w:t>เดิมของ</w:t>
-      </w:r>
-      <w:proofErr w:type="spellEnd"/>
-      <w:r>
-        <w:t xml:space="preserve"> </w:t>
-      </w:r>
-      <w:r>
-        <w:t xml:space="preserve">baseline </w:t>
-      </w:r>
-      <w:proofErr w:type="spellStart"/>
-      <w:r>
-        <w:t>ไว้ทั้งหมด</w:t>
-      </w:r>
-      <w:proofErr w:type="spellEnd"/>
-      <w:r>
-        <w:t xml:space="preserve"> </w:t>
-      </w:r>
-      <w:proofErr w:type="spellStart"/>
-      <w:r>
-        <w:t>แต่ปรับกลไกภายในเพื่อเพิ่มเสถียรภาพของการติดตาม</w:t>
-      </w:r>
-      <w:proofErr w:type="spellEnd"/>
-      <w:r>
-        <w:t xml:space="preserve"> </w:t>
-      </w:r>
-      <w:proofErr w:type="spellStart"/>
-      <w:r>
-        <w:t>ผลลัพธ์เชิงทดลองแสดงให้เห็นว่าแนวทางดังกล่าวช่วยลด</w:t>
-      </w:r>
-      <w:proofErr w:type="spellEnd"/>
-      <w:r>
-        <w:t xml:space="preserve"> side-switch jitter </w:t>
-      </w:r>
-      <w:proofErr w:type="spellStart"/>
-      <w:r>
-        <w:t>และลดหน่วยความจำที่สเกลสูง</w:t>
-      </w:r>
-      <w:proofErr w:type="spellEnd"/>
-      <w:r>
-        <w:t xml:space="preserve"> </w:t>
-      </w:r>
-      <w:proofErr w:type="spellStart"/>
-      <w:r>
-        <w:t>พร้อมทั้งรักษาความถูกต้องของการนับท่าได้อย่างครบถ้วน</w:t>
-      </w:r>
-      <w:proofErr w:type="spellEnd"/>
-      <w:r>
-        <w:t xml:space="preserve"> </w:t>
-      </w:r>
-      <w:proofErr w:type="spellStart"/>
-      <w:r>
-        <w:t>แม้จะมี</w:t>
-      </w:r>
-      <w:proofErr w:type="spellEnd"/>
-      <w:r>
-        <w:t xml:space="preserve"> runtime overhead </w:t>
-      </w:r>
-      <w:proofErr w:type="spellStart"/>
-      <w:r>
-        <w:t>เล็กน้อยในกรณีข้อมูลขนาดใหญ่ที่สุด</w:t>
-      </w:r>
-      <w:proofErr w:type="spellEnd"/>
-      <w:r>
-        <w:t xml:space="preserve"> </w:t>
-      </w:r>
-      <w:proofErr w:type="spellStart"/>
-      <w:r>
-        <w:t>จึงนับเป็น</w:t>
-      </w:r>
-      <w:proofErr w:type="spellEnd"/>
-      <w:r>
-        <w:t xml:space="preserve"> engineering artifact </w:t>
-      </w:r>
-      <w:proofErr w:type="spellStart"/>
-      <w:r>
-        <w:t>ที่มีคุณค่าทั้งในเชิงรายวิชาและการนำไปใช้ต่อใน</w:t>
-      </w:r>
-      <w:proofErr w:type="spellEnd"/>
-      <w:r>
-        <w:t xml:space="preserve"> portfolio</w:t>
-      </w:r>
-    </w:p>
-    <w:p>
-      <w:pPr>
-        <w:pStyle w:val="Heading1"/>
-      </w:pPr>
-      <w:r>
-        <w:rPr>
-          <w:rFonts w:ascii="TH Sarabun New" w:eastAsia="TH Sarabun New" w:hAnsi="TH Sarabun New"/>
-        </w:rPr>
-        <w:t xml:space="preserve">9. Demo, Reproducibility </w:t>
-      </w:r>
-      <w:proofErr w:type="spellStart"/>
-      <w:r>
-        <w:rPr>
-          <w:rFonts w:ascii="TH Sarabun New" w:eastAsia="TH Sarabun New" w:hAnsi="TH Sarabun New"/>
-        </w:rPr>
-        <w:t>และโครงสร้างไฟล์ที่ส่ง</w:t>
-      </w:r>
-      <w:proofErr w:type="spellEnd"/>
-    </w:p>
-    <w:p>
-      <w:proofErr w:type="spellStart"/>
-      <w:r>
-        <w:t>เพื่อให้เป็นไปตาม</w:t>
-      </w:r>
-      <w:proofErr w:type="spellEnd"/>
-      <w:r>
-        <w:t xml:space="preserve"> rubric </w:t>
-      </w:r>
-      <w:proofErr w:type="spellStart"/>
-      <w:r>
-        <w:t>ด้าน</w:t>
-      </w:r>
-      <w:proofErr w:type="spellEnd"/>
-      <w:r>
-        <w:t xml:space="preserve"> reproducibility </w:t>
-      </w:r>
-      <w:proofErr w:type="spellStart"/>
-      <w:r>
-        <w:t>และ</w:t>
-      </w:r>
-      <w:proofErr w:type="spellEnd"/>
-      <w:r>
-        <w:t xml:space="preserve"> demo </w:t>
-      </w:r>
-      <w:proofErr w:type="spellStart"/>
-      <w:r>
-        <w:t>โครงงานนี้จัดเตรียมทั้ง</w:t>
-      </w:r>
-      <w:proofErr w:type="spellEnd"/>
-      <w:r>
-        <w:t xml:space="preserve"> live web application, benchmark scripts, test suite, generated plots, </w:t>
-      </w:r>
-      <w:proofErr w:type="spellStart"/>
-      <w:r>
-        <w:t>และ</w:t>
-      </w:r>
-      <w:proofErr w:type="spellEnd"/>
-      <w:r>
-        <w:t xml:space="preserve"> side-by-side demo video </w:t>
-      </w:r>
-      <w:proofErr w:type="spellStart"/>
-      <w:r>
-        <w:t>ผู้ตรวจสามารถรันระบบหลักด้วย</w:t>
-      </w:r>
-      <w:proofErr w:type="spellEnd"/>
-      <w:r>
-        <w:t xml:space="preserve"> `python src/main.py --mode web` </w:t>
-      </w:r>
-      <w:proofErr w:type="spellStart"/>
-      <w:r>
-        <w:t>รัน</w:t>
-      </w:r>
-      <w:proofErr w:type="spellEnd"/>
-      <w:r>
-        <w:t xml:space="preserve"> benchmark </w:t>
-      </w:r>
-      <w:proofErr w:type="spellStart"/>
-      <w:r>
-        <w:t>ด้วย</w:t>
-      </w:r>
-      <w:proofErr w:type="spellEnd"/>
-      <w:r>
-        <w:t xml:space="preserve"> `python src/main.py --mode benchmark` </w:t>
-      </w:r>
-      <w:proofErr w:type="spellStart"/>
-      <w:r>
-        <w:t>และรัน</w:t>
-      </w:r>
-      <w:proofErr w:type="spellEnd"/>
-      <w:r>
-        <w:t xml:space="preserve"> demo video </w:t>
-      </w:r>
-      <w:proofErr w:type="spellStart"/>
-      <w:r>
-        <w:t>ด้วย</w:t>
-      </w:r>
-      <w:proofErr w:type="spellEnd"/>
-      <w:r>
-        <w:t xml:space="preserve"> `python src/main.py --mode demo` </w:t>
-      </w:r>
-      <w:proofErr w:type="spellStart"/>
-      <w:r>
-        <w:t>นอกจากนี้ยังสามารถอัดข้อมูลจริงผ่าน</w:t>
-      </w:r>
-      <w:proofErr w:type="spellEnd"/>
-      <w:r>
-        <w:t xml:space="preserve"> `python tools/collect_mocap.py --output data/mocap/recorded_arm_sequence.csv` </w:t>
-      </w:r>
-      <w:proofErr w:type="spellStart"/>
-      <w:r>
-        <w:t>แล้ว</w:t>
-      </w:r>
-      <w:proofErr w:type="spellEnd"/>
-      <w:r>
-        <w:t xml:space="preserve"> replay </w:t>
-      </w:r>
-      <w:proofErr w:type="spellStart"/>
-      <w:r>
-        <w:t>เพื่อประเมินผลซ้ำด้วย</w:t>
-      </w:r>
-      <w:proofErr w:type="spellEnd"/>
-      <w:r>
-        <w:t xml:space="preserve"> `python experiments/evaluate_recorded_sequence.py data/mocap/recorded_arm_sequence.csv --expected-reps 10`</w:t>
+        <w:t>เพื่อให้เป็นไปตาม rubric ด้าน reproducibility และ demo โครงงานนี้จัดเตรียมทั้ง live web application, benchmark scripts, test suite, generated plots, และ side-by-side demo video ผู้ตรวจสามารถรันระบบหลักด้วย `python src/main.py --mode web` รัน benchmark ด้วย `python src/main.py --mode benchmark` และรัน demo video ด้วย `python src/main.py --mode demo` นอกจากนี้ยังสามารถอัดข้อมูลจริงผ่าน `python tools/collect_mocap.py --output data/mocap/recorded_arm_sequence.csv` แล้ว replay เพื่อประเมินผลซ้ำด้วย `python experiments/evaluate_recorded_sequence.py data/mocap/recorded_arm_sequence.csv --expected-reps 10`</w:t>
       </w:r>
     </w:p>
     <w:tbl>
@@ -5872,7 +2221,6 @@
             <w:tcW w:w="5256" w:type="dxa"/>
           </w:tcPr>
           <w:p>
-            <w:proofErr w:type="spellStart"/>
             <w:r>
               <w:rPr>
                 <w:b/>
@@ -5880,7 +2228,6 @@
               </w:rPr>
               <w:t>องค์ประกอบ</w:t>
             </w:r>
-            <w:proofErr w:type="spellEnd"/>
           </w:p>
         </w:tc>
         <w:tc>
@@ -5888,31 +2235,13 @@
             <w:tcW w:w="5256" w:type="dxa"/>
           </w:tcPr>
           <w:p>
-            <w:proofErr w:type="spellStart"/>
             <w:r>
               <w:rPr>
                 <w:b/>
                 <w:sz w:val="22"/>
               </w:rPr>
-              <w:t>ไฟล์</w:t>
+              <w:t>ไฟล์ / คำสั่ง</w:t>
             </w:r>
-            <w:proofErr w:type="spellEnd"/>
-            <w:r>
-              <w:rPr>
-                <w:b/>
-                <w:sz w:val="22"/>
-              </w:rPr>
-              <w:t xml:space="preserve"> / </w:t>
-            </w:r>
-            <w:proofErr w:type="spellStart"/>
-            <w:r>
-              <w:rPr>
-                <w:b/>
-                <w:sz w:val="22"/>
-              </w:rPr>
-              <w:t>คำสั่ง</w:t>
-            </w:r>
-            <w:proofErr w:type="spellEnd"/>
           </w:p>
         </w:tc>
       </w:tr>
@@ -5922,14 +2251,12 @@
             <w:tcW w:w="5256" w:type="dxa"/>
           </w:tcPr>
           <w:p>
-            <w:proofErr w:type="spellStart"/>
             <w:r>
               <w:rPr>
                 <w:sz w:val="21"/>
               </w:rPr>
               <w:t>รายงาน</w:t>
             </w:r>
-            <w:proofErr w:type="spellEnd"/>
           </w:p>
         </w:tc>
         <w:tc>
@@ -5952,14 +2279,12 @@
             <w:tcW w:w="5256" w:type="dxa"/>
           </w:tcPr>
           <w:p>
-            <w:proofErr w:type="spellStart"/>
             <w:r>
               <w:rPr>
                 <w:sz w:val="21"/>
               </w:rPr>
               <w:t>สไลด์</w:t>
             </w:r>
-            <w:proofErr w:type="spellEnd"/>
           </w:p>
         </w:tc>
         <w:tc>
@@ -5982,19 +2307,11 @@
             <w:tcW w:w="5256" w:type="dxa"/>
           </w:tcPr>
           <w:p>
-            <w:proofErr w:type="spellStart"/>
             <w:r>
               <w:rPr>
                 <w:sz w:val="21"/>
               </w:rPr>
-              <w:t>ผล</w:t>
-            </w:r>
-            <w:proofErr w:type="spellEnd"/>
-            <w:r>
-              <w:rPr>
-                <w:sz w:val="21"/>
-              </w:rPr>
-              <w:t xml:space="preserve"> benchmark</w:t>
+              <w:t>ผล benchmark</w:t>
             </w:r>
           </w:p>
         </w:tc>
@@ -6007,21 +2324,7 @@
               <w:rPr>
                 <w:sz w:val="21"/>
               </w:rPr>
-              <w:t xml:space="preserve">experiments/results/runtime.csv </w:t>
-            </w:r>
-            <w:proofErr w:type="spellStart"/>
-            <w:r>
-              <w:rPr>
-                <w:sz w:val="21"/>
-              </w:rPr>
-              <w:t>และ</w:t>
-            </w:r>
-            <w:proofErr w:type="spellEnd"/>
-            <w:r>
-              <w:rPr>
-                <w:sz w:val="21"/>
-              </w:rPr>
-              <w:t xml:space="preserve"> experiments/results/plots.png</w:t>
+              <w:t>experiments/results/runtime.csv และ experiments/results/plots.png</w:t>
             </w:r>
           </w:p>
         </w:tc>
@@ -6077,30 +2380,8 @@
               <w:rPr>
                 <w:sz w:val="21"/>
               </w:rPr>
-              <w:t xml:space="preserve">python -m </w:t>
+              <w:t>python -m unittest tests.test_simulation</w:t>
             </w:r>
-            <w:proofErr w:type="spellStart"/>
-            <w:r>
-              <w:rPr>
-                <w:sz w:val="21"/>
-              </w:rPr>
-              <w:t>unittest</w:t>
-            </w:r>
-            <w:proofErr w:type="spellEnd"/>
-            <w:r>
-              <w:rPr>
-                <w:sz w:val="21"/>
-              </w:rPr>
-              <w:t xml:space="preserve"> </w:t>
-            </w:r>
-            <w:proofErr w:type="spellStart"/>
-            <w:r>
-              <w:rPr>
-                <w:sz w:val="21"/>
-              </w:rPr>
-              <w:t>tests.test_simulation</w:t>
-            </w:r>
-            <w:proofErr w:type="spellEnd"/>
           </w:p>
         </w:tc>
       </w:tr>
@@ -6109,19 +2390,11 @@
       <w:pPr>
         <w:pStyle w:val="Heading1"/>
       </w:pPr>
-      <w:proofErr w:type="spellStart"/>
       <w:r>
         <w:rPr>
           <w:rFonts w:ascii="TH Sarabun New" w:eastAsia="TH Sarabun New" w:hAnsi="TH Sarabun New"/>
         </w:rPr>
-        <w:t>เอกสารอ้างอิง</w:t>
-      </w:r>
-      <w:proofErr w:type="spellEnd"/>
-      <w:r>
-        <w:rPr>
-          <w:rFonts w:ascii="TH Sarabun New" w:eastAsia="TH Sarabun New" w:hAnsi="TH Sarabun New"/>
-        </w:rPr>
-        <w:t xml:space="preserve"> (References)</w:t>
+        <w:t>เอกสารอ้างอิง (References)</w:t>
       </w:r>
     </w:p>
     <w:p>
@@ -6138,35 +2411,7 @@
           <w:sz w:val="22"/>
         </w:rPr>
         <w:lastRenderedPageBreak/>
-        <w:t xml:space="preserve">[2] V. </w:t>
-      </w:r>
-      <w:proofErr w:type="spellStart"/>
-      <w:r>
-        <w:rPr>
-          <w:sz w:val="22"/>
-        </w:rPr>
-        <w:t>Bazarevsky</w:t>
-      </w:r>
-      <w:proofErr w:type="spellEnd"/>
-      <w:r>
-        <w:rPr>
-          <w:sz w:val="22"/>
-        </w:rPr>
-        <w:t xml:space="preserve"> et al., “</w:t>
-      </w:r>
-      <w:proofErr w:type="spellStart"/>
-      <w:r>
-        <w:rPr>
-          <w:sz w:val="22"/>
-        </w:rPr>
-        <w:t>BlazePose</w:t>
-      </w:r>
-      <w:proofErr w:type="spellEnd"/>
-      <w:r>
-        <w:rPr>
-          <w:sz w:val="22"/>
-        </w:rPr>
-        <w:t>: On-device Real-time Body Pose Tracking,” arXiv:2006.10204, 2020.</w:t>
+        <w:t>[2] V. Bazarevsky et al., “BlazePose: On-device Real-time Body Pose Tracking,” arXiv:2006.10204, 2020.</w:t>
       </w:r>
     </w:p>
     <w:p>
@@ -6174,35 +2419,7 @@
         <w:rPr>
           <w:sz w:val="22"/>
         </w:rPr>
-        <w:t xml:space="preserve">[3] Google </w:t>
-      </w:r>
-      <w:proofErr w:type="spellStart"/>
-      <w:r>
-        <w:rPr>
-          <w:sz w:val="22"/>
-        </w:rPr>
-        <w:t>MediaPipe</w:t>
-      </w:r>
-      <w:proofErr w:type="spellEnd"/>
-      <w:r>
-        <w:rPr>
-          <w:sz w:val="22"/>
-        </w:rPr>
-        <w:t xml:space="preserve"> Team, “</w:t>
-      </w:r>
-      <w:proofErr w:type="spellStart"/>
-      <w:r>
-        <w:rPr>
-          <w:sz w:val="22"/>
-        </w:rPr>
-        <w:t>MediaPipe</w:t>
-      </w:r>
-      <w:proofErr w:type="spellEnd"/>
-      <w:r>
-        <w:rPr>
-          <w:sz w:val="22"/>
-        </w:rPr>
-        <w:t xml:space="preserve"> Pose Documentation,” official developer documentation.</w:t>
+        <w:t>[3] Google MediaPipe Team, “MediaPipe Pose Documentation,” official developer documentation.</w:t>
       </w:r>
     </w:p>
     <w:p>
@@ -6210,21 +2427,7 @@
         <w:rPr>
           <w:sz w:val="22"/>
         </w:rPr>
-        <w:t xml:space="preserve">[4] G. </w:t>
-      </w:r>
-      <w:proofErr w:type="spellStart"/>
-      <w:r>
-        <w:rPr>
-          <w:sz w:val="22"/>
-        </w:rPr>
-        <w:t>Casiez</w:t>
-      </w:r>
-      <w:proofErr w:type="spellEnd"/>
-      <w:r>
-        <w:rPr>
-          <w:sz w:val="22"/>
-        </w:rPr>
-        <w:t>, N. Roussel, and D. Vogel, “1 Euro Filter: A Simple Speed-based Low-pass Filter for Noisy Input in Interactive Systems,” CHI 2012.</w:t>
+        <w:t>[4] G. Casiez, N. Roussel, and D. Vogel, “1 Euro Filter: A Simple Speed-based Low-pass Filter for Noisy Input in Interactive Systems,” CHI 2012.</w:t>
       </w:r>
     </w:p>
     <w:p>
@@ -6240,49 +2443,19 @@
         <w:rPr>
           <w:sz w:val="22"/>
         </w:rPr>
-        <w:t xml:space="preserve">[6] A. </w:t>
-      </w:r>
-      <w:proofErr w:type="spellStart"/>
-      <w:r>
-        <w:rPr>
-          <w:sz w:val="22"/>
-        </w:rPr>
-        <w:t>Menache</w:t>
-      </w:r>
-      <w:proofErr w:type="spellEnd"/>
-      <w:r>
-        <w:rPr>
-          <w:sz w:val="22"/>
-        </w:rPr>
-        <w:t>, Understanding Motion Capture for Computer Animation and Video Games, 2nd ed., Morgan Kaufmann, 2010.</w:t>
+        <w:t>[6] A. Menache, Understanding Motion Capture for Computer Animation and Video Games, 2nd ed., Morgan Kaufmann, 2010.</w:t>
       </w:r>
     </w:p>
     <w:p>
       <w:pPr>
         <w:pStyle w:val="Heading1"/>
       </w:pPr>
-      <w:proofErr w:type="spellStart"/>
       <w:r>
         <w:rPr>
           <w:rFonts w:ascii="TH Sarabun New" w:eastAsia="TH Sarabun New" w:hAnsi="TH Sarabun New"/>
         </w:rPr>
-        <w:t>ภาคผนวก</w:t>
+        <w:t>ภาคผนวก A. โครงสร้างโฟลเดอร์ที่ใช้ส่งงาน</w:t>
       </w:r>
-      <w:proofErr w:type="spellEnd"/>
-      <w:r>
-        <w:rPr>
-          <w:rFonts w:ascii="TH Sarabun New" w:eastAsia="TH Sarabun New" w:hAnsi="TH Sarabun New"/>
-        </w:rPr>
-        <w:t xml:space="preserve"> A. </w:t>
-      </w:r>
-      <w:proofErr w:type="spellStart"/>
-      <w:r>
-        <w:rPr>
-          <w:rFonts w:ascii="TH Sarabun New" w:eastAsia="TH Sarabun New" w:hAnsi="TH Sarabun New"/>
-        </w:rPr>
-        <w:t>โครงสร้างโฟลเดอร์ที่ใช้ส่งงาน</w:t>
-      </w:r>
-      <w:proofErr w:type="spellEnd"/>
     </w:p>
     <w:p>
       <w:pPr>
@@ -6365,23 +2538,7 @@
           <w:rFonts w:ascii="Courier New" w:eastAsia="Courier New" w:hAnsi="Courier New"/>
           <w:sz w:val="18"/>
         </w:rPr>
-        <w:t xml:space="preserve">├── </w:t>
-      </w:r>
-      <w:proofErr w:type="spellStart"/>
-      <w:r>
-        <w:rPr>
-          <w:rFonts w:ascii="Courier New" w:eastAsia="Courier New" w:hAnsi="Courier New"/>
-          <w:sz w:val="18"/>
-        </w:rPr>
-        <w:t>src</w:t>
-      </w:r>
-      <w:proofErr w:type="spellEnd"/>
-      <w:r>
-        <w:rPr>
-          <w:rFonts w:ascii="Courier New" w:eastAsia="Courier New" w:hAnsi="Courier New"/>
-          <w:sz w:val="18"/>
-        </w:rPr>
-        <w:t>/</w:t>
+        <w:t>├── src/</w:t>
       </w:r>
     </w:p>
     <w:p>
@@ -6496,123 +2653,17 @@
       <w:pPr>
         <w:pStyle w:val="Heading1"/>
       </w:pPr>
-      <w:proofErr w:type="spellStart"/>
       <w:r>
         <w:rPr>
           <w:rFonts w:ascii="TH Sarabun New" w:eastAsia="TH Sarabun New" w:hAnsi="TH Sarabun New"/>
         </w:rPr>
-        <w:t>ภาคผนวก</w:t>
+        <w:t>ภาคผนวก B. หมายเหตุเกี่ยวกับข้อมูลสังเคราะห์</w:t>
       </w:r>
-      <w:proofErr w:type="spellEnd"/>
-      <w:r>
-        <w:rPr>
-          <w:rFonts w:ascii="TH Sarabun New" w:eastAsia="TH Sarabun New" w:hAnsi="TH Sarabun New"/>
-        </w:rPr>
-        <w:t xml:space="preserve"> B. </w:t>
-      </w:r>
-      <w:proofErr w:type="spellStart"/>
-      <w:r>
-        <w:rPr>
-          <w:rFonts w:ascii="TH Sarabun New" w:eastAsia="TH Sarabun New" w:hAnsi="TH Sarabun New"/>
-        </w:rPr>
-        <w:t>หมายเหตุเกี่ยวกับข้อมูลสังเคราะห์</w:t>
-      </w:r>
-      <w:proofErr w:type="spellEnd"/>
     </w:p>
     <w:p>
-      <w:proofErr w:type="spellStart"/>
       <w:r>
-        <w:t>ข้อมูลสังเคราะห์ในงานนี้ไม่ได้ถูกเก็บเป็นไฟล์ขนาดใหญ่ใน</w:t>
+        <w:t>ข้อมูลสังเคราะห์ในงานนี้ไม่ได้ถูกเก็บเป็นไฟล์ขนาดใหญ่ใน repository แต่ถูกสร้างแบบ on-demand จาก `src/algorithms/synthetic_data.py` เพื่อให้ benchmark ทำซ้ำได้ทุกครั้งโดยใช้ parameter เดิม ทั้งนี้ synthetic sequence ประกอบด้วย elbow-angle motion profile, noise injection, visibility imbalance, และ dropout segments เพื่อเลียนแบบความไม่สมบูรณ์ของ pose tracking ในการใช้งานจริง</w:t>
       </w:r>
-      <w:proofErr w:type="spellEnd"/>
-      <w:r>
-        <w:t xml:space="preserve"> repository </w:t>
-      </w:r>
-      <w:proofErr w:type="spellStart"/>
-      <w:r>
-        <w:t>แต่ถูกสร้างแบบ</w:t>
-      </w:r>
-      <w:proofErr w:type="spellEnd"/>
-      <w:r>
-        <w:t xml:space="preserve"> on-demand </w:t>
-      </w:r>
-      <w:proofErr w:type="spellStart"/>
-      <w:r>
-        <w:t>จาก</w:t>
-      </w:r>
-      <w:proofErr w:type="spellEnd"/>
-      <w:r>
-        <w:t xml:space="preserve"> `</w:t>
-      </w:r>
-      <w:proofErr w:type="spellStart"/>
-      <w:r>
-        <w:t>src</w:t>
-      </w:r>
-      <w:proofErr w:type="spellEnd"/>
-      <w:r>
-        <w:t xml:space="preserve">/algorithms/synthetic_data.py` </w:t>
-      </w:r>
-      <w:proofErr w:type="spellStart"/>
-      <w:r>
-        <w:t>เพื่อให้</w:t>
-      </w:r>
-      <w:proofErr w:type="spellEnd"/>
-      <w:r>
-        <w:t xml:space="preserve"> benchmark </w:t>
-      </w:r>
-      <w:proofErr w:type="spellStart"/>
-      <w:r>
-        <w:t>ทำซ้ำได้ทุกครั้งโดยใช้</w:t>
-      </w:r>
-      <w:proofErr w:type="spellEnd"/>
-      <w:r>
-        <w:t xml:space="preserve"> parameter </w:t>
-      </w:r>
-      <w:proofErr w:type="spellStart"/>
-      <w:r>
-        <w:t>เดิม</w:t>
-      </w:r>
-      <w:proofErr w:type="spellEnd"/>
-      <w:r>
-        <w:t xml:space="preserve"> </w:t>
-      </w:r>
-      <w:proofErr w:type="spellStart"/>
-      <w:r>
-        <w:t>ทั้งนี้</w:t>
-      </w:r>
-      <w:proofErr w:type="spellEnd"/>
-      <w:r>
-        <w:t xml:space="preserve"> synthetic sequence </w:t>
-      </w:r>
-      <w:proofErr w:type="spellStart"/>
-      <w:r>
-        <w:t>ประกอบด้วย</w:t>
-      </w:r>
-      <w:proofErr w:type="spellEnd"/>
-      <w:r>
-        <w:t xml:space="preserve"> elbow-angle motion profile, noise injection, visibility imbalance, </w:t>
-      </w:r>
-      <w:proofErr w:type="spellStart"/>
-      <w:r>
-        <w:t>และ</w:t>
-      </w:r>
-      <w:proofErr w:type="spellEnd"/>
-      <w:r>
-        <w:t xml:space="preserve"> dropout segments </w:t>
-      </w:r>
-      <w:proofErr w:type="spellStart"/>
-      <w:r>
-        <w:t>เพื่อเลียนแบบความไม่สมบูรณ์ของ</w:t>
-      </w:r>
-      <w:proofErr w:type="spellEnd"/>
-      <w:r>
-        <w:t xml:space="preserve"> pose tracking </w:t>
-      </w:r>
-      <w:proofErr w:type="spellStart"/>
-      <w:r>
-        <w:t>ในการใช้งานจริง</w:t>
-      </w:r>
-      <w:proofErr w:type="spellEnd"/>
     </w:p>
     <w:sectPr>
       <w:type w:val="continuous"/>
